--- a/搬家.docx
+++ b/搬家.docx
@@ -4089,6 +4089,19 @@
             <w:r>
               <w:rPr>
                 <w:rFonts w:ascii="Helvetica Neue" w:eastAsia="PingFang SC" w:hAnsi="Helvetica Neue" w:cs="Helvetica Neue" w:hint="eastAsia"/>
+                <w:b/>
+                <w:bCs/>
+                <w:szCs w:val="24"/>
+                <w:lang w:eastAsia="zh-CN"/>
+                <w14:ligatures w14:val="standardContextual"/>
+              </w:rPr>
+              <w:t>有</w:t>
+            </w:r>
+            <w:r>
+              <w:rPr>
+                <w:rFonts w:ascii="Helvetica Neue" w:eastAsia="PingFang SC" w:hAnsi="Helvetica Neue" w:cs="Helvetica Neue" w:hint="eastAsia"/>
+                <w:b/>
+                <w:bCs/>
                 <w:szCs w:val="24"/>
                 <w:lang w:eastAsia="zh-CN"/>
                 <w14:ligatures w14:val="standardContextual"/>
@@ -4098,11 +4111,22 @@
             <w:r>
               <w:rPr>
                 <w:rFonts w:ascii="Helvetica Neue" w:eastAsia="PingFang SC" w:hAnsi="Helvetica Neue" w:cs="Helvetica Neue" w:hint="eastAsia"/>
-                <w:szCs w:val="24"/>
-                <w:lang w:eastAsia="zh-CN"/>
-                <w14:ligatures w14:val="standardContextual"/>
-              </w:rPr>
-              <w:t>个）</w:t>
+                <w:b/>
+                <w:bCs/>
+                <w:szCs w:val="24"/>
+                <w:lang w:eastAsia="zh-CN"/>
+                <w14:ligatures w14:val="standardContextual"/>
+              </w:rPr>
+              <w:t>个</w:t>
+            </w:r>
+            <w:r>
+              <w:rPr>
+                <w:rFonts w:ascii="Helvetica Neue" w:eastAsia="PingFang SC" w:hAnsi="Helvetica Neue" w:cs="Helvetica Neue" w:hint="eastAsia"/>
+                <w:szCs w:val="24"/>
+                <w:lang w:eastAsia="zh-CN"/>
+                <w14:ligatures w14:val="standardContextual"/>
+              </w:rPr>
+              <w:t>）</w:t>
             </w:r>
           </w:p>
         </w:tc>
@@ -4349,11 +4373,24 @@
                 <w:lang w:eastAsia="zh-CN"/>
                 <w14:ligatures w14:val="standardContextual"/>
               </w:rPr>
-              <w:t>层抽屉（有</w:t>
+              <w:t>层抽屉（</w:t>
             </w:r>
             <w:r>
               <w:rPr>
                 <w:rFonts w:ascii="Helvetica Neue" w:eastAsia="PingFang SC" w:hAnsi="Helvetica Neue" w:cs="Helvetica Neue" w:hint="eastAsia"/>
+                <w:b/>
+                <w:bCs/>
+                <w:szCs w:val="24"/>
+                <w:lang w:eastAsia="zh-CN"/>
+                <w14:ligatures w14:val="standardContextual"/>
+              </w:rPr>
+              <w:t>有</w:t>
+            </w:r>
+            <w:r>
+              <w:rPr>
+                <w:rFonts w:ascii="Helvetica Neue" w:eastAsia="PingFang SC" w:hAnsi="Helvetica Neue" w:cs="Helvetica Neue" w:hint="eastAsia"/>
+                <w:b/>
+                <w:bCs/>
                 <w:szCs w:val="24"/>
                 <w:lang w:eastAsia="zh-CN"/>
                 <w14:ligatures w14:val="standardContextual"/>
@@ -4363,11 +4400,22 @@
             <w:r>
               <w:rPr>
                 <w:rFonts w:ascii="Helvetica Neue" w:eastAsia="PingFang SC" w:hAnsi="Helvetica Neue" w:cs="Helvetica Neue" w:hint="eastAsia"/>
-                <w:szCs w:val="24"/>
-                <w:lang w:eastAsia="zh-CN"/>
-                <w14:ligatures w14:val="standardContextual"/>
-              </w:rPr>
-              <w:t>个）</w:t>
+                <w:b/>
+                <w:bCs/>
+                <w:szCs w:val="24"/>
+                <w:lang w:eastAsia="zh-CN"/>
+                <w14:ligatures w14:val="standardContextual"/>
+              </w:rPr>
+              <w:t>个</w:t>
+            </w:r>
+            <w:r>
+              <w:rPr>
+                <w:rFonts w:ascii="Helvetica Neue" w:eastAsia="PingFang SC" w:hAnsi="Helvetica Neue" w:cs="Helvetica Neue" w:hint="eastAsia"/>
+                <w:szCs w:val="24"/>
+                <w:lang w:eastAsia="zh-CN"/>
+                <w14:ligatures w14:val="standardContextual"/>
+              </w:rPr>
+              <w:t>）</w:t>
             </w:r>
           </w:p>
         </w:tc>
@@ -4517,6 +4565,1331 @@
               </w:rPr>
               <w:t>个</w:t>
             </w:r>
+          </w:p>
+        </w:tc>
+        <w:tc>
+          <w:tcPr>
+            <w:tcW w:w="2160" w:type="dxa"/>
+            <w:tcBorders>
+              <w:top w:val="single" w:sz="8" w:space="0" w:color="9A9A9A"/>
+              <w:left w:val="single" w:sz="8" w:space="0" w:color="9A9A9A"/>
+              <w:bottom w:val="single" w:sz="8" w:space="0" w:color="9A9A9A"/>
+              <w:right w:val="single" w:sz="8" w:space="0" w:color="9A9A9A"/>
+            </w:tcBorders>
+          </w:tcPr>
+          <w:p>
+            <w:pPr>
+              <w:tabs>
+                <w:tab w:val="left" w:pos="560"/>
+                <w:tab w:val="left" w:pos="1120"/>
+                <w:tab w:val="left" w:pos="1680"/>
+                <w:tab w:val="left" w:pos="2240"/>
+                <w:tab w:val="left" w:pos="2800"/>
+                <w:tab w:val="left" w:pos="3360"/>
+                <w:tab w:val="left" w:pos="3920"/>
+                <w:tab w:val="left" w:pos="4480"/>
+                <w:tab w:val="left" w:pos="5040"/>
+                <w:tab w:val="left" w:pos="5600"/>
+                <w:tab w:val="left" w:pos="6160"/>
+                <w:tab w:val="left" w:pos="6720"/>
+              </w:tabs>
+              <w:autoSpaceDE w:val="0"/>
+              <w:autoSpaceDN w:val="0"/>
+              <w:adjustRightInd w:val="0"/>
+              <w:spacing w:after="0" w:line="240" w:lineRule="auto"/>
+              <w:rPr>
+                <w:rFonts w:ascii="Helvetica Neue" w:eastAsia="PingFang SC" w:hAnsi="Helvetica Neue" w:cs="Helvetica Neue"/>
+                <w:szCs w:val="24"/>
+                <w:lang w:eastAsia="zh-CN"/>
+                <w14:ligatures w14:val="standardContextual"/>
+              </w:rPr>
+            </w:pPr>
+          </w:p>
+        </w:tc>
+      </w:tr>
+      <w:tr>
+        <w:tc>
+          <w:tcPr>
+            <w:tcW w:w="2268" w:type="dxa"/>
+            <w:tcBorders>
+              <w:top w:val="single" w:sz="8" w:space="0" w:color="9A9A9A"/>
+              <w:left w:val="single" w:sz="8" w:space="0" w:color="9A9A9A"/>
+              <w:bottom w:val="single" w:sz="8" w:space="0" w:color="9A9A9A"/>
+              <w:right w:val="single" w:sz="8" w:space="0" w:color="9A9A9A"/>
+            </w:tcBorders>
+            <w:tcMar>
+              <w:top w:w="100" w:type="nil"/>
+              <w:left w:w="20" w:type="nil"/>
+              <w:bottom w:w="20" w:type="nil"/>
+              <w:right w:w="100" w:type="nil"/>
+            </w:tcMar>
+          </w:tcPr>
+          <w:p>
+            <w:pPr>
+              <w:autoSpaceDE w:val="0"/>
+              <w:autoSpaceDN w:val="0"/>
+              <w:adjustRightInd w:val="0"/>
+              <w:spacing w:after="0" w:line="240" w:lineRule="auto"/>
+              <w:rPr>
+                <w:rFonts w:ascii="Helvetica Neue" w:eastAsia="PingFang SC" w:hAnsi="Helvetica Neue" w:cs="Helvetica Neue" w:hint="eastAsia"/>
+                <w:szCs w:val="24"/>
+                <w:lang w:eastAsia="zh-CN"/>
+                <w14:ligatures w14:val="standardContextual"/>
+              </w:rPr>
+            </w:pPr>
+            <w:r>
+              <w:rPr>
+                <w:rFonts w:ascii="Helvetica Neue" w:eastAsia="PingFang SC" w:hAnsi="Helvetica Neue" w:cs="Helvetica Neue" w:hint="eastAsia"/>
+                <w:szCs w:val="24"/>
+                <w:lang w:eastAsia="zh-CN"/>
+                <w14:ligatures w14:val="standardContextual"/>
+              </w:rPr>
+              <w:t>雅马哈</w:t>
+            </w:r>
+            <w:r>
+              <w:rPr>
+                <w:rFonts w:ascii="Helvetica Neue" w:eastAsia="PingFang SC" w:hAnsi="Helvetica Neue" w:cs="Helvetica Neue" w:hint="eastAsia"/>
+                <w:szCs w:val="24"/>
+                <w:lang w:eastAsia="zh-CN"/>
+                <w14:ligatures w14:val="standardContextual"/>
+              </w:rPr>
+              <w:t>C3</w:t>
+            </w:r>
+            <w:r>
+              <w:rPr>
+                <w:rFonts w:ascii="Helvetica Neue" w:eastAsia="PingFang SC" w:hAnsi="Helvetica Neue" w:cs="Helvetica Neue" w:hint="eastAsia"/>
+                <w:szCs w:val="24"/>
+                <w:lang w:eastAsia="zh-CN"/>
+                <w14:ligatures w14:val="standardContextual"/>
+              </w:rPr>
+              <w:t>三角钢琴</w:t>
+            </w:r>
+          </w:p>
+        </w:tc>
+        <w:tc>
+          <w:tcPr>
+            <w:tcW w:w="2160" w:type="dxa"/>
+            <w:tcBorders>
+              <w:top w:val="single" w:sz="8" w:space="0" w:color="9A9A9A"/>
+              <w:left w:val="single" w:sz="8" w:space="0" w:color="9A9A9A"/>
+              <w:bottom w:val="single" w:sz="8" w:space="0" w:color="9A9A9A"/>
+              <w:right w:val="single" w:sz="8" w:space="0" w:color="9A9A9A"/>
+            </w:tcBorders>
+            <w:tcMar>
+              <w:top w:w="100" w:type="nil"/>
+              <w:left w:w="20" w:type="nil"/>
+              <w:bottom w:w="20" w:type="nil"/>
+              <w:right w:w="100" w:type="nil"/>
+            </w:tcMar>
+          </w:tcPr>
+          <w:p>
+            <w:pPr>
+              <w:autoSpaceDE w:val="0"/>
+              <w:autoSpaceDN w:val="0"/>
+              <w:adjustRightInd w:val="0"/>
+              <w:spacing w:after="0" w:line="240" w:lineRule="auto"/>
+              <w:rPr>
+                <w:rFonts w:ascii="Helvetica Neue" w:hAnsi="Helvetica Neue" w:cs="Helvetica Neue"/>
+                <w:szCs w:val="24"/>
+                <w:lang w:eastAsia="zh-CN"/>
+                <w14:ligatures w14:val="standardContextual"/>
+              </w:rPr>
+            </w:pPr>
+            <w:r>
+              <w:rPr>
+                <w:rFonts w:ascii="Helvetica Neue" w:hAnsi="Helvetica Neue" w:cs="Helvetica Neue"/>
+                <w:szCs w:val="24"/>
+                <w:lang w:eastAsia="zh-CN"/>
+                <w14:ligatures w14:val="standardContextual"/>
+              </w:rPr>
+              <w:t>/Users/jingyi/Library/CloudStorage/Dropbox/UW/Document/moving/MovingSales/images/piano_1.jpeg</w:t>
+            </w:r>
+          </w:p>
+          <w:p>
+            <w:pPr>
+              <w:autoSpaceDE w:val="0"/>
+              <w:autoSpaceDN w:val="0"/>
+              <w:adjustRightInd w:val="0"/>
+              <w:spacing w:after="0" w:line="240" w:lineRule="auto"/>
+              <w:rPr>
+                <w:rFonts w:ascii="Helvetica Neue" w:hAnsi="Helvetica Neue" w:cs="Helvetica Neue"/>
+                <w:szCs w:val="24"/>
+                <w:lang w:eastAsia="zh-CN"/>
+                <w14:ligatures w14:val="standardContextual"/>
+              </w:rPr>
+            </w:pPr>
+          </w:p>
+          <w:p>
+            <w:pPr>
+              <w:autoSpaceDE w:val="0"/>
+              <w:autoSpaceDN w:val="0"/>
+              <w:adjustRightInd w:val="0"/>
+              <w:spacing w:after="0" w:line="240" w:lineRule="auto"/>
+              <w:rPr>
+                <w:rFonts w:ascii="Helvetica Neue" w:hAnsi="Helvetica Neue" w:cs="Helvetica Neue" w:hint="eastAsia"/>
+                <w:szCs w:val="24"/>
+                <w:lang w:eastAsia="zh-CN"/>
+                <w14:ligatures w14:val="standardContextual"/>
+              </w:rPr>
+            </w:pPr>
+            <w:r>
+              <w:rPr>
+                <w:rFonts w:ascii="Helvetica Neue" w:hAnsi="Helvetica Neue" w:cs="Helvetica Neue" w:hint="eastAsia"/>
+                <w:szCs w:val="24"/>
+                <w:lang w:eastAsia="zh-CN"/>
+                <w14:ligatures w14:val="standardContextual"/>
+              </w:rPr>
+              <w:t>琴键木头细节：</w:t>
+            </w:r>
+            <w:r>
+              <w:rPr>
+                <w:rFonts w:ascii="Helvetica Neue" w:hAnsi="Helvetica Neue" w:cs="Helvetica Neue"/>
+                <w:szCs w:val="24"/>
+                <w:lang w:eastAsia="zh-CN"/>
+                <w14:ligatures w14:val="standardContextual"/>
+              </w:rPr>
+              <w:t>/Users/jingyi/Library/CloudStorage/Dropbox/UW/Document/moving/MovingSales/images/piano_2.jpeg</w:t>
+            </w:r>
+          </w:p>
+        </w:tc>
+        <w:tc>
+          <w:tcPr>
+            <w:tcW w:w="2160" w:type="dxa"/>
+            <w:tcBorders>
+              <w:top w:val="single" w:sz="8" w:space="0" w:color="9A9A9A"/>
+              <w:left w:val="single" w:sz="8" w:space="0" w:color="9A9A9A"/>
+              <w:bottom w:val="single" w:sz="8" w:space="0" w:color="9A9A9A"/>
+              <w:right w:val="single" w:sz="8" w:space="0" w:color="9A9A9A"/>
+            </w:tcBorders>
+            <w:tcMar>
+              <w:top w:w="100" w:type="nil"/>
+              <w:left w:w="20" w:type="nil"/>
+              <w:bottom w:w="20" w:type="nil"/>
+              <w:right w:w="100" w:type="nil"/>
+            </w:tcMar>
+          </w:tcPr>
+          <w:p>
+            <w:pPr>
+              <w:autoSpaceDE w:val="0"/>
+              <w:autoSpaceDN w:val="0"/>
+              <w:adjustRightInd w:val="0"/>
+              <w:spacing w:after="0" w:line="240" w:lineRule="auto"/>
+              <w:rPr>
+                <w:rFonts w:ascii="Helvetica Neue" w:hAnsi="Helvetica Neue" w:cs="Helvetica Neue"/>
+                <w:szCs w:val="24"/>
+                <w:lang w:eastAsia="zh-CN"/>
+                <w14:ligatures w14:val="standardContextual"/>
+              </w:rPr>
+            </w:pPr>
+            <w:r>
+              <w:rPr>
+                <w:rFonts w:ascii="Helvetica Neue" w:hAnsi="Helvetica Neue" w:cs="Helvetica Neue" w:hint="eastAsia"/>
+                <w:szCs w:val="24"/>
+                <w:lang w:eastAsia="zh-CN"/>
+                <w14:ligatures w14:val="standardContextual"/>
+              </w:rPr>
+              <w:t>编码：</w:t>
+            </w:r>
+            <w:r>
+              <w:rPr>
+                <w:rFonts w:ascii="Helvetica Neue" w:hAnsi="Helvetica Neue" w:cs="Helvetica Neue" w:hint="eastAsia"/>
+                <w:szCs w:val="24"/>
+                <w:lang w:eastAsia="zh-CN"/>
+                <w14:ligatures w14:val="standardContextual"/>
+              </w:rPr>
+              <w:t>353</w:t>
+            </w:r>
+            <w:r>
+              <w:rPr>
+                <w:rFonts w:ascii="Helvetica Neue" w:hAnsi="Helvetica Neue" w:cs="Helvetica Neue" w:hint="eastAsia"/>
+                <w:szCs w:val="24"/>
+                <w:lang w:eastAsia="zh-CN"/>
+                <w14:ligatures w14:val="standardContextual"/>
+              </w:rPr>
+              <w:t>万</w:t>
+            </w:r>
+          </w:p>
+          <w:p>
+            <w:pPr>
+              <w:tabs>
+                <w:tab w:val="left" w:pos="560"/>
+                <w:tab w:val="left" w:pos="1120"/>
+                <w:tab w:val="left" w:pos="1680"/>
+                <w:tab w:val="left" w:pos="2240"/>
+                <w:tab w:val="left" w:pos="2800"/>
+                <w:tab w:val="left" w:pos="3360"/>
+                <w:tab w:val="left" w:pos="3920"/>
+                <w:tab w:val="left" w:pos="4480"/>
+                <w:tab w:val="left" w:pos="5040"/>
+                <w:tab w:val="left" w:pos="5600"/>
+                <w:tab w:val="left" w:pos="6160"/>
+                <w:tab w:val="left" w:pos="6720"/>
+              </w:tabs>
+              <w:autoSpaceDE w:val="0"/>
+              <w:autoSpaceDN w:val="0"/>
+              <w:adjustRightInd w:val="0"/>
+              <w:spacing w:after="0" w:line="240" w:lineRule="auto"/>
+              <w:rPr>
+                <w:rFonts w:ascii="Helvetica" w:eastAsia="PingFang SC" w:hAnsi="Helvetica" w:cs="Helvetica"/>
+                <w:szCs w:val="24"/>
+                <w:lang w:eastAsia="zh-CN"/>
+                <w14:ligatures w14:val="standardContextual"/>
+              </w:rPr>
+            </w:pPr>
+            <w:r>
+              <w:rPr>
+                <w:rFonts w:ascii="Helvetica Neue" w:hAnsi="Helvetica Neue" w:cs="Helvetica Neue" w:hint="eastAsia"/>
+                <w:szCs w:val="24"/>
+                <w:lang w:eastAsia="zh-CN"/>
+                <w14:ligatures w14:val="standardContextual"/>
+              </w:rPr>
+              <w:t>全尺寸演奏厅级别钢琴</w:t>
+            </w:r>
+          </w:p>
+        </w:tc>
+        <w:tc>
+          <w:tcPr>
+            <w:tcW w:w="2160" w:type="dxa"/>
+            <w:tcBorders>
+              <w:top w:val="single" w:sz="8" w:space="0" w:color="9A9A9A"/>
+              <w:left w:val="single" w:sz="8" w:space="0" w:color="9A9A9A"/>
+              <w:bottom w:val="single" w:sz="8" w:space="0" w:color="9A9A9A"/>
+              <w:right w:val="single" w:sz="8" w:space="0" w:color="9A9A9A"/>
+            </w:tcBorders>
+            <w:tcMar>
+              <w:top w:w="100" w:type="nil"/>
+              <w:left w:w="20" w:type="nil"/>
+              <w:bottom w:w="20" w:type="nil"/>
+              <w:right w:w="100" w:type="nil"/>
+            </w:tcMar>
+          </w:tcPr>
+          <w:p>
+            <w:pPr>
+              <w:tabs>
+                <w:tab w:val="left" w:pos="560"/>
+                <w:tab w:val="left" w:pos="1120"/>
+                <w:tab w:val="left" w:pos="1680"/>
+                <w:tab w:val="left" w:pos="2240"/>
+                <w:tab w:val="left" w:pos="2800"/>
+                <w:tab w:val="left" w:pos="3360"/>
+                <w:tab w:val="left" w:pos="3920"/>
+                <w:tab w:val="left" w:pos="4480"/>
+                <w:tab w:val="left" w:pos="5040"/>
+                <w:tab w:val="left" w:pos="5600"/>
+                <w:tab w:val="left" w:pos="6160"/>
+                <w:tab w:val="left" w:pos="6720"/>
+              </w:tabs>
+              <w:autoSpaceDE w:val="0"/>
+              <w:autoSpaceDN w:val="0"/>
+              <w:adjustRightInd w:val="0"/>
+              <w:spacing w:after="0" w:line="240" w:lineRule="auto"/>
+              <w:rPr>
+                <w:rFonts w:ascii="AppleSystemUIFont" w:hAnsi="AppleSystemUIFont" w:cs="AppleSystemUIFont" w:hint="eastAsia"/>
+                <w:szCs w:val="24"/>
+                <w:lang w:eastAsia="zh-CN"/>
+                <w14:ligatures w14:val="standardContextual"/>
+              </w:rPr>
+            </w:pPr>
+            <w:r>
+              <w:rPr>
+                <w:rFonts w:ascii="AppleSystemUIFont" w:hAnsi="AppleSystemUIFont" w:cs="AppleSystemUIFont" w:hint="eastAsia"/>
+                <w:szCs w:val="24"/>
+                <w:lang w:eastAsia="zh-CN"/>
+                <w14:ligatures w14:val="standardContextual"/>
+              </w:rPr>
+              <w:t>$1</w:t>
+            </w:r>
+            <w:r>
+              <w:rPr>
+                <w:rFonts w:ascii="AppleSystemUIFont" w:hAnsi="AppleSystemUIFont" w:cs="AppleSystemUIFont" w:hint="eastAsia"/>
+                <w:szCs w:val="24"/>
+                <w:lang w:eastAsia="zh-CN"/>
+                <w14:ligatures w14:val="standardContextual"/>
+              </w:rPr>
+              <w:t>万</w:t>
+            </w:r>
+            <w:r>
+              <w:rPr>
+                <w:rFonts w:ascii="AppleSystemUIFont" w:hAnsi="AppleSystemUIFont" w:cs="AppleSystemUIFont" w:hint="eastAsia"/>
+                <w:szCs w:val="24"/>
+                <w:lang w:eastAsia="zh-CN"/>
+                <w14:ligatures w14:val="standardContextual"/>
+              </w:rPr>
+              <w:t>2</w:t>
+            </w:r>
+          </w:p>
+        </w:tc>
+        <w:tc>
+          <w:tcPr>
+            <w:tcW w:w="2160" w:type="dxa"/>
+            <w:tcBorders>
+              <w:top w:val="single" w:sz="8" w:space="0" w:color="9A9A9A"/>
+              <w:left w:val="single" w:sz="8" w:space="0" w:color="9A9A9A"/>
+              <w:bottom w:val="single" w:sz="8" w:space="0" w:color="9A9A9A"/>
+              <w:right w:val="single" w:sz="8" w:space="0" w:color="9A9A9A"/>
+            </w:tcBorders>
+          </w:tcPr>
+          <w:p>
+            <w:pPr>
+              <w:tabs>
+                <w:tab w:val="left" w:pos="560"/>
+                <w:tab w:val="left" w:pos="1120"/>
+                <w:tab w:val="left" w:pos="1680"/>
+                <w:tab w:val="left" w:pos="2240"/>
+                <w:tab w:val="left" w:pos="2800"/>
+                <w:tab w:val="left" w:pos="3360"/>
+                <w:tab w:val="left" w:pos="3920"/>
+                <w:tab w:val="left" w:pos="4480"/>
+                <w:tab w:val="left" w:pos="5040"/>
+                <w:tab w:val="left" w:pos="5600"/>
+                <w:tab w:val="left" w:pos="6160"/>
+                <w:tab w:val="left" w:pos="6720"/>
+              </w:tabs>
+              <w:autoSpaceDE w:val="0"/>
+              <w:autoSpaceDN w:val="0"/>
+              <w:adjustRightInd w:val="0"/>
+              <w:spacing w:after="0" w:line="240" w:lineRule="auto"/>
+              <w:rPr>
+                <w:rFonts w:ascii="Helvetica Neue" w:eastAsia="PingFang SC" w:hAnsi="Helvetica Neue" w:cs="Helvetica Neue"/>
+                <w:szCs w:val="24"/>
+                <w:lang w:eastAsia="zh-CN"/>
+                <w14:ligatures w14:val="standardContextual"/>
+              </w:rPr>
+            </w:pPr>
+          </w:p>
+        </w:tc>
+      </w:tr>
+      <w:tr>
+        <w:tc>
+          <w:tcPr>
+            <w:tcW w:w="2268" w:type="dxa"/>
+            <w:tcBorders>
+              <w:top w:val="single" w:sz="8" w:space="0" w:color="9A9A9A"/>
+              <w:left w:val="single" w:sz="8" w:space="0" w:color="9A9A9A"/>
+              <w:bottom w:val="single" w:sz="8" w:space="0" w:color="9A9A9A"/>
+              <w:right w:val="single" w:sz="8" w:space="0" w:color="9A9A9A"/>
+            </w:tcBorders>
+            <w:tcMar>
+              <w:top w:w="100" w:type="nil"/>
+              <w:left w:w="20" w:type="nil"/>
+              <w:bottom w:w="20" w:type="nil"/>
+              <w:right w:w="100" w:type="nil"/>
+            </w:tcMar>
+          </w:tcPr>
+          <w:p>
+            <w:pPr>
+              <w:autoSpaceDE w:val="0"/>
+              <w:autoSpaceDN w:val="0"/>
+              <w:adjustRightInd w:val="0"/>
+              <w:spacing w:after="0" w:line="240" w:lineRule="auto"/>
+              <w:rPr>
+                <w:rFonts w:ascii="Helvetica Neue" w:eastAsia="PingFang SC" w:hAnsi="Helvetica Neue" w:cs="Helvetica Neue" w:hint="eastAsia"/>
+                <w:szCs w:val="24"/>
+                <w:lang w:eastAsia="zh-CN"/>
+                <w14:ligatures w14:val="standardContextual"/>
+              </w:rPr>
+            </w:pPr>
+            <w:r>
+              <w:rPr>
+                <w:rFonts w:ascii="Helvetica Neue" w:eastAsia="PingFang SC" w:hAnsi="Helvetica Neue" w:cs="Helvetica Neue" w:hint="eastAsia"/>
+                <w:szCs w:val="24"/>
+                <w:lang w:eastAsia="zh-CN"/>
+                <w14:ligatures w14:val="standardContextual"/>
+              </w:rPr>
+              <w:t>冰箱（冷冻）</w:t>
+            </w:r>
+          </w:p>
+        </w:tc>
+        <w:tc>
+          <w:tcPr>
+            <w:tcW w:w="2160" w:type="dxa"/>
+            <w:tcBorders>
+              <w:top w:val="single" w:sz="8" w:space="0" w:color="9A9A9A"/>
+              <w:left w:val="single" w:sz="8" w:space="0" w:color="9A9A9A"/>
+              <w:bottom w:val="single" w:sz="8" w:space="0" w:color="9A9A9A"/>
+              <w:right w:val="single" w:sz="8" w:space="0" w:color="9A9A9A"/>
+            </w:tcBorders>
+            <w:tcMar>
+              <w:top w:w="100" w:type="nil"/>
+              <w:left w:w="20" w:type="nil"/>
+              <w:bottom w:w="20" w:type="nil"/>
+              <w:right w:w="100" w:type="nil"/>
+            </w:tcMar>
+          </w:tcPr>
+          <w:p>
+            <w:pPr>
+              <w:autoSpaceDE w:val="0"/>
+              <w:autoSpaceDN w:val="0"/>
+              <w:adjustRightInd w:val="0"/>
+              <w:spacing w:after="0" w:line="240" w:lineRule="auto"/>
+              <w:rPr>
+                <w:rFonts w:ascii="Helvetica Neue" w:hAnsi="Helvetica Neue" w:cs="Helvetica Neue"/>
+                <w:szCs w:val="24"/>
+                <w:lang w:eastAsia="zh-CN"/>
+                <w14:ligatures w14:val="standardContextual"/>
+              </w:rPr>
+            </w:pPr>
+            <w:r>
+              <w:rPr>
+                <w:rFonts w:ascii="Helvetica Neue" w:hAnsi="Helvetica Neue" w:cs="Helvetica Neue"/>
+                <w:szCs w:val="24"/>
+                <w:lang w:eastAsia="zh-CN"/>
+                <w14:ligatures w14:val="standardContextual"/>
+              </w:rPr>
+              <w:t>/Users/jingyi/Library/CloudStorage/Dropbox/UW/Document/moving/MovingSales/images/</w:t>
+            </w:r>
+            <w:r>
+              <w:rPr>
+                <w:rFonts w:ascii="Helvetica Neue" w:hAnsi="Helvetica Neue" w:cs="Helvetica Neue"/>
+                <w:szCs w:val="24"/>
+                <w:lang w:eastAsia="zh-CN"/>
+                <w14:ligatures w14:val="standardContextual"/>
+              </w:rPr>
+              <w:t>冰柜</w:t>
+            </w:r>
+            <w:r>
+              <w:rPr>
+                <w:rFonts w:ascii="Helvetica Neue" w:hAnsi="Helvetica Neue" w:cs="Helvetica Neue"/>
+                <w:szCs w:val="24"/>
+                <w:lang w:eastAsia="zh-CN"/>
+                <w14:ligatures w14:val="standardContextual"/>
+              </w:rPr>
+              <w:t>0.jpeg.jpeg</w:t>
+            </w:r>
+          </w:p>
+          <w:p>
+            <w:pPr>
+              <w:autoSpaceDE w:val="0"/>
+              <w:autoSpaceDN w:val="0"/>
+              <w:adjustRightInd w:val="0"/>
+              <w:spacing w:after="0" w:line="240" w:lineRule="auto"/>
+              <w:rPr>
+                <w:rFonts w:ascii="Helvetica Neue" w:hAnsi="Helvetica Neue" w:cs="Helvetica Neue"/>
+                <w:szCs w:val="24"/>
+                <w:lang w:eastAsia="zh-CN"/>
+                <w14:ligatures w14:val="standardContextual"/>
+              </w:rPr>
+            </w:pPr>
+            <w:r>
+              <w:rPr>
+                <w:rFonts w:ascii="Helvetica Neue" w:hAnsi="Helvetica Neue" w:cs="Helvetica Neue"/>
+                <w:szCs w:val="24"/>
+                <w:lang w:eastAsia="zh-CN"/>
+                <w14:ligatures w14:val="standardContextual"/>
+              </w:rPr>
+              <w:t>/Users/jingyi/Library/CloudStorage/Dropbox/UW/Document/moving/MovingSales/ima</w:t>
+            </w:r>
+            <w:r>
+              <w:rPr>
+                <w:rFonts w:ascii="Helvetica Neue" w:hAnsi="Helvetica Neue" w:cs="Helvetica Neue"/>
+                <w:szCs w:val="24"/>
+                <w:lang w:eastAsia="zh-CN"/>
+                <w14:ligatures w14:val="standardContextual"/>
+              </w:rPr>
+              <w:lastRenderedPageBreak/>
+              <w:t>ges/</w:t>
+            </w:r>
+            <w:r>
+              <w:rPr>
+                <w:rFonts w:ascii="Helvetica Neue" w:hAnsi="Helvetica Neue" w:cs="Helvetica Neue"/>
+                <w:szCs w:val="24"/>
+                <w:lang w:eastAsia="zh-CN"/>
+                <w14:ligatures w14:val="standardContextual"/>
+              </w:rPr>
+              <w:t>冰柜</w:t>
+            </w:r>
+            <w:r>
+              <w:rPr>
+                <w:rFonts w:ascii="Helvetica Neue" w:hAnsi="Helvetica Neue" w:cs="Helvetica Neue"/>
+                <w:szCs w:val="24"/>
+                <w:lang w:eastAsia="zh-CN"/>
+                <w14:ligatures w14:val="standardContextual"/>
+              </w:rPr>
+              <w:t>0.jpeg.jpeg</w:t>
+            </w:r>
+          </w:p>
+          <w:p>
+            <w:pPr>
+              <w:autoSpaceDE w:val="0"/>
+              <w:autoSpaceDN w:val="0"/>
+              <w:adjustRightInd w:val="0"/>
+              <w:spacing w:after="0" w:line="240" w:lineRule="auto"/>
+              <w:rPr>
+                <w:rFonts w:ascii="Helvetica Neue" w:hAnsi="Helvetica Neue" w:cs="Helvetica Neue" w:hint="eastAsia"/>
+                <w:szCs w:val="24"/>
+                <w:lang w:eastAsia="zh-CN"/>
+                <w14:ligatures w14:val="standardContextual"/>
+              </w:rPr>
+            </w:pPr>
+            <w:r>
+              <w:rPr>
+                <w:rFonts w:ascii="Helvetica Neue" w:hAnsi="Helvetica Neue" w:cs="Helvetica Neue"/>
+                <w:szCs w:val="24"/>
+                <w:lang w:eastAsia="zh-CN"/>
+                <w14:ligatures w14:val="standardContextual"/>
+              </w:rPr>
+              <w:t>/Users/jingyi/Library/CloudStorage/Dropbox/UW/Document/moving/MovingSales/images/</w:t>
+            </w:r>
+            <w:r>
+              <w:rPr>
+                <w:rFonts w:ascii="Helvetica Neue" w:hAnsi="Helvetica Neue" w:cs="Helvetica Neue"/>
+                <w:szCs w:val="24"/>
+                <w:lang w:eastAsia="zh-CN"/>
+                <w14:ligatures w14:val="standardContextual"/>
+              </w:rPr>
+              <w:t>冰柜</w:t>
+            </w:r>
+            <w:r>
+              <w:rPr>
+                <w:rFonts w:ascii="Helvetica Neue" w:hAnsi="Helvetica Neue" w:cs="Helvetica Neue"/>
+                <w:szCs w:val="24"/>
+                <w:lang w:eastAsia="zh-CN"/>
+                <w14:ligatures w14:val="standardContextual"/>
+              </w:rPr>
+              <w:t>1.jpeg</w:t>
+            </w:r>
+          </w:p>
+        </w:tc>
+        <w:tc>
+          <w:tcPr>
+            <w:tcW w:w="2160" w:type="dxa"/>
+            <w:tcBorders>
+              <w:top w:val="single" w:sz="8" w:space="0" w:color="9A9A9A"/>
+              <w:left w:val="single" w:sz="8" w:space="0" w:color="9A9A9A"/>
+              <w:bottom w:val="single" w:sz="8" w:space="0" w:color="9A9A9A"/>
+              <w:right w:val="single" w:sz="8" w:space="0" w:color="9A9A9A"/>
+            </w:tcBorders>
+            <w:tcMar>
+              <w:top w:w="100" w:type="nil"/>
+              <w:left w:w="20" w:type="nil"/>
+              <w:bottom w:w="20" w:type="nil"/>
+              <w:right w:w="100" w:type="nil"/>
+            </w:tcMar>
+          </w:tcPr>
+          <w:p>
+            <w:pPr>
+              <w:tabs>
+                <w:tab w:val="left" w:pos="560"/>
+                <w:tab w:val="left" w:pos="1120"/>
+                <w:tab w:val="left" w:pos="1680"/>
+                <w:tab w:val="left" w:pos="2240"/>
+                <w:tab w:val="left" w:pos="2800"/>
+                <w:tab w:val="left" w:pos="3360"/>
+                <w:tab w:val="left" w:pos="3920"/>
+                <w:tab w:val="left" w:pos="4480"/>
+                <w:tab w:val="left" w:pos="5040"/>
+                <w:tab w:val="left" w:pos="5600"/>
+                <w:tab w:val="left" w:pos="6160"/>
+                <w:tab w:val="left" w:pos="6720"/>
+              </w:tabs>
+              <w:autoSpaceDE w:val="0"/>
+              <w:autoSpaceDN w:val="0"/>
+              <w:adjustRightInd w:val="0"/>
+              <w:spacing w:after="0" w:line="240" w:lineRule="auto"/>
+              <w:rPr>
+                <w:rFonts w:ascii="Helvetica" w:eastAsia="PingFang SC" w:hAnsi="Helvetica" w:cs="Helvetica" w:hint="eastAsia"/>
+                <w:szCs w:val="24"/>
+                <w:lang w:eastAsia="zh-CN"/>
+                <w14:ligatures w14:val="standardContextual"/>
+              </w:rPr>
+            </w:pPr>
+            <w:r>
+              <w:rPr>
+                <w:rFonts w:ascii="Helvetica" w:eastAsia="PingFang SC" w:hAnsi="Helvetica" w:cs="Helvetica" w:hint="eastAsia"/>
+                <w:szCs w:val="24"/>
+                <w:lang w:eastAsia="zh-CN"/>
+                <w14:ligatures w14:val="standardContextual"/>
+              </w:rPr>
+              <w:lastRenderedPageBreak/>
+              <w:t>表面有一处划痕，不影响正常使用，新买来的时候纸箱在搬运中不小心剐蹭到了。</w:t>
+            </w:r>
+          </w:p>
+        </w:tc>
+        <w:tc>
+          <w:tcPr>
+            <w:tcW w:w="2160" w:type="dxa"/>
+            <w:tcBorders>
+              <w:top w:val="single" w:sz="8" w:space="0" w:color="9A9A9A"/>
+              <w:left w:val="single" w:sz="8" w:space="0" w:color="9A9A9A"/>
+              <w:bottom w:val="single" w:sz="8" w:space="0" w:color="9A9A9A"/>
+              <w:right w:val="single" w:sz="8" w:space="0" w:color="9A9A9A"/>
+            </w:tcBorders>
+            <w:tcMar>
+              <w:top w:w="100" w:type="nil"/>
+              <w:left w:w="20" w:type="nil"/>
+              <w:bottom w:w="20" w:type="nil"/>
+              <w:right w:w="100" w:type="nil"/>
+            </w:tcMar>
+          </w:tcPr>
+          <w:p>
+            <w:pPr>
+              <w:tabs>
+                <w:tab w:val="left" w:pos="560"/>
+                <w:tab w:val="left" w:pos="1120"/>
+                <w:tab w:val="left" w:pos="1680"/>
+                <w:tab w:val="left" w:pos="2240"/>
+                <w:tab w:val="left" w:pos="2800"/>
+                <w:tab w:val="left" w:pos="3360"/>
+                <w:tab w:val="left" w:pos="3920"/>
+                <w:tab w:val="left" w:pos="4480"/>
+                <w:tab w:val="left" w:pos="5040"/>
+                <w:tab w:val="left" w:pos="5600"/>
+                <w:tab w:val="left" w:pos="6160"/>
+                <w:tab w:val="left" w:pos="6720"/>
+              </w:tabs>
+              <w:autoSpaceDE w:val="0"/>
+              <w:autoSpaceDN w:val="0"/>
+              <w:adjustRightInd w:val="0"/>
+              <w:spacing w:after="0" w:line="240" w:lineRule="auto"/>
+              <w:rPr>
+                <w:rFonts w:ascii="AppleSystemUIFont" w:hAnsi="AppleSystemUIFont" w:cs="AppleSystemUIFont" w:hint="eastAsia"/>
+                <w:szCs w:val="24"/>
+                <w:lang w:eastAsia="zh-CN"/>
+                <w14:ligatures w14:val="standardContextual"/>
+              </w:rPr>
+            </w:pPr>
+            <w:r>
+              <w:rPr>
+                <w:rFonts w:ascii="AppleSystemUIFont" w:hAnsi="AppleSystemUIFont" w:cs="AppleSystemUIFont" w:hint="eastAsia"/>
+                <w:szCs w:val="24"/>
+                <w:lang w:eastAsia="zh-CN"/>
+                <w14:ligatures w14:val="standardContextual"/>
+              </w:rPr>
+              <w:t>$45</w:t>
+            </w:r>
+          </w:p>
+        </w:tc>
+        <w:tc>
+          <w:tcPr>
+            <w:tcW w:w="2160" w:type="dxa"/>
+            <w:tcBorders>
+              <w:top w:val="single" w:sz="8" w:space="0" w:color="9A9A9A"/>
+              <w:left w:val="single" w:sz="8" w:space="0" w:color="9A9A9A"/>
+              <w:bottom w:val="single" w:sz="8" w:space="0" w:color="9A9A9A"/>
+              <w:right w:val="single" w:sz="8" w:space="0" w:color="9A9A9A"/>
+            </w:tcBorders>
+          </w:tcPr>
+          <w:p>
+            <w:pPr>
+              <w:tabs>
+                <w:tab w:val="left" w:pos="560"/>
+                <w:tab w:val="left" w:pos="1120"/>
+                <w:tab w:val="left" w:pos="1680"/>
+                <w:tab w:val="left" w:pos="2240"/>
+                <w:tab w:val="left" w:pos="2800"/>
+                <w:tab w:val="left" w:pos="3360"/>
+                <w:tab w:val="left" w:pos="3920"/>
+                <w:tab w:val="left" w:pos="4480"/>
+                <w:tab w:val="left" w:pos="5040"/>
+                <w:tab w:val="left" w:pos="5600"/>
+                <w:tab w:val="left" w:pos="6160"/>
+                <w:tab w:val="left" w:pos="6720"/>
+              </w:tabs>
+              <w:autoSpaceDE w:val="0"/>
+              <w:autoSpaceDN w:val="0"/>
+              <w:adjustRightInd w:val="0"/>
+              <w:spacing w:after="0" w:line="240" w:lineRule="auto"/>
+              <w:rPr>
+                <w:rFonts w:ascii="Helvetica Neue" w:eastAsia="PingFang SC" w:hAnsi="Helvetica Neue" w:cs="Helvetica Neue"/>
+                <w:szCs w:val="24"/>
+                <w:lang w:eastAsia="zh-CN"/>
+                <w14:ligatures w14:val="standardContextual"/>
+              </w:rPr>
+            </w:pPr>
+          </w:p>
+        </w:tc>
+      </w:tr>
+      <w:tr>
+        <w:tc>
+          <w:tcPr>
+            <w:tcW w:w="2268" w:type="dxa"/>
+            <w:tcBorders>
+              <w:top w:val="single" w:sz="8" w:space="0" w:color="9A9A9A"/>
+              <w:left w:val="single" w:sz="8" w:space="0" w:color="9A9A9A"/>
+              <w:bottom w:val="single" w:sz="8" w:space="0" w:color="9A9A9A"/>
+              <w:right w:val="single" w:sz="8" w:space="0" w:color="9A9A9A"/>
+            </w:tcBorders>
+            <w:tcMar>
+              <w:top w:w="100" w:type="nil"/>
+              <w:left w:w="20" w:type="nil"/>
+              <w:bottom w:w="20" w:type="nil"/>
+              <w:right w:w="100" w:type="nil"/>
+            </w:tcMar>
+          </w:tcPr>
+          <w:p>
+            <w:pPr>
+              <w:autoSpaceDE w:val="0"/>
+              <w:autoSpaceDN w:val="0"/>
+              <w:adjustRightInd w:val="0"/>
+              <w:spacing w:after="0" w:line="240" w:lineRule="auto"/>
+              <w:rPr>
+                <w:rFonts w:ascii="Helvetica Neue" w:eastAsia="PingFang SC" w:hAnsi="Helvetica Neue" w:cs="Helvetica Neue" w:hint="eastAsia"/>
+                <w:szCs w:val="24"/>
+                <w:lang w:eastAsia="zh-CN"/>
+                <w14:ligatures w14:val="standardContextual"/>
+              </w:rPr>
+            </w:pPr>
+            <w:r>
+              <w:rPr>
+                <w:rFonts w:ascii="Helvetica Neue" w:eastAsia="PingFang SC" w:hAnsi="Helvetica Neue" w:cs="Helvetica Neue" w:hint="eastAsia"/>
+                <w:szCs w:val="24"/>
+                <w:lang w:eastAsia="zh-CN"/>
+                <w14:ligatures w14:val="standardContextual"/>
+              </w:rPr>
+              <w:t>冰柜</w:t>
+            </w:r>
+          </w:p>
+        </w:tc>
+        <w:tc>
+          <w:tcPr>
+            <w:tcW w:w="2160" w:type="dxa"/>
+            <w:tcBorders>
+              <w:top w:val="single" w:sz="8" w:space="0" w:color="9A9A9A"/>
+              <w:left w:val="single" w:sz="8" w:space="0" w:color="9A9A9A"/>
+              <w:bottom w:val="single" w:sz="8" w:space="0" w:color="9A9A9A"/>
+              <w:right w:val="single" w:sz="8" w:space="0" w:color="9A9A9A"/>
+            </w:tcBorders>
+            <w:tcMar>
+              <w:top w:w="100" w:type="nil"/>
+              <w:left w:w="20" w:type="nil"/>
+              <w:bottom w:w="20" w:type="nil"/>
+              <w:right w:w="100" w:type="nil"/>
+            </w:tcMar>
+          </w:tcPr>
+          <w:p>
+            <w:pPr>
+              <w:autoSpaceDE w:val="0"/>
+              <w:autoSpaceDN w:val="0"/>
+              <w:adjustRightInd w:val="0"/>
+              <w:spacing w:after="0" w:line="240" w:lineRule="auto"/>
+              <w:rPr>
+                <w:rFonts w:ascii="Helvetica Neue" w:hAnsi="Helvetica Neue" w:cs="Helvetica Neue"/>
+                <w:szCs w:val="24"/>
+                <w:lang w:eastAsia="zh-CN"/>
+                <w14:ligatures w14:val="standardContextual"/>
+              </w:rPr>
+            </w:pPr>
+            <w:r>
+              <w:rPr>
+                <w:rFonts w:ascii="Helvetica Neue" w:hAnsi="Helvetica Neue" w:cs="Helvetica Neue"/>
+                <w:szCs w:val="24"/>
+                <w:lang w:eastAsia="zh-CN"/>
+                <w14:ligatures w14:val="standardContextual"/>
+              </w:rPr>
+              <w:t>/Users/jingyi/Library/CloudStorage/Dropbox/UW/Document/moving/MovingSales/images/</w:t>
+            </w:r>
+            <w:r>
+              <w:rPr>
+                <w:rFonts w:ascii="Helvetica Neue" w:hAnsi="Helvetica Neue" w:cs="Helvetica Neue"/>
+                <w:szCs w:val="24"/>
+                <w:lang w:eastAsia="zh-CN"/>
+                <w14:ligatures w14:val="standardContextual"/>
+              </w:rPr>
+              <w:t>冰柜</w:t>
+            </w:r>
+            <w:r>
+              <w:rPr>
+                <w:rFonts w:ascii="Helvetica Neue" w:hAnsi="Helvetica Neue" w:cs="Helvetica Neue"/>
+                <w:szCs w:val="24"/>
+                <w:lang w:eastAsia="zh-CN"/>
+                <w14:ligatures w14:val="standardContextual"/>
+              </w:rPr>
+              <w:t>.jpeg</w:t>
+            </w:r>
+          </w:p>
+        </w:tc>
+        <w:tc>
+          <w:tcPr>
+            <w:tcW w:w="2160" w:type="dxa"/>
+            <w:tcBorders>
+              <w:top w:val="single" w:sz="8" w:space="0" w:color="9A9A9A"/>
+              <w:left w:val="single" w:sz="8" w:space="0" w:color="9A9A9A"/>
+              <w:bottom w:val="single" w:sz="8" w:space="0" w:color="9A9A9A"/>
+              <w:right w:val="single" w:sz="8" w:space="0" w:color="9A9A9A"/>
+            </w:tcBorders>
+            <w:tcMar>
+              <w:top w:w="100" w:type="nil"/>
+              <w:left w:w="20" w:type="nil"/>
+              <w:bottom w:w="20" w:type="nil"/>
+              <w:right w:w="100" w:type="nil"/>
+            </w:tcMar>
+          </w:tcPr>
+          <w:p>
+            <w:pPr>
+              <w:tabs>
+                <w:tab w:val="left" w:pos="560"/>
+                <w:tab w:val="left" w:pos="1120"/>
+                <w:tab w:val="left" w:pos="1680"/>
+                <w:tab w:val="left" w:pos="2240"/>
+                <w:tab w:val="left" w:pos="2800"/>
+                <w:tab w:val="left" w:pos="3360"/>
+                <w:tab w:val="left" w:pos="3920"/>
+                <w:tab w:val="left" w:pos="4480"/>
+                <w:tab w:val="left" w:pos="5040"/>
+                <w:tab w:val="left" w:pos="5600"/>
+                <w:tab w:val="left" w:pos="6160"/>
+                <w:tab w:val="left" w:pos="6720"/>
+              </w:tabs>
+              <w:autoSpaceDE w:val="0"/>
+              <w:autoSpaceDN w:val="0"/>
+              <w:adjustRightInd w:val="0"/>
+              <w:spacing w:after="0" w:line="240" w:lineRule="auto"/>
+              <w:rPr>
+                <w:rFonts w:ascii="Helvetica" w:eastAsia="PingFang SC" w:hAnsi="Helvetica" w:cs="Helvetica"/>
+                <w:szCs w:val="24"/>
+                <w:lang w:eastAsia="zh-CN"/>
+                <w14:ligatures w14:val="standardContextual"/>
+              </w:rPr>
+            </w:pPr>
+          </w:p>
+        </w:tc>
+        <w:tc>
+          <w:tcPr>
+            <w:tcW w:w="2160" w:type="dxa"/>
+            <w:tcBorders>
+              <w:top w:val="single" w:sz="8" w:space="0" w:color="9A9A9A"/>
+              <w:left w:val="single" w:sz="8" w:space="0" w:color="9A9A9A"/>
+              <w:bottom w:val="single" w:sz="8" w:space="0" w:color="9A9A9A"/>
+              <w:right w:val="single" w:sz="8" w:space="0" w:color="9A9A9A"/>
+            </w:tcBorders>
+            <w:tcMar>
+              <w:top w:w="100" w:type="nil"/>
+              <w:left w:w="20" w:type="nil"/>
+              <w:bottom w:w="20" w:type="nil"/>
+              <w:right w:w="100" w:type="nil"/>
+            </w:tcMar>
+          </w:tcPr>
+          <w:p>
+            <w:pPr>
+              <w:tabs>
+                <w:tab w:val="left" w:pos="560"/>
+                <w:tab w:val="left" w:pos="1120"/>
+                <w:tab w:val="left" w:pos="1680"/>
+                <w:tab w:val="left" w:pos="2240"/>
+                <w:tab w:val="left" w:pos="2800"/>
+                <w:tab w:val="left" w:pos="3360"/>
+                <w:tab w:val="left" w:pos="3920"/>
+                <w:tab w:val="left" w:pos="4480"/>
+                <w:tab w:val="left" w:pos="5040"/>
+                <w:tab w:val="left" w:pos="5600"/>
+                <w:tab w:val="left" w:pos="6160"/>
+                <w:tab w:val="left" w:pos="6720"/>
+              </w:tabs>
+              <w:autoSpaceDE w:val="0"/>
+              <w:autoSpaceDN w:val="0"/>
+              <w:adjustRightInd w:val="0"/>
+              <w:spacing w:after="0" w:line="240" w:lineRule="auto"/>
+              <w:rPr>
+                <w:rFonts w:ascii="AppleSystemUIFont" w:hAnsi="AppleSystemUIFont" w:cs="AppleSystemUIFont" w:hint="eastAsia"/>
+                <w:szCs w:val="24"/>
+                <w:lang w:eastAsia="zh-CN"/>
+                <w14:ligatures w14:val="standardContextual"/>
+              </w:rPr>
+            </w:pPr>
+            <w:r>
+              <w:rPr>
+                <w:rFonts w:ascii="AppleSystemUIFont" w:hAnsi="AppleSystemUIFont" w:cs="AppleSystemUIFont" w:hint="eastAsia"/>
+                <w:szCs w:val="24"/>
+                <w:lang w:eastAsia="zh-CN"/>
+                <w14:ligatures w14:val="standardContextual"/>
+              </w:rPr>
+              <w:t>$2</w:t>
+            </w:r>
+            <w:r>
+              <w:rPr>
+                <w:rFonts w:ascii="AppleSystemUIFont" w:hAnsi="AppleSystemUIFont" w:cs="AppleSystemUIFont" w:hint="eastAsia"/>
+                <w:szCs w:val="24"/>
+                <w:lang w:eastAsia="zh-CN"/>
+                <w14:ligatures w14:val="standardContextual"/>
+              </w:rPr>
+              <w:t>0</w:t>
+            </w:r>
+          </w:p>
+        </w:tc>
+        <w:tc>
+          <w:tcPr>
+            <w:tcW w:w="2160" w:type="dxa"/>
+            <w:tcBorders>
+              <w:top w:val="single" w:sz="8" w:space="0" w:color="9A9A9A"/>
+              <w:left w:val="single" w:sz="8" w:space="0" w:color="9A9A9A"/>
+              <w:bottom w:val="single" w:sz="8" w:space="0" w:color="9A9A9A"/>
+              <w:right w:val="single" w:sz="8" w:space="0" w:color="9A9A9A"/>
+            </w:tcBorders>
+          </w:tcPr>
+          <w:p>
+            <w:pPr>
+              <w:tabs>
+                <w:tab w:val="left" w:pos="560"/>
+                <w:tab w:val="left" w:pos="1120"/>
+                <w:tab w:val="left" w:pos="1680"/>
+                <w:tab w:val="left" w:pos="2240"/>
+                <w:tab w:val="left" w:pos="2800"/>
+                <w:tab w:val="left" w:pos="3360"/>
+                <w:tab w:val="left" w:pos="3920"/>
+                <w:tab w:val="left" w:pos="4480"/>
+                <w:tab w:val="left" w:pos="5040"/>
+                <w:tab w:val="left" w:pos="5600"/>
+                <w:tab w:val="left" w:pos="6160"/>
+                <w:tab w:val="left" w:pos="6720"/>
+              </w:tabs>
+              <w:autoSpaceDE w:val="0"/>
+              <w:autoSpaceDN w:val="0"/>
+              <w:adjustRightInd w:val="0"/>
+              <w:spacing w:after="0" w:line="240" w:lineRule="auto"/>
+              <w:rPr>
+                <w:rFonts w:ascii="Helvetica Neue" w:eastAsia="PingFang SC" w:hAnsi="Helvetica Neue" w:cs="Helvetica Neue"/>
+                <w:szCs w:val="24"/>
+                <w:lang w:eastAsia="zh-CN"/>
+                <w14:ligatures w14:val="standardContextual"/>
+              </w:rPr>
+            </w:pPr>
+          </w:p>
+        </w:tc>
+      </w:tr>
+      <w:tr>
+        <w:tc>
+          <w:tcPr>
+            <w:tcW w:w="2268" w:type="dxa"/>
+            <w:tcBorders>
+              <w:top w:val="single" w:sz="8" w:space="0" w:color="9A9A9A"/>
+              <w:left w:val="single" w:sz="8" w:space="0" w:color="9A9A9A"/>
+              <w:bottom w:val="single" w:sz="8" w:space="0" w:color="9A9A9A"/>
+              <w:right w:val="single" w:sz="8" w:space="0" w:color="9A9A9A"/>
+            </w:tcBorders>
+            <w:tcMar>
+              <w:top w:w="100" w:type="nil"/>
+              <w:left w:w="20" w:type="nil"/>
+              <w:bottom w:w="20" w:type="nil"/>
+              <w:right w:w="100" w:type="nil"/>
+            </w:tcMar>
+          </w:tcPr>
+          <w:p>
+            <w:pPr>
+              <w:autoSpaceDE w:val="0"/>
+              <w:autoSpaceDN w:val="0"/>
+              <w:adjustRightInd w:val="0"/>
+              <w:spacing w:after="0" w:line="240" w:lineRule="auto"/>
+              <w:rPr>
+                <w:rFonts w:ascii="Helvetica Neue" w:eastAsia="PingFang SC" w:hAnsi="Helvetica Neue" w:cs="Helvetica Neue" w:hint="eastAsia"/>
+                <w:szCs w:val="24"/>
+                <w:lang w:eastAsia="zh-CN"/>
+                <w14:ligatures w14:val="standardContextual"/>
+              </w:rPr>
+            </w:pPr>
+          </w:p>
+        </w:tc>
+        <w:tc>
+          <w:tcPr>
+            <w:tcW w:w="2160" w:type="dxa"/>
+            <w:tcBorders>
+              <w:top w:val="single" w:sz="8" w:space="0" w:color="9A9A9A"/>
+              <w:left w:val="single" w:sz="8" w:space="0" w:color="9A9A9A"/>
+              <w:bottom w:val="single" w:sz="8" w:space="0" w:color="9A9A9A"/>
+              <w:right w:val="single" w:sz="8" w:space="0" w:color="9A9A9A"/>
+            </w:tcBorders>
+            <w:tcMar>
+              <w:top w:w="100" w:type="nil"/>
+              <w:left w:w="20" w:type="nil"/>
+              <w:bottom w:w="20" w:type="nil"/>
+              <w:right w:w="100" w:type="nil"/>
+            </w:tcMar>
+          </w:tcPr>
+          <w:p>
+            <w:pPr>
+              <w:autoSpaceDE w:val="0"/>
+              <w:autoSpaceDN w:val="0"/>
+              <w:adjustRightInd w:val="0"/>
+              <w:spacing w:after="0" w:line="240" w:lineRule="auto"/>
+              <w:rPr>
+                <w:rFonts w:ascii="Helvetica Neue" w:hAnsi="Helvetica Neue" w:cs="Helvetica Neue"/>
+                <w:szCs w:val="24"/>
+                <w:lang w:eastAsia="zh-CN"/>
+                <w14:ligatures w14:val="standardContextual"/>
+              </w:rPr>
+            </w:pPr>
+          </w:p>
+        </w:tc>
+        <w:tc>
+          <w:tcPr>
+            <w:tcW w:w="2160" w:type="dxa"/>
+            <w:tcBorders>
+              <w:top w:val="single" w:sz="8" w:space="0" w:color="9A9A9A"/>
+              <w:left w:val="single" w:sz="8" w:space="0" w:color="9A9A9A"/>
+              <w:bottom w:val="single" w:sz="8" w:space="0" w:color="9A9A9A"/>
+              <w:right w:val="single" w:sz="8" w:space="0" w:color="9A9A9A"/>
+            </w:tcBorders>
+            <w:tcMar>
+              <w:top w:w="100" w:type="nil"/>
+              <w:left w:w="20" w:type="nil"/>
+              <w:bottom w:w="20" w:type="nil"/>
+              <w:right w:w="100" w:type="nil"/>
+            </w:tcMar>
+          </w:tcPr>
+          <w:p>
+            <w:pPr>
+              <w:tabs>
+                <w:tab w:val="left" w:pos="560"/>
+                <w:tab w:val="left" w:pos="1120"/>
+                <w:tab w:val="left" w:pos="1680"/>
+                <w:tab w:val="left" w:pos="2240"/>
+                <w:tab w:val="left" w:pos="2800"/>
+                <w:tab w:val="left" w:pos="3360"/>
+                <w:tab w:val="left" w:pos="3920"/>
+                <w:tab w:val="left" w:pos="4480"/>
+                <w:tab w:val="left" w:pos="5040"/>
+                <w:tab w:val="left" w:pos="5600"/>
+                <w:tab w:val="left" w:pos="6160"/>
+                <w:tab w:val="left" w:pos="6720"/>
+              </w:tabs>
+              <w:autoSpaceDE w:val="0"/>
+              <w:autoSpaceDN w:val="0"/>
+              <w:adjustRightInd w:val="0"/>
+              <w:spacing w:after="0" w:line="240" w:lineRule="auto"/>
+              <w:rPr>
+                <w:rFonts w:ascii="Helvetica" w:eastAsia="PingFang SC" w:hAnsi="Helvetica" w:cs="Helvetica"/>
+                <w:szCs w:val="24"/>
+                <w:lang w:eastAsia="zh-CN"/>
+                <w14:ligatures w14:val="standardContextual"/>
+              </w:rPr>
+            </w:pPr>
+          </w:p>
+        </w:tc>
+        <w:tc>
+          <w:tcPr>
+            <w:tcW w:w="2160" w:type="dxa"/>
+            <w:tcBorders>
+              <w:top w:val="single" w:sz="8" w:space="0" w:color="9A9A9A"/>
+              <w:left w:val="single" w:sz="8" w:space="0" w:color="9A9A9A"/>
+              <w:bottom w:val="single" w:sz="8" w:space="0" w:color="9A9A9A"/>
+              <w:right w:val="single" w:sz="8" w:space="0" w:color="9A9A9A"/>
+            </w:tcBorders>
+            <w:tcMar>
+              <w:top w:w="100" w:type="nil"/>
+              <w:left w:w="20" w:type="nil"/>
+              <w:bottom w:w="20" w:type="nil"/>
+              <w:right w:w="100" w:type="nil"/>
+            </w:tcMar>
+          </w:tcPr>
+          <w:p>
+            <w:pPr>
+              <w:tabs>
+                <w:tab w:val="left" w:pos="560"/>
+                <w:tab w:val="left" w:pos="1120"/>
+                <w:tab w:val="left" w:pos="1680"/>
+                <w:tab w:val="left" w:pos="2240"/>
+                <w:tab w:val="left" w:pos="2800"/>
+                <w:tab w:val="left" w:pos="3360"/>
+                <w:tab w:val="left" w:pos="3920"/>
+                <w:tab w:val="left" w:pos="4480"/>
+                <w:tab w:val="left" w:pos="5040"/>
+                <w:tab w:val="left" w:pos="5600"/>
+                <w:tab w:val="left" w:pos="6160"/>
+                <w:tab w:val="left" w:pos="6720"/>
+              </w:tabs>
+              <w:autoSpaceDE w:val="0"/>
+              <w:autoSpaceDN w:val="0"/>
+              <w:adjustRightInd w:val="0"/>
+              <w:spacing w:after="0" w:line="240" w:lineRule="auto"/>
+              <w:rPr>
+                <w:rFonts w:ascii="AppleSystemUIFont" w:hAnsi="AppleSystemUIFont" w:cs="AppleSystemUIFont" w:hint="eastAsia"/>
+                <w:szCs w:val="24"/>
+                <w:lang w:eastAsia="zh-CN"/>
+                <w14:ligatures w14:val="standardContextual"/>
+              </w:rPr>
+            </w:pPr>
+          </w:p>
+        </w:tc>
+        <w:tc>
+          <w:tcPr>
+            <w:tcW w:w="2160" w:type="dxa"/>
+            <w:tcBorders>
+              <w:top w:val="single" w:sz="8" w:space="0" w:color="9A9A9A"/>
+              <w:left w:val="single" w:sz="8" w:space="0" w:color="9A9A9A"/>
+              <w:bottom w:val="single" w:sz="8" w:space="0" w:color="9A9A9A"/>
+              <w:right w:val="single" w:sz="8" w:space="0" w:color="9A9A9A"/>
+            </w:tcBorders>
+          </w:tcPr>
+          <w:p>
+            <w:pPr>
+              <w:tabs>
+                <w:tab w:val="left" w:pos="560"/>
+                <w:tab w:val="left" w:pos="1120"/>
+                <w:tab w:val="left" w:pos="1680"/>
+                <w:tab w:val="left" w:pos="2240"/>
+                <w:tab w:val="left" w:pos="2800"/>
+                <w:tab w:val="left" w:pos="3360"/>
+                <w:tab w:val="left" w:pos="3920"/>
+                <w:tab w:val="left" w:pos="4480"/>
+                <w:tab w:val="left" w:pos="5040"/>
+                <w:tab w:val="left" w:pos="5600"/>
+                <w:tab w:val="left" w:pos="6160"/>
+                <w:tab w:val="left" w:pos="6720"/>
+              </w:tabs>
+              <w:autoSpaceDE w:val="0"/>
+              <w:autoSpaceDN w:val="0"/>
+              <w:adjustRightInd w:val="0"/>
+              <w:spacing w:after="0" w:line="240" w:lineRule="auto"/>
+              <w:rPr>
+                <w:rFonts w:ascii="Helvetica Neue" w:eastAsia="PingFang SC" w:hAnsi="Helvetica Neue" w:cs="Helvetica Neue"/>
+                <w:szCs w:val="24"/>
+                <w:lang w:eastAsia="zh-CN"/>
+                <w14:ligatures w14:val="standardContextual"/>
+              </w:rPr>
+            </w:pPr>
+          </w:p>
+        </w:tc>
+      </w:tr>
+      <w:tr>
+        <w:tc>
+          <w:tcPr>
+            <w:tcW w:w="2268" w:type="dxa"/>
+            <w:tcBorders>
+              <w:top w:val="single" w:sz="8" w:space="0" w:color="9A9A9A"/>
+              <w:left w:val="single" w:sz="8" w:space="0" w:color="9A9A9A"/>
+              <w:bottom w:val="single" w:sz="8" w:space="0" w:color="9A9A9A"/>
+              <w:right w:val="single" w:sz="8" w:space="0" w:color="9A9A9A"/>
+            </w:tcBorders>
+            <w:tcMar>
+              <w:top w:w="100" w:type="nil"/>
+              <w:left w:w="20" w:type="nil"/>
+              <w:bottom w:w="20" w:type="nil"/>
+              <w:right w:w="100" w:type="nil"/>
+            </w:tcMar>
+          </w:tcPr>
+          <w:p>
+            <w:pPr>
+              <w:autoSpaceDE w:val="0"/>
+              <w:autoSpaceDN w:val="0"/>
+              <w:adjustRightInd w:val="0"/>
+              <w:spacing w:after="0" w:line="240" w:lineRule="auto"/>
+              <w:rPr>
+                <w:rFonts w:ascii="Helvetica Neue" w:eastAsia="PingFang SC" w:hAnsi="Helvetica Neue" w:cs="Helvetica Neue" w:hint="eastAsia"/>
+                <w:szCs w:val="24"/>
+                <w:lang w:eastAsia="zh-CN"/>
+                <w14:ligatures w14:val="standardContextual"/>
+              </w:rPr>
+            </w:pPr>
+          </w:p>
+        </w:tc>
+        <w:tc>
+          <w:tcPr>
+            <w:tcW w:w="2160" w:type="dxa"/>
+            <w:tcBorders>
+              <w:top w:val="single" w:sz="8" w:space="0" w:color="9A9A9A"/>
+              <w:left w:val="single" w:sz="8" w:space="0" w:color="9A9A9A"/>
+              <w:bottom w:val="single" w:sz="8" w:space="0" w:color="9A9A9A"/>
+              <w:right w:val="single" w:sz="8" w:space="0" w:color="9A9A9A"/>
+            </w:tcBorders>
+            <w:tcMar>
+              <w:top w:w="100" w:type="nil"/>
+              <w:left w:w="20" w:type="nil"/>
+              <w:bottom w:w="20" w:type="nil"/>
+              <w:right w:w="100" w:type="nil"/>
+            </w:tcMar>
+          </w:tcPr>
+          <w:p>
+            <w:pPr>
+              <w:autoSpaceDE w:val="0"/>
+              <w:autoSpaceDN w:val="0"/>
+              <w:adjustRightInd w:val="0"/>
+              <w:spacing w:after="0" w:line="240" w:lineRule="auto"/>
+              <w:rPr>
+                <w:rFonts w:ascii="Helvetica Neue" w:hAnsi="Helvetica Neue" w:cs="Helvetica Neue"/>
+                <w:szCs w:val="24"/>
+                <w:lang w:eastAsia="zh-CN"/>
+                <w14:ligatures w14:val="standardContextual"/>
+              </w:rPr>
+            </w:pPr>
+          </w:p>
+        </w:tc>
+        <w:tc>
+          <w:tcPr>
+            <w:tcW w:w="2160" w:type="dxa"/>
+            <w:tcBorders>
+              <w:top w:val="single" w:sz="8" w:space="0" w:color="9A9A9A"/>
+              <w:left w:val="single" w:sz="8" w:space="0" w:color="9A9A9A"/>
+              <w:bottom w:val="single" w:sz="8" w:space="0" w:color="9A9A9A"/>
+              <w:right w:val="single" w:sz="8" w:space="0" w:color="9A9A9A"/>
+            </w:tcBorders>
+            <w:tcMar>
+              <w:top w:w="100" w:type="nil"/>
+              <w:left w:w="20" w:type="nil"/>
+              <w:bottom w:w="20" w:type="nil"/>
+              <w:right w:w="100" w:type="nil"/>
+            </w:tcMar>
+          </w:tcPr>
+          <w:p>
+            <w:pPr>
+              <w:tabs>
+                <w:tab w:val="left" w:pos="560"/>
+                <w:tab w:val="left" w:pos="1120"/>
+                <w:tab w:val="left" w:pos="1680"/>
+                <w:tab w:val="left" w:pos="2240"/>
+                <w:tab w:val="left" w:pos="2800"/>
+                <w:tab w:val="left" w:pos="3360"/>
+                <w:tab w:val="left" w:pos="3920"/>
+                <w:tab w:val="left" w:pos="4480"/>
+                <w:tab w:val="left" w:pos="5040"/>
+                <w:tab w:val="left" w:pos="5600"/>
+                <w:tab w:val="left" w:pos="6160"/>
+                <w:tab w:val="left" w:pos="6720"/>
+              </w:tabs>
+              <w:autoSpaceDE w:val="0"/>
+              <w:autoSpaceDN w:val="0"/>
+              <w:adjustRightInd w:val="0"/>
+              <w:spacing w:after="0" w:line="240" w:lineRule="auto"/>
+              <w:rPr>
+                <w:rFonts w:ascii="Helvetica" w:eastAsia="PingFang SC" w:hAnsi="Helvetica" w:cs="Helvetica"/>
+                <w:szCs w:val="24"/>
+                <w:lang w:eastAsia="zh-CN"/>
+                <w14:ligatures w14:val="standardContextual"/>
+              </w:rPr>
+            </w:pPr>
+          </w:p>
+        </w:tc>
+        <w:tc>
+          <w:tcPr>
+            <w:tcW w:w="2160" w:type="dxa"/>
+            <w:tcBorders>
+              <w:top w:val="single" w:sz="8" w:space="0" w:color="9A9A9A"/>
+              <w:left w:val="single" w:sz="8" w:space="0" w:color="9A9A9A"/>
+              <w:bottom w:val="single" w:sz="8" w:space="0" w:color="9A9A9A"/>
+              <w:right w:val="single" w:sz="8" w:space="0" w:color="9A9A9A"/>
+            </w:tcBorders>
+            <w:tcMar>
+              <w:top w:w="100" w:type="nil"/>
+              <w:left w:w="20" w:type="nil"/>
+              <w:bottom w:w="20" w:type="nil"/>
+              <w:right w:w="100" w:type="nil"/>
+            </w:tcMar>
+          </w:tcPr>
+          <w:p>
+            <w:pPr>
+              <w:tabs>
+                <w:tab w:val="left" w:pos="560"/>
+                <w:tab w:val="left" w:pos="1120"/>
+                <w:tab w:val="left" w:pos="1680"/>
+                <w:tab w:val="left" w:pos="2240"/>
+                <w:tab w:val="left" w:pos="2800"/>
+                <w:tab w:val="left" w:pos="3360"/>
+                <w:tab w:val="left" w:pos="3920"/>
+                <w:tab w:val="left" w:pos="4480"/>
+                <w:tab w:val="left" w:pos="5040"/>
+                <w:tab w:val="left" w:pos="5600"/>
+                <w:tab w:val="left" w:pos="6160"/>
+                <w:tab w:val="left" w:pos="6720"/>
+              </w:tabs>
+              <w:autoSpaceDE w:val="0"/>
+              <w:autoSpaceDN w:val="0"/>
+              <w:adjustRightInd w:val="0"/>
+              <w:spacing w:after="0" w:line="240" w:lineRule="auto"/>
+              <w:rPr>
+                <w:rFonts w:ascii="AppleSystemUIFont" w:hAnsi="AppleSystemUIFont" w:cs="AppleSystemUIFont" w:hint="eastAsia"/>
+                <w:szCs w:val="24"/>
+                <w:lang w:eastAsia="zh-CN"/>
+                <w14:ligatures w14:val="standardContextual"/>
+              </w:rPr>
+            </w:pPr>
           </w:p>
         </w:tc>
         <w:tc>

--- a/搬家.docx
+++ b/搬家.docx
@@ -3578,7 +3578,25 @@
                 <w:lang w:eastAsia="zh-CN"/>
                 <w14:ligatures w14:val="standardContextual"/>
               </w:rPr>
-              <w:t>微波炉</w:t>
+              <w:t>三层抽屉（</w:t>
+            </w:r>
+            <w:r>
+              <w:rPr>
+                <w:rFonts w:ascii="Helvetica Neue" w:eastAsia="PingFang SC" w:hAnsi="Helvetica Neue" w:cs="Helvetica Neue" w:hint="eastAsia"/>
+                <w:szCs w:val="24"/>
+                <w:lang w:eastAsia="zh-CN"/>
+                <w14:ligatures w14:val="standardContextual"/>
+              </w:rPr>
+              <w:t>1</w:t>
+            </w:r>
+            <w:r>
+              <w:rPr>
+                <w:rFonts w:ascii="Helvetica Neue" w:eastAsia="PingFang SC" w:hAnsi="Helvetica Neue" w:cs="Helvetica Neue" w:hint="eastAsia"/>
+                <w:szCs w:val="24"/>
+                <w:lang w:eastAsia="zh-CN"/>
+                <w14:ligatures w14:val="standardContextual"/>
+              </w:rPr>
+              <w:t>个）</w:t>
             </w:r>
           </w:p>
         </w:tc>
@@ -3618,7 +3636,7 @@
                 <w:lang w:eastAsia="zh-CN"/>
                 <w14:ligatures w14:val="standardContextual"/>
               </w:rPr>
-              <w:t>/Users/jingyi/Library/CloudStorage/Dropbox/UW/Document/moving/MovingSales/images/microwave.jpeg</w:t>
+              <w:t>/Users/jingyi/Library/CloudStorage/Dropbox/UW/Document/moving/MovingSales/images/drawer_3.jpeg</w:t>
             </w:r>
           </w:p>
         </w:tc>
@@ -3665,24 +3683,6 @@
                 <w14:ligatures w14:val="standardContextual"/>
               </w:rPr>
             </w:pPr>
-            <w:r>
-              <w:rPr>
-                <w:rFonts w:ascii="Helvetica" w:eastAsia="PingFang SC" w:hAnsi="Helvetica" w:cs="Helvetica" w:hint="eastAsia"/>
-                <w:szCs w:val="24"/>
-                <w:lang w:eastAsia="zh-CN"/>
-                <w14:ligatures w14:val="standardContextual"/>
-              </w:rPr>
-              <w:t xml:space="preserve">1000w </w:t>
-            </w:r>
-            <w:r>
-              <w:rPr>
-                <w:rFonts w:ascii="Helvetica" w:eastAsia="PingFang SC" w:hAnsi="Helvetica" w:cs="Helvetica" w:hint="eastAsia"/>
-                <w:szCs w:val="24"/>
-                <w:lang w:eastAsia="zh-CN"/>
-                <w14:ligatures w14:val="standardContextual"/>
-              </w:rPr>
-              <w:t>大功率</w:t>
-            </w:r>
           </w:p>
         </w:tc>
         <w:tc>
@@ -3735,7 +3735,7 @@
                 <w:lang w:eastAsia="zh-CN"/>
                 <w14:ligatures w14:val="standardContextual"/>
               </w:rPr>
-              <w:t>$30</w:t>
+              <w:t>$8</w:t>
             </w:r>
           </w:p>
         </w:tc>
@@ -3817,7 +3817,7 @@
                 <w:lang w:eastAsia="zh-CN"/>
                 <w14:ligatures w14:val="standardContextual"/>
               </w:rPr>
-              <w:t>三层抽屉（</w:t>
+              <w:t>四</w:t>
             </w:r>
             <w:r>
               <w:rPr>
@@ -3826,7 +3826,7 @@
                 <w:lang w:eastAsia="zh-CN"/>
                 <w14:ligatures w14:val="standardContextual"/>
               </w:rPr>
-              <w:t>1</w:t>
+              <w:t>层抽屉</w:t>
             </w:r>
             <w:r>
               <w:rPr>
@@ -3835,7 +3835,49 @@
                 <w:lang w:eastAsia="zh-CN"/>
                 <w14:ligatures w14:val="standardContextual"/>
               </w:rPr>
-              <w:t>个）</w:t>
+              <w:t>（</w:t>
+            </w:r>
+            <w:r>
+              <w:rPr>
+                <w:rFonts w:ascii="Helvetica Neue" w:eastAsia="PingFang SC" w:hAnsi="Helvetica Neue" w:cs="Helvetica Neue" w:hint="eastAsia"/>
+                <w:b/>
+                <w:bCs/>
+                <w:szCs w:val="24"/>
+                <w:lang w:eastAsia="zh-CN"/>
+                <w14:ligatures w14:val="standardContextual"/>
+              </w:rPr>
+              <w:t>有</w:t>
+            </w:r>
+            <w:r>
+              <w:rPr>
+                <w:rFonts w:ascii="Helvetica Neue" w:eastAsia="PingFang SC" w:hAnsi="Helvetica Neue" w:cs="Helvetica Neue" w:hint="eastAsia"/>
+                <w:b/>
+                <w:bCs/>
+                <w:szCs w:val="24"/>
+                <w:lang w:eastAsia="zh-CN"/>
+                <w14:ligatures w14:val="standardContextual"/>
+              </w:rPr>
+              <w:t>3</w:t>
+            </w:r>
+            <w:r>
+              <w:rPr>
+                <w:rFonts w:ascii="Helvetica Neue" w:eastAsia="PingFang SC" w:hAnsi="Helvetica Neue" w:cs="Helvetica Neue" w:hint="eastAsia"/>
+                <w:b/>
+                <w:bCs/>
+                <w:szCs w:val="24"/>
+                <w:lang w:eastAsia="zh-CN"/>
+                <w14:ligatures w14:val="standardContextual"/>
+              </w:rPr>
+              <w:t>个</w:t>
+            </w:r>
+            <w:r>
+              <w:rPr>
+                <w:rFonts w:ascii="Helvetica Neue" w:eastAsia="PingFang SC" w:hAnsi="Helvetica Neue" w:cs="Helvetica Neue" w:hint="eastAsia"/>
+                <w:szCs w:val="24"/>
+                <w:lang w:eastAsia="zh-CN"/>
+                <w14:ligatures w14:val="standardContextual"/>
+              </w:rPr>
+              <w:t>）</w:t>
             </w:r>
           </w:p>
         </w:tc>
@@ -3885,7 +3927,7 @@
                 <w14:ligatures w14:val="standardContextual"/>
               </w:rPr>
               <w:lastRenderedPageBreak/>
-              <w:t>MovingSales/images/drawer_3.jpeg</w:t>
+              <w:t>MovingSales/images/drawer_4.jpeg</w:t>
             </w:r>
           </w:p>
         </w:tc>
@@ -3984,7 +4026,25 @@
                 <w:lang w:eastAsia="zh-CN"/>
                 <w14:ligatures w14:val="standardContextual"/>
               </w:rPr>
-              <w:t>$8</w:t>
+              <w:t>$10</w:t>
+            </w:r>
+            <w:r>
+              <w:rPr>
+                <w:rFonts w:ascii="AppleSystemUIFont" w:hAnsi="AppleSystemUIFont" w:cs="AppleSystemUIFont" w:hint="eastAsia"/>
+                <w:szCs w:val="24"/>
+                <w:lang w:eastAsia="zh-CN"/>
+                <w14:ligatures w14:val="standardContextual"/>
+              </w:rPr>
+              <w:t>/</w:t>
+            </w:r>
+            <w:r>
+              <w:rPr>
+                <w:rFonts w:ascii="AppleSystemUIFont" w:hAnsi="AppleSystemUIFont" w:cs="AppleSystemUIFont" w:hint="eastAsia"/>
+                <w:szCs w:val="24"/>
+                <w:lang w:eastAsia="zh-CN"/>
+                <w14:ligatures w14:val="standardContextual"/>
+              </w:rPr>
+              <w:t>个</w:t>
             </w:r>
           </w:p>
         </w:tc>
@@ -4066,7 +4126,7 @@
                 <w:lang w:eastAsia="zh-CN"/>
                 <w14:ligatures w14:val="standardContextual"/>
               </w:rPr>
-              <w:t>四</w:t>
+              <w:t>9</w:t>
             </w:r>
             <w:r>
               <w:rPr>
@@ -4075,16 +4135,7 @@
                 <w:lang w:eastAsia="zh-CN"/>
                 <w14:ligatures w14:val="standardContextual"/>
               </w:rPr>
-              <w:t>层抽屉</w:t>
-            </w:r>
-            <w:r>
-              <w:rPr>
-                <w:rFonts w:ascii="Helvetica Neue" w:eastAsia="PingFang SC" w:hAnsi="Helvetica Neue" w:cs="Helvetica Neue" w:hint="eastAsia"/>
-                <w:szCs w:val="24"/>
-                <w:lang w:eastAsia="zh-CN"/>
-                <w14:ligatures w14:val="standardContextual"/>
-              </w:rPr>
-              <w:t>（</w:t>
+              <w:t>层抽屉（</w:t>
             </w:r>
             <w:r>
               <w:rPr>
@@ -4106,7 +4157,7 @@
                 <w:lang w:eastAsia="zh-CN"/>
                 <w14:ligatures w14:val="standardContextual"/>
               </w:rPr>
-              <w:t>3</w:t>
+              <w:t>9</w:t>
             </w:r>
             <w:r>
               <w:rPr>
@@ -4166,7 +4217,7 @@
                 <w:lang w:eastAsia="zh-CN"/>
                 <w14:ligatures w14:val="standardContextual"/>
               </w:rPr>
-              <w:t>/Users/jingyi/Library/CloudStorage/Dropbox/UW/Document/moving/MovingSales/images/drawer_4.jpeg</w:t>
+              <w:t>/Users/jingyi/Library/CloudStorage/Dropbox/UW/Document/moving/MovingSales/images/drawer_9.jpeg</w:t>
             </w:r>
           </w:p>
         </w:tc>
@@ -4265,16 +4316,7 @@
                 <w:lang w:eastAsia="zh-CN"/>
                 <w14:ligatures w14:val="standardContextual"/>
               </w:rPr>
-              <w:t>$10</w:t>
-            </w:r>
-            <w:r>
-              <w:rPr>
-                <w:rFonts w:ascii="AppleSystemUIFont" w:hAnsi="AppleSystemUIFont" w:cs="AppleSystemUIFont" w:hint="eastAsia"/>
-                <w:szCs w:val="24"/>
-                <w:lang w:eastAsia="zh-CN"/>
-                <w14:ligatures w14:val="standardContextual"/>
-              </w:rPr>
-              <w:t>/</w:t>
+              <w:t>$10/</w:t>
             </w:r>
             <w:r>
               <w:rPr>
@@ -4364,7 +4406,7 @@
                 <w:lang w:eastAsia="zh-CN"/>
                 <w14:ligatures w14:val="standardContextual"/>
               </w:rPr>
-              <w:t>9</w:t>
+              <w:t>雅马哈</w:t>
             </w:r>
             <w:r>
               <w:rPr>
@@ -4373,49 +4415,16 @@
                 <w:lang w:eastAsia="zh-CN"/>
                 <w14:ligatures w14:val="standardContextual"/>
               </w:rPr>
-              <w:t>层抽屉（</w:t>
+              <w:t>C3</w:t>
             </w:r>
             <w:r>
               <w:rPr>
                 <w:rFonts w:ascii="Helvetica Neue" w:eastAsia="PingFang SC" w:hAnsi="Helvetica Neue" w:cs="Helvetica Neue" w:hint="eastAsia"/>
-                <w:b/>
-                <w:bCs/>
-                <w:szCs w:val="24"/>
-                <w:lang w:eastAsia="zh-CN"/>
-                <w14:ligatures w14:val="standardContextual"/>
-              </w:rPr>
-              <w:t>有</w:t>
-            </w:r>
-            <w:r>
-              <w:rPr>
-                <w:rFonts w:ascii="Helvetica Neue" w:eastAsia="PingFang SC" w:hAnsi="Helvetica Neue" w:cs="Helvetica Neue" w:hint="eastAsia"/>
-                <w:b/>
-                <w:bCs/>
-                <w:szCs w:val="24"/>
-                <w:lang w:eastAsia="zh-CN"/>
-                <w14:ligatures w14:val="standardContextual"/>
-              </w:rPr>
-              <w:t>9</w:t>
-            </w:r>
-            <w:r>
-              <w:rPr>
-                <w:rFonts w:ascii="Helvetica Neue" w:eastAsia="PingFang SC" w:hAnsi="Helvetica Neue" w:cs="Helvetica Neue" w:hint="eastAsia"/>
-                <w:b/>
-                <w:bCs/>
-                <w:szCs w:val="24"/>
-                <w:lang w:eastAsia="zh-CN"/>
-                <w14:ligatures w14:val="standardContextual"/>
-              </w:rPr>
-              <w:t>个</w:t>
-            </w:r>
-            <w:r>
-              <w:rPr>
-                <w:rFonts w:ascii="Helvetica Neue" w:eastAsia="PingFang SC" w:hAnsi="Helvetica Neue" w:cs="Helvetica Neue" w:hint="eastAsia"/>
-                <w:szCs w:val="24"/>
-                <w:lang w:eastAsia="zh-CN"/>
-                <w14:ligatures w14:val="standardContextual"/>
-              </w:rPr>
-              <w:t>）</w:t>
+                <w:szCs w:val="24"/>
+                <w:lang w:eastAsia="zh-CN"/>
+                <w14:ligatures w14:val="standardContextual"/>
+              </w:rPr>
+              <w:t>三角钢琴</w:t>
             </w:r>
           </w:p>
         </w:tc>
@@ -4455,26 +4464,159 @@
                 <w:lang w:eastAsia="zh-CN"/>
                 <w14:ligatures w14:val="standardContextual"/>
               </w:rPr>
-              <w:t>/Users/jingyi/Library/CloudStorage/Dropbox/UW/Document/moving/MovingSales/images/drawer_9.jpeg</w:t>
-            </w:r>
-          </w:p>
-        </w:tc>
-        <w:tc>
-          <w:tcPr>
-            <w:tcW w:w="2160" w:type="dxa"/>
-            <w:tcBorders>
-              <w:top w:val="single" w:sz="8" w:space="0" w:color="9A9A9A"/>
-              <w:left w:val="single" w:sz="8" w:space="0" w:color="9A9A9A"/>
-              <w:bottom w:val="single" w:sz="8" w:space="0" w:color="9A9A9A"/>
-              <w:right w:val="single" w:sz="8" w:space="0" w:color="9A9A9A"/>
-            </w:tcBorders>
-            <w:tcMar>
-              <w:top w:w="100" w:type="nil"/>
-              <w:left w:w="20" w:type="nil"/>
-              <w:bottom w:w="20" w:type="nil"/>
-              <w:right w:w="100" w:type="nil"/>
-            </w:tcMar>
-          </w:tcPr>
+              <w:t>/Users/jingyi/Library/CloudStorage/Dropbox/UW/Document/moving/MovingSales/images/piano_1.jpeg</w:t>
+            </w:r>
+          </w:p>
+          <w:p>
+            <w:pPr>
+              <w:autoSpaceDE w:val="0"/>
+              <w:autoSpaceDN w:val="0"/>
+              <w:adjustRightInd w:val="0"/>
+              <w:spacing w:after="0" w:line="240" w:lineRule="auto"/>
+              <w:rPr>
+                <w:rFonts w:ascii="Helvetica Neue" w:hAnsi="Helvetica Neue" w:cs="Helvetica Neue"/>
+                <w:szCs w:val="24"/>
+                <w:lang w:eastAsia="zh-CN"/>
+                <w14:ligatures w14:val="standardContextual"/>
+              </w:rPr>
+            </w:pPr>
+          </w:p>
+          <w:p>
+            <w:pPr>
+              <w:autoSpaceDE w:val="0"/>
+              <w:autoSpaceDN w:val="0"/>
+              <w:adjustRightInd w:val="0"/>
+              <w:spacing w:after="0" w:line="240" w:lineRule="auto"/>
+              <w:rPr>
+                <w:rFonts w:ascii="Helvetica Neue" w:hAnsi="Helvetica Neue" w:cs="Helvetica Neue"/>
+                <w:szCs w:val="24"/>
+                <w:lang w:eastAsia="zh-CN"/>
+                <w14:ligatures w14:val="standardContextual"/>
+              </w:rPr>
+            </w:pPr>
+            <w:r>
+              <w:rPr>
+                <w:rFonts w:ascii="Helvetica Neue" w:hAnsi="Helvetica Neue" w:cs="Helvetica Neue" w:hint="eastAsia"/>
+                <w:szCs w:val="24"/>
+                <w:lang w:eastAsia="zh-CN"/>
+                <w14:ligatures w14:val="standardContextual"/>
+              </w:rPr>
+              <w:t>琴键木头细节：</w:t>
+            </w:r>
+            <w:r>
+              <w:rPr>
+                <w:rFonts w:ascii="Helvetica Neue" w:hAnsi="Helvetica Neue" w:cs="Helvetica Neue"/>
+                <w:szCs w:val="24"/>
+                <w:lang w:eastAsia="zh-CN"/>
+                <w14:ligatures w14:val="standardContextual"/>
+              </w:rPr>
+              <w:t>/Users/jingyi/Library/CloudStorage/Dropbox/UW/Document/moving/MovingSales/images/piano_2.jpeg</w:t>
+            </w:r>
+          </w:p>
+          <w:p>
+            <w:pPr>
+              <w:autoSpaceDE w:val="0"/>
+              <w:autoSpaceDN w:val="0"/>
+              <w:adjustRightInd w:val="0"/>
+              <w:spacing w:after="0" w:line="240" w:lineRule="auto"/>
+              <w:rPr>
+                <w:rFonts w:ascii="Helvetica Neue" w:hAnsi="Helvetica Neue" w:cs="Helvetica Neue"/>
+                <w:szCs w:val="24"/>
+                <w:lang w:eastAsia="zh-CN"/>
+                <w14:ligatures w14:val="standardContextual"/>
+              </w:rPr>
+            </w:pPr>
+          </w:p>
+          <w:p>
+            <w:pPr>
+              <w:autoSpaceDE w:val="0"/>
+              <w:autoSpaceDN w:val="0"/>
+              <w:adjustRightInd w:val="0"/>
+              <w:spacing w:after="0" w:line="240" w:lineRule="auto"/>
+              <w:rPr>
+                <w:rFonts w:ascii="Helvetica Neue" w:hAnsi="Helvetica Neue" w:cs="Helvetica Neue" w:hint="eastAsia"/>
+                <w:szCs w:val="24"/>
+                <w:lang w:eastAsia="zh-CN"/>
+                <w14:ligatures w14:val="standardContextual"/>
+              </w:rPr>
+            </w:pPr>
+            <w:r>
+              <w:rPr>
+                <w:rFonts w:ascii="Helvetica Neue" w:hAnsi="Helvetica Neue" w:cs="Helvetica Neue" w:hint="eastAsia"/>
+                <w:szCs w:val="24"/>
+                <w:lang w:eastAsia="zh-CN"/>
+                <w14:ligatures w14:val="standardContextual"/>
+              </w:rPr>
+              <w:t>编码：</w:t>
+            </w:r>
+            <w:r>
+              <w:rPr>
+                <w:rFonts w:ascii="Helvetica Neue" w:hAnsi="Helvetica Neue" w:cs="Helvetica Neue"/>
+                <w:szCs w:val="24"/>
+                <w:lang w:eastAsia="zh-CN"/>
+                <w14:ligatures w14:val="standardContextual"/>
+              </w:rPr>
+              <w:t>/Users/jingyi/Library/CloudStorage/Dropbox/UW/Document/moving/MovingSales/images/piano_number.jpeg</w:t>
+            </w:r>
+          </w:p>
+        </w:tc>
+        <w:tc>
+          <w:tcPr>
+            <w:tcW w:w="2160" w:type="dxa"/>
+            <w:tcBorders>
+              <w:top w:val="single" w:sz="8" w:space="0" w:color="9A9A9A"/>
+              <w:left w:val="single" w:sz="8" w:space="0" w:color="9A9A9A"/>
+              <w:bottom w:val="single" w:sz="8" w:space="0" w:color="9A9A9A"/>
+              <w:right w:val="single" w:sz="8" w:space="0" w:color="9A9A9A"/>
+            </w:tcBorders>
+            <w:tcMar>
+              <w:top w:w="100" w:type="nil"/>
+              <w:left w:w="20" w:type="nil"/>
+              <w:bottom w:w="20" w:type="nil"/>
+              <w:right w:w="100" w:type="nil"/>
+            </w:tcMar>
+          </w:tcPr>
+          <w:p>
+            <w:pPr>
+              <w:autoSpaceDE w:val="0"/>
+              <w:autoSpaceDN w:val="0"/>
+              <w:adjustRightInd w:val="0"/>
+              <w:spacing w:after="0" w:line="240" w:lineRule="auto"/>
+              <w:rPr>
+                <w:rFonts w:ascii="Helvetica Neue" w:hAnsi="Helvetica Neue" w:cs="Helvetica Neue"/>
+                <w:szCs w:val="24"/>
+                <w:lang w:eastAsia="zh-CN"/>
+                <w14:ligatures w14:val="standardContextual"/>
+              </w:rPr>
+            </w:pPr>
+            <w:r>
+              <w:rPr>
+                <w:rFonts w:ascii="Helvetica Neue" w:hAnsi="Helvetica Neue" w:cs="Helvetica Neue" w:hint="eastAsia"/>
+                <w:szCs w:val="24"/>
+                <w:lang w:eastAsia="zh-CN"/>
+                <w14:ligatures w14:val="standardContextual"/>
+              </w:rPr>
+              <w:t>编码：</w:t>
+            </w:r>
+            <w:r>
+              <w:rPr>
+                <w:rFonts w:ascii="Helvetica Neue" w:hAnsi="Helvetica Neue" w:cs="Helvetica Neue" w:hint="eastAsia"/>
+                <w:szCs w:val="24"/>
+                <w:lang w:eastAsia="zh-CN"/>
+                <w14:ligatures w14:val="standardContextual"/>
+              </w:rPr>
+              <w:t>353</w:t>
+            </w:r>
+            <w:r>
+              <w:rPr>
+                <w:rFonts w:ascii="Helvetica Neue" w:hAnsi="Helvetica Neue" w:cs="Helvetica Neue" w:hint="eastAsia"/>
+                <w:szCs w:val="24"/>
+                <w:lang w:eastAsia="zh-CN"/>
+                <w14:ligatures w14:val="standardContextual"/>
+              </w:rPr>
+              <w:t>万</w:t>
+            </w:r>
+          </w:p>
           <w:p>
             <w:pPr>
               <w:tabs>
@@ -4502,6 +4644,15 @@
                 <w14:ligatures w14:val="standardContextual"/>
               </w:rPr>
             </w:pPr>
+            <w:r>
+              <w:rPr>
+                <w:rFonts w:ascii="Helvetica Neue" w:hAnsi="Helvetica Neue" w:cs="Helvetica Neue" w:hint="eastAsia"/>
+                <w:szCs w:val="24"/>
+                <w:lang w:eastAsia="zh-CN"/>
+                <w14:ligatures w14:val="standardContextual"/>
+              </w:rPr>
+              <w:t>全尺寸演奏厅级别钢琴</w:t>
+            </w:r>
           </w:p>
         </w:tc>
         <w:tc>
@@ -4554,16 +4705,7 @@
                 <w:lang w:eastAsia="zh-CN"/>
                 <w14:ligatures w14:val="standardContextual"/>
               </w:rPr>
-              <w:t>$10/</w:t>
-            </w:r>
-            <w:r>
-              <w:rPr>
-                <w:rFonts w:ascii="AppleSystemUIFont" w:hAnsi="AppleSystemUIFont" w:cs="AppleSystemUIFont" w:hint="eastAsia"/>
-                <w:szCs w:val="24"/>
-                <w:lang w:eastAsia="zh-CN"/>
-                <w14:ligatures w14:val="standardContextual"/>
-              </w:rPr>
-              <w:t>个</w:t>
+              <w:t>$12,500</w:t>
             </w:r>
           </w:p>
         </w:tc>
@@ -4644,25 +4786,7 @@
                 <w:lang w:eastAsia="zh-CN"/>
                 <w14:ligatures w14:val="standardContextual"/>
               </w:rPr>
-              <w:t>雅马哈</w:t>
-            </w:r>
-            <w:r>
-              <w:rPr>
-                <w:rFonts w:ascii="Helvetica Neue" w:eastAsia="PingFang SC" w:hAnsi="Helvetica Neue" w:cs="Helvetica Neue" w:hint="eastAsia"/>
-                <w:szCs w:val="24"/>
-                <w:lang w:eastAsia="zh-CN"/>
-                <w14:ligatures w14:val="standardContextual"/>
-              </w:rPr>
-              <w:t>C3</w:t>
-            </w:r>
-            <w:r>
-              <w:rPr>
-                <w:rFonts w:ascii="Helvetica Neue" w:eastAsia="PingFang SC" w:hAnsi="Helvetica Neue" w:cs="Helvetica Neue" w:hint="eastAsia"/>
-                <w:szCs w:val="24"/>
-                <w:lang w:eastAsia="zh-CN"/>
-                <w14:ligatures w14:val="standardContextual"/>
-              </w:rPr>
-              <w:t>三角钢琴</w:t>
+              <w:t>冰箱（冷冻）</w:t>
             </w:r>
           </w:p>
         </w:tc>
@@ -4702,22 +4826,77 @@
                 <w:lang w:eastAsia="zh-CN"/>
                 <w14:ligatures w14:val="standardContextual"/>
               </w:rPr>
-              <w:t>/Users/jingyi/Library/CloudStorage/Dropbox/UW/Document/moving/MovingSales/images/piano_1.jpeg</w:t>
-            </w:r>
-          </w:p>
-          <w:p>
-            <w:pPr>
-              <w:autoSpaceDE w:val="0"/>
-              <w:autoSpaceDN w:val="0"/>
-              <w:adjustRightInd w:val="0"/>
-              <w:spacing w:after="0" w:line="240" w:lineRule="auto"/>
+              <w:t>/Users/jingyi/Library/CloudStorage/Dropbox/UW/Document/moving/MovingSales/images/</w:t>
+            </w:r>
+            <w:r>
               <w:rPr>
                 <w:rFonts w:ascii="Helvetica Neue" w:hAnsi="Helvetica Neue" w:cs="Helvetica Neue"/>
                 <w:szCs w:val="24"/>
                 <w:lang w:eastAsia="zh-CN"/>
                 <w14:ligatures w14:val="standardContextual"/>
               </w:rPr>
-            </w:pPr>
+              <w:t>冰柜</w:t>
+            </w:r>
+            <w:r>
+              <w:rPr>
+                <w:rFonts w:ascii="Helvetica Neue" w:hAnsi="Helvetica Neue" w:cs="Helvetica Neue"/>
+                <w:szCs w:val="24"/>
+                <w:lang w:eastAsia="zh-CN"/>
+                <w14:ligatures w14:val="standardContextual"/>
+              </w:rPr>
+              <w:t>0.jpeg.jpeg</w:t>
+            </w:r>
+          </w:p>
+          <w:p>
+            <w:pPr>
+              <w:autoSpaceDE w:val="0"/>
+              <w:autoSpaceDN w:val="0"/>
+              <w:adjustRightInd w:val="0"/>
+              <w:spacing w:after="0" w:line="240" w:lineRule="auto"/>
+              <w:rPr>
+                <w:rFonts w:ascii="Helvetica Neue" w:hAnsi="Helvetica Neue" w:cs="Helvetica Neue"/>
+                <w:szCs w:val="24"/>
+                <w:lang w:eastAsia="zh-CN"/>
+                <w14:ligatures w14:val="standardContextual"/>
+              </w:rPr>
+            </w:pPr>
+            <w:r>
+              <w:rPr>
+                <w:rFonts w:ascii="Helvetica Neue" w:hAnsi="Helvetica Neue" w:cs="Helvetica Neue"/>
+                <w:szCs w:val="24"/>
+                <w:lang w:eastAsia="zh-CN"/>
+                <w14:ligatures w14:val="standardContextual"/>
+              </w:rPr>
+              <w:t>/Users/jingyi/Library/CloudStorage/Dropbox/UW/Document/moving/</w:t>
+            </w:r>
+            <w:r>
+              <w:rPr>
+                <w:rFonts w:ascii="Helvetica Neue" w:hAnsi="Helvetica Neue" w:cs="Helvetica Neue"/>
+                <w:szCs w:val="24"/>
+                <w:lang w:eastAsia="zh-CN"/>
+                <w14:ligatures w14:val="standardContextual"/>
+              </w:rPr>
+              <w:lastRenderedPageBreak/>
+              <w:t>MovingSales/images/</w:t>
+            </w:r>
+            <w:r>
+              <w:rPr>
+                <w:rFonts w:ascii="Helvetica Neue" w:hAnsi="Helvetica Neue" w:cs="Helvetica Neue"/>
+                <w:szCs w:val="24"/>
+                <w:lang w:eastAsia="zh-CN"/>
+                <w14:ligatures w14:val="standardContextual"/>
+              </w:rPr>
+              <w:t>冰柜</w:t>
+            </w:r>
+            <w:r>
+              <w:rPr>
+                <w:rFonts w:ascii="Helvetica Neue" w:hAnsi="Helvetica Neue" w:cs="Helvetica Neue"/>
+                <w:szCs w:val="24"/>
+                <w:lang w:eastAsia="zh-CN"/>
+                <w14:ligatures w14:val="standardContextual"/>
+              </w:rPr>
+              <w:t>0.jpeg.jpeg</w:t>
+            </w:r>
           </w:p>
           <w:p>
             <w:pPr>
@@ -4734,81 +4913,49 @@
             </w:pPr>
             <w:r>
               <w:rPr>
-                <w:rFonts w:ascii="Helvetica Neue" w:hAnsi="Helvetica Neue" w:cs="Helvetica Neue" w:hint="eastAsia"/>
-                <w:szCs w:val="24"/>
-                <w:lang w:eastAsia="zh-CN"/>
-                <w14:ligatures w14:val="standardContextual"/>
-              </w:rPr>
-              <w:t>琴键木头细节：</w:t>
-            </w:r>
-            <w:r>
-              <w:rPr>
                 <w:rFonts w:ascii="Helvetica Neue" w:hAnsi="Helvetica Neue" w:cs="Helvetica Neue"/>
                 <w:szCs w:val="24"/>
                 <w:lang w:eastAsia="zh-CN"/>
                 <w14:ligatures w14:val="standardContextual"/>
               </w:rPr>
-              <w:t>/Users/jingyi/Library/CloudStorage/Dropbox/UW/Document/moving/MovingSales/images/piano_2.jpeg</w:t>
-            </w:r>
-          </w:p>
-        </w:tc>
-        <w:tc>
-          <w:tcPr>
-            <w:tcW w:w="2160" w:type="dxa"/>
-            <w:tcBorders>
-              <w:top w:val="single" w:sz="8" w:space="0" w:color="9A9A9A"/>
-              <w:left w:val="single" w:sz="8" w:space="0" w:color="9A9A9A"/>
-              <w:bottom w:val="single" w:sz="8" w:space="0" w:color="9A9A9A"/>
-              <w:right w:val="single" w:sz="8" w:space="0" w:color="9A9A9A"/>
-            </w:tcBorders>
-            <w:tcMar>
-              <w:top w:w="100" w:type="nil"/>
-              <w:left w:w="20" w:type="nil"/>
-              <w:bottom w:w="20" w:type="nil"/>
-              <w:right w:w="100" w:type="nil"/>
-            </w:tcMar>
-          </w:tcPr>
-          <w:p>
-            <w:pPr>
-              <w:autoSpaceDE w:val="0"/>
-              <w:autoSpaceDN w:val="0"/>
-              <w:adjustRightInd w:val="0"/>
-              <w:spacing w:after="0" w:line="240" w:lineRule="auto"/>
+              <w:t>/Users/jingyi/Library/CloudStorage/Dropbox/UW/Document/moving/MovingSales/images/</w:t>
+            </w:r>
+            <w:r>
               <w:rPr>
                 <w:rFonts w:ascii="Helvetica Neue" w:hAnsi="Helvetica Neue" w:cs="Helvetica Neue"/>
                 <w:szCs w:val="24"/>
                 <w:lang w:eastAsia="zh-CN"/>
                 <w14:ligatures w14:val="standardContextual"/>
               </w:rPr>
-            </w:pPr>
-            <w:r>
-              <w:rPr>
-                <w:rFonts w:ascii="Helvetica Neue" w:hAnsi="Helvetica Neue" w:cs="Helvetica Neue" w:hint="eastAsia"/>
-                <w:szCs w:val="24"/>
-                <w:lang w:eastAsia="zh-CN"/>
-                <w14:ligatures w14:val="standardContextual"/>
-              </w:rPr>
-              <w:t>编码：</w:t>
-            </w:r>
-            <w:r>
-              <w:rPr>
-                <w:rFonts w:ascii="Helvetica Neue" w:hAnsi="Helvetica Neue" w:cs="Helvetica Neue" w:hint="eastAsia"/>
-                <w:szCs w:val="24"/>
-                <w:lang w:eastAsia="zh-CN"/>
-                <w14:ligatures w14:val="standardContextual"/>
-              </w:rPr>
-              <w:t>353</w:t>
-            </w:r>
-            <w:r>
-              <w:rPr>
-                <w:rFonts w:ascii="Helvetica Neue" w:hAnsi="Helvetica Neue" w:cs="Helvetica Neue" w:hint="eastAsia"/>
-                <w:szCs w:val="24"/>
-                <w:lang w:eastAsia="zh-CN"/>
-                <w14:ligatures w14:val="standardContextual"/>
-              </w:rPr>
-              <w:t>万</w:t>
-            </w:r>
-          </w:p>
+              <w:t>冰柜</w:t>
+            </w:r>
+            <w:r>
+              <w:rPr>
+                <w:rFonts w:ascii="Helvetica Neue" w:hAnsi="Helvetica Neue" w:cs="Helvetica Neue"/>
+                <w:szCs w:val="24"/>
+                <w:lang w:eastAsia="zh-CN"/>
+                <w14:ligatures w14:val="standardContextual"/>
+              </w:rPr>
+              <w:t>1.jpeg</w:t>
+            </w:r>
+          </w:p>
+        </w:tc>
+        <w:tc>
+          <w:tcPr>
+            <w:tcW w:w="2160" w:type="dxa"/>
+            <w:tcBorders>
+              <w:top w:val="single" w:sz="8" w:space="0" w:color="9A9A9A"/>
+              <w:left w:val="single" w:sz="8" w:space="0" w:color="9A9A9A"/>
+              <w:bottom w:val="single" w:sz="8" w:space="0" w:color="9A9A9A"/>
+              <w:right w:val="single" w:sz="8" w:space="0" w:color="9A9A9A"/>
+            </w:tcBorders>
+            <w:tcMar>
+              <w:top w:w="100" w:type="nil"/>
+              <w:left w:w="20" w:type="nil"/>
+              <w:bottom w:w="20" w:type="nil"/>
+              <w:right w:w="100" w:type="nil"/>
+            </w:tcMar>
+          </w:tcPr>
           <w:p>
             <w:pPr>
               <w:tabs>
@@ -4838,12 +4985,13 @@
             </w:pPr>
             <w:r>
               <w:rPr>
-                <w:rFonts w:ascii="Helvetica Neue" w:hAnsi="Helvetica Neue" w:cs="Helvetica Neue" w:hint="eastAsia"/>
-                <w:szCs w:val="24"/>
-                <w:lang w:eastAsia="zh-CN"/>
-                <w14:ligatures w14:val="standardContextual"/>
-              </w:rPr>
-              <w:t>全尺寸演奏厅级别钢琴</w:t>
+                <w:rFonts w:ascii="Helvetica" w:eastAsia="PingFang SC" w:hAnsi="Helvetica" w:cs="Helvetica" w:hint="eastAsia"/>
+                <w:szCs w:val="24"/>
+                <w:lang w:eastAsia="zh-CN"/>
+                <w14:ligatures w14:val="standardContextual"/>
+              </w:rPr>
+              <w:lastRenderedPageBreak/>
+              <w:t>表面有一处划痕，不影响正常使用，新买来的时候纸箱在搬运中不小心剐蹭到了。</w:t>
             </w:r>
           </w:p>
         </w:tc>
@@ -4897,25 +5045,7 @@
                 <w:lang w:eastAsia="zh-CN"/>
                 <w14:ligatures w14:val="standardContextual"/>
               </w:rPr>
-              <w:t>$1</w:t>
-            </w:r>
-            <w:r>
-              <w:rPr>
-                <w:rFonts w:ascii="AppleSystemUIFont" w:hAnsi="AppleSystemUIFont" w:cs="AppleSystemUIFont" w:hint="eastAsia"/>
-                <w:szCs w:val="24"/>
-                <w:lang w:eastAsia="zh-CN"/>
-                <w14:ligatures w14:val="standardContextual"/>
-              </w:rPr>
-              <w:t>万</w:t>
-            </w:r>
-            <w:r>
-              <w:rPr>
-                <w:rFonts w:ascii="AppleSystemUIFont" w:hAnsi="AppleSystemUIFont" w:cs="AppleSystemUIFont" w:hint="eastAsia"/>
-                <w:szCs w:val="24"/>
-                <w:lang w:eastAsia="zh-CN"/>
-                <w14:ligatures w14:val="standardContextual"/>
-              </w:rPr>
-              <w:t>2</w:t>
+              <w:t>$45</w:t>
             </w:r>
           </w:p>
         </w:tc>
@@ -4996,39 +5126,48 @@
                 <w:lang w:eastAsia="zh-CN"/>
                 <w14:ligatures w14:val="standardContextual"/>
               </w:rPr>
-              <w:t>冰箱（冷冻）</w:t>
-            </w:r>
-          </w:p>
-        </w:tc>
-        <w:tc>
-          <w:tcPr>
-            <w:tcW w:w="2160" w:type="dxa"/>
-            <w:tcBorders>
-              <w:top w:val="single" w:sz="8" w:space="0" w:color="9A9A9A"/>
-              <w:left w:val="single" w:sz="8" w:space="0" w:color="9A9A9A"/>
-              <w:bottom w:val="single" w:sz="8" w:space="0" w:color="9A9A9A"/>
-              <w:right w:val="single" w:sz="8" w:space="0" w:color="9A9A9A"/>
-            </w:tcBorders>
-            <w:tcMar>
-              <w:top w:w="100" w:type="nil"/>
-              <w:left w:w="20" w:type="nil"/>
-              <w:bottom w:w="20" w:type="nil"/>
-              <w:right w:w="100" w:type="nil"/>
-            </w:tcMar>
-          </w:tcPr>
-          <w:p>
-            <w:pPr>
-              <w:autoSpaceDE w:val="0"/>
-              <w:autoSpaceDN w:val="0"/>
-              <w:adjustRightInd w:val="0"/>
-              <w:spacing w:after="0" w:line="240" w:lineRule="auto"/>
+              <w:t>冰柜</w:t>
+            </w:r>
+          </w:p>
+        </w:tc>
+        <w:tc>
+          <w:tcPr>
+            <w:tcW w:w="2160" w:type="dxa"/>
+            <w:tcBorders>
+              <w:top w:val="single" w:sz="8" w:space="0" w:color="9A9A9A"/>
+              <w:left w:val="single" w:sz="8" w:space="0" w:color="9A9A9A"/>
+              <w:bottom w:val="single" w:sz="8" w:space="0" w:color="9A9A9A"/>
+              <w:right w:val="single" w:sz="8" w:space="0" w:color="9A9A9A"/>
+            </w:tcBorders>
+            <w:tcMar>
+              <w:top w:w="100" w:type="nil"/>
+              <w:left w:w="20" w:type="nil"/>
+              <w:bottom w:w="20" w:type="nil"/>
+              <w:right w:w="100" w:type="nil"/>
+            </w:tcMar>
+          </w:tcPr>
+          <w:p>
+            <w:pPr>
+              <w:autoSpaceDE w:val="0"/>
+              <w:autoSpaceDN w:val="0"/>
+              <w:adjustRightInd w:val="0"/>
+              <w:spacing w:after="0" w:line="240" w:lineRule="auto"/>
+              <w:rPr>
+                <w:rFonts w:ascii="Helvetica Neue" w:hAnsi="Helvetica Neue" w:cs="Helvetica Neue" w:hint="eastAsia"/>
+                <w:szCs w:val="24"/>
+                <w:lang w:eastAsia="zh-CN"/>
+                <w14:ligatures w14:val="standardContextual"/>
+              </w:rPr>
+            </w:pPr>
+            <w:r>
               <w:rPr>
                 <w:rFonts w:ascii="Helvetica Neue" w:hAnsi="Helvetica Neue" w:cs="Helvetica Neue"/>
                 <w:szCs w:val="24"/>
                 <w:lang w:eastAsia="zh-CN"/>
                 <w14:ligatures w14:val="standardContextual"/>
               </w:rPr>
-            </w:pPr>
+              <w:t>/Users/jingyi/Library/CloudStorage/Dropbox/UW/Document/moving/MovingSales/images/</w:t>
+            </w:r>
             <w:r>
               <w:rPr>
                 <w:rFonts w:ascii="Helvetica Neue" w:hAnsi="Helvetica Neue" w:cs="Helvetica Neue"/>
@@ -5036,7 +5175,7 @@
                 <w:lang w:eastAsia="zh-CN"/>
                 <w14:ligatures w14:val="standardContextual"/>
               </w:rPr>
-              <w:t>/Users/jingyi/Library/CloudStorage/Dropbox/UW/Document/moving/MovingSales/images/</w:t>
+              <w:t>冰柜</w:t>
             </w:r>
             <w:r>
               <w:rPr>
@@ -5045,108 +5184,7 @@
                 <w:lang w:eastAsia="zh-CN"/>
                 <w14:ligatures w14:val="standardContextual"/>
               </w:rPr>
-              <w:t>冰柜</w:t>
-            </w:r>
-            <w:r>
-              <w:rPr>
-                <w:rFonts w:ascii="Helvetica Neue" w:hAnsi="Helvetica Neue" w:cs="Helvetica Neue"/>
-                <w:szCs w:val="24"/>
-                <w:lang w:eastAsia="zh-CN"/>
-                <w14:ligatures w14:val="standardContextual"/>
-              </w:rPr>
-              <w:t>0.jpeg.jpeg</w:t>
-            </w:r>
-          </w:p>
-          <w:p>
-            <w:pPr>
-              <w:autoSpaceDE w:val="0"/>
-              <w:autoSpaceDN w:val="0"/>
-              <w:adjustRightInd w:val="0"/>
-              <w:spacing w:after="0" w:line="240" w:lineRule="auto"/>
-              <w:rPr>
-                <w:rFonts w:ascii="Helvetica Neue" w:hAnsi="Helvetica Neue" w:cs="Helvetica Neue"/>
-                <w:szCs w:val="24"/>
-                <w:lang w:eastAsia="zh-CN"/>
-                <w14:ligatures w14:val="standardContextual"/>
-              </w:rPr>
-            </w:pPr>
-            <w:r>
-              <w:rPr>
-                <w:rFonts w:ascii="Helvetica Neue" w:hAnsi="Helvetica Neue" w:cs="Helvetica Neue"/>
-                <w:szCs w:val="24"/>
-                <w:lang w:eastAsia="zh-CN"/>
-                <w14:ligatures w14:val="standardContextual"/>
-              </w:rPr>
-              <w:t>/Users/jingyi/Library/CloudStorage/Dropbox/UW/Document/moving/MovingSales/ima</w:t>
-            </w:r>
-            <w:r>
-              <w:rPr>
-                <w:rFonts w:ascii="Helvetica Neue" w:hAnsi="Helvetica Neue" w:cs="Helvetica Neue"/>
-                <w:szCs w:val="24"/>
-                <w:lang w:eastAsia="zh-CN"/>
-                <w14:ligatures w14:val="standardContextual"/>
-              </w:rPr>
-              <w:lastRenderedPageBreak/>
-              <w:t>ges/</w:t>
-            </w:r>
-            <w:r>
-              <w:rPr>
-                <w:rFonts w:ascii="Helvetica Neue" w:hAnsi="Helvetica Neue" w:cs="Helvetica Neue"/>
-                <w:szCs w:val="24"/>
-                <w:lang w:eastAsia="zh-CN"/>
-                <w14:ligatures w14:val="standardContextual"/>
-              </w:rPr>
-              <w:t>冰柜</w:t>
-            </w:r>
-            <w:r>
-              <w:rPr>
-                <w:rFonts w:ascii="Helvetica Neue" w:hAnsi="Helvetica Neue" w:cs="Helvetica Neue"/>
-                <w:szCs w:val="24"/>
-                <w:lang w:eastAsia="zh-CN"/>
-                <w14:ligatures w14:val="standardContextual"/>
-              </w:rPr>
-              <w:t>0.jpeg.jpeg</w:t>
-            </w:r>
-          </w:p>
-          <w:p>
-            <w:pPr>
-              <w:autoSpaceDE w:val="0"/>
-              <w:autoSpaceDN w:val="0"/>
-              <w:adjustRightInd w:val="0"/>
-              <w:spacing w:after="0" w:line="240" w:lineRule="auto"/>
-              <w:rPr>
-                <w:rFonts w:ascii="Helvetica Neue" w:hAnsi="Helvetica Neue" w:cs="Helvetica Neue" w:hint="eastAsia"/>
-                <w:szCs w:val="24"/>
-                <w:lang w:eastAsia="zh-CN"/>
-                <w14:ligatures w14:val="standardContextual"/>
-              </w:rPr>
-            </w:pPr>
-            <w:r>
-              <w:rPr>
-                <w:rFonts w:ascii="Helvetica Neue" w:hAnsi="Helvetica Neue" w:cs="Helvetica Neue"/>
-                <w:szCs w:val="24"/>
-                <w:lang w:eastAsia="zh-CN"/>
-                <w14:ligatures w14:val="standardContextual"/>
-              </w:rPr>
-              <w:t>/Users/jingyi/Library/CloudStorage/Dropbox/UW/Document/moving/MovingSales/images/</w:t>
-            </w:r>
-            <w:r>
-              <w:rPr>
-                <w:rFonts w:ascii="Helvetica Neue" w:hAnsi="Helvetica Neue" w:cs="Helvetica Neue"/>
-                <w:szCs w:val="24"/>
-                <w:lang w:eastAsia="zh-CN"/>
-                <w14:ligatures w14:val="standardContextual"/>
-              </w:rPr>
-              <w:t>冰柜</w:t>
-            </w:r>
-            <w:r>
-              <w:rPr>
-                <w:rFonts w:ascii="Helvetica Neue" w:hAnsi="Helvetica Neue" w:cs="Helvetica Neue"/>
-                <w:szCs w:val="24"/>
-                <w:lang w:eastAsia="zh-CN"/>
-                <w14:ligatures w14:val="standardContextual"/>
-              </w:rPr>
-              <w:t>1.jpeg</w:t>
+              <w:t>.jpeg</w:t>
             </w:r>
           </w:p>
         </w:tc>
@@ -5193,16 +5231,6 @@
                 <w14:ligatures w14:val="standardContextual"/>
               </w:rPr>
             </w:pPr>
-            <w:r>
-              <w:rPr>
-                <w:rFonts w:ascii="Helvetica" w:eastAsia="PingFang SC" w:hAnsi="Helvetica" w:cs="Helvetica" w:hint="eastAsia"/>
-                <w:szCs w:val="24"/>
-                <w:lang w:eastAsia="zh-CN"/>
-                <w14:ligatures w14:val="standardContextual"/>
-              </w:rPr>
-              <w:lastRenderedPageBreak/>
-              <w:t>表面有一处划痕，不影响正常使用，新买来的时候纸箱在搬运中不小心剐蹭到了。</w:t>
-            </w:r>
           </w:p>
         </w:tc>
         <w:tc>
@@ -5255,7 +5283,7 @@
                 <w:lang w:eastAsia="zh-CN"/>
                 <w14:ligatures w14:val="standardContextual"/>
               </w:rPr>
-              <w:t>$45</w:t>
+              <w:t>$20</w:t>
             </w:r>
           </w:p>
         </w:tc>
@@ -5336,7 +5364,7 @@
                 <w:lang w:eastAsia="zh-CN"/>
                 <w14:ligatures w14:val="standardContextual"/>
               </w:rPr>
-              <w:t>冰柜</w:t>
+              <w:t>柜子</w:t>
             </w:r>
           </w:p>
         </w:tc>
@@ -5385,7 +5413,7 @@
                 <w:lang w:eastAsia="zh-CN"/>
                 <w14:ligatures w14:val="standardContextual"/>
               </w:rPr>
-              <w:t>冰柜</w:t>
+              <w:t>柜子</w:t>
             </w:r>
             <w:r>
               <w:rPr>
@@ -5493,16 +5521,7 @@
                 <w:lang w:eastAsia="zh-CN"/>
                 <w14:ligatures w14:val="standardContextual"/>
               </w:rPr>
-              <w:t>$2</w:t>
-            </w:r>
-            <w:r>
-              <w:rPr>
-                <w:rFonts w:ascii="AppleSystemUIFont" w:hAnsi="AppleSystemUIFont" w:cs="AppleSystemUIFont" w:hint="eastAsia"/>
-                <w:szCs w:val="24"/>
-                <w:lang w:eastAsia="zh-CN"/>
-                <w14:ligatures w14:val="standardContextual"/>
-              </w:rPr>
-              <w:t>0</w:t>
+              <w:t>$8</w:t>
             </w:r>
           </w:p>
         </w:tc>
@@ -5576,6 +5595,15 @@
                 <w14:ligatures w14:val="standardContextual"/>
               </w:rPr>
             </w:pPr>
+            <w:r>
+              <w:rPr>
+                <w:rFonts w:ascii="Helvetica Neue" w:eastAsia="PingFang SC" w:hAnsi="Helvetica Neue" w:cs="Helvetica Neue" w:hint="eastAsia"/>
+                <w:szCs w:val="24"/>
+                <w:lang w:eastAsia="zh-CN"/>
+                <w14:ligatures w14:val="standardContextual"/>
+              </w:rPr>
+              <w:t>九宫格</w:t>
+            </w:r>
           </w:p>
         </w:tc>
         <w:tc>
@@ -5607,6 +5635,33 @@
                 <w14:ligatures w14:val="standardContextual"/>
               </w:rPr>
             </w:pPr>
+            <w:r>
+              <w:rPr>
+                <w:rFonts w:ascii="Helvetica Neue" w:hAnsi="Helvetica Neue" w:cs="Helvetica Neue"/>
+                <w:szCs w:val="24"/>
+                <w:lang w:eastAsia="zh-CN"/>
+                <w14:ligatures w14:val="standardContextual"/>
+              </w:rPr>
+              <w:t>/Users/jingyi/Library/CloudStorage/Dropbox/UW/Document/moving/MovingSales/images/</w:t>
+            </w:r>
+            <w:r>
+              <w:rPr>
+                <w:rFonts w:ascii="Helvetica Neue" w:hAnsi="Helvetica Neue" w:cs="Helvetica Neue"/>
+                <w:szCs w:val="24"/>
+                <w:lang w:eastAsia="zh-CN"/>
+                <w14:ligatures w14:val="standardContextual"/>
+              </w:rPr>
+              <w:t>九宫格</w:t>
+            </w:r>
+            <w:r>
+              <w:rPr>
+                <w:rFonts w:ascii="Helvetica Neue" w:hAnsi="Helvetica Neue" w:cs="Helvetica Neue"/>
+                <w:szCs w:val="24"/>
+                <w:lang w:eastAsia="zh-CN"/>
+                <w14:ligatures w14:val="standardContextual"/>
+              </w:rPr>
+              <w:t>.jpeg</w:t>
+            </w:r>
           </w:p>
         </w:tc>
         <w:tc>
@@ -5697,6 +5752,15 @@
                 <w14:ligatures w14:val="standardContextual"/>
               </w:rPr>
             </w:pPr>
+            <w:r>
+              <w:rPr>
+                <w:rFonts w:ascii="AppleSystemUIFont" w:hAnsi="AppleSystemUIFont" w:cs="AppleSystemUIFont" w:hint="eastAsia"/>
+                <w:szCs w:val="24"/>
+                <w:lang w:eastAsia="zh-CN"/>
+                <w14:ligatures w14:val="standardContextual"/>
+              </w:rPr>
+              <w:t>$10</w:t>
+            </w:r>
           </w:p>
         </w:tc>
         <w:tc>
@@ -5769,6 +5833,15 @@
                 <w14:ligatures w14:val="standardContextual"/>
               </w:rPr>
             </w:pPr>
+            <w:r>
+              <w:rPr>
+                <w:rFonts w:ascii="Helvetica Neue" w:eastAsia="PingFang SC" w:hAnsi="Helvetica Neue" w:cs="Helvetica Neue" w:hint="eastAsia"/>
+                <w:szCs w:val="24"/>
+                <w:lang w:eastAsia="zh-CN"/>
+                <w14:ligatures w14:val="standardContextual"/>
+              </w:rPr>
+              <w:t>小推车</w:t>
+            </w:r>
           </w:p>
         </w:tc>
         <w:tc>
@@ -5800,6 +5873,33 @@
                 <w14:ligatures w14:val="standardContextual"/>
               </w:rPr>
             </w:pPr>
+            <w:r>
+              <w:rPr>
+                <w:rFonts w:ascii="Helvetica Neue" w:hAnsi="Helvetica Neue" w:cs="Helvetica Neue"/>
+                <w:szCs w:val="24"/>
+                <w:lang w:eastAsia="zh-CN"/>
+                <w14:ligatures w14:val="standardContextual"/>
+              </w:rPr>
+              <w:t>/Users/jingyi/Library/CloudStorage/Dropbox/UW/Document/moving/MovingSales/images/</w:t>
+            </w:r>
+            <w:r>
+              <w:rPr>
+                <w:rFonts w:ascii="Helvetica Neue" w:hAnsi="Helvetica Neue" w:cs="Helvetica Neue"/>
+                <w:szCs w:val="24"/>
+                <w:lang w:eastAsia="zh-CN"/>
+                <w14:ligatures w14:val="standardContextual"/>
+              </w:rPr>
+              <w:t>小推车</w:t>
+            </w:r>
+            <w:r>
+              <w:rPr>
+                <w:rFonts w:ascii="Helvetica Neue" w:hAnsi="Helvetica Neue" w:cs="Helvetica Neue"/>
+                <w:szCs w:val="24"/>
+                <w:lang w:eastAsia="zh-CN"/>
+                <w14:ligatures w14:val="standardContextual"/>
+              </w:rPr>
+              <w:t>.jpeg</w:t>
+            </w:r>
           </w:p>
         </w:tc>
         <w:tc>
@@ -5890,6 +5990,15 @@
                 <w14:ligatures w14:val="standardContextual"/>
               </w:rPr>
             </w:pPr>
+            <w:r>
+              <w:rPr>
+                <w:rFonts w:ascii="AppleSystemUIFont" w:hAnsi="AppleSystemUIFont" w:cs="AppleSystemUIFont" w:hint="eastAsia"/>
+                <w:szCs w:val="24"/>
+                <w:lang w:eastAsia="zh-CN"/>
+                <w14:ligatures w14:val="standardContextual"/>
+              </w:rPr>
+              <w:t>$8</w:t>
+            </w:r>
           </w:p>
         </w:tc>
         <w:tc>

--- a/搬家.docx
+++ b/搬家.docx
@@ -1103,6 +1103,83 @@
                 <w14:ligatures w14:val="standardContextual"/>
               </w:rPr>
             </w:pPr>
+            <w:r>
+              <w:rPr>
+                <w:rFonts w:ascii="PingFang SC" w:eastAsia="PingFang SC" w:hAnsi="Helvetica" w:cs="PingFang SC"/>
+                <w:szCs w:val="24"/>
+                <w:lang w:eastAsia="zh-CN"/>
+                <w14:ligatures w14:val="standardContextual"/>
+              </w:rPr>
+              <w:t xml:space="preserve">右边：170cm </w:t>
+            </w:r>
+            <w:bookmarkStart w:id="1" w:name="_Hlk232844399"/>
+            <w:r>
+              <w:rPr>
+                <w:rFonts w:ascii="PingFang SC" w:eastAsia="PingFang SC" w:hAnsi="Helvetica" w:cs="PingFang SC"/>
+                <w:szCs w:val="24"/>
+                <w:lang w:eastAsia="zh-CN"/>
+                <w14:ligatures w14:val="standardContextual"/>
+              </w:rPr>
+              <w:t>(高）</w:t>
+            </w:r>
+            <w:bookmarkEnd w:id="1"/>
+            <w:r>
+              <w:rPr>
+                <w:rFonts w:ascii="PingFang SC" w:eastAsia="PingFang SC" w:hAnsi="Helvetica" w:cs="PingFang SC"/>
+                <w:szCs w:val="24"/>
+                <w:lang w:eastAsia="zh-CN"/>
+                <w14:ligatures w14:val="standardContextual"/>
+              </w:rPr>
+              <w:t xml:space="preserve">* 76cm </w:t>
+            </w:r>
+            <w:bookmarkStart w:id="2" w:name="_Hlk232844403"/>
+            <w:r>
+              <w:rPr>
+                <w:rFonts w:ascii="PingFang SC" w:eastAsia="PingFang SC" w:hAnsi="Helvetica" w:cs="PingFang SC"/>
+                <w:szCs w:val="24"/>
+                <w:lang w:eastAsia="zh-CN"/>
+                <w14:ligatures w14:val="standardContextual"/>
+              </w:rPr>
+              <w:t>(宽）</w:t>
+            </w:r>
+            <w:bookmarkEnd w:id="2"/>
+          </w:p>
+          <w:p>
+            <w:pPr>
+              <w:autoSpaceDE w:val="0"/>
+              <w:autoSpaceDN w:val="0"/>
+              <w:adjustRightInd w:val="0"/>
+              <w:spacing w:after="0" w:line="240" w:lineRule="auto"/>
+              <w:rPr>
+                <w:rFonts w:ascii="PingFang SC" w:eastAsia="PingFang SC" w:hAnsi="Helvetica" w:cs="PingFang SC"/>
+                <w:szCs w:val="24"/>
+                <w:lang w:eastAsia="zh-CN"/>
+                <w14:ligatures w14:val="standardContextual"/>
+              </w:rPr>
+            </w:pPr>
+          </w:p>
+          <w:p>
+            <w:pPr>
+              <w:autoSpaceDE w:val="0"/>
+              <w:autoSpaceDN w:val="0"/>
+              <w:adjustRightInd w:val="0"/>
+              <w:spacing w:after="0" w:line="240" w:lineRule="auto"/>
+              <w:rPr>
+                <w:rFonts w:ascii="PingFang SC" w:eastAsia="PingFang SC" w:hAnsi="Helvetica" w:cs="PingFang SC" w:hint="eastAsia"/>
+                <w:szCs w:val="24"/>
+                <w:lang w:eastAsia="zh-CN"/>
+                <w14:ligatures w14:val="standardContextual"/>
+              </w:rPr>
+            </w:pPr>
+            <w:r>
+              <w:rPr>
+                <w:rFonts w:ascii="PingFang SC" w:eastAsia="PingFang SC" w:hAnsi="Helvetica" w:cs="PingFang SC"/>
+                <w:szCs w:val="24"/>
+                <w:lang w:eastAsia="zh-CN"/>
+                <w14:ligatures w14:val="standardContextual"/>
+              </w:rPr>
+              <w:t>左边：180(高）*90 cm(宽）</w:t>
+            </w:r>
           </w:p>
         </w:tc>
         <w:tc>
@@ -1201,7 +1278,7 @@
                 <w14:ligatures w14:val="standardContextual"/>
               </w:rPr>
             </w:pPr>
-            <w:bookmarkStart w:id="1" w:name="_Hlk232801763"/>
+            <w:bookmarkStart w:id="3" w:name="_Hlk232801763"/>
             <w:r>
               <w:rPr>
                 <w:rFonts w:ascii="PingFang SC" w:eastAsia="PingFang SC" w:hAnsi="Helvetica Neue" w:cs="PingFang SC" w:hint="eastAsia"/>
@@ -1368,7 +1445,7 @@
           </w:p>
         </w:tc>
       </w:tr>
-      <w:bookmarkEnd w:id="1"/>
+      <w:bookmarkEnd w:id="3"/>
       <w:tr>
         <w:tblPrEx>
           <w:tblBorders>
@@ -2424,7 +2501,7 @@
                 <w14:ligatures w14:val="standardContextual"/>
               </w:rPr>
             </w:pPr>
-            <w:bookmarkStart w:id="2" w:name="_Hlk232800392"/>
+            <w:bookmarkStart w:id="4" w:name="_Hlk232800392"/>
             <w:r>
               <w:rPr>
                 <w:rFonts w:ascii="Helvetica Neue" w:eastAsia="PingFang SC" w:hAnsi="Helvetica Neue" w:cs="Helvetica Neue" w:hint="eastAsia"/>
@@ -2434,7 +2511,7 @@
               </w:rPr>
               <w:t>黑色升降桌</w:t>
             </w:r>
-            <w:bookmarkEnd w:id="2"/>
+            <w:bookmarkEnd w:id="4"/>
           </w:p>
         </w:tc>
         <w:tc>
@@ -2530,7 +2607,7 @@
                 <w14:ligatures w14:val="standardContextual"/>
               </w:rPr>
             </w:pPr>
-            <w:bookmarkStart w:id="3" w:name="_Hlk232800375"/>
+            <w:bookmarkStart w:id="5" w:name="_Hlk232800375"/>
             <w:r>
               <w:rPr>
                 <w:rFonts w:ascii="Helvetica" w:eastAsia="PingFang SC" w:hAnsi="Helvetica" w:cs="Helvetica" w:hint="eastAsia"/>
@@ -2606,7 +2683,7 @@
               </w:rPr>
               <w:t>70cm</w:t>
             </w:r>
-            <w:bookmarkEnd w:id="3"/>
+            <w:bookmarkEnd w:id="5"/>
           </w:p>
         </w:tc>
         <w:tc>
@@ -3809,7 +3886,7 @@
                 <w14:ligatures w14:val="standardContextual"/>
               </w:rPr>
             </w:pPr>
-            <w:bookmarkStart w:id="4" w:name="_Hlk232802607"/>
+            <w:bookmarkStart w:id="6" w:name="_Hlk232802607"/>
             <w:r>
               <w:rPr>
                 <w:rFonts w:ascii="Helvetica Neue" w:eastAsia="PingFang SC" w:hAnsi="Helvetica Neue" w:cs="Helvetica Neue" w:hint="eastAsia"/>
@@ -4088,7 +4165,7 @@
           </w:p>
         </w:tc>
       </w:tr>
-      <w:bookmarkEnd w:id="4"/>
+      <w:bookmarkEnd w:id="6"/>
       <w:tr>
         <w:tc>
           <w:tcPr>
@@ -5999,6 +6076,833 @@
               </w:rPr>
               <w:t>$8</w:t>
             </w:r>
+          </w:p>
+        </w:tc>
+        <w:tc>
+          <w:tcPr>
+            <w:tcW w:w="2160" w:type="dxa"/>
+            <w:tcBorders>
+              <w:top w:val="single" w:sz="8" w:space="0" w:color="9A9A9A"/>
+              <w:left w:val="single" w:sz="8" w:space="0" w:color="9A9A9A"/>
+              <w:bottom w:val="single" w:sz="8" w:space="0" w:color="9A9A9A"/>
+              <w:right w:val="single" w:sz="8" w:space="0" w:color="9A9A9A"/>
+            </w:tcBorders>
+          </w:tcPr>
+          <w:p>
+            <w:pPr>
+              <w:tabs>
+                <w:tab w:val="left" w:pos="560"/>
+                <w:tab w:val="left" w:pos="1120"/>
+                <w:tab w:val="left" w:pos="1680"/>
+                <w:tab w:val="left" w:pos="2240"/>
+                <w:tab w:val="left" w:pos="2800"/>
+                <w:tab w:val="left" w:pos="3360"/>
+                <w:tab w:val="left" w:pos="3920"/>
+                <w:tab w:val="left" w:pos="4480"/>
+                <w:tab w:val="left" w:pos="5040"/>
+                <w:tab w:val="left" w:pos="5600"/>
+                <w:tab w:val="left" w:pos="6160"/>
+                <w:tab w:val="left" w:pos="6720"/>
+              </w:tabs>
+              <w:autoSpaceDE w:val="0"/>
+              <w:autoSpaceDN w:val="0"/>
+              <w:adjustRightInd w:val="0"/>
+              <w:spacing w:after="0" w:line="240" w:lineRule="auto"/>
+              <w:rPr>
+                <w:rFonts w:ascii="Helvetica Neue" w:eastAsia="PingFang SC" w:hAnsi="Helvetica Neue" w:cs="Helvetica Neue"/>
+                <w:szCs w:val="24"/>
+                <w:lang w:eastAsia="zh-CN"/>
+                <w14:ligatures w14:val="standardContextual"/>
+              </w:rPr>
+            </w:pPr>
+          </w:p>
+        </w:tc>
+      </w:tr>
+      <w:tr>
+        <w:tc>
+          <w:tcPr>
+            <w:tcW w:w="2268" w:type="dxa"/>
+            <w:tcBorders>
+              <w:top w:val="single" w:sz="8" w:space="0" w:color="9A9A9A"/>
+              <w:left w:val="single" w:sz="8" w:space="0" w:color="9A9A9A"/>
+              <w:bottom w:val="single" w:sz="8" w:space="0" w:color="9A9A9A"/>
+              <w:right w:val="single" w:sz="8" w:space="0" w:color="9A9A9A"/>
+            </w:tcBorders>
+            <w:tcMar>
+              <w:top w:w="100" w:type="nil"/>
+              <w:left w:w="20" w:type="nil"/>
+              <w:bottom w:w="20" w:type="nil"/>
+              <w:right w:w="100" w:type="nil"/>
+            </w:tcMar>
+          </w:tcPr>
+          <w:p>
+            <w:pPr>
+              <w:autoSpaceDE w:val="0"/>
+              <w:autoSpaceDN w:val="0"/>
+              <w:adjustRightInd w:val="0"/>
+              <w:spacing w:after="0" w:line="240" w:lineRule="auto"/>
+              <w:rPr>
+                <w:rFonts w:ascii="Helvetica Neue" w:eastAsia="PingFang SC" w:hAnsi="Helvetica Neue" w:cs="Helvetica Neue" w:hint="eastAsia"/>
+                <w:szCs w:val="24"/>
+                <w:lang w:eastAsia="zh-CN"/>
+                <w14:ligatures w14:val="standardContextual"/>
+              </w:rPr>
+            </w:pPr>
+            <w:r>
+              <w:rPr>
+                <w:rFonts w:ascii="Helvetica Neue" w:eastAsia="PingFang SC" w:hAnsi="Helvetica Neue" w:cs="Helvetica Neue" w:hint="eastAsia"/>
+                <w:szCs w:val="24"/>
+                <w:lang w:eastAsia="zh-CN"/>
+                <w14:ligatures w14:val="standardContextual"/>
+              </w:rPr>
+              <w:t>小木桌</w:t>
+            </w:r>
+          </w:p>
+        </w:tc>
+        <w:tc>
+          <w:tcPr>
+            <w:tcW w:w="2160" w:type="dxa"/>
+            <w:tcBorders>
+              <w:top w:val="single" w:sz="8" w:space="0" w:color="9A9A9A"/>
+              <w:left w:val="single" w:sz="8" w:space="0" w:color="9A9A9A"/>
+              <w:bottom w:val="single" w:sz="8" w:space="0" w:color="9A9A9A"/>
+              <w:right w:val="single" w:sz="8" w:space="0" w:color="9A9A9A"/>
+            </w:tcBorders>
+            <w:tcMar>
+              <w:top w:w="100" w:type="nil"/>
+              <w:left w:w="20" w:type="nil"/>
+              <w:bottom w:w="20" w:type="nil"/>
+              <w:right w:w="100" w:type="nil"/>
+            </w:tcMar>
+          </w:tcPr>
+          <w:p>
+            <w:pPr>
+              <w:autoSpaceDE w:val="0"/>
+              <w:autoSpaceDN w:val="0"/>
+              <w:adjustRightInd w:val="0"/>
+              <w:spacing w:after="0" w:line="240" w:lineRule="auto"/>
+              <w:rPr>
+                <w:rFonts w:ascii="Helvetica Neue" w:hAnsi="Helvetica Neue" w:cs="Helvetica Neue"/>
+                <w:szCs w:val="24"/>
+                <w:lang w:eastAsia="zh-CN"/>
+                <w14:ligatures w14:val="standardContextual"/>
+              </w:rPr>
+            </w:pPr>
+          </w:p>
+        </w:tc>
+        <w:tc>
+          <w:tcPr>
+            <w:tcW w:w="2160" w:type="dxa"/>
+            <w:tcBorders>
+              <w:top w:val="single" w:sz="8" w:space="0" w:color="9A9A9A"/>
+              <w:left w:val="single" w:sz="8" w:space="0" w:color="9A9A9A"/>
+              <w:bottom w:val="single" w:sz="8" w:space="0" w:color="9A9A9A"/>
+              <w:right w:val="single" w:sz="8" w:space="0" w:color="9A9A9A"/>
+            </w:tcBorders>
+            <w:tcMar>
+              <w:top w:w="100" w:type="nil"/>
+              <w:left w:w="20" w:type="nil"/>
+              <w:bottom w:w="20" w:type="nil"/>
+              <w:right w:w="100" w:type="nil"/>
+            </w:tcMar>
+          </w:tcPr>
+          <w:p>
+            <w:pPr>
+              <w:tabs>
+                <w:tab w:val="left" w:pos="560"/>
+                <w:tab w:val="left" w:pos="1120"/>
+                <w:tab w:val="left" w:pos="1680"/>
+                <w:tab w:val="left" w:pos="2240"/>
+                <w:tab w:val="left" w:pos="2800"/>
+                <w:tab w:val="left" w:pos="3360"/>
+                <w:tab w:val="left" w:pos="3920"/>
+                <w:tab w:val="left" w:pos="4480"/>
+                <w:tab w:val="left" w:pos="5040"/>
+                <w:tab w:val="left" w:pos="5600"/>
+                <w:tab w:val="left" w:pos="6160"/>
+                <w:tab w:val="left" w:pos="6720"/>
+              </w:tabs>
+              <w:autoSpaceDE w:val="0"/>
+              <w:autoSpaceDN w:val="0"/>
+              <w:adjustRightInd w:val="0"/>
+              <w:spacing w:after="0" w:line="240" w:lineRule="auto"/>
+              <w:rPr>
+                <w:rFonts w:ascii="Helvetica" w:eastAsia="PingFang SC" w:hAnsi="Helvetica" w:cs="Helvetica"/>
+                <w:szCs w:val="24"/>
+                <w:lang w:eastAsia="zh-CN"/>
+                <w14:ligatures w14:val="standardContextual"/>
+              </w:rPr>
+            </w:pPr>
+            <w:r>
+              <w:rPr>
+                <w:rFonts w:ascii="Helvetica" w:eastAsia="PingFang SC" w:hAnsi="Helvetica" w:cs="Helvetica" w:hint="eastAsia"/>
+                <w:szCs w:val="24"/>
+                <w:lang w:eastAsia="zh-CN"/>
+                <w14:ligatures w14:val="standardContextual"/>
+              </w:rPr>
+              <w:t>高：</w:t>
+            </w:r>
+            <w:r>
+              <w:rPr>
+                <w:rFonts w:ascii="Helvetica" w:eastAsia="PingFang SC" w:hAnsi="Helvetica" w:cs="Helvetica" w:hint="eastAsia"/>
+                <w:szCs w:val="24"/>
+                <w:lang w:eastAsia="zh-CN"/>
+                <w14:ligatures w14:val="standardContextual"/>
+              </w:rPr>
+              <w:t>50cm</w:t>
+            </w:r>
+          </w:p>
+          <w:p>
+            <w:pPr>
+              <w:tabs>
+                <w:tab w:val="left" w:pos="560"/>
+                <w:tab w:val="left" w:pos="1120"/>
+                <w:tab w:val="left" w:pos="1680"/>
+                <w:tab w:val="left" w:pos="2240"/>
+                <w:tab w:val="left" w:pos="2800"/>
+                <w:tab w:val="left" w:pos="3360"/>
+                <w:tab w:val="left" w:pos="3920"/>
+                <w:tab w:val="left" w:pos="4480"/>
+                <w:tab w:val="left" w:pos="5040"/>
+                <w:tab w:val="left" w:pos="5600"/>
+                <w:tab w:val="left" w:pos="6160"/>
+                <w:tab w:val="left" w:pos="6720"/>
+              </w:tabs>
+              <w:autoSpaceDE w:val="0"/>
+              <w:autoSpaceDN w:val="0"/>
+              <w:adjustRightInd w:val="0"/>
+              <w:spacing w:after="0" w:line="240" w:lineRule="auto"/>
+              <w:rPr>
+                <w:rFonts w:ascii="Helvetica" w:eastAsia="PingFang SC" w:hAnsi="Helvetica" w:cs="Helvetica" w:hint="eastAsia"/>
+                <w:szCs w:val="24"/>
+                <w:lang w:eastAsia="zh-CN"/>
+                <w14:ligatures w14:val="standardContextual"/>
+              </w:rPr>
+            </w:pPr>
+          </w:p>
+        </w:tc>
+        <w:tc>
+          <w:tcPr>
+            <w:tcW w:w="2160" w:type="dxa"/>
+            <w:tcBorders>
+              <w:top w:val="single" w:sz="8" w:space="0" w:color="9A9A9A"/>
+              <w:left w:val="single" w:sz="8" w:space="0" w:color="9A9A9A"/>
+              <w:bottom w:val="single" w:sz="8" w:space="0" w:color="9A9A9A"/>
+              <w:right w:val="single" w:sz="8" w:space="0" w:color="9A9A9A"/>
+            </w:tcBorders>
+            <w:tcMar>
+              <w:top w:w="100" w:type="nil"/>
+              <w:left w:w="20" w:type="nil"/>
+              <w:bottom w:w="20" w:type="nil"/>
+              <w:right w:w="100" w:type="nil"/>
+            </w:tcMar>
+          </w:tcPr>
+          <w:p>
+            <w:pPr>
+              <w:tabs>
+                <w:tab w:val="left" w:pos="560"/>
+                <w:tab w:val="left" w:pos="1120"/>
+                <w:tab w:val="left" w:pos="1680"/>
+                <w:tab w:val="left" w:pos="2240"/>
+                <w:tab w:val="left" w:pos="2800"/>
+                <w:tab w:val="left" w:pos="3360"/>
+                <w:tab w:val="left" w:pos="3920"/>
+                <w:tab w:val="left" w:pos="4480"/>
+                <w:tab w:val="left" w:pos="5040"/>
+                <w:tab w:val="left" w:pos="5600"/>
+                <w:tab w:val="left" w:pos="6160"/>
+                <w:tab w:val="left" w:pos="6720"/>
+              </w:tabs>
+              <w:autoSpaceDE w:val="0"/>
+              <w:autoSpaceDN w:val="0"/>
+              <w:adjustRightInd w:val="0"/>
+              <w:spacing w:after="0" w:line="240" w:lineRule="auto"/>
+              <w:rPr>
+                <w:rFonts w:ascii="AppleSystemUIFont" w:hAnsi="AppleSystemUIFont" w:cs="AppleSystemUIFont" w:hint="eastAsia"/>
+                <w:szCs w:val="24"/>
+                <w:lang w:eastAsia="zh-CN"/>
+                <w14:ligatures w14:val="standardContextual"/>
+              </w:rPr>
+            </w:pPr>
+          </w:p>
+        </w:tc>
+        <w:tc>
+          <w:tcPr>
+            <w:tcW w:w="2160" w:type="dxa"/>
+            <w:tcBorders>
+              <w:top w:val="single" w:sz="8" w:space="0" w:color="9A9A9A"/>
+              <w:left w:val="single" w:sz="8" w:space="0" w:color="9A9A9A"/>
+              <w:bottom w:val="single" w:sz="8" w:space="0" w:color="9A9A9A"/>
+              <w:right w:val="single" w:sz="8" w:space="0" w:color="9A9A9A"/>
+            </w:tcBorders>
+          </w:tcPr>
+          <w:p>
+            <w:pPr>
+              <w:tabs>
+                <w:tab w:val="left" w:pos="560"/>
+                <w:tab w:val="left" w:pos="1120"/>
+                <w:tab w:val="left" w:pos="1680"/>
+                <w:tab w:val="left" w:pos="2240"/>
+                <w:tab w:val="left" w:pos="2800"/>
+                <w:tab w:val="left" w:pos="3360"/>
+                <w:tab w:val="left" w:pos="3920"/>
+                <w:tab w:val="left" w:pos="4480"/>
+                <w:tab w:val="left" w:pos="5040"/>
+                <w:tab w:val="left" w:pos="5600"/>
+                <w:tab w:val="left" w:pos="6160"/>
+                <w:tab w:val="left" w:pos="6720"/>
+              </w:tabs>
+              <w:autoSpaceDE w:val="0"/>
+              <w:autoSpaceDN w:val="0"/>
+              <w:adjustRightInd w:val="0"/>
+              <w:spacing w:after="0" w:line="240" w:lineRule="auto"/>
+              <w:rPr>
+                <w:rFonts w:ascii="Helvetica Neue" w:eastAsia="PingFang SC" w:hAnsi="Helvetica Neue" w:cs="Helvetica Neue"/>
+                <w:szCs w:val="24"/>
+                <w:lang w:eastAsia="zh-CN"/>
+                <w14:ligatures w14:val="standardContextual"/>
+              </w:rPr>
+            </w:pPr>
+          </w:p>
+        </w:tc>
+      </w:tr>
+      <w:tr>
+        <w:tc>
+          <w:tcPr>
+            <w:tcW w:w="2268" w:type="dxa"/>
+            <w:tcBorders>
+              <w:top w:val="single" w:sz="8" w:space="0" w:color="9A9A9A"/>
+              <w:left w:val="single" w:sz="8" w:space="0" w:color="9A9A9A"/>
+              <w:bottom w:val="single" w:sz="8" w:space="0" w:color="9A9A9A"/>
+              <w:right w:val="single" w:sz="8" w:space="0" w:color="9A9A9A"/>
+            </w:tcBorders>
+            <w:tcMar>
+              <w:top w:w="100" w:type="nil"/>
+              <w:left w:w="20" w:type="nil"/>
+              <w:bottom w:w="20" w:type="nil"/>
+              <w:right w:w="100" w:type="nil"/>
+            </w:tcMar>
+          </w:tcPr>
+          <w:p>
+            <w:pPr>
+              <w:autoSpaceDE w:val="0"/>
+              <w:autoSpaceDN w:val="0"/>
+              <w:adjustRightInd w:val="0"/>
+              <w:spacing w:after="0" w:line="240" w:lineRule="auto"/>
+              <w:rPr>
+                <w:rFonts w:ascii="Helvetica Neue" w:eastAsia="PingFang SC" w:hAnsi="Helvetica Neue" w:cs="Helvetica Neue" w:hint="eastAsia"/>
+                <w:szCs w:val="24"/>
+                <w:lang w:eastAsia="zh-CN"/>
+                <w14:ligatures w14:val="standardContextual"/>
+              </w:rPr>
+            </w:pPr>
+          </w:p>
+        </w:tc>
+        <w:tc>
+          <w:tcPr>
+            <w:tcW w:w="2160" w:type="dxa"/>
+            <w:tcBorders>
+              <w:top w:val="single" w:sz="8" w:space="0" w:color="9A9A9A"/>
+              <w:left w:val="single" w:sz="8" w:space="0" w:color="9A9A9A"/>
+              <w:bottom w:val="single" w:sz="8" w:space="0" w:color="9A9A9A"/>
+              <w:right w:val="single" w:sz="8" w:space="0" w:color="9A9A9A"/>
+            </w:tcBorders>
+            <w:tcMar>
+              <w:top w:w="100" w:type="nil"/>
+              <w:left w:w="20" w:type="nil"/>
+              <w:bottom w:w="20" w:type="nil"/>
+              <w:right w:w="100" w:type="nil"/>
+            </w:tcMar>
+          </w:tcPr>
+          <w:p>
+            <w:pPr>
+              <w:autoSpaceDE w:val="0"/>
+              <w:autoSpaceDN w:val="0"/>
+              <w:adjustRightInd w:val="0"/>
+              <w:spacing w:after="0" w:line="240" w:lineRule="auto"/>
+              <w:rPr>
+                <w:rFonts w:ascii="Helvetica Neue" w:hAnsi="Helvetica Neue" w:cs="Helvetica Neue"/>
+                <w:szCs w:val="24"/>
+                <w:lang w:eastAsia="zh-CN"/>
+                <w14:ligatures w14:val="standardContextual"/>
+              </w:rPr>
+            </w:pPr>
+          </w:p>
+        </w:tc>
+        <w:tc>
+          <w:tcPr>
+            <w:tcW w:w="2160" w:type="dxa"/>
+            <w:tcBorders>
+              <w:top w:val="single" w:sz="8" w:space="0" w:color="9A9A9A"/>
+              <w:left w:val="single" w:sz="8" w:space="0" w:color="9A9A9A"/>
+              <w:bottom w:val="single" w:sz="8" w:space="0" w:color="9A9A9A"/>
+              <w:right w:val="single" w:sz="8" w:space="0" w:color="9A9A9A"/>
+            </w:tcBorders>
+            <w:tcMar>
+              <w:top w:w="100" w:type="nil"/>
+              <w:left w:w="20" w:type="nil"/>
+              <w:bottom w:w="20" w:type="nil"/>
+              <w:right w:w="100" w:type="nil"/>
+            </w:tcMar>
+          </w:tcPr>
+          <w:p>
+            <w:pPr>
+              <w:tabs>
+                <w:tab w:val="left" w:pos="560"/>
+                <w:tab w:val="left" w:pos="1120"/>
+                <w:tab w:val="left" w:pos="1680"/>
+                <w:tab w:val="left" w:pos="2240"/>
+                <w:tab w:val="left" w:pos="2800"/>
+                <w:tab w:val="left" w:pos="3360"/>
+                <w:tab w:val="left" w:pos="3920"/>
+                <w:tab w:val="left" w:pos="4480"/>
+                <w:tab w:val="left" w:pos="5040"/>
+                <w:tab w:val="left" w:pos="5600"/>
+                <w:tab w:val="left" w:pos="6160"/>
+                <w:tab w:val="left" w:pos="6720"/>
+              </w:tabs>
+              <w:autoSpaceDE w:val="0"/>
+              <w:autoSpaceDN w:val="0"/>
+              <w:adjustRightInd w:val="0"/>
+              <w:spacing w:after="0" w:line="240" w:lineRule="auto"/>
+              <w:rPr>
+                <w:rFonts w:ascii="Helvetica" w:eastAsia="PingFang SC" w:hAnsi="Helvetica" w:cs="Helvetica"/>
+                <w:szCs w:val="24"/>
+                <w:lang w:eastAsia="zh-CN"/>
+                <w14:ligatures w14:val="standardContextual"/>
+              </w:rPr>
+            </w:pPr>
+          </w:p>
+        </w:tc>
+        <w:tc>
+          <w:tcPr>
+            <w:tcW w:w="2160" w:type="dxa"/>
+            <w:tcBorders>
+              <w:top w:val="single" w:sz="8" w:space="0" w:color="9A9A9A"/>
+              <w:left w:val="single" w:sz="8" w:space="0" w:color="9A9A9A"/>
+              <w:bottom w:val="single" w:sz="8" w:space="0" w:color="9A9A9A"/>
+              <w:right w:val="single" w:sz="8" w:space="0" w:color="9A9A9A"/>
+            </w:tcBorders>
+            <w:tcMar>
+              <w:top w:w="100" w:type="nil"/>
+              <w:left w:w="20" w:type="nil"/>
+              <w:bottom w:w="20" w:type="nil"/>
+              <w:right w:w="100" w:type="nil"/>
+            </w:tcMar>
+          </w:tcPr>
+          <w:p>
+            <w:pPr>
+              <w:tabs>
+                <w:tab w:val="left" w:pos="560"/>
+                <w:tab w:val="left" w:pos="1120"/>
+                <w:tab w:val="left" w:pos="1680"/>
+                <w:tab w:val="left" w:pos="2240"/>
+                <w:tab w:val="left" w:pos="2800"/>
+                <w:tab w:val="left" w:pos="3360"/>
+                <w:tab w:val="left" w:pos="3920"/>
+                <w:tab w:val="left" w:pos="4480"/>
+                <w:tab w:val="left" w:pos="5040"/>
+                <w:tab w:val="left" w:pos="5600"/>
+                <w:tab w:val="left" w:pos="6160"/>
+                <w:tab w:val="left" w:pos="6720"/>
+              </w:tabs>
+              <w:autoSpaceDE w:val="0"/>
+              <w:autoSpaceDN w:val="0"/>
+              <w:adjustRightInd w:val="0"/>
+              <w:spacing w:after="0" w:line="240" w:lineRule="auto"/>
+              <w:rPr>
+                <w:rFonts w:ascii="AppleSystemUIFont" w:hAnsi="AppleSystemUIFont" w:cs="AppleSystemUIFont" w:hint="eastAsia"/>
+                <w:szCs w:val="24"/>
+                <w:lang w:eastAsia="zh-CN"/>
+                <w14:ligatures w14:val="standardContextual"/>
+              </w:rPr>
+            </w:pPr>
+          </w:p>
+        </w:tc>
+        <w:tc>
+          <w:tcPr>
+            <w:tcW w:w="2160" w:type="dxa"/>
+            <w:tcBorders>
+              <w:top w:val="single" w:sz="8" w:space="0" w:color="9A9A9A"/>
+              <w:left w:val="single" w:sz="8" w:space="0" w:color="9A9A9A"/>
+              <w:bottom w:val="single" w:sz="8" w:space="0" w:color="9A9A9A"/>
+              <w:right w:val="single" w:sz="8" w:space="0" w:color="9A9A9A"/>
+            </w:tcBorders>
+          </w:tcPr>
+          <w:p>
+            <w:pPr>
+              <w:tabs>
+                <w:tab w:val="left" w:pos="560"/>
+                <w:tab w:val="left" w:pos="1120"/>
+                <w:tab w:val="left" w:pos="1680"/>
+                <w:tab w:val="left" w:pos="2240"/>
+                <w:tab w:val="left" w:pos="2800"/>
+                <w:tab w:val="left" w:pos="3360"/>
+                <w:tab w:val="left" w:pos="3920"/>
+                <w:tab w:val="left" w:pos="4480"/>
+                <w:tab w:val="left" w:pos="5040"/>
+                <w:tab w:val="left" w:pos="5600"/>
+                <w:tab w:val="left" w:pos="6160"/>
+                <w:tab w:val="left" w:pos="6720"/>
+              </w:tabs>
+              <w:autoSpaceDE w:val="0"/>
+              <w:autoSpaceDN w:val="0"/>
+              <w:adjustRightInd w:val="0"/>
+              <w:spacing w:after="0" w:line="240" w:lineRule="auto"/>
+              <w:rPr>
+                <w:rFonts w:ascii="Helvetica Neue" w:eastAsia="PingFang SC" w:hAnsi="Helvetica Neue" w:cs="Helvetica Neue"/>
+                <w:szCs w:val="24"/>
+                <w:lang w:eastAsia="zh-CN"/>
+                <w14:ligatures w14:val="standardContextual"/>
+              </w:rPr>
+            </w:pPr>
+          </w:p>
+        </w:tc>
+      </w:tr>
+      <w:tr>
+        <w:tc>
+          <w:tcPr>
+            <w:tcW w:w="2268" w:type="dxa"/>
+            <w:tcBorders>
+              <w:top w:val="single" w:sz="8" w:space="0" w:color="9A9A9A"/>
+              <w:left w:val="single" w:sz="8" w:space="0" w:color="9A9A9A"/>
+              <w:bottom w:val="single" w:sz="8" w:space="0" w:color="9A9A9A"/>
+              <w:right w:val="single" w:sz="8" w:space="0" w:color="9A9A9A"/>
+            </w:tcBorders>
+            <w:tcMar>
+              <w:top w:w="100" w:type="nil"/>
+              <w:left w:w="20" w:type="nil"/>
+              <w:bottom w:w="20" w:type="nil"/>
+              <w:right w:w="100" w:type="nil"/>
+            </w:tcMar>
+          </w:tcPr>
+          <w:p>
+            <w:pPr>
+              <w:autoSpaceDE w:val="0"/>
+              <w:autoSpaceDN w:val="0"/>
+              <w:adjustRightInd w:val="0"/>
+              <w:spacing w:after="0" w:line="240" w:lineRule="auto"/>
+              <w:rPr>
+                <w:rFonts w:ascii="Helvetica Neue" w:eastAsia="PingFang SC" w:hAnsi="Helvetica Neue" w:cs="Helvetica Neue" w:hint="eastAsia"/>
+                <w:szCs w:val="24"/>
+                <w:lang w:eastAsia="zh-CN"/>
+                <w14:ligatures w14:val="standardContextual"/>
+              </w:rPr>
+            </w:pPr>
+          </w:p>
+        </w:tc>
+        <w:tc>
+          <w:tcPr>
+            <w:tcW w:w="2160" w:type="dxa"/>
+            <w:tcBorders>
+              <w:top w:val="single" w:sz="8" w:space="0" w:color="9A9A9A"/>
+              <w:left w:val="single" w:sz="8" w:space="0" w:color="9A9A9A"/>
+              <w:bottom w:val="single" w:sz="8" w:space="0" w:color="9A9A9A"/>
+              <w:right w:val="single" w:sz="8" w:space="0" w:color="9A9A9A"/>
+            </w:tcBorders>
+            <w:tcMar>
+              <w:top w:w="100" w:type="nil"/>
+              <w:left w:w="20" w:type="nil"/>
+              <w:bottom w:w="20" w:type="nil"/>
+              <w:right w:w="100" w:type="nil"/>
+            </w:tcMar>
+          </w:tcPr>
+          <w:p>
+            <w:pPr>
+              <w:autoSpaceDE w:val="0"/>
+              <w:autoSpaceDN w:val="0"/>
+              <w:adjustRightInd w:val="0"/>
+              <w:spacing w:after="0" w:line="240" w:lineRule="auto"/>
+              <w:rPr>
+                <w:rFonts w:ascii="Helvetica Neue" w:hAnsi="Helvetica Neue" w:cs="Helvetica Neue"/>
+                <w:szCs w:val="24"/>
+                <w:lang w:eastAsia="zh-CN"/>
+                <w14:ligatures w14:val="standardContextual"/>
+              </w:rPr>
+            </w:pPr>
+          </w:p>
+        </w:tc>
+        <w:tc>
+          <w:tcPr>
+            <w:tcW w:w="2160" w:type="dxa"/>
+            <w:tcBorders>
+              <w:top w:val="single" w:sz="8" w:space="0" w:color="9A9A9A"/>
+              <w:left w:val="single" w:sz="8" w:space="0" w:color="9A9A9A"/>
+              <w:bottom w:val="single" w:sz="8" w:space="0" w:color="9A9A9A"/>
+              <w:right w:val="single" w:sz="8" w:space="0" w:color="9A9A9A"/>
+            </w:tcBorders>
+            <w:tcMar>
+              <w:top w:w="100" w:type="nil"/>
+              <w:left w:w="20" w:type="nil"/>
+              <w:bottom w:w="20" w:type="nil"/>
+              <w:right w:w="100" w:type="nil"/>
+            </w:tcMar>
+          </w:tcPr>
+          <w:p>
+            <w:pPr>
+              <w:tabs>
+                <w:tab w:val="left" w:pos="560"/>
+                <w:tab w:val="left" w:pos="1120"/>
+                <w:tab w:val="left" w:pos="1680"/>
+                <w:tab w:val="left" w:pos="2240"/>
+                <w:tab w:val="left" w:pos="2800"/>
+                <w:tab w:val="left" w:pos="3360"/>
+                <w:tab w:val="left" w:pos="3920"/>
+                <w:tab w:val="left" w:pos="4480"/>
+                <w:tab w:val="left" w:pos="5040"/>
+                <w:tab w:val="left" w:pos="5600"/>
+                <w:tab w:val="left" w:pos="6160"/>
+                <w:tab w:val="left" w:pos="6720"/>
+              </w:tabs>
+              <w:autoSpaceDE w:val="0"/>
+              <w:autoSpaceDN w:val="0"/>
+              <w:adjustRightInd w:val="0"/>
+              <w:spacing w:after="0" w:line="240" w:lineRule="auto"/>
+              <w:rPr>
+                <w:rFonts w:ascii="Helvetica" w:eastAsia="PingFang SC" w:hAnsi="Helvetica" w:cs="Helvetica"/>
+                <w:szCs w:val="24"/>
+                <w:lang w:eastAsia="zh-CN"/>
+                <w14:ligatures w14:val="standardContextual"/>
+              </w:rPr>
+            </w:pPr>
+          </w:p>
+        </w:tc>
+        <w:tc>
+          <w:tcPr>
+            <w:tcW w:w="2160" w:type="dxa"/>
+            <w:tcBorders>
+              <w:top w:val="single" w:sz="8" w:space="0" w:color="9A9A9A"/>
+              <w:left w:val="single" w:sz="8" w:space="0" w:color="9A9A9A"/>
+              <w:bottom w:val="single" w:sz="8" w:space="0" w:color="9A9A9A"/>
+              <w:right w:val="single" w:sz="8" w:space="0" w:color="9A9A9A"/>
+            </w:tcBorders>
+            <w:tcMar>
+              <w:top w:w="100" w:type="nil"/>
+              <w:left w:w="20" w:type="nil"/>
+              <w:bottom w:w="20" w:type="nil"/>
+              <w:right w:w="100" w:type="nil"/>
+            </w:tcMar>
+          </w:tcPr>
+          <w:p>
+            <w:pPr>
+              <w:tabs>
+                <w:tab w:val="left" w:pos="560"/>
+                <w:tab w:val="left" w:pos="1120"/>
+                <w:tab w:val="left" w:pos="1680"/>
+                <w:tab w:val="left" w:pos="2240"/>
+                <w:tab w:val="left" w:pos="2800"/>
+                <w:tab w:val="left" w:pos="3360"/>
+                <w:tab w:val="left" w:pos="3920"/>
+                <w:tab w:val="left" w:pos="4480"/>
+                <w:tab w:val="left" w:pos="5040"/>
+                <w:tab w:val="left" w:pos="5600"/>
+                <w:tab w:val="left" w:pos="6160"/>
+                <w:tab w:val="left" w:pos="6720"/>
+              </w:tabs>
+              <w:autoSpaceDE w:val="0"/>
+              <w:autoSpaceDN w:val="0"/>
+              <w:adjustRightInd w:val="0"/>
+              <w:spacing w:after="0" w:line="240" w:lineRule="auto"/>
+              <w:rPr>
+                <w:rFonts w:ascii="AppleSystemUIFont" w:hAnsi="AppleSystemUIFont" w:cs="AppleSystemUIFont" w:hint="eastAsia"/>
+                <w:szCs w:val="24"/>
+                <w:lang w:eastAsia="zh-CN"/>
+                <w14:ligatures w14:val="standardContextual"/>
+              </w:rPr>
+            </w:pPr>
+          </w:p>
+        </w:tc>
+        <w:tc>
+          <w:tcPr>
+            <w:tcW w:w="2160" w:type="dxa"/>
+            <w:tcBorders>
+              <w:top w:val="single" w:sz="8" w:space="0" w:color="9A9A9A"/>
+              <w:left w:val="single" w:sz="8" w:space="0" w:color="9A9A9A"/>
+              <w:bottom w:val="single" w:sz="8" w:space="0" w:color="9A9A9A"/>
+              <w:right w:val="single" w:sz="8" w:space="0" w:color="9A9A9A"/>
+            </w:tcBorders>
+          </w:tcPr>
+          <w:p>
+            <w:pPr>
+              <w:tabs>
+                <w:tab w:val="left" w:pos="560"/>
+                <w:tab w:val="left" w:pos="1120"/>
+                <w:tab w:val="left" w:pos="1680"/>
+                <w:tab w:val="left" w:pos="2240"/>
+                <w:tab w:val="left" w:pos="2800"/>
+                <w:tab w:val="left" w:pos="3360"/>
+                <w:tab w:val="left" w:pos="3920"/>
+                <w:tab w:val="left" w:pos="4480"/>
+                <w:tab w:val="left" w:pos="5040"/>
+                <w:tab w:val="left" w:pos="5600"/>
+                <w:tab w:val="left" w:pos="6160"/>
+                <w:tab w:val="left" w:pos="6720"/>
+              </w:tabs>
+              <w:autoSpaceDE w:val="0"/>
+              <w:autoSpaceDN w:val="0"/>
+              <w:adjustRightInd w:val="0"/>
+              <w:spacing w:after="0" w:line="240" w:lineRule="auto"/>
+              <w:rPr>
+                <w:rFonts w:ascii="Helvetica Neue" w:eastAsia="PingFang SC" w:hAnsi="Helvetica Neue" w:cs="Helvetica Neue"/>
+                <w:szCs w:val="24"/>
+                <w:lang w:eastAsia="zh-CN"/>
+                <w14:ligatures w14:val="standardContextual"/>
+              </w:rPr>
+            </w:pPr>
+          </w:p>
+        </w:tc>
+      </w:tr>
+      <w:tr>
+        <w:tc>
+          <w:tcPr>
+            <w:tcW w:w="2268" w:type="dxa"/>
+            <w:tcBorders>
+              <w:top w:val="single" w:sz="8" w:space="0" w:color="9A9A9A"/>
+              <w:left w:val="single" w:sz="8" w:space="0" w:color="9A9A9A"/>
+              <w:bottom w:val="single" w:sz="8" w:space="0" w:color="9A9A9A"/>
+              <w:right w:val="single" w:sz="8" w:space="0" w:color="9A9A9A"/>
+            </w:tcBorders>
+            <w:tcMar>
+              <w:top w:w="100" w:type="nil"/>
+              <w:left w:w="20" w:type="nil"/>
+              <w:bottom w:w="20" w:type="nil"/>
+              <w:right w:w="100" w:type="nil"/>
+            </w:tcMar>
+          </w:tcPr>
+          <w:p>
+            <w:pPr>
+              <w:autoSpaceDE w:val="0"/>
+              <w:autoSpaceDN w:val="0"/>
+              <w:adjustRightInd w:val="0"/>
+              <w:spacing w:after="0" w:line="240" w:lineRule="auto"/>
+              <w:rPr>
+                <w:rFonts w:ascii="Helvetica Neue" w:eastAsia="PingFang SC" w:hAnsi="Helvetica Neue" w:cs="Helvetica Neue" w:hint="eastAsia"/>
+                <w:szCs w:val="24"/>
+                <w:lang w:eastAsia="zh-CN"/>
+                <w14:ligatures w14:val="standardContextual"/>
+              </w:rPr>
+            </w:pPr>
+          </w:p>
+        </w:tc>
+        <w:tc>
+          <w:tcPr>
+            <w:tcW w:w="2160" w:type="dxa"/>
+            <w:tcBorders>
+              <w:top w:val="single" w:sz="8" w:space="0" w:color="9A9A9A"/>
+              <w:left w:val="single" w:sz="8" w:space="0" w:color="9A9A9A"/>
+              <w:bottom w:val="single" w:sz="8" w:space="0" w:color="9A9A9A"/>
+              <w:right w:val="single" w:sz="8" w:space="0" w:color="9A9A9A"/>
+            </w:tcBorders>
+            <w:tcMar>
+              <w:top w:w="100" w:type="nil"/>
+              <w:left w:w="20" w:type="nil"/>
+              <w:bottom w:w="20" w:type="nil"/>
+              <w:right w:w="100" w:type="nil"/>
+            </w:tcMar>
+          </w:tcPr>
+          <w:p>
+            <w:pPr>
+              <w:autoSpaceDE w:val="0"/>
+              <w:autoSpaceDN w:val="0"/>
+              <w:adjustRightInd w:val="0"/>
+              <w:spacing w:after="0" w:line="240" w:lineRule="auto"/>
+              <w:rPr>
+                <w:rFonts w:ascii="Helvetica Neue" w:hAnsi="Helvetica Neue" w:cs="Helvetica Neue"/>
+                <w:szCs w:val="24"/>
+                <w:lang w:eastAsia="zh-CN"/>
+                <w14:ligatures w14:val="standardContextual"/>
+              </w:rPr>
+            </w:pPr>
+          </w:p>
+        </w:tc>
+        <w:tc>
+          <w:tcPr>
+            <w:tcW w:w="2160" w:type="dxa"/>
+            <w:tcBorders>
+              <w:top w:val="single" w:sz="8" w:space="0" w:color="9A9A9A"/>
+              <w:left w:val="single" w:sz="8" w:space="0" w:color="9A9A9A"/>
+              <w:bottom w:val="single" w:sz="8" w:space="0" w:color="9A9A9A"/>
+              <w:right w:val="single" w:sz="8" w:space="0" w:color="9A9A9A"/>
+            </w:tcBorders>
+            <w:tcMar>
+              <w:top w:w="100" w:type="nil"/>
+              <w:left w:w="20" w:type="nil"/>
+              <w:bottom w:w="20" w:type="nil"/>
+              <w:right w:w="100" w:type="nil"/>
+            </w:tcMar>
+          </w:tcPr>
+          <w:p>
+            <w:pPr>
+              <w:tabs>
+                <w:tab w:val="left" w:pos="560"/>
+                <w:tab w:val="left" w:pos="1120"/>
+                <w:tab w:val="left" w:pos="1680"/>
+                <w:tab w:val="left" w:pos="2240"/>
+                <w:tab w:val="left" w:pos="2800"/>
+                <w:tab w:val="left" w:pos="3360"/>
+                <w:tab w:val="left" w:pos="3920"/>
+                <w:tab w:val="left" w:pos="4480"/>
+                <w:tab w:val="left" w:pos="5040"/>
+                <w:tab w:val="left" w:pos="5600"/>
+                <w:tab w:val="left" w:pos="6160"/>
+                <w:tab w:val="left" w:pos="6720"/>
+              </w:tabs>
+              <w:autoSpaceDE w:val="0"/>
+              <w:autoSpaceDN w:val="0"/>
+              <w:adjustRightInd w:val="0"/>
+              <w:spacing w:after="0" w:line="240" w:lineRule="auto"/>
+              <w:rPr>
+                <w:rFonts w:ascii="Helvetica" w:eastAsia="PingFang SC" w:hAnsi="Helvetica" w:cs="Helvetica"/>
+                <w:szCs w:val="24"/>
+                <w:lang w:eastAsia="zh-CN"/>
+                <w14:ligatures w14:val="standardContextual"/>
+              </w:rPr>
+            </w:pPr>
+          </w:p>
+        </w:tc>
+        <w:tc>
+          <w:tcPr>
+            <w:tcW w:w="2160" w:type="dxa"/>
+            <w:tcBorders>
+              <w:top w:val="single" w:sz="8" w:space="0" w:color="9A9A9A"/>
+              <w:left w:val="single" w:sz="8" w:space="0" w:color="9A9A9A"/>
+              <w:bottom w:val="single" w:sz="8" w:space="0" w:color="9A9A9A"/>
+              <w:right w:val="single" w:sz="8" w:space="0" w:color="9A9A9A"/>
+            </w:tcBorders>
+            <w:tcMar>
+              <w:top w:w="100" w:type="nil"/>
+              <w:left w:w="20" w:type="nil"/>
+              <w:bottom w:w="20" w:type="nil"/>
+              <w:right w:w="100" w:type="nil"/>
+            </w:tcMar>
+          </w:tcPr>
+          <w:p>
+            <w:pPr>
+              <w:tabs>
+                <w:tab w:val="left" w:pos="560"/>
+                <w:tab w:val="left" w:pos="1120"/>
+                <w:tab w:val="left" w:pos="1680"/>
+                <w:tab w:val="left" w:pos="2240"/>
+                <w:tab w:val="left" w:pos="2800"/>
+                <w:tab w:val="left" w:pos="3360"/>
+                <w:tab w:val="left" w:pos="3920"/>
+                <w:tab w:val="left" w:pos="4480"/>
+                <w:tab w:val="left" w:pos="5040"/>
+                <w:tab w:val="left" w:pos="5600"/>
+                <w:tab w:val="left" w:pos="6160"/>
+                <w:tab w:val="left" w:pos="6720"/>
+              </w:tabs>
+              <w:autoSpaceDE w:val="0"/>
+              <w:autoSpaceDN w:val="0"/>
+              <w:adjustRightInd w:val="0"/>
+              <w:spacing w:after="0" w:line="240" w:lineRule="auto"/>
+              <w:rPr>
+                <w:rFonts w:ascii="AppleSystemUIFont" w:hAnsi="AppleSystemUIFont" w:cs="AppleSystemUIFont" w:hint="eastAsia"/>
+                <w:szCs w:val="24"/>
+                <w:lang w:eastAsia="zh-CN"/>
+                <w14:ligatures w14:val="standardContextual"/>
+              </w:rPr>
+            </w:pPr>
           </w:p>
         </w:tc>
         <w:tc>

--- a/搬家.docx
+++ b/搬家.docx
@@ -6067,6 +6067,7 @@
                 <w14:ligatures w14:val="standardContextual"/>
               </w:rPr>
             </w:pPr>
+            <w:bookmarkStart w:id="7" w:name="_Hlk232845745"/>
             <w:r>
               <w:rPr>
                 <w:rFonts w:ascii="AppleSystemUIFont" w:hAnsi="AppleSystemUIFont" w:cs="AppleSystemUIFont" w:hint="eastAsia"/>
@@ -6076,6 +6077,7 @@
               </w:rPr>
               <w:t>$8</w:t>
             </w:r>
+            <w:bookmarkEnd w:id="7"/>
           </w:p>
         </w:tc>
         <w:tc>
@@ -6155,7 +6157,7 @@
                 <w:lang w:eastAsia="zh-CN"/>
                 <w14:ligatures w14:val="standardContextual"/>
               </w:rPr>
-              <w:t>小木桌</w:t>
+              <w:t>木质茶桌</w:t>
             </w:r>
           </w:p>
         </w:tc>
@@ -6188,6 +6190,33 @@
                 <w14:ligatures w14:val="standardContextual"/>
               </w:rPr>
             </w:pPr>
+            <w:r>
+              <w:rPr>
+                <w:rFonts w:ascii="Helvetica Neue" w:hAnsi="Helvetica Neue" w:cs="Helvetica Neue"/>
+                <w:szCs w:val="24"/>
+                <w:lang w:eastAsia="zh-CN"/>
+                <w14:ligatures w14:val="standardContextual"/>
+              </w:rPr>
+              <w:t>/Users/jingyi/Library/CloudStorage/Dropbox/UW/Document/moving/MovingSales/images/</w:t>
+            </w:r>
+            <w:r>
+              <w:rPr>
+                <w:rFonts w:ascii="Helvetica Neue" w:hAnsi="Helvetica Neue" w:cs="Helvetica Neue"/>
+                <w:szCs w:val="24"/>
+                <w:lang w:eastAsia="zh-CN"/>
+                <w14:ligatures w14:val="standardContextual"/>
+              </w:rPr>
+              <w:t>茶桌</w:t>
+            </w:r>
+            <w:r>
+              <w:rPr>
+                <w:rFonts w:ascii="Helvetica Neue" w:hAnsi="Helvetica Neue" w:cs="Helvetica Neue"/>
+                <w:szCs w:val="24"/>
+                <w:lang w:eastAsia="zh-CN"/>
+                <w14:ligatures w14:val="standardContextual"/>
+              </w:rPr>
+              <w:t>.jpeg</w:t>
+            </w:r>
           </w:p>
         </w:tc>
         <w:tc>
@@ -6249,7 +6278,25 @@
                 <w:lang w:eastAsia="zh-CN"/>
                 <w14:ligatures w14:val="standardContextual"/>
               </w:rPr>
-              <w:t>50cm</w:t>
+              <w:t>50</w:t>
+            </w:r>
+            <w:r>
+              <w:rPr>
+                <w:rFonts w:ascii="Helvetica" w:eastAsia="PingFang SC" w:hAnsi="Helvetica" w:cs="Helvetica" w:hint="eastAsia"/>
+                <w:szCs w:val="24"/>
+                <w:lang w:eastAsia="zh-CN"/>
+                <w14:ligatures w14:val="standardContextual"/>
+              </w:rPr>
+              <w:t xml:space="preserve"> </w:t>
+            </w:r>
+            <w:r>
+              <w:rPr>
+                <w:rFonts w:ascii="Helvetica" w:eastAsia="PingFang SC" w:hAnsi="Helvetica" w:cs="Helvetica" w:hint="eastAsia"/>
+                <w:szCs w:val="24"/>
+                <w:lang w:eastAsia="zh-CN"/>
+                <w14:ligatures w14:val="standardContextual"/>
+              </w:rPr>
+              <w:t>cm</w:t>
             </w:r>
           </w:p>
           <w:p>
@@ -6273,30 +6320,31 @@
               <w:adjustRightInd w:val="0"/>
               <w:spacing w:after="0" w:line="240" w:lineRule="auto"/>
               <w:rPr>
+                <w:rFonts w:ascii="Helvetica" w:eastAsia="PingFang SC" w:hAnsi="Helvetica" w:cs="Helvetica"/>
+                <w:szCs w:val="24"/>
+                <w:lang w:eastAsia="zh-CN"/>
+                <w14:ligatures w14:val="standardContextual"/>
+              </w:rPr>
+            </w:pPr>
+            <w:r>
+              <w:rPr>
                 <w:rFonts w:ascii="Helvetica" w:eastAsia="PingFang SC" w:hAnsi="Helvetica" w:cs="Helvetica" w:hint="eastAsia"/>
                 <w:szCs w:val="24"/>
                 <w:lang w:eastAsia="zh-CN"/>
                 <w14:ligatures w14:val="standardContextual"/>
               </w:rPr>
-            </w:pPr>
-          </w:p>
-        </w:tc>
-        <w:tc>
-          <w:tcPr>
-            <w:tcW w:w="2160" w:type="dxa"/>
-            <w:tcBorders>
-              <w:top w:val="single" w:sz="8" w:space="0" w:color="9A9A9A"/>
-              <w:left w:val="single" w:sz="8" w:space="0" w:color="9A9A9A"/>
-              <w:bottom w:val="single" w:sz="8" w:space="0" w:color="9A9A9A"/>
-              <w:right w:val="single" w:sz="8" w:space="0" w:color="9A9A9A"/>
-            </w:tcBorders>
-            <w:tcMar>
-              <w:top w:w="100" w:type="nil"/>
-              <w:left w:w="20" w:type="nil"/>
-              <w:bottom w:w="20" w:type="nil"/>
-              <w:right w:w="100" w:type="nil"/>
-            </w:tcMar>
-          </w:tcPr>
+              <w:t>长：</w:t>
+            </w:r>
+            <w:r>
+              <w:rPr>
+                <w:rFonts w:ascii="Helvetica" w:eastAsia="PingFang SC" w:hAnsi="Helvetica" w:cs="Helvetica" w:hint="eastAsia"/>
+                <w:szCs w:val="24"/>
+                <w:lang w:eastAsia="zh-CN"/>
+                <w14:ligatures w14:val="standardContextual"/>
+              </w:rPr>
+              <w:t>110 cm</w:t>
+            </w:r>
+          </w:p>
           <w:p>
             <w:pPr>
               <w:tabs>
@@ -6318,24 +6366,31 @@
               <w:adjustRightInd w:val="0"/>
               <w:spacing w:after="0" w:line="240" w:lineRule="auto"/>
               <w:rPr>
-                <w:rFonts w:ascii="AppleSystemUIFont" w:hAnsi="AppleSystemUIFont" w:cs="AppleSystemUIFont" w:hint="eastAsia"/>
-                <w:szCs w:val="24"/>
-                <w:lang w:eastAsia="zh-CN"/>
-                <w14:ligatures w14:val="standardContextual"/>
-              </w:rPr>
-            </w:pPr>
-          </w:p>
-        </w:tc>
-        <w:tc>
-          <w:tcPr>
-            <w:tcW w:w="2160" w:type="dxa"/>
-            <w:tcBorders>
-              <w:top w:val="single" w:sz="8" w:space="0" w:color="9A9A9A"/>
-              <w:left w:val="single" w:sz="8" w:space="0" w:color="9A9A9A"/>
-              <w:bottom w:val="single" w:sz="8" w:space="0" w:color="9A9A9A"/>
-              <w:right w:val="single" w:sz="8" w:space="0" w:color="9A9A9A"/>
-            </w:tcBorders>
-          </w:tcPr>
+                <w:rFonts w:ascii="Helvetica" w:eastAsia="PingFang SC" w:hAnsi="Helvetica" w:cs="Helvetica"/>
+                <w:szCs w:val="24"/>
+                <w:lang w:eastAsia="zh-CN"/>
+                <w14:ligatures w14:val="standardContextual"/>
+              </w:rPr>
+            </w:pPr>
+            <w:r>
+              <w:rPr>
+                <w:rFonts w:ascii="Helvetica" w:eastAsia="PingFang SC" w:hAnsi="Helvetica" w:cs="Helvetica" w:hint="eastAsia"/>
+                <w:szCs w:val="24"/>
+                <w:lang w:eastAsia="zh-CN"/>
+                <w14:ligatures w14:val="standardContextual"/>
+              </w:rPr>
+              <w:t>宽：</w:t>
+            </w:r>
+            <w:r>
+              <w:rPr>
+                <w:rFonts w:ascii="Helvetica" w:eastAsia="PingFang SC" w:hAnsi="Helvetica" w:cs="Helvetica" w:hint="eastAsia"/>
+                <w:szCs w:val="24"/>
+                <w:lang w:eastAsia="zh-CN"/>
+                <w14:ligatures w14:val="standardContextual"/>
+              </w:rPr>
+              <w:t>70 cm</w:t>
+            </w:r>
+          </w:p>
           <w:p>
             <w:pPr>
               <w:tabs>
@@ -6357,76 +6412,21 @@
               <w:adjustRightInd w:val="0"/>
               <w:spacing w:after="0" w:line="240" w:lineRule="auto"/>
               <w:rPr>
-                <w:rFonts w:ascii="Helvetica Neue" w:eastAsia="PingFang SC" w:hAnsi="Helvetica Neue" w:cs="Helvetica Neue"/>
-                <w:szCs w:val="24"/>
-                <w:lang w:eastAsia="zh-CN"/>
-                <w14:ligatures w14:val="standardContextual"/>
-              </w:rPr>
-            </w:pPr>
-          </w:p>
-        </w:tc>
-      </w:tr>
-      <w:tr>
-        <w:tc>
-          <w:tcPr>
-            <w:tcW w:w="2268" w:type="dxa"/>
-            <w:tcBorders>
-              <w:top w:val="single" w:sz="8" w:space="0" w:color="9A9A9A"/>
-              <w:left w:val="single" w:sz="8" w:space="0" w:color="9A9A9A"/>
-              <w:bottom w:val="single" w:sz="8" w:space="0" w:color="9A9A9A"/>
-              <w:right w:val="single" w:sz="8" w:space="0" w:color="9A9A9A"/>
-            </w:tcBorders>
-            <w:tcMar>
-              <w:top w:w="100" w:type="nil"/>
-              <w:left w:w="20" w:type="nil"/>
-              <w:bottom w:w="20" w:type="nil"/>
-              <w:right w:w="100" w:type="nil"/>
-            </w:tcMar>
-          </w:tcPr>
-          <w:p>
-            <w:pPr>
-              <w:autoSpaceDE w:val="0"/>
-              <w:autoSpaceDN w:val="0"/>
-              <w:adjustRightInd w:val="0"/>
-              <w:spacing w:after="0" w:line="240" w:lineRule="auto"/>
-              <w:rPr>
-                <w:rFonts w:ascii="Helvetica Neue" w:eastAsia="PingFang SC" w:hAnsi="Helvetica Neue" w:cs="Helvetica Neue" w:hint="eastAsia"/>
-                <w:szCs w:val="24"/>
-                <w:lang w:eastAsia="zh-CN"/>
-                <w14:ligatures w14:val="standardContextual"/>
-              </w:rPr>
-            </w:pPr>
-          </w:p>
-        </w:tc>
-        <w:tc>
-          <w:tcPr>
-            <w:tcW w:w="2160" w:type="dxa"/>
-            <w:tcBorders>
-              <w:top w:val="single" w:sz="8" w:space="0" w:color="9A9A9A"/>
-              <w:left w:val="single" w:sz="8" w:space="0" w:color="9A9A9A"/>
-              <w:bottom w:val="single" w:sz="8" w:space="0" w:color="9A9A9A"/>
-              <w:right w:val="single" w:sz="8" w:space="0" w:color="9A9A9A"/>
-            </w:tcBorders>
-            <w:tcMar>
-              <w:top w:w="100" w:type="nil"/>
-              <w:left w:w="20" w:type="nil"/>
-              <w:bottom w:w="20" w:type="nil"/>
-              <w:right w:w="100" w:type="nil"/>
-            </w:tcMar>
-          </w:tcPr>
-          <w:p>
-            <w:pPr>
-              <w:autoSpaceDE w:val="0"/>
-              <w:autoSpaceDN w:val="0"/>
-              <w:adjustRightInd w:val="0"/>
-              <w:spacing w:after="0" w:line="240" w:lineRule="auto"/>
-              <w:rPr>
-                <w:rFonts w:ascii="Helvetica Neue" w:hAnsi="Helvetica Neue" w:cs="Helvetica Neue"/>
-                <w:szCs w:val="24"/>
-                <w:lang w:eastAsia="zh-CN"/>
-                <w14:ligatures w14:val="standardContextual"/>
-              </w:rPr>
-            </w:pPr>
+                <w:rFonts w:ascii="Helvetica" w:eastAsia="PingFang SC" w:hAnsi="Helvetica" w:cs="Helvetica" w:hint="eastAsia"/>
+                <w:szCs w:val="24"/>
+                <w:lang w:eastAsia="zh-CN"/>
+                <w14:ligatures w14:val="standardContextual"/>
+              </w:rPr>
+            </w:pPr>
+            <w:r>
+              <w:rPr>
+                <w:rFonts w:ascii="Helvetica" w:eastAsia="PingFang SC" w:hAnsi="Helvetica" w:cs="Helvetica" w:hint="eastAsia"/>
+                <w:szCs w:val="24"/>
+                <w:lang w:eastAsia="zh-CN"/>
+                <w14:ligatures w14:val="standardContextual"/>
+              </w:rPr>
+              <w:t>中间拼缝有裂纹，不影响使用</w:t>
+            </w:r>
           </w:p>
         </w:tc>
         <w:tc>
@@ -6466,29 +6466,41 @@
               <w:adjustRightInd w:val="0"/>
               <w:spacing w:after="0" w:line="240" w:lineRule="auto"/>
               <w:rPr>
-                <w:rFonts w:ascii="Helvetica" w:eastAsia="PingFang SC" w:hAnsi="Helvetica" w:cs="Helvetica"/>
-                <w:szCs w:val="24"/>
-                <w:lang w:eastAsia="zh-CN"/>
-                <w14:ligatures w14:val="standardContextual"/>
-              </w:rPr>
-            </w:pPr>
-          </w:p>
-        </w:tc>
-        <w:tc>
-          <w:tcPr>
-            <w:tcW w:w="2160" w:type="dxa"/>
-            <w:tcBorders>
-              <w:top w:val="single" w:sz="8" w:space="0" w:color="9A9A9A"/>
-              <w:left w:val="single" w:sz="8" w:space="0" w:color="9A9A9A"/>
-              <w:bottom w:val="single" w:sz="8" w:space="0" w:color="9A9A9A"/>
-              <w:right w:val="single" w:sz="8" w:space="0" w:color="9A9A9A"/>
-            </w:tcBorders>
-            <w:tcMar>
-              <w:top w:w="100" w:type="nil"/>
-              <w:left w:w="20" w:type="nil"/>
-              <w:bottom w:w="20" w:type="nil"/>
-              <w:right w:w="100" w:type="nil"/>
-            </w:tcMar>
+                <w:rFonts w:ascii="AppleSystemUIFont" w:hAnsi="AppleSystemUIFont" w:cs="AppleSystemUIFont" w:hint="eastAsia"/>
+                <w:szCs w:val="24"/>
+                <w:lang w:eastAsia="zh-CN"/>
+                <w14:ligatures w14:val="standardContextual"/>
+              </w:rPr>
+            </w:pPr>
+            <w:r>
+              <w:rPr>
+                <w:rFonts w:ascii="AppleSystemUIFont" w:hAnsi="AppleSystemUIFont" w:cs="AppleSystemUIFont" w:hint="eastAsia"/>
+                <w:szCs w:val="24"/>
+                <w:lang w:eastAsia="zh-CN"/>
+                <w14:ligatures w14:val="standardContextual"/>
+              </w:rPr>
+              <w:t>$</w:t>
+            </w:r>
+            <w:r>
+              <w:rPr>
+                <w:rFonts w:ascii="AppleSystemUIFont" w:hAnsi="AppleSystemUIFont" w:cs="AppleSystemUIFont" w:hint="eastAsia"/>
+                <w:szCs w:val="24"/>
+                <w:lang w:eastAsia="zh-CN"/>
+                <w14:ligatures w14:val="standardContextual"/>
+              </w:rPr>
+              <w:t>5</w:t>
+            </w:r>
+          </w:p>
+        </w:tc>
+        <w:tc>
+          <w:tcPr>
+            <w:tcW w:w="2160" w:type="dxa"/>
+            <w:tcBorders>
+              <w:top w:val="single" w:sz="8" w:space="0" w:color="9A9A9A"/>
+              <w:left w:val="single" w:sz="8" w:space="0" w:color="9A9A9A"/>
+              <w:bottom w:val="single" w:sz="8" w:space="0" w:color="9A9A9A"/>
+              <w:right w:val="single" w:sz="8" w:space="0" w:color="9A9A9A"/>
+            </w:tcBorders>
           </w:tcPr>
           <w:p>
             <w:pPr>
@@ -6511,23 +6523,93 @@
               <w:adjustRightInd w:val="0"/>
               <w:spacing w:after="0" w:line="240" w:lineRule="auto"/>
               <w:rPr>
-                <w:rFonts w:ascii="AppleSystemUIFont" w:hAnsi="AppleSystemUIFont" w:cs="AppleSystemUIFont" w:hint="eastAsia"/>
-                <w:szCs w:val="24"/>
-                <w:lang w:eastAsia="zh-CN"/>
-                <w14:ligatures w14:val="standardContextual"/>
-              </w:rPr>
-            </w:pPr>
-          </w:p>
-        </w:tc>
-        <w:tc>
-          <w:tcPr>
-            <w:tcW w:w="2160" w:type="dxa"/>
-            <w:tcBorders>
-              <w:top w:val="single" w:sz="8" w:space="0" w:color="9A9A9A"/>
-              <w:left w:val="single" w:sz="8" w:space="0" w:color="9A9A9A"/>
-              <w:bottom w:val="single" w:sz="8" w:space="0" w:color="9A9A9A"/>
-              <w:right w:val="single" w:sz="8" w:space="0" w:color="9A9A9A"/>
-            </w:tcBorders>
+                <w:rFonts w:ascii="Helvetica Neue" w:eastAsia="PingFang SC" w:hAnsi="Helvetica Neue" w:cs="Helvetica Neue"/>
+                <w:szCs w:val="24"/>
+                <w:lang w:eastAsia="zh-CN"/>
+                <w14:ligatures w14:val="standardContextual"/>
+              </w:rPr>
+            </w:pPr>
+          </w:p>
+        </w:tc>
+      </w:tr>
+      <w:tr>
+        <w:tc>
+          <w:tcPr>
+            <w:tcW w:w="2268" w:type="dxa"/>
+            <w:tcBorders>
+              <w:top w:val="single" w:sz="8" w:space="0" w:color="9A9A9A"/>
+              <w:left w:val="single" w:sz="8" w:space="0" w:color="9A9A9A"/>
+              <w:bottom w:val="single" w:sz="8" w:space="0" w:color="9A9A9A"/>
+              <w:right w:val="single" w:sz="8" w:space="0" w:color="9A9A9A"/>
+            </w:tcBorders>
+            <w:tcMar>
+              <w:top w:w="100" w:type="nil"/>
+              <w:left w:w="20" w:type="nil"/>
+              <w:bottom w:w="20" w:type="nil"/>
+              <w:right w:w="100" w:type="nil"/>
+            </w:tcMar>
+          </w:tcPr>
+          <w:p>
+            <w:pPr>
+              <w:autoSpaceDE w:val="0"/>
+              <w:autoSpaceDN w:val="0"/>
+              <w:adjustRightInd w:val="0"/>
+              <w:spacing w:after="0" w:line="240" w:lineRule="auto"/>
+              <w:rPr>
+                <w:rFonts w:ascii="Helvetica Neue" w:eastAsia="PingFang SC" w:hAnsi="Helvetica Neue" w:cs="Helvetica Neue" w:hint="eastAsia"/>
+                <w:szCs w:val="24"/>
+                <w:lang w:eastAsia="zh-CN"/>
+                <w14:ligatures w14:val="standardContextual"/>
+              </w:rPr>
+            </w:pPr>
+          </w:p>
+        </w:tc>
+        <w:tc>
+          <w:tcPr>
+            <w:tcW w:w="2160" w:type="dxa"/>
+            <w:tcBorders>
+              <w:top w:val="single" w:sz="8" w:space="0" w:color="9A9A9A"/>
+              <w:left w:val="single" w:sz="8" w:space="0" w:color="9A9A9A"/>
+              <w:bottom w:val="single" w:sz="8" w:space="0" w:color="9A9A9A"/>
+              <w:right w:val="single" w:sz="8" w:space="0" w:color="9A9A9A"/>
+            </w:tcBorders>
+            <w:tcMar>
+              <w:top w:w="100" w:type="nil"/>
+              <w:left w:w="20" w:type="nil"/>
+              <w:bottom w:w="20" w:type="nil"/>
+              <w:right w:w="100" w:type="nil"/>
+            </w:tcMar>
+          </w:tcPr>
+          <w:p>
+            <w:pPr>
+              <w:autoSpaceDE w:val="0"/>
+              <w:autoSpaceDN w:val="0"/>
+              <w:adjustRightInd w:val="0"/>
+              <w:spacing w:after="0" w:line="240" w:lineRule="auto"/>
+              <w:rPr>
+                <w:rFonts w:ascii="Helvetica Neue" w:hAnsi="Helvetica Neue" w:cs="Helvetica Neue"/>
+                <w:szCs w:val="24"/>
+                <w:lang w:eastAsia="zh-CN"/>
+                <w14:ligatures w14:val="standardContextual"/>
+              </w:rPr>
+            </w:pPr>
+          </w:p>
+        </w:tc>
+        <w:tc>
+          <w:tcPr>
+            <w:tcW w:w="2160" w:type="dxa"/>
+            <w:tcBorders>
+              <w:top w:val="single" w:sz="8" w:space="0" w:color="9A9A9A"/>
+              <w:left w:val="single" w:sz="8" w:space="0" w:color="9A9A9A"/>
+              <w:bottom w:val="single" w:sz="8" w:space="0" w:color="9A9A9A"/>
+              <w:right w:val="single" w:sz="8" w:space="0" w:color="9A9A9A"/>
+            </w:tcBorders>
+            <w:tcMar>
+              <w:top w:w="100" w:type="nil"/>
+              <w:left w:w="20" w:type="nil"/>
+              <w:bottom w:w="20" w:type="nil"/>
+              <w:right w:w="100" w:type="nil"/>
+            </w:tcMar>
           </w:tcPr>
           <w:p>
             <w:pPr>
@@ -6550,71 +6632,7 @@
               <w:adjustRightInd w:val="0"/>
               <w:spacing w:after="0" w:line="240" w:lineRule="auto"/>
               <w:rPr>
-                <w:rFonts w:ascii="Helvetica Neue" w:eastAsia="PingFang SC" w:hAnsi="Helvetica Neue" w:cs="Helvetica Neue"/>
-                <w:szCs w:val="24"/>
-                <w:lang w:eastAsia="zh-CN"/>
-                <w14:ligatures w14:val="standardContextual"/>
-              </w:rPr>
-            </w:pPr>
-          </w:p>
-        </w:tc>
-      </w:tr>
-      <w:tr>
-        <w:tc>
-          <w:tcPr>
-            <w:tcW w:w="2268" w:type="dxa"/>
-            <w:tcBorders>
-              <w:top w:val="single" w:sz="8" w:space="0" w:color="9A9A9A"/>
-              <w:left w:val="single" w:sz="8" w:space="0" w:color="9A9A9A"/>
-              <w:bottom w:val="single" w:sz="8" w:space="0" w:color="9A9A9A"/>
-              <w:right w:val="single" w:sz="8" w:space="0" w:color="9A9A9A"/>
-            </w:tcBorders>
-            <w:tcMar>
-              <w:top w:w="100" w:type="nil"/>
-              <w:left w:w="20" w:type="nil"/>
-              <w:bottom w:w="20" w:type="nil"/>
-              <w:right w:w="100" w:type="nil"/>
-            </w:tcMar>
-          </w:tcPr>
-          <w:p>
-            <w:pPr>
-              <w:autoSpaceDE w:val="0"/>
-              <w:autoSpaceDN w:val="0"/>
-              <w:adjustRightInd w:val="0"/>
-              <w:spacing w:after="0" w:line="240" w:lineRule="auto"/>
-              <w:rPr>
-                <w:rFonts w:ascii="Helvetica Neue" w:eastAsia="PingFang SC" w:hAnsi="Helvetica Neue" w:cs="Helvetica Neue" w:hint="eastAsia"/>
-                <w:szCs w:val="24"/>
-                <w:lang w:eastAsia="zh-CN"/>
-                <w14:ligatures w14:val="standardContextual"/>
-              </w:rPr>
-            </w:pPr>
-          </w:p>
-        </w:tc>
-        <w:tc>
-          <w:tcPr>
-            <w:tcW w:w="2160" w:type="dxa"/>
-            <w:tcBorders>
-              <w:top w:val="single" w:sz="8" w:space="0" w:color="9A9A9A"/>
-              <w:left w:val="single" w:sz="8" w:space="0" w:color="9A9A9A"/>
-              <w:bottom w:val="single" w:sz="8" w:space="0" w:color="9A9A9A"/>
-              <w:right w:val="single" w:sz="8" w:space="0" w:color="9A9A9A"/>
-            </w:tcBorders>
-            <w:tcMar>
-              <w:top w:w="100" w:type="nil"/>
-              <w:left w:w="20" w:type="nil"/>
-              <w:bottom w:w="20" w:type="nil"/>
-              <w:right w:w="100" w:type="nil"/>
-            </w:tcMar>
-          </w:tcPr>
-          <w:p>
-            <w:pPr>
-              <w:autoSpaceDE w:val="0"/>
-              <w:autoSpaceDN w:val="0"/>
-              <w:adjustRightInd w:val="0"/>
-              <w:spacing w:after="0" w:line="240" w:lineRule="auto"/>
-              <w:rPr>
-                <w:rFonts w:ascii="Helvetica Neue" w:hAnsi="Helvetica Neue" w:cs="Helvetica Neue"/>
+                <w:rFonts w:ascii="Helvetica" w:eastAsia="PingFang SC" w:hAnsi="Helvetica" w:cs="Helvetica"/>
                 <w:szCs w:val="24"/>
                 <w:lang w:eastAsia="zh-CN"/>
                 <w14:ligatures w14:val="standardContextual"/>
@@ -6659,29 +6677,23 @@
               <w:adjustRightInd w:val="0"/>
               <w:spacing w:after="0" w:line="240" w:lineRule="auto"/>
               <w:rPr>
-                <w:rFonts w:ascii="Helvetica" w:eastAsia="PingFang SC" w:hAnsi="Helvetica" w:cs="Helvetica"/>
-                <w:szCs w:val="24"/>
-                <w:lang w:eastAsia="zh-CN"/>
-                <w14:ligatures w14:val="standardContextual"/>
-              </w:rPr>
-            </w:pPr>
-          </w:p>
-        </w:tc>
-        <w:tc>
-          <w:tcPr>
-            <w:tcW w:w="2160" w:type="dxa"/>
-            <w:tcBorders>
-              <w:top w:val="single" w:sz="8" w:space="0" w:color="9A9A9A"/>
-              <w:left w:val="single" w:sz="8" w:space="0" w:color="9A9A9A"/>
-              <w:bottom w:val="single" w:sz="8" w:space="0" w:color="9A9A9A"/>
-              <w:right w:val="single" w:sz="8" w:space="0" w:color="9A9A9A"/>
-            </w:tcBorders>
-            <w:tcMar>
-              <w:top w:w="100" w:type="nil"/>
-              <w:left w:w="20" w:type="nil"/>
-              <w:bottom w:w="20" w:type="nil"/>
-              <w:right w:w="100" w:type="nil"/>
-            </w:tcMar>
+                <w:rFonts w:ascii="AppleSystemUIFont" w:hAnsi="AppleSystemUIFont" w:cs="AppleSystemUIFont" w:hint="eastAsia"/>
+                <w:szCs w:val="24"/>
+                <w:lang w:eastAsia="zh-CN"/>
+                <w14:ligatures w14:val="standardContextual"/>
+              </w:rPr>
+            </w:pPr>
+          </w:p>
+        </w:tc>
+        <w:tc>
+          <w:tcPr>
+            <w:tcW w:w="2160" w:type="dxa"/>
+            <w:tcBorders>
+              <w:top w:val="single" w:sz="8" w:space="0" w:color="9A9A9A"/>
+              <w:left w:val="single" w:sz="8" w:space="0" w:color="9A9A9A"/>
+              <w:bottom w:val="single" w:sz="8" w:space="0" w:color="9A9A9A"/>
+              <w:right w:val="single" w:sz="8" w:space="0" w:color="9A9A9A"/>
+            </w:tcBorders>
           </w:tcPr>
           <w:p>
             <w:pPr>
@@ -6704,23 +6716,93 @@
               <w:adjustRightInd w:val="0"/>
               <w:spacing w:after="0" w:line="240" w:lineRule="auto"/>
               <w:rPr>
-                <w:rFonts w:ascii="AppleSystemUIFont" w:hAnsi="AppleSystemUIFont" w:cs="AppleSystemUIFont" w:hint="eastAsia"/>
-                <w:szCs w:val="24"/>
-                <w:lang w:eastAsia="zh-CN"/>
-                <w14:ligatures w14:val="standardContextual"/>
-              </w:rPr>
-            </w:pPr>
-          </w:p>
-        </w:tc>
-        <w:tc>
-          <w:tcPr>
-            <w:tcW w:w="2160" w:type="dxa"/>
-            <w:tcBorders>
-              <w:top w:val="single" w:sz="8" w:space="0" w:color="9A9A9A"/>
-              <w:left w:val="single" w:sz="8" w:space="0" w:color="9A9A9A"/>
-              <w:bottom w:val="single" w:sz="8" w:space="0" w:color="9A9A9A"/>
-              <w:right w:val="single" w:sz="8" w:space="0" w:color="9A9A9A"/>
-            </w:tcBorders>
+                <w:rFonts w:ascii="Helvetica Neue" w:eastAsia="PingFang SC" w:hAnsi="Helvetica Neue" w:cs="Helvetica Neue"/>
+                <w:szCs w:val="24"/>
+                <w:lang w:eastAsia="zh-CN"/>
+                <w14:ligatures w14:val="standardContextual"/>
+              </w:rPr>
+            </w:pPr>
+          </w:p>
+        </w:tc>
+      </w:tr>
+      <w:tr>
+        <w:tc>
+          <w:tcPr>
+            <w:tcW w:w="2268" w:type="dxa"/>
+            <w:tcBorders>
+              <w:top w:val="single" w:sz="8" w:space="0" w:color="9A9A9A"/>
+              <w:left w:val="single" w:sz="8" w:space="0" w:color="9A9A9A"/>
+              <w:bottom w:val="single" w:sz="8" w:space="0" w:color="9A9A9A"/>
+              <w:right w:val="single" w:sz="8" w:space="0" w:color="9A9A9A"/>
+            </w:tcBorders>
+            <w:tcMar>
+              <w:top w:w="100" w:type="nil"/>
+              <w:left w:w="20" w:type="nil"/>
+              <w:bottom w:w="20" w:type="nil"/>
+              <w:right w:w="100" w:type="nil"/>
+            </w:tcMar>
+          </w:tcPr>
+          <w:p>
+            <w:pPr>
+              <w:autoSpaceDE w:val="0"/>
+              <w:autoSpaceDN w:val="0"/>
+              <w:adjustRightInd w:val="0"/>
+              <w:spacing w:after="0" w:line="240" w:lineRule="auto"/>
+              <w:rPr>
+                <w:rFonts w:ascii="Helvetica Neue" w:eastAsia="PingFang SC" w:hAnsi="Helvetica Neue" w:cs="Helvetica Neue" w:hint="eastAsia"/>
+                <w:szCs w:val="24"/>
+                <w:lang w:eastAsia="zh-CN"/>
+                <w14:ligatures w14:val="standardContextual"/>
+              </w:rPr>
+            </w:pPr>
+          </w:p>
+        </w:tc>
+        <w:tc>
+          <w:tcPr>
+            <w:tcW w:w="2160" w:type="dxa"/>
+            <w:tcBorders>
+              <w:top w:val="single" w:sz="8" w:space="0" w:color="9A9A9A"/>
+              <w:left w:val="single" w:sz="8" w:space="0" w:color="9A9A9A"/>
+              <w:bottom w:val="single" w:sz="8" w:space="0" w:color="9A9A9A"/>
+              <w:right w:val="single" w:sz="8" w:space="0" w:color="9A9A9A"/>
+            </w:tcBorders>
+            <w:tcMar>
+              <w:top w:w="100" w:type="nil"/>
+              <w:left w:w="20" w:type="nil"/>
+              <w:bottom w:w="20" w:type="nil"/>
+              <w:right w:w="100" w:type="nil"/>
+            </w:tcMar>
+          </w:tcPr>
+          <w:p>
+            <w:pPr>
+              <w:autoSpaceDE w:val="0"/>
+              <w:autoSpaceDN w:val="0"/>
+              <w:adjustRightInd w:val="0"/>
+              <w:spacing w:after="0" w:line="240" w:lineRule="auto"/>
+              <w:rPr>
+                <w:rFonts w:ascii="Helvetica Neue" w:hAnsi="Helvetica Neue" w:cs="Helvetica Neue"/>
+                <w:szCs w:val="24"/>
+                <w:lang w:eastAsia="zh-CN"/>
+                <w14:ligatures w14:val="standardContextual"/>
+              </w:rPr>
+            </w:pPr>
+          </w:p>
+        </w:tc>
+        <w:tc>
+          <w:tcPr>
+            <w:tcW w:w="2160" w:type="dxa"/>
+            <w:tcBorders>
+              <w:top w:val="single" w:sz="8" w:space="0" w:color="9A9A9A"/>
+              <w:left w:val="single" w:sz="8" w:space="0" w:color="9A9A9A"/>
+              <w:bottom w:val="single" w:sz="8" w:space="0" w:color="9A9A9A"/>
+              <w:right w:val="single" w:sz="8" w:space="0" w:color="9A9A9A"/>
+            </w:tcBorders>
+            <w:tcMar>
+              <w:top w:w="100" w:type="nil"/>
+              <w:left w:w="20" w:type="nil"/>
+              <w:bottom w:w="20" w:type="nil"/>
+              <w:right w:w="100" w:type="nil"/>
+            </w:tcMar>
           </w:tcPr>
           <w:p>
             <w:pPr>
@@ -6743,71 +6825,7 @@
               <w:adjustRightInd w:val="0"/>
               <w:spacing w:after="0" w:line="240" w:lineRule="auto"/>
               <w:rPr>
-                <w:rFonts w:ascii="Helvetica Neue" w:eastAsia="PingFang SC" w:hAnsi="Helvetica Neue" w:cs="Helvetica Neue"/>
-                <w:szCs w:val="24"/>
-                <w:lang w:eastAsia="zh-CN"/>
-                <w14:ligatures w14:val="standardContextual"/>
-              </w:rPr>
-            </w:pPr>
-          </w:p>
-        </w:tc>
-      </w:tr>
-      <w:tr>
-        <w:tc>
-          <w:tcPr>
-            <w:tcW w:w="2268" w:type="dxa"/>
-            <w:tcBorders>
-              <w:top w:val="single" w:sz="8" w:space="0" w:color="9A9A9A"/>
-              <w:left w:val="single" w:sz="8" w:space="0" w:color="9A9A9A"/>
-              <w:bottom w:val="single" w:sz="8" w:space="0" w:color="9A9A9A"/>
-              <w:right w:val="single" w:sz="8" w:space="0" w:color="9A9A9A"/>
-            </w:tcBorders>
-            <w:tcMar>
-              <w:top w:w="100" w:type="nil"/>
-              <w:left w:w="20" w:type="nil"/>
-              <w:bottom w:w="20" w:type="nil"/>
-              <w:right w:w="100" w:type="nil"/>
-            </w:tcMar>
-          </w:tcPr>
-          <w:p>
-            <w:pPr>
-              <w:autoSpaceDE w:val="0"/>
-              <w:autoSpaceDN w:val="0"/>
-              <w:adjustRightInd w:val="0"/>
-              <w:spacing w:after="0" w:line="240" w:lineRule="auto"/>
-              <w:rPr>
-                <w:rFonts w:ascii="Helvetica Neue" w:eastAsia="PingFang SC" w:hAnsi="Helvetica Neue" w:cs="Helvetica Neue" w:hint="eastAsia"/>
-                <w:szCs w:val="24"/>
-                <w:lang w:eastAsia="zh-CN"/>
-                <w14:ligatures w14:val="standardContextual"/>
-              </w:rPr>
-            </w:pPr>
-          </w:p>
-        </w:tc>
-        <w:tc>
-          <w:tcPr>
-            <w:tcW w:w="2160" w:type="dxa"/>
-            <w:tcBorders>
-              <w:top w:val="single" w:sz="8" w:space="0" w:color="9A9A9A"/>
-              <w:left w:val="single" w:sz="8" w:space="0" w:color="9A9A9A"/>
-              <w:bottom w:val="single" w:sz="8" w:space="0" w:color="9A9A9A"/>
-              <w:right w:val="single" w:sz="8" w:space="0" w:color="9A9A9A"/>
-            </w:tcBorders>
-            <w:tcMar>
-              <w:top w:w="100" w:type="nil"/>
-              <w:left w:w="20" w:type="nil"/>
-              <w:bottom w:w="20" w:type="nil"/>
-              <w:right w:w="100" w:type="nil"/>
-            </w:tcMar>
-          </w:tcPr>
-          <w:p>
-            <w:pPr>
-              <w:autoSpaceDE w:val="0"/>
-              <w:autoSpaceDN w:val="0"/>
-              <w:adjustRightInd w:val="0"/>
-              <w:spacing w:after="0" w:line="240" w:lineRule="auto"/>
-              <w:rPr>
-                <w:rFonts w:ascii="Helvetica Neue" w:hAnsi="Helvetica Neue" w:cs="Helvetica Neue"/>
+                <w:rFonts w:ascii="Helvetica" w:eastAsia="PingFang SC" w:hAnsi="Helvetica" w:cs="Helvetica"/>
                 <w:szCs w:val="24"/>
                 <w:lang w:eastAsia="zh-CN"/>
                 <w14:ligatures w14:val="standardContextual"/>
@@ -6852,29 +6870,23 @@
               <w:adjustRightInd w:val="0"/>
               <w:spacing w:after="0" w:line="240" w:lineRule="auto"/>
               <w:rPr>
-                <w:rFonts w:ascii="Helvetica" w:eastAsia="PingFang SC" w:hAnsi="Helvetica" w:cs="Helvetica"/>
-                <w:szCs w:val="24"/>
-                <w:lang w:eastAsia="zh-CN"/>
-                <w14:ligatures w14:val="standardContextual"/>
-              </w:rPr>
-            </w:pPr>
-          </w:p>
-        </w:tc>
-        <w:tc>
-          <w:tcPr>
-            <w:tcW w:w="2160" w:type="dxa"/>
-            <w:tcBorders>
-              <w:top w:val="single" w:sz="8" w:space="0" w:color="9A9A9A"/>
-              <w:left w:val="single" w:sz="8" w:space="0" w:color="9A9A9A"/>
-              <w:bottom w:val="single" w:sz="8" w:space="0" w:color="9A9A9A"/>
-              <w:right w:val="single" w:sz="8" w:space="0" w:color="9A9A9A"/>
-            </w:tcBorders>
-            <w:tcMar>
-              <w:top w:w="100" w:type="nil"/>
-              <w:left w:w="20" w:type="nil"/>
-              <w:bottom w:w="20" w:type="nil"/>
-              <w:right w:w="100" w:type="nil"/>
-            </w:tcMar>
+                <w:rFonts w:ascii="AppleSystemUIFont" w:hAnsi="AppleSystemUIFont" w:cs="AppleSystemUIFont" w:hint="eastAsia"/>
+                <w:szCs w:val="24"/>
+                <w:lang w:eastAsia="zh-CN"/>
+                <w14:ligatures w14:val="standardContextual"/>
+              </w:rPr>
+            </w:pPr>
+          </w:p>
+        </w:tc>
+        <w:tc>
+          <w:tcPr>
+            <w:tcW w:w="2160" w:type="dxa"/>
+            <w:tcBorders>
+              <w:top w:val="single" w:sz="8" w:space="0" w:color="9A9A9A"/>
+              <w:left w:val="single" w:sz="8" w:space="0" w:color="9A9A9A"/>
+              <w:bottom w:val="single" w:sz="8" w:space="0" w:color="9A9A9A"/>
+              <w:right w:val="single" w:sz="8" w:space="0" w:color="9A9A9A"/>
+            </w:tcBorders>
           </w:tcPr>
           <w:p>
             <w:pPr>
@@ -6897,23 +6909,93 @@
               <w:adjustRightInd w:val="0"/>
               <w:spacing w:after="0" w:line="240" w:lineRule="auto"/>
               <w:rPr>
-                <w:rFonts w:ascii="AppleSystemUIFont" w:hAnsi="AppleSystemUIFont" w:cs="AppleSystemUIFont" w:hint="eastAsia"/>
-                <w:szCs w:val="24"/>
-                <w:lang w:eastAsia="zh-CN"/>
-                <w14:ligatures w14:val="standardContextual"/>
-              </w:rPr>
-            </w:pPr>
-          </w:p>
-        </w:tc>
-        <w:tc>
-          <w:tcPr>
-            <w:tcW w:w="2160" w:type="dxa"/>
-            <w:tcBorders>
-              <w:top w:val="single" w:sz="8" w:space="0" w:color="9A9A9A"/>
-              <w:left w:val="single" w:sz="8" w:space="0" w:color="9A9A9A"/>
-              <w:bottom w:val="single" w:sz="8" w:space="0" w:color="9A9A9A"/>
-              <w:right w:val="single" w:sz="8" w:space="0" w:color="9A9A9A"/>
-            </w:tcBorders>
+                <w:rFonts w:ascii="Helvetica Neue" w:eastAsia="PingFang SC" w:hAnsi="Helvetica Neue" w:cs="Helvetica Neue"/>
+                <w:szCs w:val="24"/>
+                <w:lang w:eastAsia="zh-CN"/>
+                <w14:ligatures w14:val="standardContextual"/>
+              </w:rPr>
+            </w:pPr>
+          </w:p>
+        </w:tc>
+      </w:tr>
+      <w:tr>
+        <w:tc>
+          <w:tcPr>
+            <w:tcW w:w="2268" w:type="dxa"/>
+            <w:tcBorders>
+              <w:top w:val="single" w:sz="8" w:space="0" w:color="9A9A9A"/>
+              <w:left w:val="single" w:sz="8" w:space="0" w:color="9A9A9A"/>
+              <w:bottom w:val="single" w:sz="8" w:space="0" w:color="9A9A9A"/>
+              <w:right w:val="single" w:sz="8" w:space="0" w:color="9A9A9A"/>
+            </w:tcBorders>
+            <w:tcMar>
+              <w:top w:w="100" w:type="nil"/>
+              <w:left w:w="20" w:type="nil"/>
+              <w:bottom w:w="20" w:type="nil"/>
+              <w:right w:w="100" w:type="nil"/>
+            </w:tcMar>
+          </w:tcPr>
+          <w:p>
+            <w:pPr>
+              <w:autoSpaceDE w:val="0"/>
+              <w:autoSpaceDN w:val="0"/>
+              <w:adjustRightInd w:val="0"/>
+              <w:spacing w:after="0" w:line="240" w:lineRule="auto"/>
+              <w:rPr>
+                <w:rFonts w:ascii="Helvetica Neue" w:eastAsia="PingFang SC" w:hAnsi="Helvetica Neue" w:cs="Helvetica Neue" w:hint="eastAsia"/>
+                <w:szCs w:val="24"/>
+                <w:lang w:eastAsia="zh-CN"/>
+                <w14:ligatures w14:val="standardContextual"/>
+              </w:rPr>
+            </w:pPr>
+          </w:p>
+        </w:tc>
+        <w:tc>
+          <w:tcPr>
+            <w:tcW w:w="2160" w:type="dxa"/>
+            <w:tcBorders>
+              <w:top w:val="single" w:sz="8" w:space="0" w:color="9A9A9A"/>
+              <w:left w:val="single" w:sz="8" w:space="0" w:color="9A9A9A"/>
+              <w:bottom w:val="single" w:sz="8" w:space="0" w:color="9A9A9A"/>
+              <w:right w:val="single" w:sz="8" w:space="0" w:color="9A9A9A"/>
+            </w:tcBorders>
+            <w:tcMar>
+              <w:top w:w="100" w:type="nil"/>
+              <w:left w:w="20" w:type="nil"/>
+              <w:bottom w:w="20" w:type="nil"/>
+              <w:right w:w="100" w:type="nil"/>
+            </w:tcMar>
+          </w:tcPr>
+          <w:p>
+            <w:pPr>
+              <w:autoSpaceDE w:val="0"/>
+              <w:autoSpaceDN w:val="0"/>
+              <w:adjustRightInd w:val="0"/>
+              <w:spacing w:after="0" w:line="240" w:lineRule="auto"/>
+              <w:rPr>
+                <w:rFonts w:ascii="Helvetica Neue" w:hAnsi="Helvetica Neue" w:cs="Helvetica Neue"/>
+                <w:szCs w:val="24"/>
+                <w:lang w:eastAsia="zh-CN"/>
+                <w14:ligatures w14:val="standardContextual"/>
+              </w:rPr>
+            </w:pPr>
+          </w:p>
+        </w:tc>
+        <w:tc>
+          <w:tcPr>
+            <w:tcW w:w="2160" w:type="dxa"/>
+            <w:tcBorders>
+              <w:top w:val="single" w:sz="8" w:space="0" w:color="9A9A9A"/>
+              <w:left w:val="single" w:sz="8" w:space="0" w:color="9A9A9A"/>
+              <w:bottom w:val="single" w:sz="8" w:space="0" w:color="9A9A9A"/>
+              <w:right w:val="single" w:sz="8" w:space="0" w:color="9A9A9A"/>
+            </w:tcBorders>
+            <w:tcMar>
+              <w:top w:w="100" w:type="nil"/>
+              <w:left w:w="20" w:type="nil"/>
+              <w:bottom w:w="20" w:type="nil"/>
+              <w:right w:w="100" w:type="nil"/>
+            </w:tcMar>
           </w:tcPr>
           <w:p>
             <w:pPr>
@@ -6936,6 +7018,90 @@
               <w:adjustRightInd w:val="0"/>
               <w:spacing w:after="0" w:line="240" w:lineRule="auto"/>
               <w:rPr>
+                <w:rFonts w:ascii="Helvetica" w:eastAsia="PingFang SC" w:hAnsi="Helvetica" w:cs="Helvetica"/>
+                <w:szCs w:val="24"/>
+                <w:lang w:eastAsia="zh-CN"/>
+                <w14:ligatures w14:val="standardContextual"/>
+              </w:rPr>
+            </w:pPr>
+          </w:p>
+        </w:tc>
+        <w:tc>
+          <w:tcPr>
+            <w:tcW w:w="2160" w:type="dxa"/>
+            <w:tcBorders>
+              <w:top w:val="single" w:sz="8" w:space="0" w:color="9A9A9A"/>
+              <w:left w:val="single" w:sz="8" w:space="0" w:color="9A9A9A"/>
+              <w:bottom w:val="single" w:sz="8" w:space="0" w:color="9A9A9A"/>
+              <w:right w:val="single" w:sz="8" w:space="0" w:color="9A9A9A"/>
+            </w:tcBorders>
+            <w:tcMar>
+              <w:top w:w="100" w:type="nil"/>
+              <w:left w:w="20" w:type="nil"/>
+              <w:bottom w:w="20" w:type="nil"/>
+              <w:right w:w="100" w:type="nil"/>
+            </w:tcMar>
+          </w:tcPr>
+          <w:p>
+            <w:pPr>
+              <w:tabs>
+                <w:tab w:val="left" w:pos="560"/>
+                <w:tab w:val="left" w:pos="1120"/>
+                <w:tab w:val="left" w:pos="1680"/>
+                <w:tab w:val="left" w:pos="2240"/>
+                <w:tab w:val="left" w:pos="2800"/>
+                <w:tab w:val="left" w:pos="3360"/>
+                <w:tab w:val="left" w:pos="3920"/>
+                <w:tab w:val="left" w:pos="4480"/>
+                <w:tab w:val="left" w:pos="5040"/>
+                <w:tab w:val="left" w:pos="5600"/>
+                <w:tab w:val="left" w:pos="6160"/>
+                <w:tab w:val="left" w:pos="6720"/>
+              </w:tabs>
+              <w:autoSpaceDE w:val="0"/>
+              <w:autoSpaceDN w:val="0"/>
+              <w:adjustRightInd w:val="0"/>
+              <w:spacing w:after="0" w:line="240" w:lineRule="auto"/>
+              <w:rPr>
+                <w:rFonts w:ascii="AppleSystemUIFont" w:hAnsi="AppleSystemUIFont" w:cs="AppleSystemUIFont" w:hint="eastAsia"/>
+                <w:szCs w:val="24"/>
+                <w:lang w:eastAsia="zh-CN"/>
+                <w14:ligatures w14:val="standardContextual"/>
+              </w:rPr>
+            </w:pPr>
+          </w:p>
+        </w:tc>
+        <w:tc>
+          <w:tcPr>
+            <w:tcW w:w="2160" w:type="dxa"/>
+            <w:tcBorders>
+              <w:top w:val="single" w:sz="8" w:space="0" w:color="9A9A9A"/>
+              <w:left w:val="single" w:sz="8" w:space="0" w:color="9A9A9A"/>
+              <w:bottom w:val="single" w:sz="8" w:space="0" w:color="9A9A9A"/>
+              <w:right w:val="single" w:sz="8" w:space="0" w:color="9A9A9A"/>
+            </w:tcBorders>
+          </w:tcPr>
+          <w:p>
+            <w:pPr>
+              <w:tabs>
+                <w:tab w:val="left" w:pos="560"/>
+                <w:tab w:val="left" w:pos="1120"/>
+                <w:tab w:val="left" w:pos="1680"/>
+                <w:tab w:val="left" w:pos="2240"/>
+                <w:tab w:val="left" w:pos="2800"/>
+                <w:tab w:val="left" w:pos="3360"/>
+                <w:tab w:val="left" w:pos="3920"/>
+                <w:tab w:val="left" w:pos="4480"/>
+                <w:tab w:val="left" w:pos="5040"/>
+                <w:tab w:val="left" w:pos="5600"/>
+                <w:tab w:val="left" w:pos="6160"/>
+                <w:tab w:val="left" w:pos="6720"/>
+              </w:tabs>
+              <w:autoSpaceDE w:val="0"/>
+              <w:autoSpaceDN w:val="0"/>
+              <w:adjustRightInd w:val="0"/>
+              <w:spacing w:after="0" w:line="240" w:lineRule="auto"/>
+              <w:rPr>
                 <w:rFonts w:ascii="Helvetica Neue" w:eastAsia="PingFang SC" w:hAnsi="Helvetica Neue" w:cs="Helvetica Neue"/>
                 <w:szCs w:val="24"/>
                 <w:lang w:eastAsia="zh-CN"/>
@@ -6950,6 +7116,7 @@
       <w:pPr>
         <w:rPr>
           <w:szCs w:val="24"/>
+          <w:lang w:eastAsia="zh-CN"/>
         </w:rPr>
       </w:pPr>
     </w:p>

--- a/搬家.docx
+++ b/搬家.docx
@@ -630,12 +630,21 @@
               <w:adjustRightInd w:val="0"/>
               <w:spacing w:after="0" w:line="240" w:lineRule="auto"/>
               <w:rPr>
-                <w:rFonts w:ascii="PingFang SC" w:eastAsia="PingFang SC" w:hAnsi="Helvetica" w:cs="PingFang SC"/>
-                <w:szCs w:val="24"/>
-                <w:lang w:eastAsia="zh-CN"/>
-                <w14:ligatures w14:val="standardContextual"/>
-              </w:rPr>
-            </w:pPr>
+                <w:rFonts w:ascii="PingFang SC" w:eastAsia="PingFang SC" w:hAnsi="Helvetica" w:cs="PingFang SC" w:hint="eastAsia"/>
+                <w:szCs w:val="24"/>
+                <w:lang w:eastAsia="zh-CN"/>
+                <w14:ligatures w14:val="standardContextual"/>
+              </w:rPr>
+            </w:pPr>
+            <w:r>
+              <w:rPr>
+                <w:rFonts w:ascii="PingFang SC" w:eastAsia="PingFang SC" w:hAnsi="Helvetica" w:cs="PingFang SC" w:hint="eastAsia"/>
+                <w:szCs w:val="24"/>
+                <w:lang w:eastAsia="zh-CN"/>
+                <w14:ligatures w14:val="standardContextual"/>
+              </w:rPr>
+              <w:t>已出</w:t>
+            </w:r>
           </w:p>
         </w:tc>
       </w:tr>
@@ -1249,204 +1258,6 @@
         </w:tc>
       </w:tr>
       <w:tr>
-        <w:tc>
-          <w:tcPr>
-            <w:tcW w:w="2268" w:type="dxa"/>
-            <w:tcBorders>
-              <w:top w:val="single" w:sz="8" w:space="0" w:color="9A9A9A"/>
-              <w:left w:val="single" w:sz="8" w:space="0" w:color="9A9A9A"/>
-              <w:bottom w:val="single" w:sz="8" w:space="0" w:color="9A9A9A"/>
-              <w:right w:val="single" w:sz="8" w:space="0" w:color="9A9A9A"/>
-            </w:tcBorders>
-            <w:tcMar>
-              <w:top w:w="100" w:type="nil"/>
-              <w:left w:w="20" w:type="nil"/>
-              <w:bottom w:w="20" w:type="nil"/>
-              <w:right w:w="100" w:type="nil"/>
-            </w:tcMar>
-          </w:tcPr>
-          <w:p>
-            <w:pPr>
-              <w:autoSpaceDE w:val="0"/>
-              <w:autoSpaceDN w:val="0"/>
-              <w:adjustRightInd w:val="0"/>
-              <w:spacing w:after="0" w:line="240" w:lineRule="auto"/>
-              <w:rPr>
-                <w:rFonts w:ascii="Helvetica" w:eastAsia="PingFang SC" w:hAnsi="Helvetica" w:cs="Helvetica"/>
-                <w:szCs w:val="24"/>
-                <w:lang w:eastAsia="zh-CN"/>
-                <w14:ligatures w14:val="standardContextual"/>
-              </w:rPr>
-            </w:pPr>
-            <w:bookmarkStart w:id="3" w:name="_Hlk232801763"/>
-            <w:r>
-              <w:rPr>
-                <w:rFonts w:ascii="PingFang SC" w:eastAsia="PingFang SC" w:hAnsi="Helvetica Neue" w:cs="PingFang SC" w:hint="eastAsia"/>
-                <w:szCs w:val="24"/>
-                <w:lang w:eastAsia="zh-CN"/>
-                <w14:ligatures w14:val="standardContextual"/>
-              </w:rPr>
-              <w:t>产品名</w:t>
-            </w:r>
-          </w:p>
-        </w:tc>
-        <w:tc>
-          <w:tcPr>
-            <w:tcW w:w="2160" w:type="dxa"/>
-            <w:tcBorders>
-              <w:top w:val="single" w:sz="8" w:space="0" w:color="9A9A9A"/>
-              <w:left w:val="single" w:sz="8" w:space="0" w:color="9A9A9A"/>
-              <w:bottom w:val="single" w:sz="8" w:space="0" w:color="9A9A9A"/>
-              <w:right w:val="single" w:sz="8" w:space="0" w:color="9A9A9A"/>
-            </w:tcBorders>
-            <w:tcMar>
-              <w:top w:w="100" w:type="nil"/>
-              <w:left w:w="20" w:type="nil"/>
-              <w:bottom w:w="20" w:type="nil"/>
-              <w:right w:w="100" w:type="nil"/>
-            </w:tcMar>
-          </w:tcPr>
-          <w:p>
-            <w:pPr>
-              <w:autoSpaceDE w:val="0"/>
-              <w:autoSpaceDN w:val="0"/>
-              <w:adjustRightInd w:val="0"/>
-              <w:spacing w:after="0" w:line="240" w:lineRule="auto"/>
-              <w:rPr>
-                <w:rFonts w:ascii="Helvetica" w:eastAsia="PingFang SC" w:hAnsi="Helvetica" w:cs="Helvetica"/>
-                <w:szCs w:val="24"/>
-                <w:lang w:eastAsia="zh-CN"/>
-                <w14:ligatures w14:val="standardContextual"/>
-              </w:rPr>
-            </w:pPr>
-            <w:r>
-              <w:rPr>
-                <w:rFonts w:ascii="PingFang SC" w:eastAsia="PingFang SC" w:hAnsi="Helvetica" w:cs="PingFang SC" w:hint="eastAsia"/>
-                <w:szCs w:val="24"/>
-                <w:lang w:eastAsia="zh-CN"/>
-                <w14:ligatures w14:val="standardContextual"/>
-              </w:rPr>
-              <w:t>图片</w:t>
-            </w:r>
-          </w:p>
-        </w:tc>
-        <w:tc>
-          <w:tcPr>
-            <w:tcW w:w="2160" w:type="dxa"/>
-            <w:tcBorders>
-              <w:top w:val="single" w:sz="8" w:space="0" w:color="9A9A9A"/>
-              <w:left w:val="single" w:sz="8" w:space="0" w:color="9A9A9A"/>
-              <w:bottom w:val="single" w:sz="8" w:space="0" w:color="9A9A9A"/>
-              <w:right w:val="single" w:sz="8" w:space="0" w:color="9A9A9A"/>
-            </w:tcBorders>
-            <w:tcMar>
-              <w:top w:w="100" w:type="nil"/>
-              <w:left w:w="20" w:type="nil"/>
-              <w:bottom w:w="20" w:type="nil"/>
-              <w:right w:w="100" w:type="nil"/>
-            </w:tcMar>
-          </w:tcPr>
-          <w:p>
-            <w:pPr>
-              <w:autoSpaceDE w:val="0"/>
-              <w:autoSpaceDN w:val="0"/>
-              <w:adjustRightInd w:val="0"/>
-              <w:spacing w:after="0" w:line="240" w:lineRule="auto"/>
-              <w:rPr>
-                <w:rFonts w:ascii="Helvetica" w:eastAsia="PingFang SC" w:hAnsi="Helvetica" w:cs="Helvetica"/>
-                <w:szCs w:val="24"/>
-                <w:lang w:eastAsia="zh-CN"/>
-                <w14:ligatures w14:val="standardContextual"/>
-              </w:rPr>
-            </w:pPr>
-            <w:r>
-              <w:rPr>
-                <w:rFonts w:ascii="PingFang SC" w:eastAsia="PingFang SC" w:hAnsi="Helvetica" w:cs="PingFang SC" w:hint="eastAsia"/>
-                <w:szCs w:val="24"/>
-                <w:lang w:eastAsia="zh-CN"/>
-                <w14:ligatures w14:val="standardContextual"/>
-              </w:rPr>
-              <w:t>详情</w:t>
-            </w:r>
-          </w:p>
-        </w:tc>
-        <w:tc>
-          <w:tcPr>
-            <w:tcW w:w="2160" w:type="dxa"/>
-            <w:tcBorders>
-              <w:top w:val="single" w:sz="8" w:space="0" w:color="9A9A9A"/>
-              <w:left w:val="single" w:sz="8" w:space="0" w:color="9A9A9A"/>
-              <w:bottom w:val="single" w:sz="8" w:space="0" w:color="9A9A9A"/>
-              <w:right w:val="single" w:sz="8" w:space="0" w:color="9A9A9A"/>
-            </w:tcBorders>
-            <w:tcMar>
-              <w:top w:w="100" w:type="nil"/>
-              <w:left w:w="20" w:type="nil"/>
-              <w:bottom w:w="20" w:type="nil"/>
-              <w:right w:w="100" w:type="nil"/>
-            </w:tcMar>
-          </w:tcPr>
-          <w:p>
-            <w:pPr>
-              <w:autoSpaceDE w:val="0"/>
-              <w:autoSpaceDN w:val="0"/>
-              <w:adjustRightInd w:val="0"/>
-              <w:spacing w:after="0" w:line="240" w:lineRule="auto"/>
-              <w:rPr>
-                <w:rFonts w:ascii="Helvetica" w:eastAsia="PingFang SC" w:hAnsi="Helvetica" w:cs="Helvetica"/>
-                <w:szCs w:val="24"/>
-                <w:lang w:eastAsia="zh-CN"/>
-                <w14:ligatures w14:val="standardContextual"/>
-              </w:rPr>
-            </w:pPr>
-            <w:r>
-              <w:rPr>
-                <w:rFonts w:ascii="PingFang SC" w:eastAsia="PingFang SC" w:hAnsi="Helvetica" w:cs="PingFang SC" w:hint="eastAsia"/>
-                <w:szCs w:val="24"/>
-                <w:lang w:eastAsia="zh-CN"/>
-                <w14:ligatures w14:val="standardContextual"/>
-              </w:rPr>
-              <w:t>价格</w:t>
-            </w:r>
-          </w:p>
-        </w:tc>
-        <w:tc>
-          <w:tcPr>
-            <w:tcW w:w="2160" w:type="dxa"/>
-            <w:tcBorders>
-              <w:top w:val="single" w:sz="8" w:space="0" w:color="9A9A9A"/>
-              <w:left w:val="single" w:sz="8" w:space="0" w:color="9A9A9A"/>
-              <w:bottom w:val="single" w:sz="8" w:space="0" w:color="9A9A9A"/>
-              <w:right w:val="single" w:sz="8" w:space="0" w:color="9A9A9A"/>
-            </w:tcBorders>
-          </w:tcPr>
-          <w:p>
-            <w:pPr>
-              <w:autoSpaceDE w:val="0"/>
-              <w:autoSpaceDN w:val="0"/>
-              <w:adjustRightInd w:val="0"/>
-              <w:spacing w:after="0" w:line="240" w:lineRule="auto"/>
-              <w:rPr>
-                <w:rFonts w:ascii="PingFang SC" w:eastAsia="PingFang SC" w:hAnsi="Helvetica" w:cs="PingFang SC"/>
-                <w:szCs w:val="24"/>
-                <w:lang w:eastAsia="zh-CN"/>
-                <w14:ligatures w14:val="standardContextual"/>
-              </w:rPr>
-            </w:pPr>
-            <w:r>
-              <w:rPr>
-                <w:rFonts w:ascii="PingFang SC" w:eastAsia="PingFang SC" w:hAnsi="Helvetica" w:cs="PingFang SC" w:hint="eastAsia"/>
-                <w:szCs w:val="24"/>
-                <w:lang w:eastAsia="zh-CN"/>
-                <w14:ligatures w14:val="standardContextual"/>
-              </w:rPr>
-              <w:t>Available/已出</w:t>
-            </w:r>
-          </w:p>
-        </w:tc>
-      </w:tr>
-      <w:bookmarkEnd w:id="3"/>
-      <w:tr>
         <w:tblPrEx>
           <w:tblBorders>
             <w:top w:val="none" w:sz="0" w:space="0" w:color="auto"/>
@@ -2092,6 +1903,15 @@
                 <w14:ligatures w14:val="standardContextual"/>
               </w:rPr>
             </w:pPr>
+            <w:r>
+              <w:rPr>
+                <w:rFonts w:ascii="Helvetica" w:eastAsia="PingFang SC" w:hAnsi="Helvetica" w:cs="Helvetica" w:hint="eastAsia"/>
+                <w:szCs w:val="24"/>
+                <w:lang w:eastAsia="zh-CN"/>
+                <w14:ligatures w14:val="standardContextual"/>
+              </w:rPr>
+              <w:t>已出</w:t>
+            </w:r>
           </w:p>
         </w:tc>
       </w:tr>
@@ -2501,7 +2321,7 @@
                 <w14:ligatures w14:val="standardContextual"/>
               </w:rPr>
             </w:pPr>
-            <w:bookmarkStart w:id="4" w:name="_Hlk232800392"/>
+            <w:bookmarkStart w:id="3" w:name="_Hlk232800392"/>
             <w:r>
               <w:rPr>
                 <w:rFonts w:ascii="Helvetica Neue" w:eastAsia="PingFang SC" w:hAnsi="Helvetica Neue" w:cs="Helvetica Neue" w:hint="eastAsia"/>
@@ -2511,7 +2331,7 @@
               </w:rPr>
               <w:t>黑色升降桌</w:t>
             </w:r>
-            <w:bookmarkEnd w:id="4"/>
+            <w:bookmarkEnd w:id="3"/>
           </w:p>
         </w:tc>
         <w:tc>
@@ -2550,7 +2370,7 @@
                 <w:lang w:eastAsia="zh-CN"/>
                 <w14:ligatures w14:val="standardContextual"/>
               </w:rPr>
-              <w:t>/Users/jingyi/Library/CloudStorage</w:t>
+              <w:t>/Users/jingyi/Library/CloudStorage/Dropbox/UW/Do</w:t>
             </w:r>
             <w:r>
               <w:rPr>
@@ -2560,7 +2380,7 @@
                 <w14:ligatures w14:val="standardContextual"/>
               </w:rPr>
               <w:lastRenderedPageBreak/>
-              <w:t>/Dropbox/UW/Document/moving/MovingSales/images/black_desk.jpeg</w:t>
+              <w:t>cument/moving/MovingSales/images/black_desk.jpeg</w:t>
             </w:r>
           </w:p>
         </w:tc>
@@ -2607,7 +2427,7 @@
                 <w14:ligatures w14:val="standardContextual"/>
               </w:rPr>
             </w:pPr>
-            <w:bookmarkStart w:id="5" w:name="_Hlk232800375"/>
+            <w:bookmarkStart w:id="4" w:name="_Hlk232800375"/>
             <w:r>
               <w:rPr>
                 <w:rFonts w:ascii="Helvetica" w:eastAsia="PingFang SC" w:hAnsi="Helvetica" w:cs="Helvetica" w:hint="eastAsia"/>
@@ -2671,7 +2491,6 @@
                 <w:lang w:eastAsia="zh-CN"/>
                 <w14:ligatures w14:val="standardContextual"/>
               </w:rPr>
-              <w:lastRenderedPageBreak/>
               <w:t>宽：</w:t>
             </w:r>
             <w:r>
@@ -2683,7 +2502,7 @@
               </w:rPr>
               <w:t>70cm</w:t>
             </w:r>
-            <w:bookmarkEnd w:id="5"/>
+            <w:bookmarkEnd w:id="4"/>
           </w:p>
         </w:tc>
         <w:tc>
@@ -2736,7 +2555,6 @@
                 <w:lang w:eastAsia="zh-CN"/>
                 <w14:ligatures w14:val="standardContextual"/>
               </w:rPr>
-              <w:lastRenderedPageBreak/>
               <w:t>$50</w:t>
             </w:r>
           </w:p>
@@ -3664,7 +3482,7 @@
                 <w:lang w:eastAsia="zh-CN"/>
                 <w14:ligatures w14:val="standardContextual"/>
               </w:rPr>
-              <w:t>1</w:t>
+              <w:t>4</w:t>
             </w:r>
             <w:r>
               <w:rPr>
@@ -3814,6 +3632,24 @@
               </w:rPr>
               <w:t>$8</w:t>
             </w:r>
+            <w:r>
+              <w:rPr>
+                <w:rFonts w:ascii="AppleSystemUIFont" w:hAnsi="AppleSystemUIFont" w:cs="AppleSystemUIFont" w:hint="eastAsia"/>
+                <w:szCs w:val="24"/>
+                <w:lang w:eastAsia="zh-CN"/>
+                <w14:ligatures w14:val="standardContextual"/>
+              </w:rPr>
+              <w:t>/</w:t>
+            </w:r>
+            <w:r>
+              <w:rPr>
+                <w:rFonts w:ascii="AppleSystemUIFont" w:hAnsi="AppleSystemUIFont" w:cs="AppleSystemUIFont" w:hint="eastAsia"/>
+                <w:szCs w:val="24"/>
+                <w:lang w:eastAsia="zh-CN"/>
+                <w14:ligatures w14:val="standardContextual"/>
+              </w:rPr>
+              <w:t>个</w:t>
+            </w:r>
           </w:p>
         </w:tc>
         <w:tc>
@@ -3853,6 +3689,15 @@
                 <w14:ligatures w14:val="standardContextual"/>
               </w:rPr>
             </w:pPr>
+            <w:r>
+              <w:rPr>
+                <w:rFonts w:ascii="Helvetica Neue" w:eastAsia="PingFang SC" w:hAnsi="Helvetica Neue" w:cs="Helvetica Neue" w:hint="eastAsia"/>
+                <w:szCs w:val="24"/>
+                <w:lang w:eastAsia="zh-CN"/>
+                <w14:ligatures w14:val="standardContextual"/>
+              </w:rPr>
+              <w:t>已出</w:t>
+            </w:r>
           </w:p>
         </w:tc>
       </w:tr>
@@ -3886,7 +3731,7 @@
                 <w14:ligatures w14:val="standardContextual"/>
               </w:rPr>
             </w:pPr>
-            <w:bookmarkStart w:id="6" w:name="_Hlk232802607"/>
+            <w:bookmarkStart w:id="5" w:name="_Hlk232802607"/>
             <w:r>
               <w:rPr>
                 <w:rFonts w:ascii="Helvetica Neue" w:eastAsia="PingFang SC" w:hAnsi="Helvetica Neue" w:cs="Helvetica Neue" w:hint="eastAsia"/>
@@ -3994,7 +3839,7 @@
                 <w:lang w:eastAsia="zh-CN"/>
                 <w14:ligatures w14:val="standardContextual"/>
               </w:rPr>
-              <w:t>/Users/jingyi/Library/CloudStorage/Dropbox/UW/Document/moving/</w:t>
+              <w:t>/Users/jingyi/Library/CloudStorage/Dropbox/UW/Document/moving/MovingSales/ima</w:t>
             </w:r>
             <w:r>
               <w:rPr>
@@ -4004,7 +3849,7 @@
                 <w14:ligatures w14:val="standardContextual"/>
               </w:rPr>
               <w:lastRenderedPageBreak/>
-              <w:t>MovingSales/images/drawer_4.jpeg</w:t>
+              <w:t>ges/drawer_4.jpeg</w:t>
             </w:r>
           </w:p>
         </w:tc>
@@ -4165,7 +4010,7 @@
           </w:p>
         </w:tc>
       </w:tr>
-      <w:bookmarkEnd w:id="6"/>
+      <w:bookmarkEnd w:id="5"/>
       <w:tr>
         <w:tc>
           <w:tcPr>
@@ -4444,6 +4289,24 @@
               </w:rPr>
             </w:pPr>
           </w:p>
+          <w:p>
+            <w:pPr>
+              <w:jc w:val="center"/>
+              <w:rPr>
+                <w:rFonts w:ascii="Helvetica Neue" w:eastAsia="PingFang SC" w:hAnsi="Helvetica Neue" w:cs="Helvetica Neue"/>
+                <w:szCs w:val="24"/>
+                <w:lang w:eastAsia="zh-CN"/>
+              </w:rPr>
+            </w:pPr>
+            <w:r>
+              <w:rPr>
+                <w:rFonts w:ascii="Helvetica Neue" w:eastAsia="PingFang SC" w:hAnsi="Helvetica Neue" w:cs="Helvetica Neue" w:hint="eastAsia"/>
+                <w:szCs w:val="24"/>
+                <w:lang w:eastAsia="zh-CN"/>
+              </w:rPr>
+              <w:t>已出两个</w:t>
+            </w:r>
+          </w:p>
         </w:tc>
       </w:tr>
       <w:tr>
@@ -4944,7 +4807,7 @@
                 <w:lang w:eastAsia="zh-CN"/>
                 <w14:ligatures w14:val="standardContextual"/>
               </w:rPr>
-              <w:t>/Users/jingyi/Library/CloudStorage/Dropbox/UW/Document/moving/</w:t>
+              <w:t>/Users/jingyi/Library/CloudStorage/Dropbox/UW/Document/moving/MovingSales/ima</w:t>
             </w:r>
             <w:r>
               <w:rPr>
@@ -4954,7 +4817,7 @@
                 <w14:ligatures w14:val="standardContextual"/>
               </w:rPr>
               <w:lastRenderedPageBreak/>
-              <w:t>MovingSales/images/</w:t>
+              <w:t>ges/</w:t>
             </w:r>
             <w:r>
               <w:rPr>
@@ -4982,6 +4845,61 @@
               <w:adjustRightInd w:val="0"/>
               <w:spacing w:after="0" w:line="240" w:lineRule="auto"/>
               <w:rPr>
+                <w:rFonts w:ascii="Helvetica Neue" w:hAnsi="Helvetica Neue" w:cs="Helvetica Neue"/>
+                <w:szCs w:val="24"/>
+                <w:lang w:eastAsia="zh-CN"/>
+                <w14:ligatures w14:val="standardContextual"/>
+              </w:rPr>
+            </w:pPr>
+            <w:r>
+              <w:rPr>
+                <w:rFonts w:ascii="Helvetica Neue" w:hAnsi="Helvetica Neue" w:cs="Helvetica Neue"/>
+                <w:szCs w:val="24"/>
+                <w:lang w:eastAsia="zh-CN"/>
+                <w14:ligatures w14:val="standardContextual"/>
+              </w:rPr>
+              <w:t>/Users/jingyi/Library/CloudStorage/Dropbox/UW/Document/moving/MovingSales/images/</w:t>
+            </w:r>
+            <w:r>
+              <w:rPr>
+                <w:rFonts w:ascii="Helvetica Neue" w:hAnsi="Helvetica Neue" w:cs="Helvetica Neue"/>
+                <w:szCs w:val="24"/>
+                <w:lang w:eastAsia="zh-CN"/>
+                <w14:ligatures w14:val="standardContextual"/>
+              </w:rPr>
+              <w:t>冰柜</w:t>
+            </w:r>
+            <w:r>
+              <w:rPr>
+                <w:rFonts w:ascii="Helvetica Neue" w:hAnsi="Helvetica Neue" w:cs="Helvetica Neue"/>
+                <w:szCs w:val="24"/>
+                <w:lang w:eastAsia="zh-CN"/>
+                <w14:ligatures w14:val="standardContextual"/>
+              </w:rPr>
+              <w:t>1.jpeg</w:t>
+            </w:r>
+          </w:p>
+          <w:p>
+            <w:pPr>
+              <w:autoSpaceDE w:val="0"/>
+              <w:autoSpaceDN w:val="0"/>
+              <w:adjustRightInd w:val="0"/>
+              <w:spacing w:after="0" w:line="240" w:lineRule="auto"/>
+              <w:rPr>
+                <w:rFonts w:ascii="Helvetica Neue" w:hAnsi="Helvetica Neue" w:cs="Helvetica Neue"/>
+                <w:szCs w:val="24"/>
+                <w:lang w:eastAsia="zh-CN"/>
+                <w14:ligatures w14:val="standardContextual"/>
+              </w:rPr>
+            </w:pPr>
+          </w:p>
+          <w:p>
+            <w:pPr>
+              <w:autoSpaceDE w:val="0"/>
+              <w:autoSpaceDN w:val="0"/>
+              <w:adjustRightInd w:val="0"/>
+              <w:spacing w:after="0" w:line="240" w:lineRule="auto"/>
+              <w:rPr>
                 <w:rFonts w:ascii="Helvetica Neue" w:hAnsi="Helvetica Neue" w:cs="Helvetica Neue" w:hint="eastAsia"/>
                 <w:szCs w:val="24"/>
                 <w:lang w:eastAsia="zh-CN"/>
@@ -4995,25 +4913,7 @@
                 <w:lang w:eastAsia="zh-CN"/>
                 <w14:ligatures w14:val="standardContextual"/>
               </w:rPr>
-              <w:t>/Users/jingyi/Library/CloudStorage/Dropbox/UW/Document/moving/MovingSales/images/</w:t>
-            </w:r>
-            <w:r>
-              <w:rPr>
-                <w:rFonts w:ascii="Helvetica Neue" w:hAnsi="Helvetica Neue" w:cs="Helvetica Neue"/>
-                <w:szCs w:val="24"/>
-                <w:lang w:eastAsia="zh-CN"/>
-                <w14:ligatures w14:val="standardContextual"/>
-              </w:rPr>
-              <w:t>冰柜</w:t>
-            </w:r>
-            <w:r>
-              <w:rPr>
-                <w:rFonts w:ascii="Helvetica Neue" w:hAnsi="Helvetica Neue" w:cs="Helvetica Neue"/>
-                <w:szCs w:val="24"/>
-                <w:lang w:eastAsia="zh-CN"/>
-                <w14:ligatures w14:val="standardContextual"/>
-              </w:rPr>
-              <w:t>1.jpeg</w:t>
+              <w:t>/Users/jingyi/Library/CloudStorage/Dropbox/UW/Document/moving/MovingSales/images/freezer_web.jpeg</w:t>
             </w:r>
           </w:p>
         </w:tc>
@@ -5054,7 +4954,7 @@
               <w:adjustRightInd w:val="0"/>
               <w:spacing w:after="0" w:line="240" w:lineRule="auto"/>
               <w:rPr>
-                <w:rFonts w:ascii="Helvetica" w:eastAsia="PingFang SC" w:hAnsi="Helvetica" w:cs="Helvetica"/>
+                <w:rFonts w:ascii="Helvetica" w:eastAsia="PingFang SC" w:hAnsi="Helvetica" w:cs="Helvetica" w:hint="eastAsia"/>
                 <w:szCs w:val="24"/>
                 <w:lang w:eastAsia="zh-CN"/>
                 <w14:ligatures w14:val="standardContextual"/>
@@ -5069,6 +4969,34 @@
               </w:rPr>
               <w:lastRenderedPageBreak/>
               <w:t>表面有一处划痕，不影响正常使用，新买来的时候纸箱在搬运中不小心剐蹭到了。</w:t>
+            </w:r>
+            <w:r>
+              <w:rPr>
+                <w:rFonts w:ascii="Helvetica" w:eastAsia="PingFang SC" w:hAnsi="Helvetica" w:cs="Helvetica" w:hint="eastAsia"/>
+                <w:szCs w:val="24"/>
+                <w:lang w:eastAsia="zh-CN"/>
+                <w14:ligatures w14:val="standardContextual"/>
+              </w:rPr>
+              <w:t>具体信息参见：</w:t>
+            </w:r>
+            <w:r>
+              <w:rPr>
+                <w:rFonts w:ascii="Helvetica" w:eastAsia="PingFang SC" w:hAnsi="Helvetica" w:cs="Helvetica"/>
+                <w:szCs w:val="24"/>
+                <w:lang w:eastAsia="zh-CN"/>
+                <w14:ligatures w14:val="standardContextual"/>
+              </w:rPr>
+              <w:t>https://www.bestbuy.com/product/insignia-7-1-cu-ft-</w:t>
+            </w:r>
+            <w:r>
+              <w:rPr>
+                <w:rFonts w:ascii="Helvetica" w:eastAsia="PingFang SC" w:hAnsi="Helvetica" w:cs="Helvetica"/>
+                <w:szCs w:val="24"/>
+                <w:lang w:eastAsia="zh-CN"/>
+                <w14:ligatures w14:val="standardContextual"/>
+              </w:rPr>
+              <w:lastRenderedPageBreak/>
+              <w:t>garage-ready-upright-convertible-freezer-stainless-steel-look/J2FPJK9PCJ/sku/6634899?utm_source=feed&amp;extStoreId=&amp;ref=212&amp;loc=14477200735&amp;gclsrc=aw.ds&amp;gad_source=1&amp;gad_campaignid=14477200735&amp;gbraid=0AAAAAD-ORIh0mFSgcYHpQJWAlbT45zvC8&amp;gclid=CjwKCAjw9NjRBhATEiwA_p2J8bBK-0k8_lkp9gS6LbICyWksEgk2tEQHqHGawHWE3Xyi6ZUK1YoRlxoCPrUQAvD_BwE</w:t>
             </w:r>
           </w:p>
         </w:tc>
@@ -5122,6 +5050,7 @@
                 <w:lang w:eastAsia="zh-CN"/>
                 <w14:ligatures w14:val="standardContextual"/>
               </w:rPr>
+              <w:lastRenderedPageBreak/>
               <w:t>$45</w:t>
             </w:r>
           </w:p>
@@ -5633,12 +5562,21 @@
               <w:adjustRightInd w:val="0"/>
               <w:spacing w:after="0" w:line="240" w:lineRule="auto"/>
               <w:rPr>
-                <w:rFonts w:ascii="Helvetica Neue" w:eastAsia="PingFang SC" w:hAnsi="Helvetica Neue" w:cs="Helvetica Neue"/>
-                <w:szCs w:val="24"/>
-                <w:lang w:eastAsia="zh-CN"/>
-                <w14:ligatures w14:val="standardContextual"/>
-              </w:rPr>
-            </w:pPr>
+                <w:rFonts w:ascii="Helvetica Neue" w:eastAsia="PingFang SC" w:hAnsi="Helvetica Neue" w:cs="Helvetica Neue" w:hint="eastAsia"/>
+                <w:szCs w:val="24"/>
+                <w:lang w:eastAsia="zh-CN"/>
+                <w14:ligatures w14:val="standardContextual"/>
+              </w:rPr>
+            </w:pPr>
+            <w:r>
+              <w:rPr>
+                <w:rFonts w:ascii="Helvetica Neue" w:eastAsia="PingFang SC" w:hAnsi="Helvetica Neue" w:cs="Helvetica Neue" w:hint="eastAsia"/>
+                <w:szCs w:val="24"/>
+                <w:lang w:eastAsia="zh-CN"/>
+                <w14:ligatures w14:val="standardContextual"/>
+              </w:rPr>
+              <w:t>已出</w:t>
+            </w:r>
           </w:p>
         </w:tc>
       </w:tr>
@@ -5917,6 +5855,7 @@
                 <w:lang w:eastAsia="zh-CN"/>
                 <w14:ligatures w14:val="standardContextual"/>
               </w:rPr>
+              <w:lastRenderedPageBreak/>
               <w:t>小推车</w:t>
             </w:r>
           </w:p>
@@ -6067,7 +6006,7 @@
                 <w14:ligatures w14:val="standardContextual"/>
               </w:rPr>
             </w:pPr>
-            <w:bookmarkStart w:id="7" w:name="_Hlk232845745"/>
+            <w:bookmarkStart w:id="6" w:name="_Hlk232845745"/>
             <w:r>
               <w:rPr>
                 <w:rFonts w:ascii="AppleSystemUIFont" w:hAnsi="AppleSystemUIFont" w:cs="AppleSystemUIFont" w:hint="eastAsia"/>
@@ -6077,7 +6016,7 @@
               </w:rPr>
               <w:t>$8</w:t>
             </w:r>
-            <w:bookmarkEnd w:id="7"/>
+            <w:bookmarkEnd w:id="6"/>
           </w:p>
         </w:tc>
         <w:tc>
@@ -6490,6 +6429,2358 @@
               </w:rPr>
               <w:t>5</w:t>
             </w:r>
+          </w:p>
+        </w:tc>
+        <w:tc>
+          <w:tcPr>
+            <w:tcW w:w="2160" w:type="dxa"/>
+            <w:tcBorders>
+              <w:top w:val="single" w:sz="8" w:space="0" w:color="9A9A9A"/>
+              <w:left w:val="single" w:sz="8" w:space="0" w:color="9A9A9A"/>
+              <w:bottom w:val="single" w:sz="8" w:space="0" w:color="9A9A9A"/>
+              <w:right w:val="single" w:sz="8" w:space="0" w:color="9A9A9A"/>
+            </w:tcBorders>
+          </w:tcPr>
+          <w:p>
+            <w:pPr>
+              <w:tabs>
+                <w:tab w:val="left" w:pos="560"/>
+                <w:tab w:val="left" w:pos="1120"/>
+                <w:tab w:val="left" w:pos="1680"/>
+                <w:tab w:val="left" w:pos="2240"/>
+                <w:tab w:val="left" w:pos="2800"/>
+                <w:tab w:val="left" w:pos="3360"/>
+                <w:tab w:val="left" w:pos="3920"/>
+                <w:tab w:val="left" w:pos="4480"/>
+                <w:tab w:val="left" w:pos="5040"/>
+                <w:tab w:val="left" w:pos="5600"/>
+                <w:tab w:val="left" w:pos="6160"/>
+                <w:tab w:val="left" w:pos="6720"/>
+              </w:tabs>
+              <w:autoSpaceDE w:val="0"/>
+              <w:autoSpaceDN w:val="0"/>
+              <w:adjustRightInd w:val="0"/>
+              <w:spacing w:after="0" w:line="240" w:lineRule="auto"/>
+              <w:rPr>
+                <w:rFonts w:ascii="Helvetica Neue" w:eastAsia="PingFang SC" w:hAnsi="Helvetica Neue" w:cs="Helvetica Neue"/>
+                <w:szCs w:val="24"/>
+                <w:lang w:eastAsia="zh-CN"/>
+                <w14:ligatures w14:val="standardContextual"/>
+              </w:rPr>
+            </w:pPr>
+          </w:p>
+        </w:tc>
+      </w:tr>
+      <w:tr>
+        <w:tc>
+          <w:tcPr>
+            <w:tcW w:w="2268" w:type="dxa"/>
+            <w:tcBorders>
+              <w:top w:val="single" w:sz="8" w:space="0" w:color="9A9A9A"/>
+              <w:left w:val="single" w:sz="8" w:space="0" w:color="9A9A9A"/>
+              <w:bottom w:val="single" w:sz="8" w:space="0" w:color="9A9A9A"/>
+              <w:right w:val="single" w:sz="8" w:space="0" w:color="9A9A9A"/>
+            </w:tcBorders>
+            <w:tcMar>
+              <w:top w:w="100" w:type="nil"/>
+              <w:left w:w="20" w:type="nil"/>
+              <w:bottom w:w="20" w:type="nil"/>
+              <w:right w:w="100" w:type="nil"/>
+            </w:tcMar>
+          </w:tcPr>
+          <w:p>
+            <w:pPr>
+              <w:autoSpaceDE w:val="0"/>
+              <w:autoSpaceDN w:val="0"/>
+              <w:adjustRightInd w:val="0"/>
+              <w:spacing w:after="0" w:line="240" w:lineRule="auto"/>
+              <w:rPr>
+                <w:rFonts w:ascii="Helvetica Neue" w:eastAsia="PingFang SC" w:hAnsi="Helvetica Neue" w:cs="Helvetica Neue" w:hint="eastAsia"/>
+                <w:szCs w:val="24"/>
+                <w:lang w:eastAsia="zh-CN"/>
+                <w14:ligatures w14:val="standardContextual"/>
+              </w:rPr>
+            </w:pPr>
+            <w:r>
+              <w:rPr>
+                <w:rFonts w:ascii="Helvetica Neue" w:eastAsia="PingFang SC" w:hAnsi="Helvetica Neue" w:cs="Helvetica Neue"/>
+                <w:szCs w:val="24"/>
+                <w:lang w:eastAsia="zh-CN"/>
+                <w14:ligatures w14:val="standardContextual"/>
+              </w:rPr>
+              <w:t>E</w:t>
+            </w:r>
+            <w:r>
+              <w:rPr>
+                <w:rFonts w:ascii="Helvetica Neue" w:eastAsia="PingFang SC" w:hAnsi="Helvetica Neue" w:cs="Helvetica Neue" w:hint="eastAsia"/>
+                <w:szCs w:val="24"/>
+                <w:lang w:eastAsia="zh-CN"/>
+                <w14:ligatures w14:val="standardContextual"/>
+              </w:rPr>
+              <w:t xml:space="preserve">lgato </w:t>
+            </w:r>
+            <w:r>
+              <w:rPr>
+                <w:rFonts w:ascii="Helvetica Neue" w:eastAsia="PingFang SC" w:hAnsi="Helvetica Neue" w:cs="Helvetica Neue" w:hint="eastAsia"/>
+                <w:szCs w:val="24"/>
+                <w:lang w:eastAsia="zh-CN"/>
+                <w14:ligatures w14:val="standardContextual"/>
+              </w:rPr>
+              <w:t>可收缩幕布</w:t>
+            </w:r>
+          </w:p>
+        </w:tc>
+        <w:tc>
+          <w:tcPr>
+            <w:tcW w:w="2160" w:type="dxa"/>
+            <w:tcBorders>
+              <w:top w:val="single" w:sz="8" w:space="0" w:color="9A9A9A"/>
+              <w:left w:val="single" w:sz="8" w:space="0" w:color="9A9A9A"/>
+              <w:bottom w:val="single" w:sz="8" w:space="0" w:color="9A9A9A"/>
+              <w:right w:val="single" w:sz="8" w:space="0" w:color="9A9A9A"/>
+            </w:tcBorders>
+            <w:tcMar>
+              <w:top w:w="100" w:type="nil"/>
+              <w:left w:w="20" w:type="nil"/>
+              <w:bottom w:w="20" w:type="nil"/>
+              <w:right w:w="100" w:type="nil"/>
+            </w:tcMar>
+          </w:tcPr>
+          <w:p>
+            <w:pPr>
+              <w:autoSpaceDE w:val="0"/>
+              <w:autoSpaceDN w:val="0"/>
+              <w:adjustRightInd w:val="0"/>
+              <w:spacing w:after="0" w:line="240" w:lineRule="auto"/>
+              <w:rPr>
+                <w:rFonts w:ascii="Helvetica Neue" w:hAnsi="Helvetica Neue" w:cs="Helvetica Neue"/>
+                <w:szCs w:val="24"/>
+                <w:lang w:eastAsia="zh-CN"/>
+                <w14:ligatures w14:val="standardContextual"/>
+              </w:rPr>
+            </w:pPr>
+            <w:r>
+              <w:rPr>
+                <w:rFonts w:ascii="Helvetica Neue" w:hAnsi="Helvetica Neue" w:cs="Helvetica Neue"/>
+                <w:szCs w:val="24"/>
+                <w:lang w:eastAsia="zh-CN"/>
+                <w14:ligatures w14:val="standardContextual"/>
+              </w:rPr>
+              <w:t>/Users/jingyi/Library/CloudStorage/Dropbox/UW/Document/moving/MovingSales/images/elgato.jpg</w:t>
+            </w:r>
+          </w:p>
+          <w:p>
+            <w:pPr>
+              <w:autoSpaceDE w:val="0"/>
+              <w:autoSpaceDN w:val="0"/>
+              <w:adjustRightInd w:val="0"/>
+              <w:spacing w:after="0" w:line="240" w:lineRule="auto"/>
+              <w:rPr>
+                <w:rFonts w:ascii="Helvetica Neue" w:hAnsi="Helvetica Neue" w:cs="Helvetica Neue"/>
+                <w:szCs w:val="24"/>
+                <w:lang w:eastAsia="zh-CN"/>
+                <w14:ligatures w14:val="standardContextual"/>
+              </w:rPr>
+            </w:pPr>
+          </w:p>
+          <w:p>
+            <w:pPr>
+              <w:autoSpaceDE w:val="0"/>
+              <w:autoSpaceDN w:val="0"/>
+              <w:adjustRightInd w:val="0"/>
+              <w:spacing w:after="0" w:line="240" w:lineRule="auto"/>
+              <w:rPr>
+                <w:rFonts w:ascii="Helvetica Neue" w:hAnsi="Helvetica Neue" w:cs="Helvetica Neue"/>
+                <w:szCs w:val="24"/>
+                <w:lang w:eastAsia="zh-CN"/>
+                <w14:ligatures w14:val="standardContextual"/>
+              </w:rPr>
+            </w:pPr>
+            <w:r>
+              <w:rPr>
+                <w:rFonts w:ascii="Helvetica Neue" w:hAnsi="Helvetica Neue" w:cs="Helvetica Neue" w:hint="eastAsia"/>
+                <w:szCs w:val="24"/>
+                <w:lang w:eastAsia="zh-CN"/>
+                <w14:ligatures w14:val="standardContextual"/>
+              </w:rPr>
+              <w:t>实物图：</w:t>
+            </w:r>
+          </w:p>
+          <w:p>
+            <w:pPr>
+              <w:autoSpaceDE w:val="0"/>
+              <w:autoSpaceDN w:val="0"/>
+              <w:adjustRightInd w:val="0"/>
+              <w:spacing w:after="0" w:line="240" w:lineRule="auto"/>
+              <w:rPr>
+                <w:rFonts w:ascii="Helvetica Neue" w:hAnsi="Helvetica Neue" w:cs="Helvetica Neue"/>
+                <w:szCs w:val="24"/>
+                <w:lang w:eastAsia="zh-CN"/>
+                <w14:ligatures w14:val="standardContextual"/>
+              </w:rPr>
+            </w:pPr>
+            <w:r>
+              <w:rPr>
+                <w:rFonts w:ascii="Helvetica Neue" w:hAnsi="Helvetica Neue" w:cs="Helvetica Neue"/>
+                <w:szCs w:val="24"/>
+                <w:lang w:eastAsia="zh-CN"/>
+                <w14:ligatures w14:val="standardContextual"/>
+              </w:rPr>
+              <w:t>/Users/jingyi/Library/CloudStorage/Dropbox/UW/Document/moving/MovingSales/images/elgato_1.jpeg</w:t>
+            </w:r>
+          </w:p>
+          <w:p>
+            <w:pPr>
+              <w:autoSpaceDE w:val="0"/>
+              <w:autoSpaceDN w:val="0"/>
+              <w:adjustRightInd w:val="0"/>
+              <w:spacing w:after="0" w:line="240" w:lineRule="auto"/>
+              <w:rPr>
+                <w:rFonts w:ascii="Helvetica Neue" w:hAnsi="Helvetica Neue" w:cs="Helvetica Neue"/>
+                <w:szCs w:val="24"/>
+                <w:lang w:eastAsia="zh-CN"/>
+                <w14:ligatures w14:val="standardContextual"/>
+              </w:rPr>
+            </w:pPr>
+          </w:p>
+          <w:p>
+            <w:pPr>
+              <w:autoSpaceDE w:val="0"/>
+              <w:autoSpaceDN w:val="0"/>
+              <w:adjustRightInd w:val="0"/>
+              <w:spacing w:after="0" w:line="240" w:lineRule="auto"/>
+              <w:rPr>
+                <w:rFonts w:ascii="Helvetica Neue" w:hAnsi="Helvetica Neue" w:cs="Helvetica Neue" w:hint="eastAsia"/>
+                <w:szCs w:val="24"/>
+                <w:lang w:eastAsia="zh-CN"/>
+                <w14:ligatures w14:val="standardContextual"/>
+              </w:rPr>
+            </w:pPr>
+            <w:r>
+              <w:rPr>
+                <w:rFonts w:ascii="Helvetica Neue" w:hAnsi="Helvetica Neue" w:cs="Helvetica Neue"/>
+                <w:szCs w:val="24"/>
+                <w:lang w:eastAsia="zh-CN"/>
+                <w14:ligatures w14:val="standardContextual"/>
+              </w:rPr>
+              <w:t>/Users/jingyi/Library/CloudStorage/Dropbox/UW/Document/moving/MovingSales/images/elgato_2.jpeg</w:t>
+            </w:r>
+          </w:p>
+          <w:p>
+            <w:pPr>
+              <w:autoSpaceDE w:val="0"/>
+              <w:autoSpaceDN w:val="0"/>
+              <w:adjustRightInd w:val="0"/>
+              <w:spacing w:after="0" w:line="240" w:lineRule="auto"/>
+              <w:rPr>
+                <w:rFonts w:ascii="Helvetica Neue" w:hAnsi="Helvetica Neue" w:cs="Helvetica Neue"/>
+                <w:szCs w:val="24"/>
+                <w:lang w:eastAsia="zh-CN"/>
+                <w14:ligatures w14:val="standardContextual"/>
+              </w:rPr>
+            </w:pPr>
+          </w:p>
+          <w:p>
+            <w:pPr>
+              <w:autoSpaceDE w:val="0"/>
+              <w:autoSpaceDN w:val="0"/>
+              <w:adjustRightInd w:val="0"/>
+              <w:spacing w:after="0" w:line="240" w:lineRule="auto"/>
+              <w:rPr>
+                <w:rFonts w:ascii="Helvetica Neue" w:hAnsi="Helvetica Neue" w:cs="Helvetica Neue" w:hint="eastAsia"/>
+                <w:szCs w:val="24"/>
+                <w:lang w:eastAsia="zh-CN"/>
+                <w14:ligatures w14:val="standardContextual"/>
+              </w:rPr>
+            </w:pPr>
+          </w:p>
+        </w:tc>
+        <w:tc>
+          <w:tcPr>
+            <w:tcW w:w="2160" w:type="dxa"/>
+            <w:tcBorders>
+              <w:top w:val="single" w:sz="8" w:space="0" w:color="9A9A9A"/>
+              <w:left w:val="single" w:sz="8" w:space="0" w:color="9A9A9A"/>
+              <w:bottom w:val="single" w:sz="8" w:space="0" w:color="9A9A9A"/>
+              <w:right w:val="single" w:sz="8" w:space="0" w:color="9A9A9A"/>
+            </w:tcBorders>
+            <w:tcMar>
+              <w:top w:w="100" w:type="nil"/>
+              <w:left w:w="20" w:type="nil"/>
+              <w:bottom w:w="20" w:type="nil"/>
+              <w:right w:w="100" w:type="nil"/>
+            </w:tcMar>
+          </w:tcPr>
+          <w:p>
+            <w:pPr>
+              <w:tabs>
+                <w:tab w:val="left" w:pos="560"/>
+                <w:tab w:val="left" w:pos="1120"/>
+                <w:tab w:val="left" w:pos="1680"/>
+                <w:tab w:val="left" w:pos="2240"/>
+                <w:tab w:val="left" w:pos="2800"/>
+                <w:tab w:val="left" w:pos="3360"/>
+                <w:tab w:val="left" w:pos="3920"/>
+                <w:tab w:val="left" w:pos="4480"/>
+                <w:tab w:val="left" w:pos="5040"/>
+                <w:tab w:val="left" w:pos="5600"/>
+                <w:tab w:val="left" w:pos="6160"/>
+                <w:tab w:val="left" w:pos="6720"/>
+              </w:tabs>
+              <w:autoSpaceDE w:val="0"/>
+              <w:autoSpaceDN w:val="0"/>
+              <w:adjustRightInd w:val="0"/>
+              <w:spacing w:after="0" w:line="240" w:lineRule="auto"/>
+              <w:rPr>
+                <w:rFonts w:ascii="Helvetica" w:eastAsia="PingFang SC" w:hAnsi="Helvetica" w:cs="Helvetica"/>
+                <w:b/>
+                <w:bCs/>
+                <w:szCs w:val="24"/>
+                <w:lang w:eastAsia="zh-CN"/>
+                <w14:ligatures w14:val="standardContextual"/>
+              </w:rPr>
+            </w:pPr>
+            <w:r>
+              <w:rPr>
+                <w:rFonts w:ascii="Helvetica" w:eastAsia="PingFang SC" w:hAnsi="Helvetica" w:cs="Helvetica" w:hint="eastAsia"/>
+                <w:b/>
+                <w:bCs/>
+                <w:szCs w:val="24"/>
+                <w:lang w:eastAsia="zh-CN"/>
+                <w14:ligatures w14:val="standardContextual"/>
+              </w:rPr>
+              <w:t>官网价格</w:t>
+            </w:r>
+            <w:r>
+              <w:rPr>
+                <w:rFonts w:ascii="Helvetica" w:eastAsia="PingFang SC" w:hAnsi="Helvetica" w:cs="Helvetica" w:hint="eastAsia"/>
+                <w:b/>
+                <w:bCs/>
+                <w:szCs w:val="24"/>
+                <w:lang w:eastAsia="zh-CN"/>
+                <w14:ligatures w14:val="standardContextual"/>
+              </w:rPr>
+              <w:t>:</w:t>
+            </w:r>
+          </w:p>
+          <w:p>
+            <w:pPr>
+              <w:tabs>
+                <w:tab w:val="left" w:pos="560"/>
+                <w:tab w:val="left" w:pos="1120"/>
+                <w:tab w:val="left" w:pos="1680"/>
+                <w:tab w:val="left" w:pos="2240"/>
+                <w:tab w:val="left" w:pos="2800"/>
+                <w:tab w:val="left" w:pos="3360"/>
+                <w:tab w:val="left" w:pos="3920"/>
+                <w:tab w:val="left" w:pos="4480"/>
+                <w:tab w:val="left" w:pos="5040"/>
+                <w:tab w:val="left" w:pos="5600"/>
+                <w:tab w:val="left" w:pos="6160"/>
+                <w:tab w:val="left" w:pos="6720"/>
+              </w:tabs>
+              <w:autoSpaceDE w:val="0"/>
+              <w:autoSpaceDN w:val="0"/>
+              <w:adjustRightInd w:val="0"/>
+              <w:spacing w:after="0" w:line="240" w:lineRule="auto"/>
+              <w:rPr>
+                <w:rFonts w:ascii="Helvetica" w:eastAsia="PingFang SC" w:hAnsi="Helvetica" w:cs="Helvetica" w:hint="eastAsia"/>
+                <w:szCs w:val="24"/>
+                <w:lang w:eastAsia="zh-CN"/>
+                <w14:ligatures w14:val="standardContextual"/>
+              </w:rPr>
+            </w:pPr>
+            <w:r>
+              <w:rPr>
+                <w:rFonts w:ascii="Helvetica" w:eastAsia="PingFang SC" w:hAnsi="Helvetica" w:cs="Helvetica" w:hint="eastAsia"/>
+                <w:szCs w:val="24"/>
+                <w:lang w:eastAsia="zh-CN"/>
+                <w14:ligatures w14:val="standardContextual"/>
+              </w:rPr>
+              <w:t>税前</w:t>
+            </w:r>
+            <w:r>
+              <w:rPr>
+                <w:rFonts w:ascii="Helvetica" w:eastAsia="PingFang SC" w:hAnsi="Helvetica" w:cs="Helvetica" w:hint="eastAsia"/>
+                <w:b/>
+                <w:bCs/>
+                <w:color w:val="EE0000"/>
+                <w:szCs w:val="24"/>
+                <w:lang w:eastAsia="zh-CN"/>
+                <w14:ligatures w14:val="standardContextual"/>
+              </w:rPr>
+              <w:t>$1</w:t>
+            </w:r>
+            <w:r>
+              <w:rPr>
+                <w:rFonts w:ascii="Helvetica" w:eastAsia="PingFang SC" w:hAnsi="Helvetica" w:cs="Helvetica" w:hint="eastAsia"/>
+                <w:b/>
+                <w:bCs/>
+                <w:color w:val="EE0000"/>
+                <w:szCs w:val="24"/>
+                <w:lang w:eastAsia="zh-CN"/>
+                <w14:ligatures w14:val="standardContextual"/>
+              </w:rPr>
+              <w:t>59.99</w:t>
+            </w:r>
+            <w:r>
+              <w:rPr>
+                <w:rFonts w:ascii="Helvetica" w:eastAsia="PingFang SC" w:hAnsi="Helvetica" w:cs="Helvetica" w:hint="eastAsia"/>
+                <w:szCs w:val="24"/>
+                <w:lang w:eastAsia="zh-CN"/>
+                <w14:ligatures w14:val="standardContextual"/>
+              </w:rPr>
+              <w:t>，</w:t>
+            </w:r>
+            <w:r>
+              <w:rPr>
+                <w:rFonts w:ascii="Helvetica" w:eastAsia="PingFang SC" w:hAnsi="Helvetica" w:cs="Helvetica" w:hint="eastAsia"/>
+                <w:szCs w:val="24"/>
+                <w:lang w:eastAsia="zh-CN"/>
+                <w14:ligatures w14:val="standardContextual"/>
+              </w:rPr>
+              <w:t>9.9</w:t>
+            </w:r>
+            <w:r>
+              <w:rPr>
+                <w:rFonts w:ascii="Helvetica" w:eastAsia="PingFang SC" w:hAnsi="Helvetica" w:cs="Helvetica" w:hint="eastAsia"/>
+                <w:szCs w:val="24"/>
+                <w:lang w:eastAsia="zh-CN"/>
+                <w14:ligatures w14:val="standardContextual"/>
+              </w:rPr>
+              <w:t>成新</w:t>
+            </w:r>
+          </w:p>
+          <w:p>
+            <w:pPr>
+              <w:tabs>
+                <w:tab w:val="left" w:pos="560"/>
+                <w:tab w:val="left" w:pos="1120"/>
+                <w:tab w:val="left" w:pos="1680"/>
+                <w:tab w:val="left" w:pos="2240"/>
+                <w:tab w:val="left" w:pos="2800"/>
+                <w:tab w:val="left" w:pos="3360"/>
+                <w:tab w:val="left" w:pos="3920"/>
+                <w:tab w:val="left" w:pos="4480"/>
+                <w:tab w:val="left" w:pos="5040"/>
+                <w:tab w:val="left" w:pos="5600"/>
+                <w:tab w:val="left" w:pos="6160"/>
+                <w:tab w:val="left" w:pos="6720"/>
+              </w:tabs>
+              <w:autoSpaceDE w:val="0"/>
+              <w:autoSpaceDN w:val="0"/>
+              <w:adjustRightInd w:val="0"/>
+              <w:spacing w:after="0" w:line="240" w:lineRule="auto"/>
+              <w:rPr>
+                <w:rFonts w:ascii="Helvetica" w:eastAsia="PingFang SC" w:hAnsi="Helvetica" w:cs="Helvetica"/>
+                <w:szCs w:val="24"/>
+                <w:lang w:eastAsia="zh-CN"/>
+                <w14:ligatures w14:val="standardContextual"/>
+              </w:rPr>
+            </w:pPr>
+            <w:hyperlink r:id="rId5" w:history="1">
+              <w:r>
+                <w:rPr>
+                  <w:rStyle w:val="Hyperlink"/>
+                  <w:rFonts w:ascii="Helvetica" w:eastAsia="PingFang SC" w:hAnsi="Helvetica" w:cs="Helvetica"/>
+                  <w:szCs w:val="24"/>
+                  <w:lang w:eastAsia="zh-CN"/>
+                  <w14:ligatures w14:val="standardContextual"/>
+                </w:rPr>
+                <w:t>https://www.elgato.com/us/en/p/green-screen?srsltid=AfmBOorBAOw7N7i8NhYKNlkHjU7mvxBvjAzPHFRZh3t1BpIR9KyvJshs</w:t>
+              </w:r>
+            </w:hyperlink>
+          </w:p>
+          <w:p>
+            <w:pPr>
+              <w:tabs>
+                <w:tab w:val="left" w:pos="560"/>
+                <w:tab w:val="left" w:pos="1120"/>
+                <w:tab w:val="left" w:pos="1680"/>
+                <w:tab w:val="left" w:pos="2240"/>
+                <w:tab w:val="left" w:pos="2800"/>
+                <w:tab w:val="left" w:pos="3360"/>
+                <w:tab w:val="left" w:pos="3920"/>
+                <w:tab w:val="left" w:pos="4480"/>
+                <w:tab w:val="left" w:pos="5040"/>
+                <w:tab w:val="left" w:pos="5600"/>
+                <w:tab w:val="left" w:pos="6160"/>
+                <w:tab w:val="left" w:pos="6720"/>
+              </w:tabs>
+              <w:autoSpaceDE w:val="0"/>
+              <w:autoSpaceDN w:val="0"/>
+              <w:adjustRightInd w:val="0"/>
+              <w:spacing w:after="0" w:line="240" w:lineRule="auto"/>
+              <w:rPr>
+                <w:rFonts w:ascii="Helvetica" w:eastAsia="PingFang SC" w:hAnsi="Helvetica" w:cs="Helvetica" w:hint="eastAsia"/>
+                <w:szCs w:val="24"/>
+                <w:lang w:eastAsia="zh-CN"/>
+                <w14:ligatures w14:val="standardContextual"/>
+              </w:rPr>
+            </w:pPr>
+          </w:p>
+        </w:tc>
+        <w:tc>
+          <w:tcPr>
+            <w:tcW w:w="2160" w:type="dxa"/>
+            <w:tcBorders>
+              <w:top w:val="single" w:sz="8" w:space="0" w:color="9A9A9A"/>
+              <w:left w:val="single" w:sz="8" w:space="0" w:color="9A9A9A"/>
+              <w:bottom w:val="single" w:sz="8" w:space="0" w:color="9A9A9A"/>
+              <w:right w:val="single" w:sz="8" w:space="0" w:color="9A9A9A"/>
+            </w:tcBorders>
+            <w:tcMar>
+              <w:top w:w="100" w:type="nil"/>
+              <w:left w:w="20" w:type="nil"/>
+              <w:bottom w:w="20" w:type="nil"/>
+              <w:right w:w="100" w:type="nil"/>
+            </w:tcMar>
+          </w:tcPr>
+          <w:p>
+            <w:pPr>
+              <w:tabs>
+                <w:tab w:val="left" w:pos="560"/>
+                <w:tab w:val="left" w:pos="1120"/>
+                <w:tab w:val="left" w:pos="1680"/>
+                <w:tab w:val="left" w:pos="2240"/>
+                <w:tab w:val="left" w:pos="2800"/>
+                <w:tab w:val="left" w:pos="3360"/>
+                <w:tab w:val="left" w:pos="3920"/>
+                <w:tab w:val="left" w:pos="4480"/>
+                <w:tab w:val="left" w:pos="5040"/>
+                <w:tab w:val="left" w:pos="5600"/>
+                <w:tab w:val="left" w:pos="6160"/>
+                <w:tab w:val="left" w:pos="6720"/>
+              </w:tabs>
+              <w:autoSpaceDE w:val="0"/>
+              <w:autoSpaceDN w:val="0"/>
+              <w:adjustRightInd w:val="0"/>
+              <w:spacing w:after="0" w:line="240" w:lineRule="auto"/>
+              <w:rPr>
+                <w:rFonts w:ascii="AppleSystemUIFont" w:hAnsi="AppleSystemUIFont" w:cs="AppleSystemUIFont" w:hint="eastAsia"/>
+                <w:szCs w:val="24"/>
+                <w:lang w:eastAsia="zh-CN"/>
+                <w14:ligatures w14:val="standardContextual"/>
+              </w:rPr>
+            </w:pPr>
+            <w:r>
+              <w:rPr>
+                <w:rFonts w:ascii="AppleSystemUIFont" w:hAnsi="AppleSystemUIFont" w:cs="AppleSystemUIFont" w:hint="eastAsia"/>
+                <w:szCs w:val="24"/>
+                <w:lang w:eastAsia="zh-CN"/>
+                <w14:ligatures w14:val="standardContextual"/>
+              </w:rPr>
+              <w:t>$4</w:t>
+            </w:r>
+            <w:r>
+              <w:rPr>
+                <w:rFonts w:ascii="AppleSystemUIFont" w:hAnsi="AppleSystemUIFont" w:cs="AppleSystemUIFont" w:hint="eastAsia"/>
+                <w:szCs w:val="24"/>
+                <w:lang w:eastAsia="zh-CN"/>
+                <w14:ligatures w14:val="standardContextual"/>
+              </w:rPr>
+              <w:t>5</w:t>
+            </w:r>
+          </w:p>
+        </w:tc>
+        <w:tc>
+          <w:tcPr>
+            <w:tcW w:w="2160" w:type="dxa"/>
+            <w:tcBorders>
+              <w:top w:val="single" w:sz="8" w:space="0" w:color="9A9A9A"/>
+              <w:left w:val="single" w:sz="8" w:space="0" w:color="9A9A9A"/>
+              <w:bottom w:val="single" w:sz="8" w:space="0" w:color="9A9A9A"/>
+              <w:right w:val="single" w:sz="8" w:space="0" w:color="9A9A9A"/>
+            </w:tcBorders>
+          </w:tcPr>
+          <w:p>
+            <w:pPr>
+              <w:tabs>
+                <w:tab w:val="left" w:pos="560"/>
+                <w:tab w:val="left" w:pos="1120"/>
+                <w:tab w:val="left" w:pos="1680"/>
+                <w:tab w:val="left" w:pos="2240"/>
+                <w:tab w:val="left" w:pos="2800"/>
+                <w:tab w:val="left" w:pos="3360"/>
+                <w:tab w:val="left" w:pos="3920"/>
+                <w:tab w:val="left" w:pos="4480"/>
+                <w:tab w:val="left" w:pos="5040"/>
+                <w:tab w:val="left" w:pos="5600"/>
+                <w:tab w:val="left" w:pos="6160"/>
+                <w:tab w:val="left" w:pos="6720"/>
+              </w:tabs>
+              <w:autoSpaceDE w:val="0"/>
+              <w:autoSpaceDN w:val="0"/>
+              <w:adjustRightInd w:val="0"/>
+              <w:spacing w:after="0" w:line="240" w:lineRule="auto"/>
+              <w:rPr>
+                <w:rFonts w:ascii="Helvetica Neue" w:eastAsia="PingFang SC" w:hAnsi="Helvetica Neue" w:cs="Helvetica Neue"/>
+                <w:szCs w:val="24"/>
+                <w:lang w:eastAsia="zh-CN"/>
+                <w14:ligatures w14:val="standardContextual"/>
+              </w:rPr>
+            </w:pPr>
+          </w:p>
+        </w:tc>
+      </w:tr>
+      <w:tr>
+        <w:tc>
+          <w:tcPr>
+            <w:tcW w:w="2268" w:type="dxa"/>
+            <w:tcBorders>
+              <w:top w:val="single" w:sz="8" w:space="0" w:color="9A9A9A"/>
+              <w:left w:val="single" w:sz="8" w:space="0" w:color="9A9A9A"/>
+              <w:bottom w:val="single" w:sz="8" w:space="0" w:color="9A9A9A"/>
+              <w:right w:val="single" w:sz="8" w:space="0" w:color="9A9A9A"/>
+            </w:tcBorders>
+            <w:tcMar>
+              <w:top w:w="100" w:type="nil"/>
+              <w:left w:w="20" w:type="nil"/>
+              <w:bottom w:w="20" w:type="nil"/>
+              <w:right w:w="100" w:type="nil"/>
+            </w:tcMar>
+          </w:tcPr>
+          <w:p>
+            <w:pPr>
+              <w:autoSpaceDE w:val="0"/>
+              <w:autoSpaceDN w:val="0"/>
+              <w:adjustRightInd w:val="0"/>
+              <w:spacing w:after="0" w:line="240" w:lineRule="auto"/>
+              <w:rPr>
+                <w:rFonts w:ascii="Helvetica Neue" w:eastAsia="PingFang SC" w:hAnsi="Helvetica Neue" w:cs="Helvetica Neue" w:hint="eastAsia"/>
+                <w:szCs w:val="24"/>
+                <w:lang w:eastAsia="zh-CN"/>
+                <w14:ligatures w14:val="standardContextual"/>
+              </w:rPr>
+            </w:pPr>
+            <w:bookmarkStart w:id="7" w:name="_Hlk232855646"/>
+            <w:r>
+              <w:rPr>
+                <w:rFonts w:ascii="Helvetica Neue" w:eastAsia="PingFang SC" w:hAnsi="Helvetica Neue" w:cs="Helvetica Neue" w:hint="eastAsia"/>
+                <w:szCs w:val="24"/>
+                <w:lang w:eastAsia="zh-CN"/>
+                <w14:ligatures w14:val="standardContextual"/>
+              </w:rPr>
+              <w:t>升降椅</w:t>
+            </w:r>
+            <w:r>
+              <w:rPr>
+                <w:rFonts w:ascii="Helvetica Neue" w:eastAsia="PingFang SC" w:hAnsi="Helvetica Neue" w:cs="Helvetica Neue" w:hint="eastAsia"/>
+                <w:szCs w:val="24"/>
+                <w:lang w:eastAsia="zh-CN"/>
+                <w14:ligatures w14:val="standardContextual"/>
+              </w:rPr>
+              <w:t>1</w:t>
+            </w:r>
+            <w:r>
+              <w:rPr>
+                <w:rFonts w:ascii="Helvetica Neue" w:eastAsia="PingFang SC" w:hAnsi="Helvetica Neue" w:cs="Helvetica Neue" w:hint="eastAsia"/>
+                <w:szCs w:val="24"/>
+                <w:lang w:eastAsia="zh-CN"/>
+                <w14:ligatures w14:val="standardContextual"/>
+              </w:rPr>
+              <w:t>号</w:t>
+            </w:r>
+            <w:bookmarkEnd w:id="7"/>
+          </w:p>
+        </w:tc>
+        <w:tc>
+          <w:tcPr>
+            <w:tcW w:w="2160" w:type="dxa"/>
+            <w:tcBorders>
+              <w:top w:val="single" w:sz="8" w:space="0" w:color="9A9A9A"/>
+              <w:left w:val="single" w:sz="8" w:space="0" w:color="9A9A9A"/>
+              <w:bottom w:val="single" w:sz="8" w:space="0" w:color="9A9A9A"/>
+              <w:right w:val="single" w:sz="8" w:space="0" w:color="9A9A9A"/>
+            </w:tcBorders>
+            <w:tcMar>
+              <w:top w:w="100" w:type="nil"/>
+              <w:left w:w="20" w:type="nil"/>
+              <w:bottom w:w="20" w:type="nil"/>
+              <w:right w:w="100" w:type="nil"/>
+            </w:tcMar>
+          </w:tcPr>
+          <w:p>
+            <w:pPr>
+              <w:autoSpaceDE w:val="0"/>
+              <w:autoSpaceDN w:val="0"/>
+              <w:adjustRightInd w:val="0"/>
+              <w:spacing w:after="0" w:line="240" w:lineRule="auto"/>
+              <w:rPr>
+                <w:rFonts w:ascii="Helvetica Neue" w:hAnsi="Helvetica Neue" w:cs="Helvetica Neue"/>
+                <w:szCs w:val="24"/>
+                <w:lang w:eastAsia="zh-CN"/>
+                <w14:ligatures w14:val="standardContextual"/>
+              </w:rPr>
+            </w:pPr>
+            <w:r>
+              <w:rPr>
+                <w:rFonts w:ascii="Helvetica Neue" w:hAnsi="Helvetica Neue" w:cs="Helvetica Neue"/>
+                <w:szCs w:val="24"/>
+                <w:lang w:eastAsia="zh-CN"/>
+                <w14:ligatures w14:val="standardContextual"/>
+              </w:rPr>
+              <w:t>/Users/jingyi/Library/CloudStorage/Dropbox/UW/Document/moving/MovingSales/images/chair_black.jpeg</w:t>
+            </w:r>
+          </w:p>
+          <w:p>
+            <w:pPr>
+              <w:autoSpaceDE w:val="0"/>
+              <w:autoSpaceDN w:val="0"/>
+              <w:adjustRightInd w:val="0"/>
+              <w:spacing w:after="0" w:line="240" w:lineRule="auto"/>
+              <w:rPr>
+                <w:rFonts w:ascii="Helvetica Neue" w:hAnsi="Helvetica Neue" w:cs="Helvetica Neue"/>
+                <w:szCs w:val="24"/>
+                <w:lang w:eastAsia="zh-CN"/>
+                <w14:ligatures w14:val="standardContextual"/>
+              </w:rPr>
+            </w:pPr>
+          </w:p>
+          <w:p>
+            <w:pPr>
+              <w:autoSpaceDE w:val="0"/>
+              <w:autoSpaceDN w:val="0"/>
+              <w:adjustRightInd w:val="0"/>
+              <w:spacing w:after="0" w:line="240" w:lineRule="auto"/>
+              <w:rPr>
+                <w:rFonts w:ascii="Helvetica Neue" w:hAnsi="Helvetica Neue" w:cs="Helvetica Neue" w:hint="eastAsia"/>
+                <w:szCs w:val="24"/>
+                <w:lang w:eastAsia="zh-CN"/>
+                <w14:ligatures w14:val="standardContextual"/>
+              </w:rPr>
+            </w:pPr>
+            <w:r>
+              <w:rPr>
+                <w:rFonts w:ascii="Helvetica Neue" w:hAnsi="Helvetica Neue" w:cs="Helvetica Neue"/>
+                <w:szCs w:val="24"/>
+                <w:lang w:eastAsia="zh-CN"/>
+                <w14:ligatures w14:val="standardContextual"/>
+              </w:rPr>
+              <w:lastRenderedPageBreak/>
+              <w:t>/Users/jingyi/Library/CloudStorage/Dropbox/UW/Document/moving/MovingSales/images/chair_amazon.jpg</w:t>
+            </w:r>
+          </w:p>
+        </w:tc>
+        <w:tc>
+          <w:tcPr>
+            <w:tcW w:w="2160" w:type="dxa"/>
+            <w:tcBorders>
+              <w:top w:val="single" w:sz="8" w:space="0" w:color="9A9A9A"/>
+              <w:left w:val="single" w:sz="8" w:space="0" w:color="9A9A9A"/>
+              <w:bottom w:val="single" w:sz="8" w:space="0" w:color="9A9A9A"/>
+              <w:right w:val="single" w:sz="8" w:space="0" w:color="9A9A9A"/>
+            </w:tcBorders>
+            <w:tcMar>
+              <w:top w:w="100" w:type="nil"/>
+              <w:left w:w="20" w:type="nil"/>
+              <w:bottom w:w="20" w:type="nil"/>
+              <w:right w:w="100" w:type="nil"/>
+            </w:tcMar>
+          </w:tcPr>
+          <w:p>
+            <w:pPr>
+              <w:tabs>
+                <w:tab w:val="left" w:pos="560"/>
+                <w:tab w:val="left" w:pos="1120"/>
+                <w:tab w:val="left" w:pos="1680"/>
+                <w:tab w:val="left" w:pos="2240"/>
+                <w:tab w:val="left" w:pos="2800"/>
+                <w:tab w:val="left" w:pos="3360"/>
+                <w:tab w:val="left" w:pos="3920"/>
+                <w:tab w:val="left" w:pos="4480"/>
+                <w:tab w:val="left" w:pos="5040"/>
+                <w:tab w:val="left" w:pos="5600"/>
+                <w:tab w:val="left" w:pos="6160"/>
+                <w:tab w:val="left" w:pos="6720"/>
+              </w:tabs>
+              <w:autoSpaceDE w:val="0"/>
+              <w:autoSpaceDN w:val="0"/>
+              <w:adjustRightInd w:val="0"/>
+              <w:spacing w:after="0" w:line="240" w:lineRule="auto"/>
+              <w:rPr>
+                <w:rFonts w:ascii="Helvetica" w:eastAsia="PingFang SC" w:hAnsi="Helvetica" w:cs="Helvetica"/>
+                <w:color w:val="EE0000"/>
+                <w:szCs w:val="24"/>
+                <w:lang w:eastAsia="zh-CN"/>
+                <w14:ligatures w14:val="standardContextual"/>
+              </w:rPr>
+            </w:pPr>
+            <w:r>
+              <w:rPr>
+                <w:rFonts w:ascii="Helvetica" w:eastAsia="PingFang SC" w:hAnsi="Helvetica" w:cs="Helvetica" w:hint="eastAsia"/>
+                <w:color w:val="EE0000"/>
+                <w:szCs w:val="24"/>
+                <w:lang w:eastAsia="zh-CN"/>
+                <w14:ligatures w14:val="standardContextual"/>
+              </w:rPr>
+              <w:lastRenderedPageBreak/>
+              <w:t>购于</w:t>
+            </w:r>
+            <w:r>
+              <w:rPr>
+                <w:rFonts w:ascii="Helvetica" w:eastAsia="PingFang SC" w:hAnsi="Helvetica" w:cs="Helvetica" w:hint="eastAsia"/>
+                <w:color w:val="EE0000"/>
+                <w:szCs w:val="24"/>
+                <w:lang w:eastAsia="zh-CN"/>
+                <w14:ligatures w14:val="standardContextual"/>
+              </w:rPr>
+              <w:t>amazon</w:t>
+            </w:r>
+            <w:r>
+              <w:rPr>
+                <w:rFonts w:ascii="Helvetica" w:eastAsia="PingFang SC" w:hAnsi="Helvetica" w:cs="Helvetica" w:hint="eastAsia"/>
+                <w:color w:val="EE0000"/>
+                <w:szCs w:val="24"/>
+                <w:lang w:eastAsia="zh-CN"/>
+                <w14:ligatures w14:val="standardContextual"/>
+              </w:rPr>
+              <w:t>，原购入价格：</w:t>
+            </w:r>
+            <w:r>
+              <w:rPr>
+                <w:rFonts w:ascii="Helvetica" w:eastAsia="PingFang SC" w:hAnsi="Helvetica" w:cs="Helvetica" w:hint="eastAsia"/>
+                <w:color w:val="EE0000"/>
+                <w:szCs w:val="24"/>
+                <w:lang w:eastAsia="zh-CN"/>
+                <w14:ligatures w14:val="standardContextual"/>
+              </w:rPr>
+              <w:t>$189</w:t>
+            </w:r>
+          </w:p>
+          <w:p>
+            <w:pPr>
+              <w:tabs>
+                <w:tab w:val="left" w:pos="560"/>
+                <w:tab w:val="left" w:pos="1120"/>
+                <w:tab w:val="left" w:pos="1680"/>
+                <w:tab w:val="left" w:pos="2240"/>
+                <w:tab w:val="left" w:pos="2800"/>
+                <w:tab w:val="left" w:pos="3360"/>
+                <w:tab w:val="left" w:pos="3920"/>
+                <w:tab w:val="left" w:pos="4480"/>
+                <w:tab w:val="left" w:pos="5040"/>
+                <w:tab w:val="left" w:pos="5600"/>
+                <w:tab w:val="left" w:pos="6160"/>
+                <w:tab w:val="left" w:pos="6720"/>
+              </w:tabs>
+              <w:autoSpaceDE w:val="0"/>
+              <w:autoSpaceDN w:val="0"/>
+              <w:adjustRightInd w:val="0"/>
+              <w:spacing w:after="0" w:line="240" w:lineRule="auto"/>
+              <w:rPr>
+                <w:rFonts w:ascii="Helvetica" w:eastAsia="PingFang SC" w:hAnsi="Helvetica" w:cs="Helvetica" w:hint="eastAsia"/>
+                <w:szCs w:val="24"/>
+                <w:lang w:eastAsia="zh-CN"/>
+                <w14:ligatures w14:val="standardContextual"/>
+              </w:rPr>
+            </w:pPr>
+            <w:r>
+              <w:rPr>
+                <w:rFonts w:ascii="Helvetica" w:eastAsia="PingFang SC" w:hAnsi="Helvetica" w:cs="Helvetica" w:hint="eastAsia"/>
+                <w:szCs w:val="24"/>
+                <w:lang w:eastAsia="zh-CN"/>
+                <w14:ligatures w14:val="standardContextual"/>
+              </w:rPr>
+              <w:t>8</w:t>
+            </w:r>
+            <w:r>
+              <w:rPr>
+                <w:rFonts w:ascii="Helvetica" w:eastAsia="PingFang SC" w:hAnsi="Helvetica" w:cs="Helvetica" w:hint="eastAsia"/>
+                <w:szCs w:val="24"/>
+                <w:lang w:eastAsia="zh-CN"/>
+                <w14:ligatures w14:val="standardContextual"/>
+              </w:rPr>
+              <w:t>成新</w:t>
+            </w:r>
+            <w:r>
+              <w:rPr>
+                <w:rFonts w:ascii="Helvetica" w:eastAsia="PingFang SC" w:hAnsi="Helvetica" w:cs="Helvetica" w:hint="eastAsia"/>
+                <w:szCs w:val="24"/>
+                <w:lang w:eastAsia="zh-CN"/>
+                <w14:ligatures w14:val="standardContextual"/>
+              </w:rPr>
+              <w:t xml:space="preserve"> </w:t>
+            </w:r>
+            <w:r>
+              <w:rPr>
+                <w:rFonts w:ascii="Helvetica" w:eastAsia="PingFang SC" w:hAnsi="Helvetica" w:cs="Helvetica" w:hint="eastAsia"/>
+                <w:szCs w:val="24"/>
+                <w:lang w:eastAsia="zh-CN"/>
+                <w14:ligatures w14:val="standardContextual"/>
+              </w:rPr>
+              <w:t>（收据见截图）</w:t>
+            </w:r>
+          </w:p>
+          <w:p>
+            <w:pPr>
+              <w:tabs>
+                <w:tab w:val="left" w:pos="560"/>
+                <w:tab w:val="left" w:pos="1120"/>
+                <w:tab w:val="left" w:pos="1680"/>
+                <w:tab w:val="left" w:pos="2240"/>
+                <w:tab w:val="left" w:pos="2800"/>
+                <w:tab w:val="left" w:pos="3360"/>
+                <w:tab w:val="left" w:pos="3920"/>
+                <w:tab w:val="left" w:pos="4480"/>
+                <w:tab w:val="left" w:pos="5040"/>
+                <w:tab w:val="left" w:pos="5600"/>
+                <w:tab w:val="left" w:pos="6160"/>
+                <w:tab w:val="left" w:pos="6720"/>
+              </w:tabs>
+              <w:autoSpaceDE w:val="0"/>
+              <w:autoSpaceDN w:val="0"/>
+              <w:adjustRightInd w:val="0"/>
+              <w:spacing w:after="0" w:line="240" w:lineRule="auto"/>
+              <w:rPr>
+                <w:rFonts w:ascii="Helvetica" w:eastAsia="PingFang SC" w:hAnsi="Helvetica" w:cs="Helvetica"/>
+                <w:szCs w:val="24"/>
+                <w:lang w:eastAsia="zh-CN"/>
+                <w14:ligatures w14:val="standardContextual"/>
+              </w:rPr>
+            </w:pPr>
+          </w:p>
+          <w:p>
+            <w:pPr>
+              <w:tabs>
+                <w:tab w:val="left" w:pos="560"/>
+                <w:tab w:val="left" w:pos="1120"/>
+                <w:tab w:val="left" w:pos="1680"/>
+                <w:tab w:val="left" w:pos="2240"/>
+                <w:tab w:val="left" w:pos="2800"/>
+                <w:tab w:val="left" w:pos="3360"/>
+                <w:tab w:val="left" w:pos="3920"/>
+                <w:tab w:val="left" w:pos="4480"/>
+                <w:tab w:val="left" w:pos="5040"/>
+                <w:tab w:val="left" w:pos="5600"/>
+                <w:tab w:val="left" w:pos="6160"/>
+                <w:tab w:val="left" w:pos="6720"/>
+              </w:tabs>
+              <w:autoSpaceDE w:val="0"/>
+              <w:autoSpaceDN w:val="0"/>
+              <w:adjustRightInd w:val="0"/>
+              <w:spacing w:after="0" w:line="240" w:lineRule="auto"/>
+              <w:rPr>
+                <w:rFonts w:ascii="Helvetica" w:eastAsia="PingFang SC" w:hAnsi="Helvetica" w:cs="Helvetica" w:hint="eastAsia"/>
+                <w:szCs w:val="24"/>
+                <w:lang w:eastAsia="zh-CN"/>
+                <w14:ligatures w14:val="standardContextual"/>
+              </w:rPr>
+            </w:pPr>
+            <w:r>
+              <w:rPr>
+                <w:rFonts w:ascii="Helvetica" w:eastAsia="PingFang SC" w:hAnsi="Helvetica" w:cs="Helvetica" w:hint="eastAsia"/>
+                <w:szCs w:val="24"/>
+                <w:lang w:eastAsia="zh-CN"/>
+                <w14:ligatures w14:val="standardContextual"/>
+              </w:rPr>
+              <w:lastRenderedPageBreak/>
+              <w:t xml:space="preserve">Amazon </w:t>
+            </w:r>
+            <w:r>
+              <w:rPr>
+                <w:rFonts w:ascii="Helvetica" w:eastAsia="PingFang SC" w:hAnsi="Helvetica" w:cs="Helvetica" w:hint="eastAsia"/>
+                <w:szCs w:val="24"/>
+                <w:lang w:eastAsia="zh-CN"/>
+                <w14:ligatures w14:val="standardContextual"/>
+              </w:rPr>
+              <w:t>链接：</w:t>
+            </w:r>
+            <w:r>
+              <w:rPr>
+                <w:rFonts w:ascii="Helvetica" w:eastAsia="PingFang SC" w:hAnsi="Helvetica" w:cs="Helvetica"/>
+                <w:szCs w:val="24"/>
+                <w:lang w:eastAsia="zh-CN"/>
+                <w14:ligatures w14:val="standardContextual"/>
+              </w:rPr>
+              <w:t>https://www.amazon.com/dp/B0C2PMWT11?ref_=ppx_hzod_title_dt_b_fed_asin_title_0_0&amp;th=1</w:t>
+            </w:r>
+          </w:p>
+        </w:tc>
+        <w:tc>
+          <w:tcPr>
+            <w:tcW w:w="2160" w:type="dxa"/>
+            <w:tcBorders>
+              <w:top w:val="single" w:sz="8" w:space="0" w:color="9A9A9A"/>
+              <w:left w:val="single" w:sz="8" w:space="0" w:color="9A9A9A"/>
+              <w:bottom w:val="single" w:sz="8" w:space="0" w:color="9A9A9A"/>
+              <w:right w:val="single" w:sz="8" w:space="0" w:color="9A9A9A"/>
+            </w:tcBorders>
+            <w:tcMar>
+              <w:top w:w="100" w:type="nil"/>
+              <w:left w:w="20" w:type="nil"/>
+              <w:bottom w:w="20" w:type="nil"/>
+              <w:right w:w="100" w:type="nil"/>
+            </w:tcMar>
+          </w:tcPr>
+          <w:p>
+            <w:pPr>
+              <w:tabs>
+                <w:tab w:val="left" w:pos="560"/>
+                <w:tab w:val="left" w:pos="1120"/>
+                <w:tab w:val="left" w:pos="1680"/>
+                <w:tab w:val="left" w:pos="2240"/>
+                <w:tab w:val="left" w:pos="2800"/>
+                <w:tab w:val="left" w:pos="3360"/>
+                <w:tab w:val="left" w:pos="3920"/>
+                <w:tab w:val="left" w:pos="4480"/>
+                <w:tab w:val="left" w:pos="5040"/>
+                <w:tab w:val="left" w:pos="5600"/>
+                <w:tab w:val="left" w:pos="6160"/>
+                <w:tab w:val="left" w:pos="6720"/>
+              </w:tabs>
+              <w:autoSpaceDE w:val="0"/>
+              <w:autoSpaceDN w:val="0"/>
+              <w:adjustRightInd w:val="0"/>
+              <w:spacing w:after="0" w:line="240" w:lineRule="auto"/>
+              <w:rPr>
+                <w:rFonts w:ascii="AppleSystemUIFont" w:hAnsi="AppleSystemUIFont" w:cs="AppleSystemUIFont" w:hint="eastAsia"/>
+                <w:szCs w:val="24"/>
+                <w:lang w:eastAsia="zh-CN"/>
+                <w14:ligatures w14:val="standardContextual"/>
+              </w:rPr>
+            </w:pPr>
+            <w:r>
+              <w:rPr>
+                <w:rFonts w:ascii="AppleSystemUIFont" w:hAnsi="AppleSystemUIFont" w:cs="AppleSystemUIFont" w:hint="eastAsia"/>
+                <w:szCs w:val="24"/>
+                <w:lang w:eastAsia="zh-CN"/>
+                <w14:ligatures w14:val="standardContextual"/>
+              </w:rPr>
+              <w:lastRenderedPageBreak/>
+              <w:t>¥20</w:t>
+            </w:r>
+          </w:p>
+        </w:tc>
+        <w:tc>
+          <w:tcPr>
+            <w:tcW w:w="2160" w:type="dxa"/>
+            <w:tcBorders>
+              <w:top w:val="single" w:sz="8" w:space="0" w:color="9A9A9A"/>
+              <w:left w:val="single" w:sz="8" w:space="0" w:color="9A9A9A"/>
+              <w:bottom w:val="single" w:sz="8" w:space="0" w:color="9A9A9A"/>
+              <w:right w:val="single" w:sz="8" w:space="0" w:color="9A9A9A"/>
+            </w:tcBorders>
+          </w:tcPr>
+          <w:p>
+            <w:pPr>
+              <w:tabs>
+                <w:tab w:val="left" w:pos="560"/>
+                <w:tab w:val="left" w:pos="1120"/>
+                <w:tab w:val="left" w:pos="1680"/>
+                <w:tab w:val="left" w:pos="2240"/>
+                <w:tab w:val="left" w:pos="2800"/>
+                <w:tab w:val="left" w:pos="3360"/>
+                <w:tab w:val="left" w:pos="3920"/>
+                <w:tab w:val="left" w:pos="4480"/>
+                <w:tab w:val="left" w:pos="5040"/>
+                <w:tab w:val="left" w:pos="5600"/>
+                <w:tab w:val="left" w:pos="6160"/>
+                <w:tab w:val="left" w:pos="6720"/>
+              </w:tabs>
+              <w:autoSpaceDE w:val="0"/>
+              <w:autoSpaceDN w:val="0"/>
+              <w:adjustRightInd w:val="0"/>
+              <w:spacing w:after="0" w:line="240" w:lineRule="auto"/>
+              <w:rPr>
+                <w:rFonts w:ascii="Helvetica Neue" w:eastAsia="PingFang SC" w:hAnsi="Helvetica Neue" w:cs="Helvetica Neue"/>
+                <w:szCs w:val="24"/>
+                <w:lang w:eastAsia="zh-CN"/>
+                <w14:ligatures w14:val="standardContextual"/>
+              </w:rPr>
+            </w:pPr>
+          </w:p>
+        </w:tc>
+      </w:tr>
+      <w:tr>
+        <w:tc>
+          <w:tcPr>
+            <w:tcW w:w="2268" w:type="dxa"/>
+            <w:tcBorders>
+              <w:top w:val="single" w:sz="8" w:space="0" w:color="9A9A9A"/>
+              <w:left w:val="single" w:sz="8" w:space="0" w:color="9A9A9A"/>
+              <w:bottom w:val="single" w:sz="8" w:space="0" w:color="9A9A9A"/>
+              <w:right w:val="single" w:sz="8" w:space="0" w:color="9A9A9A"/>
+            </w:tcBorders>
+            <w:tcMar>
+              <w:top w:w="100" w:type="nil"/>
+              <w:left w:w="20" w:type="nil"/>
+              <w:bottom w:w="20" w:type="nil"/>
+              <w:right w:w="100" w:type="nil"/>
+            </w:tcMar>
+          </w:tcPr>
+          <w:p>
+            <w:pPr>
+              <w:autoSpaceDE w:val="0"/>
+              <w:autoSpaceDN w:val="0"/>
+              <w:adjustRightInd w:val="0"/>
+              <w:spacing w:after="0" w:line="240" w:lineRule="auto"/>
+              <w:rPr>
+                <w:rFonts w:ascii="Helvetica Neue" w:eastAsia="PingFang SC" w:hAnsi="Helvetica Neue" w:cs="Helvetica Neue" w:hint="eastAsia"/>
+                <w:szCs w:val="24"/>
+                <w:lang w:eastAsia="zh-CN"/>
+                <w14:ligatures w14:val="standardContextual"/>
+              </w:rPr>
+            </w:pPr>
+            <w:r>
+              <w:rPr>
+                <w:rFonts w:ascii="Helvetica Neue" w:eastAsia="PingFang SC" w:hAnsi="Helvetica Neue" w:cs="Helvetica Neue" w:hint="eastAsia"/>
+                <w:szCs w:val="24"/>
+                <w:lang w:eastAsia="zh-CN"/>
+                <w14:ligatures w14:val="standardContextual"/>
+              </w:rPr>
+              <w:t>升降椅</w:t>
+            </w:r>
+            <w:r>
+              <w:rPr>
+                <w:rFonts w:ascii="Helvetica Neue" w:eastAsia="PingFang SC" w:hAnsi="Helvetica Neue" w:cs="Helvetica Neue" w:hint="eastAsia"/>
+                <w:szCs w:val="24"/>
+                <w:lang w:eastAsia="zh-CN"/>
+                <w14:ligatures w14:val="standardContextual"/>
+              </w:rPr>
+              <w:t>2</w:t>
+            </w:r>
+            <w:r>
+              <w:rPr>
+                <w:rFonts w:ascii="Helvetica Neue" w:eastAsia="PingFang SC" w:hAnsi="Helvetica Neue" w:cs="Helvetica Neue" w:hint="eastAsia"/>
+                <w:szCs w:val="24"/>
+                <w:lang w:eastAsia="zh-CN"/>
+                <w14:ligatures w14:val="standardContextual"/>
+              </w:rPr>
+              <w:t>号</w:t>
+            </w:r>
+          </w:p>
+        </w:tc>
+        <w:tc>
+          <w:tcPr>
+            <w:tcW w:w="2160" w:type="dxa"/>
+            <w:tcBorders>
+              <w:top w:val="single" w:sz="8" w:space="0" w:color="9A9A9A"/>
+              <w:left w:val="single" w:sz="8" w:space="0" w:color="9A9A9A"/>
+              <w:bottom w:val="single" w:sz="8" w:space="0" w:color="9A9A9A"/>
+              <w:right w:val="single" w:sz="8" w:space="0" w:color="9A9A9A"/>
+            </w:tcBorders>
+            <w:tcMar>
+              <w:top w:w="100" w:type="nil"/>
+              <w:left w:w="20" w:type="nil"/>
+              <w:bottom w:w="20" w:type="nil"/>
+              <w:right w:w="100" w:type="nil"/>
+            </w:tcMar>
+          </w:tcPr>
+          <w:p>
+            <w:pPr>
+              <w:autoSpaceDE w:val="0"/>
+              <w:autoSpaceDN w:val="0"/>
+              <w:adjustRightInd w:val="0"/>
+              <w:spacing w:after="0" w:line="240" w:lineRule="auto"/>
+              <w:rPr>
+                <w:rFonts w:ascii="Helvetica Neue" w:hAnsi="Helvetica Neue" w:cs="Helvetica Neue"/>
+                <w:szCs w:val="24"/>
+                <w:lang w:eastAsia="zh-CN"/>
+                <w14:ligatures w14:val="standardContextual"/>
+              </w:rPr>
+            </w:pPr>
+            <w:r>
+              <w:rPr>
+                <w:rFonts w:ascii="Helvetica Neue" w:hAnsi="Helvetica Neue" w:cs="Helvetica Neue"/>
+                <w:szCs w:val="24"/>
+                <w:lang w:eastAsia="zh-CN"/>
+                <w14:ligatures w14:val="standardContextual"/>
+              </w:rPr>
+              <w:t>/Users/jingyi/Library/CloudStorage/Dropbox/UW/Document/moving/MovingSales/images/IMG_3E9E1754-B78C-4332-8193-2C9F2091E1A9.jpeg</w:t>
+            </w:r>
+          </w:p>
+          <w:p>
+            <w:pPr>
+              <w:autoSpaceDE w:val="0"/>
+              <w:autoSpaceDN w:val="0"/>
+              <w:adjustRightInd w:val="0"/>
+              <w:spacing w:after="0" w:line="240" w:lineRule="auto"/>
+              <w:rPr>
+                <w:rFonts w:ascii="Helvetica Neue" w:hAnsi="Helvetica Neue" w:cs="Helvetica Neue" w:hint="eastAsia"/>
+                <w:szCs w:val="24"/>
+                <w:lang w:eastAsia="zh-CN"/>
+                <w14:ligatures w14:val="standardContextual"/>
+              </w:rPr>
+            </w:pPr>
+          </w:p>
+          <w:p>
+            <w:pPr>
+              <w:autoSpaceDE w:val="0"/>
+              <w:autoSpaceDN w:val="0"/>
+              <w:adjustRightInd w:val="0"/>
+              <w:spacing w:after="0" w:line="240" w:lineRule="auto"/>
+              <w:rPr>
+                <w:rFonts w:ascii="Helvetica Neue" w:hAnsi="Helvetica Neue" w:cs="Helvetica Neue"/>
+                <w:szCs w:val="24"/>
+                <w:lang w:eastAsia="zh-CN"/>
+                <w14:ligatures w14:val="standardContextual"/>
+              </w:rPr>
+            </w:pPr>
+          </w:p>
+          <w:p>
+            <w:pPr>
+              <w:autoSpaceDE w:val="0"/>
+              <w:autoSpaceDN w:val="0"/>
+              <w:adjustRightInd w:val="0"/>
+              <w:spacing w:after="0" w:line="240" w:lineRule="auto"/>
+              <w:rPr>
+                <w:rFonts w:ascii="Helvetica Neue" w:hAnsi="Helvetica Neue" w:cs="Helvetica Neue"/>
+                <w:szCs w:val="24"/>
+                <w:lang w:eastAsia="zh-CN"/>
+                <w14:ligatures w14:val="standardContextual"/>
+              </w:rPr>
+            </w:pPr>
+            <w:r>
+              <w:rPr>
+                <w:rFonts w:ascii="Helvetica Neue" w:hAnsi="Helvetica Neue" w:cs="Helvetica Neue"/>
+                <w:szCs w:val="24"/>
+                <w:lang w:eastAsia="zh-CN"/>
+                <w14:ligatures w14:val="standardContextual"/>
+              </w:rPr>
+              <w:t>/Users/jingyi/Library/CloudStorage/Dropbox/UW/Document/moving/MovingSales/images/chair_2_298.jpg</w:t>
+            </w:r>
+          </w:p>
+          <w:p>
+            <w:pPr>
+              <w:autoSpaceDE w:val="0"/>
+              <w:autoSpaceDN w:val="0"/>
+              <w:adjustRightInd w:val="0"/>
+              <w:spacing w:after="0" w:line="240" w:lineRule="auto"/>
+              <w:rPr>
+                <w:rFonts w:ascii="Helvetica Neue" w:hAnsi="Helvetica Neue" w:cs="Helvetica Neue"/>
+                <w:szCs w:val="24"/>
+                <w:lang w:eastAsia="zh-CN"/>
+                <w14:ligatures w14:val="standardContextual"/>
+              </w:rPr>
+            </w:pPr>
+          </w:p>
+          <w:p>
+            <w:pPr>
+              <w:autoSpaceDE w:val="0"/>
+              <w:autoSpaceDN w:val="0"/>
+              <w:adjustRightInd w:val="0"/>
+              <w:spacing w:after="0" w:line="240" w:lineRule="auto"/>
+              <w:rPr>
+                <w:rFonts w:ascii="Helvetica Neue" w:hAnsi="Helvetica Neue" w:cs="Helvetica Neue" w:hint="eastAsia"/>
+                <w:szCs w:val="24"/>
+                <w:lang w:eastAsia="zh-CN"/>
+                <w14:ligatures w14:val="standardContextual"/>
+              </w:rPr>
+            </w:pPr>
+            <w:r>
+              <w:rPr>
+                <w:rFonts w:ascii="Helvetica Neue" w:hAnsi="Helvetica Neue" w:cs="Helvetica Neue"/>
+                <w:szCs w:val="24"/>
+                <w:lang w:eastAsia="zh-CN"/>
+                <w14:ligatures w14:val="standardContextual"/>
+              </w:rPr>
+              <w:t>/Users/jingyi/Library/CloudStorage/Dropbox/UW/Document/moving/MovingSales/images/chair_back.jpeg</w:t>
+            </w:r>
+          </w:p>
+        </w:tc>
+        <w:tc>
+          <w:tcPr>
+            <w:tcW w:w="2160" w:type="dxa"/>
+            <w:tcBorders>
+              <w:top w:val="single" w:sz="8" w:space="0" w:color="9A9A9A"/>
+              <w:left w:val="single" w:sz="8" w:space="0" w:color="9A9A9A"/>
+              <w:bottom w:val="single" w:sz="8" w:space="0" w:color="9A9A9A"/>
+              <w:right w:val="single" w:sz="8" w:space="0" w:color="9A9A9A"/>
+            </w:tcBorders>
+            <w:tcMar>
+              <w:top w:w="100" w:type="nil"/>
+              <w:left w:w="20" w:type="nil"/>
+              <w:bottom w:w="20" w:type="nil"/>
+              <w:right w:w="100" w:type="nil"/>
+            </w:tcMar>
+          </w:tcPr>
+          <w:p>
+            <w:pPr>
+              <w:tabs>
+                <w:tab w:val="left" w:pos="560"/>
+                <w:tab w:val="left" w:pos="1120"/>
+                <w:tab w:val="left" w:pos="1680"/>
+                <w:tab w:val="left" w:pos="2240"/>
+                <w:tab w:val="left" w:pos="2800"/>
+                <w:tab w:val="left" w:pos="3360"/>
+                <w:tab w:val="left" w:pos="3920"/>
+                <w:tab w:val="left" w:pos="4480"/>
+                <w:tab w:val="left" w:pos="5040"/>
+                <w:tab w:val="left" w:pos="5600"/>
+                <w:tab w:val="left" w:pos="6160"/>
+                <w:tab w:val="left" w:pos="6720"/>
+              </w:tabs>
+              <w:autoSpaceDE w:val="0"/>
+              <w:autoSpaceDN w:val="0"/>
+              <w:adjustRightInd w:val="0"/>
+              <w:spacing w:after="0" w:line="240" w:lineRule="auto"/>
+              <w:rPr>
+                <w:rFonts w:ascii="Helvetica" w:eastAsia="PingFang SC" w:hAnsi="Helvetica" w:cs="Helvetica"/>
+                <w:szCs w:val="24"/>
+                <w:lang w:eastAsia="zh-CN"/>
+                <w14:ligatures w14:val="standardContextual"/>
+              </w:rPr>
+            </w:pPr>
+            <w:r>
+              <w:rPr>
+                <w:rFonts w:ascii="Helvetica" w:eastAsia="PingFang SC" w:hAnsi="Helvetica" w:cs="Helvetica" w:hint="eastAsia"/>
+                <w:color w:val="EE0000"/>
+                <w:szCs w:val="24"/>
+                <w:lang w:eastAsia="zh-CN"/>
+                <w14:ligatures w14:val="standardContextual"/>
+              </w:rPr>
+              <w:t>原价</w:t>
+            </w:r>
+            <w:r>
+              <w:rPr>
+                <w:rFonts w:ascii="Helvetica" w:eastAsia="PingFang SC" w:hAnsi="Helvetica" w:cs="Helvetica" w:hint="eastAsia"/>
+                <w:color w:val="EE0000"/>
+                <w:szCs w:val="24"/>
+                <w:lang w:eastAsia="zh-CN"/>
+                <w14:ligatures w14:val="standardContextual"/>
+              </w:rPr>
+              <w:t xml:space="preserve">$298 </w:t>
+            </w:r>
+            <w:r>
+              <w:rPr>
+                <w:rFonts w:ascii="Helvetica" w:eastAsia="PingFang SC" w:hAnsi="Helvetica" w:cs="Helvetica" w:hint="eastAsia"/>
+                <w:szCs w:val="24"/>
+                <w:lang w:eastAsia="zh-CN"/>
+                <w14:ligatures w14:val="standardContextual"/>
+              </w:rPr>
+              <w:t>购于</w:t>
+            </w:r>
+            <w:r>
+              <w:rPr>
+                <w:rFonts w:ascii="Helvetica" w:eastAsia="PingFang SC" w:hAnsi="Helvetica" w:cs="Helvetica" w:hint="eastAsia"/>
+                <w:szCs w:val="24"/>
+                <w:lang w:eastAsia="zh-CN"/>
+                <w14:ligatures w14:val="standardContextual"/>
+              </w:rPr>
+              <w:t xml:space="preserve">Amazon </w:t>
+            </w:r>
+            <w:r>
+              <w:rPr>
+                <w:rFonts w:ascii="Helvetica" w:eastAsia="PingFang SC" w:hAnsi="Helvetica" w:cs="Helvetica" w:hint="eastAsia"/>
+                <w:szCs w:val="24"/>
+                <w:lang w:eastAsia="zh-CN"/>
+                <w14:ligatures w14:val="standardContextual"/>
+              </w:rPr>
+              <w:t>（收据见截图）</w:t>
+            </w:r>
+          </w:p>
+          <w:p>
+            <w:pPr>
+              <w:tabs>
+                <w:tab w:val="left" w:pos="560"/>
+                <w:tab w:val="left" w:pos="1120"/>
+                <w:tab w:val="left" w:pos="1680"/>
+                <w:tab w:val="left" w:pos="2240"/>
+                <w:tab w:val="left" w:pos="2800"/>
+                <w:tab w:val="left" w:pos="3360"/>
+                <w:tab w:val="left" w:pos="3920"/>
+                <w:tab w:val="left" w:pos="4480"/>
+                <w:tab w:val="left" w:pos="5040"/>
+                <w:tab w:val="left" w:pos="5600"/>
+                <w:tab w:val="left" w:pos="6160"/>
+                <w:tab w:val="left" w:pos="6720"/>
+              </w:tabs>
+              <w:autoSpaceDE w:val="0"/>
+              <w:autoSpaceDN w:val="0"/>
+              <w:adjustRightInd w:val="0"/>
+              <w:spacing w:after="0" w:line="240" w:lineRule="auto"/>
+              <w:rPr>
+                <w:rFonts w:ascii="Helvetica" w:eastAsia="PingFang SC" w:hAnsi="Helvetica" w:cs="Helvetica"/>
+                <w:szCs w:val="24"/>
+                <w:lang w:eastAsia="zh-CN"/>
+                <w14:ligatures w14:val="standardContextual"/>
+              </w:rPr>
+            </w:pPr>
+          </w:p>
+          <w:p>
+            <w:pPr>
+              <w:tabs>
+                <w:tab w:val="left" w:pos="560"/>
+                <w:tab w:val="left" w:pos="1120"/>
+                <w:tab w:val="left" w:pos="1680"/>
+                <w:tab w:val="left" w:pos="2240"/>
+                <w:tab w:val="left" w:pos="2800"/>
+                <w:tab w:val="left" w:pos="3360"/>
+                <w:tab w:val="left" w:pos="3920"/>
+                <w:tab w:val="left" w:pos="4480"/>
+                <w:tab w:val="left" w:pos="5040"/>
+                <w:tab w:val="left" w:pos="5600"/>
+                <w:tab w:val="left" w:pos="6160"/>
+                <w:tab w:val="left" w:pos="6720"/>
+              </w:tabs>
+              <w:autoSpaceDE w:val="0"/>
+              <w:autoSpaceDN w:val="0"/>
+              <w:adjustRightInd w:val="0"/>
+              <w:spacing w:after="0" w:line="240" w:lineRule="auto"/>
+              <w:rPr>
+                <w:rFonts w:ascii="Helvetica" w:eastAsia="PingFang SC" w:hAnsi="Helvetica" w:cs="Helvetica" w:hint="eastAsia"/>
+                <w:szCs w:val="24"/>
+                <w:lang w:eastAsia="zh-CN"/>
+                <w14:ligatures w14:val="standardContextual"/>
+              </w:rPr>
+            </w:pPr>
+            <w:r>
+              <w:rPr>
+                <w:rFonts w:ascii="Helvetica" w:eastAsia="PingFang SC" w:hAnsi="Helvetica" w:cs="Helvetica" w:hint="eastAsia"/>
+                <w:szCs w:val="24"/>
+                <w:lang w:eastAsia="zh-CN"/>
+                <w14:ligatures w14:val="standardContextual"/>
+              </w:rPr>
+              <w:t>正面完好，背面被猫抓破</w:t>
+            </w:r>
+          </w:p>
+          <w:p>
+            <w:pPr>
+              <w:tabs>
+                <w:tab w:val="left" w:pos="560"/>
+                <w:tab w:val="left" w:pos="1120"/>
+                <w:tab w:val="left" w:pos="1680"/>
+                <w:tab w:val="left" w:pos="2240"/>
+                <w:tab w:val="left" w:pos="2800"/>
+                <w:tab w:val="left" w:pos="3360"/>
+                <w:tab w:val="left" w:pos="3920"/>
+                <w:tab w:val="left" w:pos="4480"/>
+                <w:tab w:val="left" w:pos="5040"/>
+                <w:tab w:val="left" w:pos="5600"/>
+                <w:tab w:val="left" w:pos="6160"/>
+                <w:tab w:val="left" w:pos="6720"/>
+              </w:tabs>
+              <w:autoSpaceDE w:val="0"/>
+              <w:autoSpaceDN w:val="0"/>
+              <w:adjustRightInd w:val="0"/>
+              <w:spacing w:after="0" w:line="240" w:lineRule="auto"/>
+              <w:rPr>
+                <w:rFonts w:ascii="Helvetica" w:eastAsia="PingFang SC" w:hAnsi="Helvetica" w:cs="Helvetica"/>
+                <w:szCs w:val="24"/>
+                <w:lang w:eastAsia="zh-CN"/>
+                <w14:ligatures w14:val="standardContextual"/>
+              </w:rPr>
+            </w:pPr>
+          </w:p>
+          <w:p>
+            <w:pPr>
+              <w:tabs>
+                <w:tab w:val="left" w:pos="560"/>
+                <w:tab w:val="left" w:pos="1120"/>
+                <w:tab w:val="left" w:pos="1680"/>
+                <w:tab w:val="left" w:pos="2240"/>
+                <w:tab w:val="left" w:pos="2800"/>
+                <w:tab w:val="left" w:pos="3360"/>
+                <w:tab w:val="left" w:pos="3920"/>
+                <w:tab w:val="left" w:pos="4480"/>
+                <w:tab w:val="left" w:pos="5040"/>
+                <w:tab w:val="left" w:pos="5600"/>
+                <w:tab w:val="left" w:pos="6160"/>
+                <w:tab w:val="left" w:pos="6720"/>
+              </w:tabs>
+              <w:autoSpaceDE w:val="0"/>
+              <w:autoSpaceDN w:val="0"/>
+              <w:adjustRightInd w:val="0"/>
+              <w:spacing w:after="0" w:line="240" w:lineRule="auto"/>
+              <w:rPr>
+                <w:rFonts w:ascii="Helvetica" w:eastAsia="PingFang SC" w:hAnsi="Helvetica" w:cs="Helvetica" w:hint="eastAsia"/>
+                <w:szCs w:val="24"/>
+                <w:lang w:eastAsia="zh-CN"/>
+                <w14:ligatures w14:val="standardContextual"/>
+              </w:rPr>
+            </w:pPr>
+            <w:r>
+              <w:rPr>
+                <w:rFonts w:ascii="Helvetica" w:eastAsia="PingFang SC" w:hAnsi="Helvetica" w:cs="Helvetica" w:hint="eastAsia"/>
+                <w:szCs w:val="24"/>
+                <w:lang w:eastAsia="zh-CN"/>
+                <w14:ligatures w14:val="standardContextual"/>
+              </w:rPr>
+              <w:t>Amazon</w:t>
+            </w:r>
+            <w:r>
+              <w:rPr>
+                <w:rFonts w:ascii="Helvetica" w:eastAsia="PingFang SC" w:hAnsi="Helvetica" w:cs="Helvetica" w:hint="eastAsia"/>
+                <w:szCs w:val="24"/>
+                <w:lang w:eastAsia="zh-CN"/>
+                <w14:ligatures w14:val="standardContextual"/>
+              </w:rPr>
+              <w:t>页面：</w:t>
+            </w:r>
+            <w:r>
+              <w:rPr>
+                <w:rFonts w:ascii="Helvetica" w:eastAsia="PingFang SC" w:hAnsi="Helvetica" w:cs="Helvetica"/>
+                <w:szCs w:val="24"/>
+                <w:lang w:eastAsia="zh-CN"/>
+                <w14:ligatures w14:val="standardContextual"/>
+              </w:rPr>
+              <w:t>https://www.amazon.com/dp/B0B9KC1D22?ref_=ppx_hzod_image_dt_b_fed_asin_title_0_0&amp;th=1</w:t>
+            </w:r>
+          </w:p>
+        </w:tc>
+        <w:tc>
+          <w:tcPr>
+            <w:tcW w:w="2160" w:type="dxa"/>
+            <w:tcBorders>
+              <w:top w:val="single" w:sz="8" w:space="0" w:color="9A9A9A"/>
+              <w:left w:val="single" w:sz="8" w:space="0" w:color="9A9A9A"/>
+              <w:bottom w:val="single" w:sz="8" w:space="0" w:color="9A9A9A"/>
+              <w:right w:val="single" w:sz="8" w:space="0" w:color="9A9A9A"/>
+            </w:tcBorders>
+            <w:tcMar>
+              <w:top w:w="100" w:type="nil"/>
+              <w:left w:w="20" w:type="nil"/>
+              <w:bottom w:w="20" w:type="nil"/>
+              <w:right w:w="100" w:type="nil"/>
+            </w:tcMar>
+          </w:tcPr>
+          <w:p>
+            <w:pPr>
+              <w:tabs>
+                <w:tab w:val="left" w:pos="560"/>
+                <w:tab w:val="left" w:pos="1120"/>
+                <w:tab w:val="left" w:pos="1680"/>
+                <w:tab w:val="left" w:pos="2240"/>
+                <w:tab w:val="left" w:pos="2800"/>
+                <w:tab w:val="left" w:pos="3360"/>
+                <w:tab w:val="left" w:pos="3920"/>
+                <w:tab w:val="left" w:pos="4480"/>
+                <w:tab w:val="left" w:pos="5040"/>
+                <w:tab w:val="left" w:pos="5600"/>
+                <w:tab w:val="left" w:pos="6160"/>
+                <w:tab w:val="left" w:pos="6720"/>
+              </w:tabs>
+              <w:autoSpaceDE w:val="0"/>
+              <w:autoSpaceDN w:val="0"/>
+              <w:adjustRightInd w:val="0"/>
+              <w:spacing w:after="0" w:line="240" w:lineRule="auto"/>
+              <w:rPr>
+                <w:rFonts w:ascii="AppleSystemUIFont" w:hAnsi="AppleSystemUIFont" w:cs="AppleSystemUIFont" w:hint="eastAsia"/>
+                <w:szCs w:val="24"/>
+                <w:lang w:eastAsia="zh-CN"/>
+                <w14:ligatures w14:val="standardContextual"/>
+              </w:rPr>
+            </w:pPr>
+            <w:r>
+              <w:rPr>
+                <w:rFonts w:ascii="AppleSystemUIFont" w:hAnsi="AppleSystemUIFont" w:cs="AppleSystemUIFont" w:hint="eastAsia"/>
+                <w:szCs w:val="24"/>
+                <w:lang w:eastAsia="zh-CN"/>
+                <w14:ligatures w14:val="standardContextual"/>
+              </w:rPr>
+              <w:t>$</w:t>
+            </w:r>
+            <w:r>
+              <w:rPr>
+                <w:rFonts w:ascii="AppleSystemUIFont" w:hAnsi="AppleSystemUIFont" w:cs="AppleSystemUIFont" w:hint="eastAsia"/>
+                <w:szCs w:val="24"/>
+                <w:lang w:eastAsia="zh-CN"/>
+                <w14:ligatures w14:val="standardContextual"/>
+              </w:rPr>
+              <w:t>5</w:t>
+            </w:r>
+            <w:r>
+              <w:rPr>
+                <w:rFonts w:ascii="AppleSystemUIFont" w:hAnsi="AppleSystemUIFont" w:cs="AppleSystemUIFont" w:hint="eastAsia"/>
+                <w:szCs w:val="24"/>
+                <w:lang w:eastAsia="zh-CN"/>
+                <w14:ligatures w14:val="standardContextual"/>
+              </w:rPr>
+              <w:t>；买其他东西可免费送</w:t>
+            </w:r>
+          </w:p>
+        </w:tc>
+        <w:tc>
+          <w:tcPr>
+            <w:tcW w:w="2160" w:type="dxa"/>
+            <w:tcBorders>
+              <w:top w:val="single" w:sz="8" w:space="0" w:color="9A9A9A"/>
+              <w:left w:val="single" w:sz="8" w:space="0" w:color="9A9A9A"/>
+              <w:bottom w:val="single" w:sz="8" w:space="0" w:color="9A9A9A"/>
+              <w:right w:val="single" w:sz="8" w:space="0" w:color="9A9A9A"/>
+            </w:tcBorders>
+          </w:tcPr>
+          <w:p>
+            <w:pPr>
+              <w:tabs>
+                <w:tab w:val="left" w:pos="560"/>
+                <w:tab w:val="left" w:pos="1120"/>
+                <w:tab w:val="left" w:pos="1680"/>
+                <w:tab w:val="left" w:pos="2240"/>
+                <w:tab w:val="left" w:pos="2800"/>
+                <w:tab w:val="left" w:pos="3360"/>
+                <w:tab w:val="left" w:pos="3920"/>
+                <w:tab w:val="left" w:pos="4480"/>
+                <w:tab w:val="left" w:pos="5040"/>
+                <w:tab w:val="left" w:pos="5600"/>
+                <w:tab w:val="left" w:pos="6160"/>
+                <w:tab w:val="left" w:pos="6720"/>
+              </w:tabs>
+              <w:autoSpaceDE w:val="0"/>
+              <w:autoSpaceDN w:val="0"/>
+              <w:adjustRightInd w:val="0"/>
+              <w:spacing w:after="0" w:line="240" w:lineRule="auto"/>
+              <w:rPr>
+                <w:rFonts w:ascii="Helvetica Neue" w:eastAsia="PingFang SC" w:hAnsi="Helvetica Neue" w:cs="Helvetica Neue"/>
+                <w:szCs w:val="24"/>
+                <w:lang w:eastAsia="zh-CN"/>
+                <w14:ligatures w14:val="standardContextual"/>
+              </w:rPr>
+            </w:pPr>
+          </w:p>
+        </w:tc>
+      </w:tr>
+      <w:tr>
+        <w:tc>
+          <w:tcPr>
+            <w:tcW w:w="2268" w:type="dxa"/>
+            <w:tcBorders>
+              <w:top w:val="single" w:sz="8" w:space="0" w:color="9A9A9A"/>
+              <w:left w:val="single" w:sz="8" w:space="0" w:color="9A9A9A"/>
+              <w:bottom w:val="single" w:sz="8" w:space="0" w:color="9A9A9A"/>
+              <w:right w:val="single" w:sz="8" w:space="0" w:color="9A9A9A"/>
+            </w:tcBorders>
+            <w:tcMar>
+              <w:top w:w="100" w:type="nil"/>
+              <w:left w:w="20" w:type="nil"/>
+              <w:bottom w:w="20" w:type="nil"/>
+              <w:right w:w="100" w:type="nil"/>
+            </w:tcMar>
+          </w:tcPr>
+          <w:p>
+            <w:pPr>
+              <w:autoSpaceDE w:val="0"/>
+              <w:autoSpaceDN w:val="0"/>
+              <w:adjustRightInd w:val="0"/>
+              <w:spacing w:after="0" w:line="240" w:lineRule="auto"/>
+              <w:rPr>
+                <w:rFonts w:ascii="Helvetica Neue" w:eastAsia="PingFang SC" w:hAnsi="Helvetica Neue" w:cs="Helvetica Neue" w:hint="eastAsia"/>
+                <w:szCs w:val="24"/>
+                <w:lang w:eastAsia="zh-CN"/>
+                <w14:ligatures w14:val="standardContextual"/>
+              </w:rPr>
+            </w:pPr>
+            <w:r>
+              <w:rPr>
+                <w:rFonts w:ascii="Helvetica Neue" w:eastAsia="PingFang SC" w:hAnsi="Helvetica Neue" w:cs="Helvetica Neue" w:hint="eastAsia"/>
+                <w:szCs w:val="24"/>
+                <w:lang w:eastAsia="zh-CN"/>
+                <w14:ligatures w14:val="standardContextual"/>
+              </w:rPr>
+              <w:t>白色沙发</w:t>
+            </w:r>
+          </w:p>
+        </w:tc>
+        <w:tc>
+          <w:tcPr>
+            <w:tcW w:w="2160" w:type="dxa"/>
+            <w:tcBorders>
+              <w:top w:val="single" w:sz="8" w:space="0" w:color="9A9A9A"/>
+              <w:left w:val="single" w:sz="8" w:space="0" w:color="9A9A9A"/>
+              <w:bottom w:val="single" w:sz="8" w:space="0" w:color="9A9A9A"/>
+              <w:right w:val="single" w:sz="8" w:space="0" w:color="9A9A9A"/>
+            </w:tcBorders>
+            <w:tcMar>
+              <w:top w:w="100" w:type="nil"/>
+              <w:left w:w="20" w:type="nil"/>
+              <w:bottom w:w="20" w:type="nil"/>
+              <w:right w:w="100" w:type="nil"/>
+            </w:tcMar>
+          </w:tcPr>
+          <w:p>
+            <w:pPr>
+              <w:autoSpaceDE w:val="0"/>
+              <w:autoSpaceDN w:val="0"/>
+              <w:adjustRightInd w:val="0"/>
+              <w:spacing w:after="0" w:line="240" w:lineRule="auto"/>
+              <w:rPr>
+                <w:rFonts w:ascii="Helvetica Neue" w:hAnsi="Helvetica Neue" w:cs="Helvetica Neue"/>
+                <w:szCs w:val="24"/>
+                <w:lang w:eastAsia="zh-CN"/>
+                <w14:ligatures w14:val="standardContextual"/>
+              </w:rPr>
+            </w:pPr>
+            <w:r>
+              <w:rPr>
+                <w:rFonts w:ascii="Helvetica Neue" w:hAnsi="Helvetica Neue" w:cs="Helvetica Neue"/>
+                <w:szCs w:val="24"/>
+                <w:lang w:eastAsia="zh-CN"/>
+                <w14:ligatures w14:val="standardContextual"/>
+              </w:rPr>
+              <w:t>/Users/jingyi/Library/CloudStorage/Dropbox/UW/Document/moving/MovingSales/images/Sofa_White.jpeg</w:t>
+            </w:r>
+          </w:p>
+        </w:tc>
+        <w:tc>
+          <w:tcPr>
+            <w:tcW w:w="2160" w:type="dxa"/>
+            <w:tcBorders>
+              <w:top w:val="single" w:sz="8" w:space="0" w:color="9A9A9A"/>
+              <w:left w:val="single" w:sz="8" w:space="0" w:color="9A9A9A"/>
+              <w:bottom w:val="single" w:sz="8" w:space="0" w:color="9A9A9A"/>
+              <w:right w:val="single" w:sz="8" w:space="0" w:color="9A9A9A"/>
+            </w:tcBorders>
+            <w:tcMar>
+              <w:top w:w="100" w:type="nil"/>
+              <w:left w:w="20" w:type="nil"/>
+              <w:bottom w:w="20" w:type="nil"/>
+              <w:right w:w="100" w:type="nil"/>
+            </w:tcMar>
+          </w:tcPr>
+          <w:p>
+            <w:pPr>
+              <w:tabs>
+                <w:tab w:val="left" w:pos="560"/>
+                <w:tab w:val="left" w:pos="1120"/>
+                <w:tab w:val="left" w:pos="1680"/>
+                <w:tab w:val="left" w:pos="2240"/>
+                <w:tab w:val="left" w:pos="2800"/>
+                <w:tab w:val="left" w:pos="3360"/>
+                <w:tab w:val="left" w:pos="3920"/>
+                <w:tab w:val="left" w:pos="4480"/>
+                <w:tab w:val="left" w:pos="5040"/>
+                <w:tab w:val="left" w:pos="5600"/>
+                <w:tab w:val="left" w:pos="6160"/>
+                <w:tab w:val="left" w:pos="6720"/>
+              </w:tabs>
+              <w:autoSpaceDE w:val="0"/>
+              <w:autoSpaceDN w:val="0"/>
+              <w:adjustRightInd w:val="0"/>
+              <w:spacing w:after="0" w:line="240" w:lineRule="auto"/>
+              <w:rPr>
+                <w:rFonts w:ascii="Helvetica" w:eastAsia="PingFang SC" w:hAnsi="Helvetica" w:cs="Helvetica" w:hint="eastAsia"/>
+                <w:szCs w:val="24"/>
+                <w:lang w:eastAsia="zh-CN"/>
+                <w14:ligatures w14:val="standardContextual"/>
+              </w:rPr>
+            </w:pPr>
+          </w:p>
+        </w:tc>
+        <w:tc>
+          <w:tcPr>
+            <w:tcW w:w="2160" w:type="dxa"/>
+            <w:tcBorders>
+              <w:top w:val="single" w:sz="8" w:space="0" w:color="9A9A9A"/>
+              <w:left w:val="single" w:sz="8" w:space="0" w:color="9A9A9A"/>
+              <w:bottom w:val="single" w:sz="8" w:space="0" w:color="9A9A9A"/>
+              <w:right w:val="single" w:sz="8" w:space="0" w:color="9A9A9A"/>
+            </w:tcBorders>
+            <w:tcMar>
+              <w:top w:w="100" w:type="nil"/>
+              <w:left w:w="20" w:type="nil"/>
+              <w:bottom w:w="20" w:type="nil"/>
+              <w:right w:w="100" w:type="nil"/>
+            </w:tcMar>
+          </w:tcPr>
+          <w:p>
+            <w:pPr>
+              <w:tabs>
+                <w:tab w:val="left" w:pos="560"/>
+                <w:tab w:val="left" w:pos="1120"/>
+                <w:tab w:val="left" w:pos="1680"/>
+                <w:tab w:val="left" w:pos="2240"/>
+                <w:tab w:val="left" w:pos="2800"/>
+                <w:tab w:val="left" w:pos="3360"/>
+                <w:tab w:val="left" w:pos="3920"/>
+                <w:tab w:val="left" w:pos="4480"/>
+                <w:tab w:val="left" w:pos="5040"/>
+                <w:tab w:val="left" w:pos="5600"/>
+                <w:tab w:val="left" w:pos="6160"/>
+                <w:tab w:val="left" w:pos="6720"/>
+              </w:tabs>
+              <w:autoSpaceDE w:val="0"/>
+              <w:autoSpaceDN w:val="0"/>
+              <w:adjustRightInd w:val="0"/>
+              <w:spacing w:after="0" w:line="240" w:lineRule="auto"/>
+              <w:rPr>
+                <w:rFonts w:ascii="AppleSystemUIFont" w:hAnsi="AppleSystemUIFont" w:cs="AppleSystemUIFont" w:hint="eastAsia"/>
+                <w:szCs w:val="24"/>
+                <w:lang w:eastAsia="zh-CN"/>
+                <w14:ligatures w14:val="standardContextual"/>
+              </w:rPr>
+            </w:pPr>
+            <w:r>
+              <w:rPr>
+                <w:rFonts w:ascii="AppleSystemUIFont" w:hAnsi="AppleSystemUIFont" w:cs="AppleSystemUIFont" w:hint="eastAsia"/>
+                <w:szCs w:val="24"/>
+                <w:lang w:eastAsia="zh-CN"/>
+                <w14:ligatures w14:val="standardContextual"/>
+              </w:rPr>
+              <w:t>$6</w:t>
+            </w:r>
+          </w:p>
+        </w:tc>
+        <w:tc>
+          <w:tcPr>
+            <w:tcW w:w="2160" w:type="dxa"/>
+            <w:tcBorders>
+              <w:top w:val="single" w:sz="8" w:space="0" w:color="9A9A9A"/>
+              <w:left w:val="single" w:sz="8" w:space="0" w:color="9A9A9A"/>
+              <w:bottom w:val="single" w:sz="8" w:space="0" w:color="9A9A9A"/>
+              <w:right w:val="single" w:sz="8" w:space="0" w:color="9A9A9A"/>
+            </w:tcBorders>
+          </w:tcPr>
+          <w:p>
+            <w:pPr>
+              <w:tabs>
+                <w:tab w:val="left" w:pos="560"/>
+                <w:tab w:val="left" w:pos="1120"/>
+                <w:tab w:val="left" w:pos="1680"/>
+                <w:tab w:val="left" w:pos="2240"/>
+                <w:tab w:val="left" w:pos="2800"/>
+                <w:tab w:val="left" w:pos="3360"/>
+                <w:tab w:val="left" w:pos="3920"/>
+                <w:tab w:val="left" w:pos="4480"/>
+                <w:tab w:val="left" w:pos="5040"/>
+                <w:tab w:val="left" w:pos="5600"/>
+                <w:tab w:val="left" w:pos="6160"/>
+                <w:tab w:val="left" w:pos="6720"/>
+              </w:tabs>
+              <w:autoSpaceDE w:val="0"/>
+              <w:autoSpaceDN w:val="0"/>
+              <w:adjustRightInd w:val="0"/>
+              <w:spacing w:after="0" w:line="240" w:lineRule="auto"/>
+              <w:rPr>
+                <w:rFonts w:ascii="Helvetica Neue" w:eastAsia="PingFang SC" w:hAnsi="Helvetica Neue" w:cs="Helvetica Neue"/>
+                <w:szCs w:val="24"/>
+                <w:lang w:eastAsia="zh-CN"/>
+                <w14:ligatures w14:val="standardContextual"/>
+              </w:rPr>
+            </w:pPr>
+          </w:p>
+        </w:tc>
+      </w:tr>
+      <w:tr>
+        <w:tc>
+          <w:tcPr>
+            <w:tcW w:w="2268" w:type="dxa"/>
+            <w:tcBorders>
+              <w:top w:val="single" w:sz="8" w:space="0" w:color="9A9A9A"/>
+              <w:left w:val="single" w:sz="8" w:space="0" w:color="9A9A9A"/>
+              <w:bottom w:val="single" w:sz="8" w:space="0" w:color="9A9A9A"/>
+              <w:right w:val="single" w:sz="8" w:space="0" w:color="9A9A9A"/>
+            </w:tcBorders>
+            <w:tcMar>
+              <w:top w:w="100" w:type="nil"/>
+              <w:left w:w="20" w:type="nil"/>
+              <w:bottom w:w="20" w:type="nil"/>
+              <w:right w:w="100" w:type="nil"/>
+            </w:tcMar>
+          </w:tcPr>
+          <w:p>
+            <w:pPr>
+              <w:autoSpaceDE w:val="0"/>
+              <w:autoSpaceDN w:val="0"/>
+              <w:adjustRightInd w:val="0"/>
+              <w:spacing w:after="0" w:line="240" w:lineRule="auto"/>
+              <w:rPr>
+                <w:rFonts w:ascii="Helvetica Neue" w:eastAsia="PingFang SC" w:hAnsi="Helvetica Neue" w:cs="Helvetica Neue" w:hint="eastAsia"/>
+                <w:szCs w:val="24"/>
+                <w:lang w:eastAsia="zh-CN"/>
+                <w14:ligatures w14:val="standardContextual"/>
+              </w:rPr>
+            </w:pPr>
+            <w:r>
+              <w:rPr>
+                <w:rFonts w:ascii="Helvetica Neue" w:eastAsia="PingFang SC" w:hAnsi="Helvetica Neue" w:cs="Helvetica Neue" w:hint="eastAsia"/>
+                <w:szCs w:val="24"/>
+                <w:lang w:eastAsia="zh-CN"/>
+                <w14:ligatures w14:val="standardContextual"/>
+              </w:rPr>
+              <w:t>(</w:t>
+            </w:r>
+            <w:r>
+              <w:rPr>
+                <w:rFonts w:ascii="Helvetica Neue" w:eastAsia="PingFang SC" w:hAnsi="Helvetica Neue" w:cs="Helvetica Neue" w:hint="eastAsia"/>
+                <w:szCs w:val="24"/>
+                <w:lang w:eastAsia="zh-CN"/>
+                <w14:ligatures w14:val="standardContextual"/>
+              </w:rPr>
+              <w:t>两把</w:t>
+            </w:r>
+            <w:r>
+              <w:rPr>
+                <w:rFonts w:ascii="Helvetica Neue" w:eastAsia="PingFang SC" w:hAnsi="Helvetica Neue" w:cs="Helvetica Neue" w:hint="eastAsia"/>
+                <w:szCs w:val="24"/>
+                <w:lang w:eastAsia="zh-CN"/>
+                <w14:ligatures w14:val="standardContextual"/>
+              </w:rPr>
+              <w:t>)</w:t>
+            </w:r>
+            <w:r>
+              <w:rPr>
+                <w:rFonts w:ascii="Helvetica Neue" w:eastAsia="PingFang SC" w:hAnsi="Helvetica Neue" w:cs="Helvetica Neue" w:hint="eastAsia"/>
+                <w:szCs w:val="24"/>
+                <w:lang w:eastAsia="zh-CN"/>
+                <w14:ligatures w14:val="standardContextual"/>
+              </w:rPr>
+              <w:t>黑色塑料椅</w:t>
+            </w:r>
+          </w:p>
+        </w:tc>
+        <w:tc>
+          <w:tcPr>
+            <w:tcW w:w="2160" w:type="dxa"/>
+            <w:tcBorders>
+              <w:top w:val="single" w:sz="8" w:space="0" w:color="9A9A9A"/>
+              <w:left w:val="single" w:sz="8" w:space="0" w:color="9A9A9A"/>
+              <w:bottom w:val="single" w:sz="8" w:space="0" w:color="9A9A9A"/>
+              <w:right w:val="single" w:sz="8" w:space="0" w:color="9A9A9A"/>
+            </w:tcBorders>
+            <w:tcMar>
+              <w:top w:w="100" w:type="nil"/>
+              <w:left w:w="20" w:type="nil"/>
+              <w:bottom w:w="20" w:type="nil"/>
+              <w:right w:w="100" w:type="nil"/>
+            </w:tcMar>
+          </w:tcPr>
+          <w:p>
+            <w:pPr>
+              <w:autoSpaceDE w:val="0"/>
+              <w:autoSpaceDN w:val="0"/>
+              <w:adjustRightInd w:val="0"/>
+              <w:spacing w:after="0" w:line="240" w:lineRule="auto"/>
+              <w:rPr>
+                <w:rFonts w:ascii="Helvetica Neue" w:hAnsi="Helvetica Neue" w:cs="Helvetica Neue"/>
+                <w:szCs w:val="24"/>
+                <w:lang w:eastAsia="zh-CN"/>
+                <w14:ligatures w14:val="standardContextual"/>
+              </w:rPr>
+            </w:pPr>
+            <w:r>
+              <w:rPr>
+                <w:rFonts w:ascii="Helvetica Neue" w:hAnsi="Helvetica Neue" w:cs="Helvetica Neue"/>
+                <w:szCs w:val="24"/>
+                <w:lang w:eastAsia="zh-CN"/>
+                <w14:ligatures w14:val="standardContextual"/>
+              </w:rPr>
+              <w:t>/Users/jingyi/Library/CloudStorage/Dropbox/UW/Do</w:t>
+            </w:r>
+            <w:r>
+              <w:rPr>
+                <w:rFonts w:ascii="Helvetica Neue" w:hAnsi="Helvetica Neue" w:cs="Helvetica Neue"/>
+                <w:szCs w:val="24"/>
+                <w:lang w:eastAsia="zh-CN"/>
+                <w14:ligatures w14:val="standardContextual"/>
+              </w:rPr>
+              <w:lastRenderedPageBreak/>
+              <w:t>cument/moving/MovingSales/images/chair.jpeg</w:t>
+            </w:r>
+          </w:p>
+          <w:p>
+            <w:pPr>
+              <w:autoSpaceDE w:val="0"/>
+              <w:autoSpaceDN w:val="0"/>
+              <w:adjustRightInd w:val="0"/>
+              <w:spacing w:after="0" w:line="240" w:lineRule="auto"/>
+              <w:rPr>
+                <w:rFonts w:ascii="Helvetica Neue" w:hAnsi="Helvetica Neue" w:cs="Helvetica Neue"/>
+                <w:szCs w:val="24"/>
+                <w:lang w:eastAsia="zh-CN"/>
+                <w14:ligatures w14:val="standardContextual"/>
+              </w:rPr>
+            </w:pPr>
+          </w:p>
+          <w:p>
+            <w:pPr>
+              <w:autoSpaceDE w:val="0"/>
+              <w:autoSpaceDN w:val="0"/>
+              <w:adjustRightInd w:val="0"/>
+              <w:spacing w:after="0" w:line="240" w:lineRule="auto"/>
+              <w:rPr>
+                <w:rFonts w:ascii="Helvetica Neue" w:hAnsi="Helvetica Neue" w:cs="Helvetica Neue" w:hint="eastAsia"/>
+                <w:szCs w:val="24"/>
+                <w:lang w:eastAsia="zh-CN"/>
+                <w14:ligatures w14:val="standardContextual"/>
+              </w:rPr>
+            </w:pPr>
+            <w:r>
+              <w:rPr>
+                <w:rFonts w:ascii="Helvetica Neue" w:hAnsi="Helvetica Neue" w:cs="Helvetica Neue"/>
+                <w:szCs w:val="24"/>
+                <w:lang w:eastAsia="zh-CN"/>
+                <w14:ligatures w14:val="standardContextual"/>
+              </w:rPr>
+              <w:t>/Users/jingyi/Library/CloudStorage/Dropbox/UW/Document/moving/MovingSales/images/chair_crack.jpeg</w:t>
+            </w:r>
+          </w:p>
+        </w:tc>
+        <w:tc>
+          <w:tcPr>
+            <w:tcW w:w="2160" w:type="dxa"/>
+            <w:tcBorders>
+              <w:top w:val="single" w:sz="8" w:space="0" w:color="9A9A9A"/>
+              <w:left w:val="single" w:sz="8" w:space="0" w:color="9A9A9A"/>
+              <w:bottom w:val="single" w:sz="8" w:space="0" w:color="9A9A9A"/>
+              <w:right w:val="single" w:sz="8" w:space="0" w:color="9A9A9A"/>
+            </w:tcBorders>
+            <w:tcMar>
+              <w:top w:w="100" w:type="nil"/>
+              <w:left w:w="20" w:type="nil"/>
+              <w:bottom w:w="20" w:type="nil"/>
+              <w:right w:w="100" w:type="nil"/>
+            </w:tcMar>
+          </w:tcPr>
+          <w:p>
+            <w:pPr>
+              <w:tabs>
+                <w:tab w:val="left" w:pos="560"/>
+                <w:tab w:val="left" w:pos="1120"/>
+                <w:tab w:val="left" w:pos="1680"/>
+                <w:tab w:val="left" w:pos="2240"/>
+                <w:tab w:val="left" w:pos="2800"/>
+                <w:tab w:val="left" w:pos="3360"/>
+                <w:tab w:val="left" w:pos="3920"/>
+                <w:tab w:val="left" w:pos="4480"/>
+                <w:tab w:val="left" w:pos="5040"/>
+                <w:tab w:val="left" w:pos="5600"/>
+                <w:tab w:val="left" w:pos="6160"/>
+                <w:tab w:val="left" w:pos="6720"/>
+              </w:tabs>
+              <w:autoSpaceDE w:val="0"/>
+              <w:autoSpaceDN w:val="0"/>
+              <w:adjustRightInd w:val="0"/>
+              <w:spacing w:after="0" w:line="240" w:lineRule="auto"/>
+              <w:rPr>
+                <w:rFonts w:ascii="Helvetica" w:eastAsia="PingFang SC" w:hAnsi="Helvetica" w:cs="Helvetica" w:hint="eastAsia"/>
+                <w:szCs w:val="24"/>
+                <w:lang w:eastAsia="zh-CN"/>
+                <w14:ligatures w14:val="standardContextual"/>
+              </w:rPr>
+            </w:pPr>
+            <w:r>
+              <w:rPr>
+                <w:rFonts w:ascii="Helvetica" w:eastAsia="PingFang SC" w:hAnsi="Helvetica" w:cs="Helvetica" w:hint="eastAsia"/>
+                <w:szCs w:val="24"/>
+                <w:lang w:eastAsia="zh-CN"/>
+                <w14:ligatures w14:val="standardContextual"/>
+              </w:rPr>
+              <w:lastRenderedPageBreak/>
+              <w:t>其中一个椅子椅背有裂纹，正常可以</w:t>
+            </w:r>
+            <w:r>
+              <w:rPr>
+                <w:rFonts w:ascii="Helvetica" w:eastAsia="PingFang SC" w:hAnsi="Helvetica" w:cs="Helvetica" w:hint="eastAsia"/>
+                <w:szCs w:val="24"/>
+                <w:lang w:eastAsia="zh-CN"/>
+                <w14:ligatures w14:val="standardContextual"/>
+              </w:rPr>
+              <w:lastRenderedPageBreak/>
+              <w:t>使用，但估计不能承受大重量依靠</w:t>
+            </w:r>
+          </w:p>
+        </w:tc>
+        <w:tc>
+          <w:tcPr>
+            <w:tcW w:w="2160" w:type="dxa"/>
+            <w:tcBorders>
+              <w:top w:val="single" w:sz="8" w:space="0" w:color="9A9A9A"/>
+              <w:left w:val="single" w:sz="8" w:space="0" w:color="9A9A9A"/>
+              <w:bottom w:val="single" w:sz="8" w:space="0" w:color="9A9A9A"/>
+              <w:right w:val="single" w:sz="8" w:space="0" w:color="9A9A9A"/>
+            </w:tcBorders>
+            <w:tcMar>
+              <w:top w:w="100" w:type="nil"/>
+              <w:left w:w="20" w:type="nil"/>
+              <w:bottom w:w="20" w:type="nil"/>
+              <w:right w:w="100" w:type="nil"/>
+            </w:tcMar>
+          </w:tcPr>
+          <w:p>
+            <w:pPr>
+              <w:tabs>
+                <w:tab w:val="left" w:pos="560"/>
+                <w:tab w:val="left" w:pos="1120"/>
+                <w:tab w:val="left" w:pos="1680"/>
+                <w:tab w:val="left" w:pos="2240"/>
+                <w:tab w:val="left" w:pos="2800"/>
+                <w:tab w:val="left" w:pos="3360"/>
+                <w:tab w:val="left" w:pos="3920"/>
+                <w:tab w:val="left" w:pos="4480"/>
+                <w:tab w:val="left" w:pos="5040"/>
+                <w:tab w:val="left" w:pos="5600"/>
+                <w:tab w:val="left" w:pos="6160"/>
+                <w:tab w:val="left" w:pos="6720"/>
+              </w:tabs>
+              <w:autoSpaceDE w:val="0"/>
+              <w:autoSpaceDN w:val="0"/>
+              <w:adjustRightInd w:val="0"/>
+              <w:spacing w:after="0" w:line="240" w:lineRule="auto"/>
+              <w:rPr>
+                <w:rFonts w:ascii="AppleSystemUIFont" w:hAnsi="AppleSystemUIFont" w:cs="AppleSystemUIFont" w:hint="eastAsia"/>
+                <w:szCs w:val="24"/>
+                <w:lang w:eastAsia="zh-CN"/>
+                <w14:ligatures w14:val="standardContextual"/>
+              </w:rPr>
+            </w:pPr>
+            <w:r>
+              <w:rPr>
+                <w:rFonts w:ascii="AppleSystemUIFont" w:hAnsi="AppleSystemUIFont" w:cs="AppleSystemUIFont" w:hint="eastAsia"/>
+                <w:szCs w:val="24"/>
+                <w:lang w:eastAsia="zh-CN"/>
+                <w14:ligatures w14:val="standardContextual"/>
+              </w:rPr>
+              <w:lastRenderedPageBreak/>
+              <w:t>两个：</w:t>
+            </w:r>
+            <w:r>
+              <w:rPr>
+                <w:rFonts w:ascii="AppleSystemUIFont" w:hAnsi="AppleSystemUIFont" w:cs="AppleSystemUIFont" w:hint="eastAsia"/>
+                <w:szCs w:val="24"/>
+                <w:lang w:eastAsia="zh-CN"/>
+                <w14:ligatures w14:val="standardContextual"/>
+              </w:rPr>
+              <w:t>$</w:t>
+            </w:r>
+            <w:r>
+              <w:rPr>
+                <w:rFonts w:ascii="AppleSystemUIFont" w:hAnsi="AppleSystemUIFont" w:cs="AppleSystemUIFont" w:hint="eastAsia"/>
+                <w:szCs w:val="24"/>
+                <w:lang w:eastAsia="zh-CN"/>
+                <w14:ligatures w14:val="standardContextual"/>
+              </w:rPr>
+              <w:t>5</w:t>
+            </w:r>
+          </w:p>
+          <w:p>
+            <w:pPr>
+              <w:tabs>
+                <w:tab w:val="left" w:pos="560"/>
+                <w:tab w:val="left" w:pos="1120"/>
+                <w:tab w:val="left" w:pos="1680"/>
+                <w:tab w:val="left" w:pos="2240"/>
+                <w:tab w:val="left" w:pos="2800"/>
+                <w:tab w:val="left" w:pos="3360"/>
+                <w:tab w:val="left" w:pos="3920"/>
+                <w:tab w:val="left" w:pos="4480"/>
+                <w:tab w:val="left" w:pos="5040"/>
+                <w:tab w:val="left" w:pos="5600"/>
+                <w:tab w:val="left" w:pos="6160"/>
+                <w:tab w:val="left" w:pos="6720"/>
+              </w:tabs>
+              <w:autoSpaceDE w:val="0"/>
+              <w:autoSpaceDN w:val="0"/>
+              <w:adjustRightInd w:val="0"/>
+              <w:spacing w:after="0" w:line="240" w:lineRule="auto"/>
+              <w:rPr>
+                <w:rFonts w:ascii="AppleSystemUIFont" w:hAnsi="AppleSystemUIFont" w:cs="AppleSystemUIFont" w:hint="eastAsia"/>
+                <w:szCs w:val="24"/>
+                <w:lang w:eastAsia="zh-CN"/>
+                <w14:ligatures w14:val="standardContextual"/>
+              </w:rPr>
+            </w:pPr>
+            <w:r>
+              <w:rPr>
+                <w:rFonts w:ascii="AppleSystemUIFont" w:hAnsi="AppleSystemUIFont" w:cs="AppleSystemUIFont" w:hint="eastAsia"/>
+                <w:szCs w:val="24"/>
+                <w:lang w:eastAsia="zh-CN"/>
+                <w14:ligatures w14:val="standardContextual"/>
+              </w:rPr>
+              <w:t>一个：</w:t>
+            </w:r>
+            <w:r>
+              <w:rPr>
+                <w:rFonts w:ascii="AppleSystemUIFont" w:hAnsi="AppleSystemUIFont" w:cs="AppleSystemUIFont" w:hint="eastAsia"/>
+                <w:szCs w:val="24"/>
+                <w:lang w:eastAsia="zh-CN"/>
+                <w14:ligatures w14:val="standardContextual"/>
+              </w:rPr>
+              <w:t>$3</w:t>
+            </w:r>
+          </w:p>
+        </w:tc>
+        <w:tc>
+          <w:tcPr>
+            <w:tcW w:w="2160" w:type="dxa"/>
+            <w:tcBorders>
+              <w:top w:val="single" w:sz="8" w:space="0" w:color="9A9A9A"/>
+              <w:left w:val="single" w:sz="8" w:space="0" w:color="9A9A9A"/>
+              <w:bottom w:val="single" w:sz="8" w:space="0" w:color="9A9A9A"/>
+              <w:right w:val="single" w:sz="8" w:space="0" w:color="9A9A9A"/>
+            </w:tcBorders>
+          </w:tcPr>
+          <w:p>
+            <w:pPr>
+              <w:tabs>
+                <w:tab w:val="left" w:pos="560"/>
+                <w:tab w:val="left" w:pos="1120"/>
+                <w:tab w:val="left" w:pos="1680"/>
+                <w:tab w:val="left" w:pos="2240"/>
+                <w:tab w:val="left" w:pos="2800"/>
+                <w:tab w:val="left" w:pos="3360"/>
+                <w:tab w:val="left" w:pos="3920"/>
+                <w:tab w:val="left" w:pos="4480"/>
+                <w:tab w:val="left" w:pos="5040"/>
+                <w:tab w:val="left" w:pos="5600"/>
+                <w:tab w:val="left" w:pos="6160"/>
+                <w:tab w:val="left" w:pos="6720"/>
+              </w:tabs>
+              <w:autoSpaceDE w:val="0"/>
+              <w:autoSpaceDN w:val="0"/>
+              <w:adjustRightInd w:val="0"/>
+              <w:spacing w:after="0" w:line="240" w:lineRule="auto"/>
+              <w:rPr>
+                <w:rFonts w:ascii="Helvetica Neue" w:eastAsia="PingFang SC" w:hAnsi="Helvetica Neue" w:cs="Helvetica Neue"/>
+                <w:szCs w:val="24"/>
+                <w:lang w:eastAsia="zh-CN"/>
+                <w14:ligatures w14:val="standardContextual"/>
+              </w:rPr>
+            </w:pPr>
+          </w:p>
+        </w:tc>
+      </w:tr>
+      <w:tr>
+        <w:tc>
+          <w:tcPr>
+            <w:tcW w:w="2268" w:type="dxa"/>
+            <w:tcBorders>
+              <w:top w:val="single" w:sz="8" w:space="0" w:color="9A9A9A"/>
+              <w:left w:val="single" w:sz="8" w:space="0" w:color="9A9A9A"/>
+              <w:bottom w:val="single" w:sz="8" w:space="0" w:color="9A9A9A"/>
+              <w:right w:val="single" w:sz="8" w:space="0" w:color="9A9A9A"/>
+            </w:tcBorders>
+            <w:tcMar>
+              <w:top w:w="100" w:type="nil"/>
+              <w:left w:w="20" w:type="nil"/>
+              <w:bottom w:w="20" w:type="nil"/>
+              <w:right w:w="100" w:type="nil"/>
+            </w:tcMar>
+          </w:tcPr>
+          <w:p>
+            <w:pPr>
+              <w:autoSpaceDE w:val="0"/>
+              <w:autoSpaceDN w:val="0"/>
+              <w:adjustRightInd w:val="0"/>
+              <w:spacing w:after="0" w:line="240" w:lineRule="auto"/>
+              <w:rPr>
+                <w:rFonts w:ascii="Helvetica Neue" w:eastAsia="PingFang SC" w:hAnsi="Helvetica Neue" w:cs="Helvetica Neue" w:hint="eastAsia"/>
+                <w:szCs w:val="24"/>
+                <w:lang w:eastAsia="zh-CN"/>
+                <w14:ligatures w14:val="standardContextual"/>
+              </w:rPr>
+            </w:pPr>
+          </w:p>
+        </w:tc>
+        <w:tc>
+          <w:tcPr>
+            <w:tcW w:w="2160" w:type="dxa"/>
+            <w:tcBorders>
+              <w:top w:val="single" w:sz="8" w:space="0" w:color="9A9A9A"/>
+              <w:left w:val="single" w:sz="8" w:space="0" w:color="9A9A9A"/>
+              <w:bottom w:val="single" w:sz="8" w:space="0" w:color="9A9A9A"/>
+              <w:right w:val="single" w:sz="8" w:space="0" w:color="9A9A9A"/>
+            </w:tcBorders>
+            <w:tcMar>
+              <w:top w:w="100" w:type="nil"/>
+              <w:left w:w="20" w:type="nil"/>
+              <w:bottom w:w="20" w:type="nil"/>
+              <w:right w:w="100" w:type="nil"/>
+            </w:tcMar>
+          </w:tcPr>
+          <w:p>
+            <w:pPr>
+              <w:autoSpaceDE w:val="0"/>
+              <w:autoSpaceDN w:val="0"/>
+              <w:adjustRightInd w:val="0"/>
+              <w:spacing w:after="0" w:line="240" w:lineRule="auto"/>
+              <w:rPr>
+                <w:rFonts w:ascii="Helvetica Neue" w:hAnsi="Helvetica Neue" w:cs="Helvetica Neue"/>
+                <w:szCs w:val="24"/>
+                <w:lang w:eastAsia="zh-CN"/>
+                <w14:ligatures w14:val="standardContextual"/>
+              </w:rPr>
+            </w:pPr>
+          </w:p>
+        </w:tc>
+        <w:tc>
+          <w:tcPr>
+            <w:tcW w:w="2160" w:type="dxa"/>
+            <w:tcBorders>
+              <w:top w:val="single" w:sz="8" w:space="0" w:color="9A9A9A"/>
+              <w:left w:val="single" w:sz="8" w:space="0" w:color="9A9A9A"/>
+              <w:bottom w:val="single" w:sz="8" w:space="0" w:color="9A9A9A"/>
+              <w:right w:val="single" w:sz="8" w:space="0" w:color="9A9A9A"/>
+            </w:tcBorders>
+            <w:tcMar>
+              <w:top w:w="100" w:type="nil"/>
+              <w:left w:w="20" w:type="nil"/>
+              <w:bottom w:w="20" w:type="nil"/>
+              <w:right w:w="100" w:type="nil"/>
+            </w:tcMar>
+          </w:tcPr>
+          <w:p>
+            <w:pPr>
+              <w:tabs>
+                <w:tab w:val="left" w:pos="560"/>
+                <w:tab w:val="left" w:pos="1120"/>
+                <w:tab w:val="left" w:pos="1680"/>
+                <w:tab w:val="left" w:pos="2240"/>
+                <w:tab w:val="left" w:pos="2800"/>
+                <w:tab w:val="left" w:pos="3360"/>
+                <w:tab w:val="left" w:pos="3920"/>
+                <w:tab w:val="left" w:pos="4480"/>
+                <w:tab w:val="left" w:pos="5040"/>
+                <w:tab w:val="left" w:pos="5600"/>
+                <w:tab w:val="left" w:pos="6160"/>
+                <w:tab w:val="left" w:pos="6720"/>
+              </w:tabs>
+              <w:autoSpaceDE w:val="0"/>
+              <w:autoSpaceDN w:val="0"/>
+              <w:adjustRightInd w:val="0"/>
+              <w:spacing w:after="0" w:line="240" w:lineRule="auto"/>
+              <w:rPr>
+                <w:rFonts w:ascii="Helvetica" w:eastAsia="PingFang SC" w:hAnsi="Helvetica" w:cs="Helvetica"/>
+                <w:szCs w:val="24"/>
+                <w:lang w:eastAsia="zh-CN"/>
+                <w14:ligatures w14:val="standardContextual"/>
+              </w:rPr>
+            </w:pPr>
+          </w:p>
+        </w:tc>
+        <w:tc>
+          <w:tcPr>
+            <w:tcW w:w="2160" w:type="dxa"/>
+            <w:tcBorders>
+              <w:top w:val="single" w:sz="8" w:space="0" w:color="9A9A9A"/>
+              <w:left w:val="single" w:sz="8" w:space="0" w:color="9A9A9A"/>
+              <w:bottom w:val="single" w:sz="8" w:space="0" w:color="9A9A9A"/>
+              <w:right w:val="single" w:sz="8" w:space="0" w:color="9A9A9A"/>
+            </w:tcBorders>
+            <w:tcMar>
+              <w:top w:w="100" w:type="nil"/>
+              <w:left w:w="20" w:type="nil"/>
+              <w:bottom w:w="20" w:type="nil"/>
+              <w:right w:w="100" w:type="nil"/>
+            </w:tcMar>
+          </w:tcPr>
+          <w:p>
+            <w:pPr>
+              <w:tabs>
+                <w:tab w:val="left" w:pos="560"/>
+                <w:tab w:val="left" w:pos="1120"/>
+                <w:tab w:val="left" w:pos="1680"/>
+                <w:tab w:val="left" w:pos="2240"/>
+                <w:tab w:val="left" w:pos="2800"/>
+                <w:tab w:val="left" w:pos="3360"/>
+                <w:tab w:val="left" w:pos="3920"/>
+                <w:tab w:val="left" w:pos="4480"/>
+                <w:tab w:val="left" w:pos="5040"/>
+                <w:tab w:val="left" w:pos="5600"/>
+                <w:tab w:val="left" w:pos="6160"/>
+                <w:tab w:val="left" w:pos="6720"/>
+              </w:tabs>
+              <w:autoSpaceDE w:val="0"/>
+              <w:autoSpaceDN w:val="0"/>
+              <w:adjustRightInd w:val="0"/>
+              <w:spacing w:after="0" w:line="240" w:lineRule="auto"/>
+              <w:rPr>
+                <w:rFonts w:ascii="AppleSystemUIFont" w:hAnsi="AppleSystemUIFont" w:cs="AppleSystemUIFont" w:hint="eastAsia"/>
+                <w:szCs w:val="24"/>
+                <w:lang w:eastAsia="zh-CN"/>
+                <w14:ligatures w14:val="standardContextual"/>
+              </w:rPr>
+            </w:pPr>
           </w:p>
         </w:tc>
         <w:tc>
@@ -8424,6 +10715,29 @@
       <w:spacing w:val="5"/>
     </w:rPr>
   </w:style>
+  <w:style w:type="character" w:styleId="Hyperlink">
+    <w:name w:val="Hyperlink"/>
+    <w:basedOn w:val="DefaultParagraphFont"/>
+    <w:uiPriority w:val="99"/>
+    <w:unhideWhenUsed/>
+    <w:rsid w:val="00E442EB"/>
+    <w:rPr>
+      <w:color w:val="467886" w:themeColor="hyperlink"/>
+      <w:u w:val="single"/>
+    </w:rPr>
+  </w:style>
+  <w:style w:type="character" w:styleId="UnresolvedMention">
+    <w:name w:val="Unresolved Mention"/>
+    <w:basedOn w:val="DefaultParagraphFont"/>
+    <w:uiPriority w:val="99"/>
+    <w:semiHidden/>
+    <w:unhideWhenUsed/>
+    <w:rsid w:val="00E442EB"/>
+    <w:rPr>
+      <w:color w:val="605E5C"/>
+      <w:shd w:val="clear" w:color="auto" w:fill="E1DFDD"/>
+    </w:rPr>
+  </w:style>
 </w:styles>
 </file>
 

--- a/搬家.docx
+++ b/搬家.docx
@@ -847,6 +847,15 @@
                 <w14:ligatures w14:val="standardContextual"/>
               </w:rPr>
             </w:pPr>
+            <w:r>
+              <w:rPr>
+                <w:rFonts w:ascii="PingFang SC" w:eastAsia="PingFang SC" w:hAnsi="Helvetica Neue" w:cs="PingFang SC" w:hint="eastAsia"/>
+                <w:szCs w:val="24"/>
+                <w:lang w:eastAsia="zh-CN"/>
+                <w14:ligatures w14:val="standardContextual"/>
+              </w:rPr>
+              <w:t>衣架（两个）</w:t>
+            </w:r>
           </w:p>
         </w:tc>
         <w:tc>
@@ -878,37 +887,15 @@
                 <w14:ligatures w14:val="standardContextual"/>
               </w:rPr>
             </w:pPr>
-          </w:p>
-        </w:tc>
-        <w:tc>
-          <w:tcPr>
-            <w:tcW w:w="2160" w:type="dxa"/>
-            <w:tcBorders>
-              <w:top w:val="single" w:sz="8" w:space="0" w:color="9A9A9A"/>
-              <w:left w:val="single" w:sz="8" w:space="0" w:color="9A9A9A"/>
-              <w:bottom w:val="single" w:sz="8" w:space="0" w:color="9A9A9A"/>
-              <w:right w:val="single" w:sz="8" w:space="0" w:color="9A9A9A"/>
-            </w:tcBorders>
-            <w:tcMar>
-              <w:top w:w="100" w:type="nil"/>
-              <w:left w:w="20" w:type="nil"/>
-              <w:bottom w:w="20" w:type="nil"/>
-              <w:right w:w="100" w:type="nil"/>
-            </w:tcMar>
-          </w:tcPr>
-          <w:p>
-            <w:pPr>
-              <w:autoSpaceDE w:val="0"/>
-              <w:autoSpaceDN w:val="0"/>
-              <w:adjustRightInd w:val="0"/>
-              <w:spacing w:after="0" w:line="240" w:lineRule="auto"/>
+            <w:r>
               <w:rPr>
                 <w:rFonts w:ascii="PingFang SC" w:eastAsia="PingFang SC" w:hAnsi="Helvetica" w:cs="PingFang SC"/>
                 <w:szCs w:val="24"/>
                 <w:lang w:eastAsia="zh-CN"/>
                 <w14:ligatures w14:val="standardContextual"/>
               </w:rPr>
-            </w:pPr>
+              <w:t>/Users/jingyi/Library/CloudStorage/Dropbox/UW/Document/moving/MovingSales/images/衣架.jpeg</w:t>
+            </w:r>
           </w:p>
         </w:tc>
         <w:tc>
@@ -940,294 +927,54 @@
                 <w14:ligatures w14:val="standardContextual"/>
               </w:rPr>
             </w:pPr>
-          </w:p>
-        </w:tc>
-        <w:tc>
-          <w:tcPr>
-            <w:tcW w:w="2160" w:type="dxa"/>
-            <w:tcBorders>
-              <w:top w:val="single" w:sz="8" w:space="0" w:color="9A9A9A"/>
-              <w:left w:val="single" w:sz="8" w:space="0" w:color="9A9A9A"/>
-              <w:bottom w:val="single" w:sz="8" w:space="0" w:color="9A9A9A"/>
-              <w:right w:val="single" w:sz="8" w:space="0" w:color="9A9A9A"/>
-            </w:tcBorders>
-          </w:tcPr>
-          <w:p>
-            <w:pPr>
-              <w:autoSpaceDE w:val="0"/>
-              <w:autoSpaceDN w:val="0"/>
-              <w:adjustRightInd w:val="0"/>
-              <w:spacing w:after="0" w:line="240" w:lineRule="auto"/>
-              <w:rPr>
-                <w:rFonts w:ascii="PingFang SC" w:eastAsia="PingFang SC" w:hAnsi="Helvetica" w:cs="PingFang SC"/>
-                <w:szCs w:val="24"/>
-                <w:lang w:eastAsia="zh-CN"/>
-                <w14:ligatures w14:val="standardContextual"/>
-              </w:rPr>
-            </w:pPr>
-          </w:p>
-        </w:tc>
-      </w:tr>
-    </w:tbl>
-    <w:p>
-      <w:pPr>
-        <w:rPr>
-          <w:szCs w:val="24"/>
-        </w:rPr>
-      </w:pPr>
-      <w:r>
-        <w:rPr>
-          <w:szCs w:val="24"/>
-        </w:rPr>
-        <w:br w:type="page"/>
-      </w:r>
-    </w:p>
-    <w:tbl>
-      <w:tblPr>
-        <w:tblW w:w="10908" w:type="dxa"/>
-        <w:tblInd w:w="-118" w:type="dxa"/>
-        <w:tblBorders>
-          <w:top w:val="none" w:sz="6" w:space="0" w:color="auto"/>
-          <w:left w:val="none" w:sz="6" w:space="0" w:color="auto"/>
-          <w:right w:val="none" w:sz="6" w:space="0" w:color="auto"/>
-        </w:tblBorders>
-        <w:tblLayout w:type="fixed"/>
-        <w:tblLook w:val="0000" w:firstRow="0" w:lastRow="0" w:firstColumn="0" w:lastColumn="0" w:noHBand="0" w:noVBand="0"/>
-      </w:tblPr>
-      <w:tblGrid>
-        <w:gridCol w:w="2268"/>
-        <w:gridCol w:w="2160"/>
-        <w:gridCol w:w="2160"/>
-        <w:gridCol w:w="2160"/>
-        <w:gridCol w:w="2160"/>
-      </w:tblGrid>
-      <w:tr>
-        <w:tc>
-          <w:tcPr>
-            <w:tcW w:w="2268" w:type="dxa"/>
-            <w:tcBorders>
-              <w:top w:val="single" w:sz="8" w:space="0" w:color="9A9A9A"/>
-              <w:left w:val="single" w:sz="8" w:space="0" w:color="9A9A9A"/>
-              <w:bottom w:val="single" w:sz="8" w:space="0" w:color="9A9A9A"/>
-              <w:right w:val="single" w:sz="8" w:space="0" w:color="9A9A9A"/>
-            </w:tcBorders>
-            <w:tcMar>
-              <w:top w:w="100" w:type="nil"/>
-              <w:left w:w="20" w:type="nil"/>
-              <w:bottom w:w="20" w:type="nil"/>
-              <w:right w:w="100" w:type="nil"/>
-            </w:tcMar>
-          </w:tcPr>
-          <w:p>
-            <w:pPr>
-              <w:autoSpaceDE w:val="0"/>
-              <w:autoSpaceDN w:val="0"/>
-              <w:adjustRightInd w:val="0"/>
-              <w:spacing w:after="0" w:line="240" w:lineRule="auto"/>
-              <w:rPr>
-                <w:rFonts w:ascii="PingFang SC" w:eastAsia="PingFang SC" w:hAnsi="Helvetica Neue" w:cs="PingFang SC"/>
-                <w:szCs w:val="24"/>
-                <w:lang w:eastAsia="zh-CN"/>
-                <w14:ligatures w14:val="standardContextual"/>
-              </w:rPr>
-            </w:pPr>
-            <w:r>
-              <w:rPr>
-                <w:rFonts w:ascii="PingFang SC" w:eastAsia="PingFang SC" w:hAnsi="Helvetica Neue" w:cs="PingFang SC" w:hint="eastAsia"/>
-                <w:szCs w:val="24"/>
-                <w:lang w:eastAsia="zh-CN"/>
-                <w14:ligatures w14:val="standardContextual"/>
-              </w:rPr>
-              <w:lastRenderedPageBreak/>
-              <w:t>书架（两个）</w:t>
-            </w:r>
-          </w:p>
-        </w:tc>
-        <w:tc>
-          <w:tcPr>
-            <w:tcW w:w="2160" w:type="dxa"/>
-            <w:tcBorders>
-              <w:top w:val="single" w:sz="8" w:space="0" w:color="9A9A9A"/>
-              <w:left w:val="single" w:sz="8" w:space="0" w:color="9A9A9A"/>
-              <w:bottom w:val="single" w:sz="8" w:space="0" w:color="9A9A9A"/>
-              <w:right w:val="single" w:sz="8" w:space="0" w:color="9A9A9A"/>
-            </w:tcBorders>
-            <w:tcMar>
-              <w:top w:w="100" w:type="nil"/>
-              <w:left w:w="20" w:type="nil"/>
-              <w:bottom w:w="20" w:type="nil"/>
-              <w:right w:w="100" w:type="nil"/>
-            </w:tcMar>
-          </w:tcPr>
-          <w:p>
-            <w:pPr>
-              <w:autoSpaceDE w:val="0"/>
-              <w:autoSpaceDN w:val="0"/>
-              <w:adjustRightInd w:val="0"/>
-              <w:spacing w:after="0" w:line="240" w:lineRule="auto"/>
-              <w:rPr>
-                <w:rFonts w:ascii="PingFang SC" w:eastAsia="PingFang SC" w:hAnsi="Helvetica" w:cs="PingFang SC"/>
-                <w:szCs w:val="24"/>
-                <w:lang w:eastAsia="zh-CN"/>
-                <w14:ligatures w14:val="standardContextual"/>
-              </w:rPr>
-            </w:pPr>
-            <w:r>
-              <w:rPr>
-                <w:rFonts w:ascii="PingFang SC" w:eastAsia="PingFang SC" w:hAnsi="Helvetica" w:cs="PingFang SC"/>
-                <w:szCs w:val="24"/>
-                <w:lang w:eastAsia="zh-CN"/>
-                <w14:ligatures w14:val="standardContextual"/>
-              </w:rPr>
-              <w:t>/Users/jingyi/Library/CloudStorage/Dropbox/UW/Document/moving/MovingSales/images/免费书架.jpeg</w:t>
-            </w:r>
-          </w:p>
-        </w:tc>
-        <w:tc>
-          <w:tcPr>
-            <w:tcW w:w="2160" w:type="dxa"/>
-            <w:tcBorders>
-              <w:top w:val="single" w:sz="8" w:space="0" w:color="9A9A9A"/>
-              <w:left w:val="single" w:sz="8" w:space="0" w:color="9A9A9A"/>
-              <w:bottom w:val="single" w:sz="8" w:space="0" w:color="9A9A9A"/>
-              <w:right w:val="single" w:sz="8" w:space="0" w:color="9A9A9A"/>
-            </w:tcBorders>
-            <w:tcMar>
-              <w:top w:w="100" w:type="nil"/>
-              <w:left w:w="20" w:type="nil"/>
-              <w:bottom w:w="20" w:type="nil"/>
-              <w:right w:w="100" w:type="nil"/>
-            </w:tcMar>
-          </w:tcPr>
-          <w:p>
-            <w:pPr>
-              <w:autoSpaceDE w:val="0"/>
-              <w:autoSpaceDN w:val="0"/>
-              <w:adjustRightInd w:val="0"/>
-              <w:spacing w:after="0" w:line="240" w:lineRule="auto"/>
-              <w:rPr>
-                <w:rFonts w:ascii="PingFang SC" w:eastAsia="PingFang SC" w:hAnsi="Helvetica" w:cs="PingFang SC"/>
-                <w:szCs w:val="24"/>
-                <w:lang w:eastAsia="zh-CN"/>
-                <w14:ligatures w14:val="standardContextual"/>
-              </w:rPr>
-            </w:pPr>
-            <w:r>
-              <w:rPr>
-                <w:rFonts w:ascii="PingFang SC" w:eastAsia="PingFang SC" w:hAnsi="Helvetica" w:cs="PingFang SC"/>
-                <w:szCs w:val="24"/>
-                <w:lang w:eastAsia="zh-CN"/>
-                <w14:ligatures w14:val="standardContextual"/>
-              </w:rPr>
-              <w:t xml:space="preserve">右边：170cm </w:t>
-            </w:r>
-            <w:bookmarkStart w:id="1" w:name="_Hlk232844399"/>
-            <w:r>
-              <w:rPr>
-                <w:rFonts w:ascii="PingFang SC" w:eastAsia="PingFang SC" w:hAnsi="Helvetica" w:cs="PingFang SC"/>
-                <w:szCs w:val="24"/>
-                <w:lang w:eastAsia="zh-CN"/>
-                <w14:ligatures w14:val="standardContextual"/>
-              </w:rPr>
-              <w:t>(高）</w:t>
-            </w:r>
-            <w:bookmarkEnd w:id="1"/>
-            <w:r>
-              <w:rPr>
-                <w:rFonts w:ascii="PingFang SC" w:eastAsia="PingFang SC" w:hAnsi="Helvetica" w:cs="PingFang SC"/>
-                <w:szCs w:val="24"/>
-                <w:lang w:eastAsia="zh-CN"/>
-                <w14:ligatures w14:val="standardContextual"/>
-              </w:rPr>
-              <w:t xml:space="preserve">* 76cm </w:t>
-            </w:r>
-            <w:bookmarkStart w:id="2" w:name="_Hlk232844403"/>
-            <w:r>
-              <w:rPr>
-                <w:rFonts w:ascii="PingFang SC" w:eastAsia="PingFang SC" w:hAnsi="Helvetica" w:cs="PingFang SC"/>
-                <w:szCs w:val="24"/>
-                <w:lang w:eastAsia="zh-CN"/>
-                <w14:ligatures w14:val="standardContextual"/>
-              </w:rPr>
-              <w:t>(宽）</w:t>
-            </w:r>
-            <w:bookmarkEnd w:id="2"/>
-          </w:p>
-          <w:p>
-            <w:pPr>
-              <w:autoSpaceDE w:val="0"/>
-              <w:autoSpaceDN w:val="0"/>
-              <w:adjustRightInd w:val="0"/>
-              <w:spacing w:after="0" w:line="240" w:lineRule="auto"/>
-              <w:rPr>
-                <w:rFonts w:ascii="PingFang SC" w:eastAsia="PingFang SC" w:hAnsi="Helvetica" w:cs="PingFang SC"/>
-                <w:szCs w:val="24"/>
-                <w:lang w:eastAsia="zh-CN"/>
-                <w14:ligatures w14:val="standardContextual"/>
-              </w:rPr>
-            </w:pPr>
-          </w:p>
-          <w:p>
-            <w:pPr>
-              <w:autoSpaceDE w:val="0"/>
-              <w:autoSpaceDN w:val="0"/>
-              <w:adjustRightInd w:val="0"/>
-              <w:spacing w:after="0" w:line="240" w:lineRule="auto"/>
+            <w:r>
               <w:rPr>
                 <w:rFonts w:ascii="PingFang SC" w:eastAsia="PingFang SC" w:hAnsi="Helvetica" w:cs="PingFang SC" w:hint="eastAsia"/>
                 <w:szCs w:val="24"/>
                 <w:lang w:eastAsia="zh-CN"/>
                 <w14:ligatures w14:val="standardContextual"/>
               </w:rPr>
-            </w:pPr>
-            <w:r>
-              <w:rPr>
-                <w:rFonts w:ascii="PingFang SC" w:eastAsia="PingFang SC" w:hAnsi="Helvetica" w:cs="PingFang SC"/>
-                <w:szCs w:val="24"/>
-                <w:lang w:eastAsia="zh-CN"/>
-                <w14:ligatures w14:val="standardContextual"/>
-              </w:rPr>
-              <w:t>左边：180(高）*90 cm(宽）</w:t>
-            </w:r>
-          </w:p>
-        </w:tc>
-        <w:tc>
-          <w:tcPr>
-            <w:tcW w:w="2160" w:type="dxa"/>
-            <w:tcBorders>
-              <w:top w:val="single" w:sz="8" w:space="0" w:color="9A9A9A"/>
-              <w:left w:val="single" w:sz="8" w:space="0" w:color="9A9A9A"/>
-              <w:bottom w:val="single" w:sz="8" w:space="0" w:color="9A9A9A"/>
-              <w:right w:val="single" w:sz="8" w:space="0" w:color="9A9A9A"/>
-            </w:tcBorders>
-            <w:tcMar>
-              <w:top w:w="100" w:type="nil"/>
-              <w:left w:w="20" w:type="nil"/>
-              <w:bottom w:w="20" w:type="nil"/>
-              <w:right w:w="100" w:type="nil"/>
-            </w:tcMar>
-          </w:tcPr>
-          <w:p>
-            <w:pPr>
-              <w:autoSpaceDE w:val="0"/>
-              <w:autoSpaceDN w:val="0"/>
-              <w:adjustRightInd w:val="0"/>
-              <w:spacing w:after="0" w:line="240" w:lineRule="auto"/>
-              <w:rPr>
-                <w:rFonts w:ascii="PingFang SC" w:eastAsia="PingFang SC" w:hAnsi="Helvetica" w:cs="PingFang SC"/>
-                <w:szCs w:val="24"/>
-                <w:lang w:eastAsia="zh-CN"/>
-                <w14:ligatures w14:val="standardContextual"/>
-              </w:rPr>
-            </w:pPr>
-            <w:r>
+              <w:t>其中一个有瑕疵：横着的柜子不是非常牢固，</w:t>
+            </w:r>
+          </w:p>
+        </w:tc>
+        <w:tc>
+          <w:tcPr>
+            <w:tcW w:w="2160" w:type="dxa"/>
+            <w:tcBorders>
+              <w:top w:val="single" w:sz="8" w:space="0" w:color="9A9A9A"/>
+              <w:left w:val="single" w:sz="8" w:space="0" w:color="9A9A9A"/>
+              <w:bottom w:val="single" w:sz="8" w:space="0" w:color="9A9A9A"/>
+              <w:right w:val="single" w:sz="8" w:space="0" w:color="9A9A9A"/>
+            </w:tcBorders>
+            <w:tcMar>
+              <w:top w:w="100" w:type="nil"/>
+              <w:left w:w="20" w:type="nil"/>
+              <w:bottom w:w="20" w:type="nil"/>
+              <w:right w:w="100" w:type="nil"/>
+            </w:tcMar>
+          </w:tcPr>
+          <w:p>
+            <w:pPr>
+              <w:autoSpaceDE w:val="0"/>
+              <w:autoSpaceDN w:val="0"/>
+              <w:adjustRightInd w:val="0"/>
+              <w:spacing w:after="0" w:line="240" w:lineRule="auto"/>
               <w:rPr>
                 <w:rFonts w:ascii="PingFang SC" w:eastAsia="PingFang SC" w:hAnsi="Helvetica" w:cs="PingFang SC" w:hint="eastAsia"/>
                 <w:szCs w:val="24"/>
                 <w:lang w:eastAsia="zh-CN"/>
                 <w14:ligatures w14:val="standardContextual"/>
               </w:rPr>
-              <w:t>免费</w:t>
+            </w:pPr>
+            <w:r>
+              <w:rPr>
+                <w:rFonts w:ascii="PingFang SC" w:eastAsia="PingFang SC" w:hAnsi="Helvetica" w:cs="PingFang SC" w:hint="eastAsia"/>
+                <w:szCs w:val="24"/>
+                <w:lang w:eastAsia="zh-CN"/>
+                <w14:ligatures w14:val="standardContextual"/>
+              </w:rPr>
+              <w:t>两个$3</w:t>
             </w:r>
           </w:p>
         </w:tc>
@@ -1299,6 +1046,7 @@
                 <w:lang w:eastAsia="zh-CN"/>
                 <w14:ligatures w14:val="standardContextual"/>
               </w:rPr>
+              <w:lastRenderedPageBreak/>
               <w:t>折叠跑步机</w:t>
             </w:r>
           </w:p>
@@ -2321,7 +2069,7 @@
                 <w14:ligatures w14:val="standardContextual"/>
               </w:rPr>
             </w:pPr>
-            <w:bookmarkStart w:id="3" w:name="_Hlk232800392"/>
+            <w:bookmarkStart w:id="1" w:name="_Hlk232800392"/>
             <w:r>
               <w:rPr>
                 <w:rFonts w:ascii="Helvetica Neue" w:eastAsia="PingFang SC" w:hAnsi="Helvetica Neue" w:cs="Helvetica Neue" w:hint="eastAsia"/>
@@ -2331,7 +2079,7 @@
               </w:rPr>
               <w:t>黑色升降桌</w:t>
             </w:r>
-            <w:bookmarkEnd w:id="3"/>
+            <w:bookmarkEnd w:id="1"/>
           </w:p>
         </w:tc>
         <w:tc>
@@ -2370,17 +2118,7 @@
                 <w:lang w:eastAsia="zh-CN"/>
                 <w14:ligatures w14:val="standardContextual"/>
               </w:rPr>
-              <w:t>/Users/jingyi/Library/CloudStorage/Dropbox/UW/Do</w:t>
-            </w:r>
-            <w:r>
-              <w:rPr>
-                <w:rFonts w:ascii="Helvetica Neue" w:hAnsi="Helvetica Neue" w:cs="Helvetica Neue"/>
-                <w:szCs w:val="24"/>
-                <w:lang w:eastAsia="zh-CN"/>
-                <w14:ligatures w14:val="standardContextual"/>
-              </w:rPr>
-              <w:lastRenderedPageBreak/>
-              <w:t>cument/moving/MovingSales/images/black_desk.jpeg</w:t>
+              <w:t>/Users/jingyi/Library/CloudStorage/Dropbox/UW/Document/moving/MovingSales/images/black_desk.jpeg</w:t>
             </w:r>
           </w:p>
         </w:tc>
@@ -2427,7 +2165,7 @@
                 <w14:ligatures w14:val="standardContextual"/>
               </w:rPr>
             </w:pPr>
-            <w:bookmarkStart w:id="4" w:name="_Hlk232800375"/>
+            <w:bookmarkStart w:id="2" w:name="_Hlk232800375"/>
             <w:r>
               <w:rPr>
                 <w:rFonts w:ascii="Helvetica" w:eastAsia="PingFang SC" w:hAnsi="Helvetica" w:cs="Helvetica" w:hint="eastAsia"/>
@@ -2435,7 +2173,6 @@
                 <w:lang w:eastAsia="zh-CN"/>
                 <w14:ligatures w14:val="standardContextual"/>
               </w:rPr>
-              <w:lastRenderedPageBreak/>
               <w:t>长：</w:t>
             </w:r>
             <w:r>
@@ -2502,7 +2239,7 @@
               </w:rPr>
               <w:t>70cm</w:t>
             </w:r>
-            <w:bookmarkEnd w:id="4"/>
+            <w:bookmarkEnd w:id="2"/>
           </w:p>
         </w:tc>
         <w:tc>
@@ -2676,7 +2413,17 @@
                 <w:lang w:eastAsia="zh-CN"/>
                 <w14:ligatures w14:val="standardContextual"/>
               </w:rPr>
-              <w:t>/Users/jingyi/Library/CloudStorage/Dropbox/UW/Document/moving/MovingSales/images/white_desk.jpeg</w:t>
+              <w:t>/Users/jingyi/Library/CloudStorage/Dropbox/UW/Document/moving/MovingSales/ima</w:t>
+            </w:r>
+            <w:r>
+              <w:rPr>
+                <w:rFonts w:ascii="Helvetica Neue" w:hAnsi="Helvetica Neue" w:cs="Helvetica Neue"/>
+                <w:szCs w:val="24"/>
+                <w:lang w:eastAsia="zh-CN"/>
+                <w14:ligatures w14:val="standardContextual"/>
+              </w:rPr>
+              <w:lastRenderedPageBreak/>
+              <w:t>ges/white_desk.jpeg</w:t>
             </w:r>
           </w:p>
         </w:tc>
@@ -2730,6 +2477,7 @@
                 <w:lang w:eastAsia="zh-CN"/>
                 <w14:ligatures w14:val="standardContextual"/>
               </w:rPr>
+              <w:lastRenderedPageBreak/>
               <w:t>长：</w:t>
             </w:r>
             <w:r>
@@ -3731,7 +3479,7 @@
                 <w14:ligatures w14:val="standardContextual"/>
               </w:rPr>
             </w:pPr>
-            <w:bookmarkStart w:id="5" w:name="_Hlk232802607"/>
+            <w:bookmarkStart w:id="3" w:name="_Hlk232802607"/>
             <w:r>
               <w:rPr>
                 <w:rFonts w:ascii="Helvetica Neue" w:eastAsia="PingFang SC" w:hAnsi="Helvetica Neue" w:cs="Helvetica Neue" w:hint="eastAsia"/>
@@ -3839,17 +3587,7 @@
                 <w:lang w:eastAsia="zh-CN"/>
                 <w14:ligatures w14:val="standardContextual"/>
               </w:rPr>
-              <w:t>/Users/jingyi/Library/CloudStorage/Dropbox/UW/Document/moving/MovingSales/ima</w:t>
-            </w:r>
-            <w:r>
-              <w:rPr>
-                <w:rFonts w:ascii="Helvetica Neue" w:hAnsi="Helvetica Neue" w:cs="Helvetica Neue"/>
-                <w:szCs w:val="24"/>
-                <w:lang w:eastAsia="zh-CN"/>
-                <w14:ligatures w14:val="standardContextual"/>
-              </w:rPr>
-              <w:lastRenderedPageBreak/>
-              <w:t>ges/drawer_4.jpeg</w:t>
+              <w:t>/Users/jingyi/Library/CloudStorage/Dropbox/UW/Document/moving/MovingSales/images/drawer_4.jpeg</w:t>
             </w:r>
           </w:p>
         </w:tc>
@@ -4010,7 +3748,7 @@
           </w:p>
         </w:tc>
       </w:tr>
-      <w:bookmarkEnd w:id="5"/>
+      <w:bookmarkEnd w:id="3"/>
       <w:tr>
         <w:tc>
           <w:tcPr>
@@ -4346,6 +4084,7 @@
                 <w:lang w:eastAsia="zh-CN"/>
                 <w14:ligatures w14:val="standardContextual"/>
               </w:rPr>
+              <w:lastRenderedPageBreak/>
               <w:t>雅马哈</w:t>
             </w:r>
             <w:r>
@@ -4807,7 +4546,7 @@
                 <w:lang w:eastAsia="zh-CN"/>
                 <w14:ligatures w14:val="standardContextual"/>
               </w:rPr>
-              <w:t>/Users/jingyi/Library/CloudStorage/Dropbox/UW/Document/moving/MovingSales/ima</w:t>
+              <w:t>/Users/jingyi/Library/CloudStorage/Dropbox/UW/Document/moving/MovingSales/images/</w:t>
             </w:r>
             <w:r>
               <w:rPr>
@@ -4816,103 +4555,94 @@
                 <w:lang w:eastAsia="zh-CN"/>
                 <w14:ligatures w14:val="standardContextual"/>
               </w:rPr>
+              <w:t>冰柜</w:t>
+            </w:r>
+            <w:r>
+              <w:rPr>
+                <w:rFonts w:ascii="Helvetica Neue" w:hAnsi="Helvetica Neue" w:cs="Helvetica Neue"/>
+                <w:szCs w:val="24"/>
+                <w:lang w:eastAsia="zh-CN"/>
+                <w14:ligatures w14:val="standardContextual"/>
+              </w:rPr>
+              <w:t>0.jpeg.jpeg</w:t>
+            </w:r>
+          </w:p>
+          <w:p>
+            <w:pPr>
+              <w:autoSpaceDE w:val="0"/>
+              <w:autoSpaceDN w:val="0"/>
+              <w:adjustRightInd w:val="0"/>
+              <w:spacing w:after="0" w:line="240" w:lineRule="auto"/>
+              <w:rPr>
+                <w:rFonts w:ascii="Helvetica Neue" w:hAnsi="Helvetica Neue" w:cs="Helvetica Neue"/>
+                <w:szCs w:val="24"/>
+                <w:lang w:eastAsia="zh-CN"/>
+                <w14:ligatures w14:val="standardContextual"/>
+              </w:rPr>
+            </w:pPr>
+            <w:r>
+              <w:rPr>
+                <w:rFonts w:ascii="Helvetica Neue" w:hAnsi="Helvetica Neue" w:cs="Helvetica Neue"/>
+                <w:szCs w:val="24"/>
+                <w:lang w:eastAsia="zh-CN"/>
+                <w14:ligatures w14:val="standardContextual"/>
+              </w:rPr>
+              <w:t>/Users/jingyi/Library/CloudStorage/Dropbox/UW/Document/moving/MovingSales/images/</w:t>
+            </w:r>
+            <w:r>
+              <w:rPr>
+                <w:rFonts w:ascii="Helvetica Neue" w:hAnsi="Helvetica Neue" w:cs="Helvetica Neue"/>
+                <w:szCs w:val="24"/>
+                <w:lang w:eastAsia="zh-CN"/>
+                <w14:ligatures w14:val="standardContextual"/>
+              </w:rPr>
+              <w:t>冰柜</w:t>
+            </w:r>
+            <w:r>
+              <w:rPr>
+                <w:rFonts w:ascii="Helvetica Neue" w:hAnsi="Helvetica Neue" w:cs="Helvetica Neue"/>
+                <w:szCs w:val="24"/>
+                <w:lang w:eastAsia="zh-CN"/>
+                <w14:ligatures w14:val="standardContextual"/>
+              </w:rPr>
+              <w:t>1.jpeg</w:t>
+            </w:r>
+          </w:p>
+          <w:p>
+            <w:pPr>
+              <w:autoSpaceDE w:val="0"/>
+              <w:autoSpaceDN w:val="0"/>
+              <w:adjustRightInd w:val="0"/>
+              <w:spacing w:after="0" w:line="240" w:lineRule="auto"/>
+              <w:rPr>
+                <w:rFonts w:ascii="Helvetica Neue" w:hAnsi="Helvetica Neue" w:cs="Helvetica Neue"/>
+                <w:szCs w:val="24"/>
+                <w:lang w:eastAsia="zh-CN"/>
+                <w14:ligatures w14:val="standardContextual"/>
+              </w:rPr>
+            </w:pPr>
+          </w:p>
+          <w:p>
+            <w:pPr>
+              <w:autoSpaceDE w:val="0"/>
+              <w:autoSpaceDN w:val="0"/>
+              <w:adjustRightInd w:val="0"/>
+              <w:spacing w:after="0" w:line="240" w:lineRule="auto"/>
+              <w:rPr>
+                <w:rFonts w:ascii="Helvetica Neue" w:hAnsi="Helvetica Neue" w:cs="Helvetica Neue" w:hint="eastAsia"/>
+                <w:szCs w:val="24"/>
+                <w:lang w:eastAsia="zh-CN"/>
+                <w14:ligatures w14:val="standardContextual"/>
+              </w:rPr>
+            </w:pPr>
+            <w:r>
+              <w:rPr>
+                <w:rFonts w:ascii="Helvetica Neue" w:hAnsi="Helvetica Neue" w:cs="Helvetica Neue"/>
+                <w:szCs w:val="24"/>
+                <w:lang w:eastAsia="zh-CN"/>
+                <w14:ligatures w14:val="standardContextual"/>
+              </w:rPr>
               <w:lastRenderedPageBreak/>
-              <w:t>ges/</w:t>
-            </w:r>
-            <w:r>
-              <w:rPr>
-                <w:rFonts w:ascii="Helvetica Neue" w:hAnsi="Helvetica Neue" w:cs="Helvetica Neue"/>
-                <w:szCs w:val="24"/>
-                <w:lang w:eastAsia="zh-CN"/>
-                <w14:ligatures w14:val="standardContextual"/>
-              </w:rPr>
-              <w:t>冰柜</w:t>
-            </w:r>
-            <w:r>
-              <w:rPr>
-                <w:rFonts w:ascii="Helvetica Neue" w:hAnsi="Helvetica Neue" w:cs="Helvetica Neue"/>
-                <w:szCs w:val="24"/>
-                <w:lang w:eastAsia="zh-CN"/>
-                <w14:ligatures w14:val="standardContextual"/>
-              </w:rPr>
-              <w:t>0.jpeg.jpeg</w:t>
-            </w:r>
-          </w:p>
-          <w:p>
-            <w:pPr>
-              <w:autoSpaceDE w:val="0"/>
-              <w:autoSpaceDN w:val="0"/>
-              <w:adjustRightInd w:val="0"/>
-              <w:spacing w:after="0" w:line="240" w:lineRule="auto"/>
-              <w:rPr>
-                <w:rFonts w:ascii="Helvetica Neue" w:hAnsi="Helvetica Neue" w:cs="Helvetica Neue"/>
-                <w:szCs w:val="24"/>
-                <w:lang w:eastAsia="zh-CN"/>
-                <w14:ligatures w14:val="standardContextual"/>
-              </w:rPr>
-            </w:pPr>
-            <w:r>
-              <w:rPr>
-                <w:rFonts w:ascii="Helvetica Neue" w:hAnsi="Helvetica Neue" w:cs="Helvetica Neue"/>
-                <w:szCs w:val="24"/>
-                <w:lang w:eastAsia="zh-CN"/>
-                <w14:ligatures w14:val="standardContextual"/>
-              </w:rPr>
-              <w:t>/Users/jingyi/Library/CloudStorage/Dropbox/UW/Document/moving/MovingSales/images/</w:t>
-            </w:r>
-            <w:r>
-              <w:rPr>
-                <w:rFonts w:ascii="Helvetica Neue" w:hAnsi="Helvetica Neue" w:cs="Helvetica Neue"/>
-                <w:szCs w:val="24"/>
-                <w:lang w:eastAsia="zh-CN"/>
-                <w14:ligatures w14:val="standardContextual"/>
-              </w:rPr>
-              <w:t>冰柜</w:t>
-            </w:r>
-            <w:r>
-              <w:rPr>
-                <w:rFonts w:ascii="Helvetica Neue" w:hAnsi="Helvetica Neue" w:cs="Helvetica Neue"/>
-                <w:szCs w:val="24"/>
-                <w:lang w:eastAsia="zh-CN"/>
-                <w14:ligatures w14:val="standardContextual"/>
-              </w:rPr>
-              <w:t>1.jpeg</w:t>
-            </w:r>
-          </w:p>
-          <w:p>
-            <w:pPr>
-              <w:autoSpaceDE w:val="0"/>
-              <w:autoSpaceDN w:val="0"/>
-              <w:adjustRightInd w:val="0"/>
-              <w:spacing w:after="0" w:line="240" w:lineRule="auto"/>
-              <w:rPr>
-                <w:rFonts w:ascii="Helvetica Neue" w:hAnsi="Helvetica Neue" w:cs="Helvetica Neue"/>
-                <w:szCs w:val="24"/>
-                <w:lang w:eastAsia="zh-CN"/>
-                <w14:ligatures w14:val="standardContextual"/>
-              </w:rPr>
-            </w:pPr>
-          </w:p>
-          <w:p>
-            <w:pPr>
-              <w:autoSpaceDE w:val="0"/>
-              <w:autoSpaceDN w:val="0"/>
-              <w:adjustRightInd w:val="0"/>
-              <w:spacing w:after="0" w:line="240" w:lineRule="auto"/>
-              <w:rPr>
-                <w:rFonts w:ascii="Helvetica Neue" w:hAnsi="Helvetica Neue" w:cs="Helvetica Neue" w:hint="eastAsia"/>
-                <w:szCs w:val="24"/>
-                <w:lang w:eastAsia="zh-CN"/>
-                <w14:ligatures w14:val="standardContextual"/>
-              </w:rPr>
-            </w:pPr>
-            <w:r>
-              <w:rPr>
-                <w:rFonts w:ascii="Helvetica Neue" w:hAnsi="Helvetica Neue" w:cs="Helvetica Neue"/>
-                <w:szCs w:val="24"/>
-                <w:lang w:eastAsia="zh-CN"/>
-                <w14:ligatures w14:val="standardContextual"/>
-              </w:rPr>
               <w:t>/Users/jingyi/Library/CloudStorage/Dropbox/UW/Document/moving/MovingSales/images/freezer_web.jpeg</w:t>
             </w:r>
           </w:p>
@@ -4986,7 +4716,7 @@
                 <w:lang w:eastAsia="zh-CN"/>
                 <w14:ligatures w14:val="standardContextual"/>
               </w:rPr>
-              <w:t>https://www.bestbuy.com/product/insignia-7-1-cu-ft-</w:t>
+              <w:t>https://www.bestbuy.com/product/insignia-7-1-cu-ft-garage-ready-upright-convertible-freezer-stainless-steel-look/J2FPJK9PCJ/sku/6634899?utm_source=feed&amp;extStoreId=&amp;ref=212&amp;loc=1447720</w:t>
             </w:r>
             <w:r>
               <w:rPr>
@@ -4996,7 +4726,7 @@
                 <w14:ligatures w14:val="standardContextual"/>
               </w:rPr>
               <w:lastRenderedPageBreak/>
-              <w:t>garage-ready-upright-convertible-freezer-stainless-steel-look/J2FPJK9PCJ/sku/6634899?utm_source=feed&amp;extStoreId=&amp;ref=212&amp;loc=14477200735&amp;gclsrc=aw.ds&amp;gad_source=1&amp;gad_campaignid=14477200735&amp;gbraid=0AAAAAD-ORIh0mFSgcYHpQJWAlbT45zvC8&amp;gclid=CjwKCAjw9NjRBhATEiwA_p2J8bBK-0k8_lkp9gS6LbICyWksEgk2tEQHqHGawHWE3Xyi6ZUK1YoRlxoCPrUQAvD_BwE</w:t>
+              <w:t>0735&amp;gclsrc=aw.ds&amp;gad_source=1&amp;gad_campaignid=14477200735&amp;gbraid=0AAAAAD-ORIh0mFSgcYHpQJWAlbT45zvC8&amp;gclid=CjwKCAjw9NjRBhATEiwA_p2J8bBK-0k8_lkp9gS6LbICyWksEgk2tEQHqHGawHWE3Xyi6ZUK1YoRlxoCPrUQAvD_BwE</w:t>
             </w:r>
           </w:p>
         </w:tc>
@@ -5855,7 +5585,6 @@
                 <w:lang w:eastAsia="zh-CN"/>
                 <w14:ligatures w14:val="standardContextual"/>
               </w:rPr>
-              <w:lastRenderedPageBreak/>
               <w:t>小推车</w:t>
             </w:r>
           </w:p>
@@ -6006,7 +5735,7 @@
                 <w14:ligatures w14:val="standardContextual"/>
               </w:rPr>
             </w:pPr>
-            <w:bookmarkStart w:id="6" w:name="_Hlk232845745"/>
+            <w:bookmarkStart w:id="4" w:name="_Hlk232845745"/>
             <w:r>
               <w:rPr>
                 <w:rFonts w:ascii="AppleSystemUIFont" w:hAnsi="AppleSystemUIFont" w:cs="AppleSystemUIFont" w:hint="eastAsia"/>
@@ -6016,7 +5745,7 @@
               </w:rPr>
               <w:t>$8</w:t>
             </w:r>
-            <w:bookmarkEnd w:id="6"/>
+            <w:bookmarkEnd w:id="4"/>
           </w:p>
         </w:tc>
         <w:tc>
@@ -6136,7 +5865,17 @@
                 <w:lang w:eastAsia="zh-CN"/>
                 <w14:ligatures w14:val="standardContextual"/>
               </w:rPr>
-              <w:t>/Users/jingyi/Library/CloudStorage/Dropbox/UW/Document/moving/MovingSales/images/</w:t>
+              <w:t>/Users/jingyi/Library/CloudStorage/Dropbox/UW/Document/moving/</w:t>
+            </w:r>
+            <w:r>
+              <w:rPr>
+                <w:rFonts w:ascii="Helvetica Neue" w:hAnsi="Helvetica Neue" w:cs="Helvetica Neue"/>
+                <w:szCs w:val="24"/>
+                <w:lang w:eastAsia="zh-CN"/>
+                <w14:ligatures w14:val="standardContextual"/>
+              </w:rPr>
+              <w:lastRenderedPageBreak/>
+              <w:t>MovingSales/images/</w:t>
             </w:r>
             <w:r>
               <w:rPr>
@@ -6208,6 +5947,7 @@
                 <w:lang w:eastAsia="zh-CN"/>
                 <w14:ligatures w14:val="standardContextual"/>
               </w:rPr>
+              <w:lastRenderedPageBreak/>
               <w:t>高：</w:t>
             </w:r>
             <w:r>
@@ -6364,6 +6104,7 @@
                 <w:lang w:eastAsia="zh-CN"/>
                 <w14:ligatures w14:val="standardContextual"/>
               </w:rPr>
+              <w:lastRenderedPageBreak/>
               <w:t>中间拼缝有裂纹，不影响使用</w:t>
             </w:r>
           </w:p>
@@ -6418,6 +6159,7 @@
                 <w:lang w:eastAsia="zh-CN"/>
                 <w14:ligatures w14:val="standardContextual"/>
               </w:rPr>
+              <w:lastRenderedPageBreak/>
               <w:t>$</w:t>
             </w:r>
             <w:r>
@@ -7053,7 +6795,7 @@
                 <w14:ligatures w14:val="standardContextual"/>
               </w:rPr>
             </w:pPr>
-            <w:bookmarkStart w:id="7" w:name="_Hlk232855646"/>
+            <w:bookmarkStart w:id="5" w:name="_Hlk232855646"/>
             <w:r>
               <w:rPr>
                 <w:rFonts w:ascii="Helvetica Neue" w:eastAsia="PingFang SC" w:hAnsi="Helvetica Neue" w:cs="Helvetica Neue" w:hint="eastAsia"/>
@@ -7081,7 +6823,7 @@
               </w:rPr>
               <w:t>号</w:t>
             </w:r>
-            <w:bookmarkEnd w:id="7"/>
+            <w:bookmarkEnd w:id="5"/>
           </w:p>
         </w:tc>
         <w:tc>
@@ -7157,7 +6899,6 @@
                 <w:lang w:eastAsia="zh-CN"/>
                 <w14:ligatures w14:val="standardContextual"/>
               </w:rPr>
-              <w:lastRenderedPageBreak/>
               <w:t>/Users/jingyi/Library/CloudStorage/Dropbox/UW/Document/moving/MovingSales/images/chair_amazon.jpg</w:t>
             </w:r>
           </w:p>
@@ -7214,7 +6955,6 @@
                 <w:lang w:eastAsia="zh-CN"/>
                 <w14:ligatures w14:val="standardContextual"/>
               </w:rPr>
-              <w:lastRenderedPageBreak/>
               <w:t>购于</w:t>
             </w:r>
             <w:r>
@@ -7374,7 +7114,6 @@
                 <w:lang w:eastAsia="zh-CN"/>
                 <w14:ligatures w14:val="standardContextual"/>
               </w:rPr>
-              <w:lastRenderedPageBreak/>
               <w:t xml:space="preserve">Amazon </w:t>
             </w:r>
             <w:r>
@@ -7447,7 +7186,6 @@
                 <w:lang w:eastAsia="zh-CN"/>
                 <w14:ligatures w14:val="standardContextual"/>
               </w:rPr>
-              <w:lastRenderedPageBreak/>
               <w:t>¥20</w:t>
             </w:r>
           </w:p>
@@ -7529,6 +7267,7 @@
                 <w:lang w:eastAsia="zh-CN"/>
                 <w14:ligatures w14:val="standardContextual"/>
               </w:rPr>
+              <w:lastRenderedPageBreak/>
               <w:t>升降椅</w:t>
             </w:r>
             <w:r>
@@ -8355,6 +8094,43 @@
                 <w:lang w:eastAsia="zh-CN"/>
                 <w14:ligatures w14:val="standardContextual"/>
               </w:rPr>
+              <w:t>/Users/jingyi/Library/CloudStorage/Dropbox/UW/Document/moving/MovingSales/images/chair.jpeg</w:t>
+            </w:r>
+          </w:p>
+          <w:p>
+            <w:pPr>
+              <w:autoSpaceDE w:val="0"/>
+              <w:autoSpaceDN w:val="0"/>
+              <w:adjustRightInd w:val="0"/>
+              <w:spacing w:after="0" w:line="240" w:lineRule="auto"/>
+              <w:rPr>
+                <w:rFonts w:ascii="Helvetica Neue" w:hAnsi="Helvetica Neue" w:cs="Helvetica Neue"/>
+                <w:szCs w:val="24"/>
+                <w:lang w:eastAsia="zh-CN"/>
+                <w14:ligatures w14:val="standardContextual"/>
+              </w:rPr>
+            </w:pPr>
+          </w:p>
+          <w:p>
+            <w:pPr>
+              <w:autoSpaceDE w:val="0"/>
+              <w:autoSpaceDN w:val="0"/>
+              <w:adjustRightInd w:val="0"/>
+              <w:spacing w:after="0" w:line="240" w:lineRule="auto"/>
+              <w:rPr>
+                <w:rFonts w:ascii="Helvetica Neue" w:hAnsi="Helvetica Neue" w:cs="Helvetica Neue" w:hint="eastAsia"/>
+                <w:szCs w:val="24"/>
+                <w:lang w:eastAsia="zh-CN"/>
+                <w14:ligatures w14:val="standardContextual"/>
+              </w:rPr>
+            </w:pPr>
+            <w:r>
+              <w:rPr>
+                <w:rFonts w:ascii="Helvetica Neue" w:hAnsi="Helvetica Neue" w:cs="Helvetica Neue"/>
+                <w:szCs w:val="24"/>
+                <w:lang w:eastAsia="zh-CN"/>
+                <w14:ligatures w14:val="standardContextual"/>
+              </w:rPr>
               <w:t>/Users/jingyi/Library/CloudStorage/Dropbox/UW/Do</w:t>
             </w:r>
             <w:r>
@@ -8365,44 +8141,7 @@
                 <w14:ligatures w14:val="standardContextual"/>
               </w:rPr>
               <w:lastRenderedPageBreak/>
-              <w:t>cument/moving/MovingSales/images/chair.jpeg</w:t>
-            </w:r>
-          </w:p>
-          <w:p>
-            <w:pPr>
-              <w:autoSpaceDE w:val="0"/>
-              <w:autoSpaceDN w:val="0"/>
-              <w:adjustRightInd w:val="0"/>
-              <w:spacing w:after="0" w:line="240" w:lineRule="auto"/>
-              <w:rPr>
-                <w:rFonts w:ascii="Helvetica Neue" w:hAnsi="Helvetica Neue" w:cs="Helvetica Neue"/>
-                <w:szCs w:val="24"/>
-                <w:lang w:eastAsia="zh-CN"/>
-                <w14:ligatures w14:val="standardContextual"/>
-              </w:rPr>
-            </w:pPr>
-          </w:p>
-          <w:p>
-            <w:pPr>
-              <w:autoSpaceDE w:val="0"/>
-              <w:autoSpaceDN w:val="0"/>
-              <w:adjustRightInd w:val="0"/>
-              <w:spacing w:after="0" w:line="240" w:lineRule="auto"/>
-              <w:rPr>
-                <w:rFonts w:ascii="Helvetica Neue" w:hAnsi="Helvetica Neue" w:cs="Helvetica Neue" w:hint="eastAsia"/>
-                <w:szCs w:val="24"/>
-                <w:lang w:eastAsia="zh-CN"/>
-                <w14:ligatures w14:val="standardContextual"/>
-              </w:rPr>
-            </w:pPr>
-            <w:r>
-              <w:rPr>
-                <w:rFonts w:ascii="Helvetica Neue" w:hAnsi="Helvetica Neue" w:cs="Helvetica Neue"/>
-                <w:szCs w:val="24"/>
-                <w:lang w:eastAsia="zh-CN"/>
-                <w14:ligatures w14:val="standardContextual"/>
-              </w:rPr>
-              <w:t>/Users/jingyi/Library/CloudStorage/Dropbox/UW/Document/moving/MovingSales/images/chair_crack.jpeg</w:t>
+              <w:t>cument/moving/MovingSales/images/chair_crack.jpeg</w:t>
             </w:r>
           </w:p>
         </w:tc>
@@ -8457,17 +8196,7 @@
                 <w14:ligatures w14:val="standardContextual"/>
               </w:rPr>
               <w:lastRenderedPageBreak/>
-              <w:t>其中一个椅子椅背有裂纹，正常可以</w:t>
-            </w:r>
-            <w:r>
-              <w:rPr>
-                <w:rFonts w:ascii="Helvetica" w:eastAsia="PingFang SC" w:hAnsi="Helvetica" w:cs="Helvetica" w:hint="eastAsia"/>
-                <w:szCs w:val="24"/>
-                <w:lang w:eastAsia="zh-CN"/>
-                <w14:ligatures w14:val="standardContextual"/>
-              </w:rPr>
-              <w:lastRenderedPageBreak/>
-              <w:t>使用，但估计不能承受大重量依靠</w:t>
+              <w:t>其中一个椅子椅背有裂纹，正常可以使用，但估计不能承受大重量依靠</w:t>
             </w:r>
           </w:p>
         </w:tc>
@@ -8521,7 +8250,6 @@
                 <w:lang w:eastAsia="zh-CN"/>
                 <w14:ligatures w14:val="standardContextual"/>
               </w:rPr>
-              <w:lastRenderedPageBreak/>
               <w:t>两个：</w:t>
             </w:r>
             <w:r>
@@ -8660,6 +8388,15 @@
                 <w14:ligatures w14:val="standardContextual"/>
               </w:rPr>
             </w:pPr>
+            <w:r>
+              <w:rPr>
+                <w:rFonts w:ascii="Helvetica Neue" w:eastAsia="PingFang SC" w:hAnsi="Helvetica Neue" w:cs="Helvetica Neue" w:hint="eastAsia"/>
+                <w:szCs w:val="24"/>
+                <w:lang w:eastAsia="zh-CN"/>
+                <w14:ligatures w14:val="standardContextual"/>
+              </w:rPr>
+              <w:t>绿色沙发</w:t>
+            </w:r>
           </w:p>
         </w:tc>
         <w:tc>
@@ -8691,6 +8428,15 @@
                 <w14:ligatures w14:val="standardContextual"/>
               </w:rPr>
             </w:pPr>
+            <w:r>
+              <w:rPr>
+                <w:rFonts w:ascii="Helvetica Neue" w:hAnsi="Helvetica Neue" w:cs="Helvetica Neue"/>
+                <w:szCs w:val="24"/>
+                <w:lang w:eastAsia="zh-CN"/>
+                <w14:ligatures w14:val="standardContextual"/>
+              </w:rPr>
+              <w:t>/Users/jingyi/Library/CloudStorage/Dropbox/UW/Document/moving/MovingSales/images/sofa_green.jpeg</w:t>
+            </w:r>
           </w:p>
         </w:tc>
         <w:tc>
@@ -8730,12 +8476,21 @@
               <w:adjustRightInd w:val="0"/>
               <w:spacing w:after="0" w:line="240" w:lineRule="auto"/>
               <w:rPr>
-                <w:rFonts w:ascii="Helvetica" w:eastAsia="PingFang SC" w:hAnsi="Helvetica" w:cs="Helvetica"/>
-                <w:szCs w:val="24"/>
-                <w:lang w:eastAsia="zh-CN"/>
-                <w14:ligatures w14:val="standardContextual"/>
-              </w:rPr>
-            </w:pPr>
+                <w:rFonts w:ascii="Helvetica" w:eastAsia="PingFang SC" w:hAnsi="Helvetica" w:cs="Helvetica" w:hint="eastAsia"/>
+                <w:szCs w:val="24"/>
+                <w:lang w:eastAsia="zh-CN"/>
+                <w14:ligatures w14:val="standardContextual"/>
+              </w:rPr>
+            </w:pPr>
+            <w:r>
+              <w:rPr>
+                <w:rFonts w:ascii="Helvetica" w:eastAsia="PingFang SC" w:hAnsi="Helvetica" w:cs="Helvetica" w:hint="eastAsia"/>
+                <w:szCs w:val="24"/>
+                <w:lang w:eastAsia="zh-CN"/>
+                <w14:ligatures w14:val="standardContextual"/>
+              </w:rPr>
+              <w:t>质量超好，很沉，内部有钢丝床，可拉开当床用</w:t>
+            </w:r>
           </w:p>
         </w:tc>
         <w:tc>
@@ -8781,6 +8536,24 @@
                 <w14:ligatures w14:val="standardContextual"/>
               </w:rPr>
             </w:pPr>
+            <w:r>
+              <w:rPr>
+                <w:rFonts w:ascii="AppleSystemUIFont" w:hAnsi="AppleSystemUIFont" w:cs="AppleSystemUIFont" w:hint="eastAsia"/>
+                <w:szCs w:val="24"/>
+                <w:lang w:eastAsia="zh-CN"/>
+                <w14:ligatures w14:val="standardContextual"/>
+              </w:rPr>
+              <w:t>$</w:t>
+            </w:r>
+            <w:r>
+              <w:rPr>
+                <w:rFonts w:ascii="AppleSystemUIFont" w:hAnsi="AppleSystemUIFont" w:cs="AppleSystemUIFont" w:hint="eastAsia"/>
+                <w:szCs w:val="24"/>
+                <w:lang w:eastAsia="zh-CN"/>
+                <w14:ligatures w14:val="standardContextual"/>
+              </w:rPr>
+              <w:t>30</w:t>
+            </w:r>
           </w:p>
         </w:tc>
         <w:tc>
@@ -8853,6 +8626,15 @@
                 <w14:ligatures w14:val="standardContextual"/>
               </w:rPr>
             </w:pPr>
+            <w:r>
+              <w:rPr>
+                <w:rFonts w:ascii="Helvetica Neue" w:eastAsia="PingFang SC" w:hAnsi="Helvetica Neue" w:cs="Helvetica Neue" w:hint="eastAsia"/>
+                <w:szCs w:val="24"/>
+                <w:lang w:eastAsia="zh-CN"/>
+                <w14:ligatures w14:val="standardContextual"/>
+              </w:rPr>
+              <w:t>灰色沙发</w:t>
+            </w:r>
           </w:p>
         </w:tc>
         <w:tc>
@@ -8884,6 +8666,15 @@
                 <w14:ligatures w14:val="standardContextual"/>
               </w:rPr>
             </w:pPr>
+            <w:r>
+              <w:rPr>
+                <w:rFonts w:ascii="Helvetica Neue" w:hAnsi="Helvetica Neue" w:cs="Helvetica Neue"/>
+                <w:szCs w:val="24"/>
+                <w:lang w:eastAsia="zh-CN"/>
+                <w14:ligatures w14:val="standardContextual"/>
+              </w:rPr>
+              <w:t>/Users/jingyi/Library/CloudStorage/Dropbox/UW/Document/moving/MovingSales/images/sofa_gray.jpeg</w:t>
+            </w:r>
           </w:p>
         </w:tc>
         <w:tc>
@@ -8923,12 +8714,21 @@
               <w:adjustRightInd w:val="0"/>
               <w:spacing w:after="0" w:line="240" w:lineRule="auto"/>
               <w:rPr>
-                <w:rFonts w:ascii="Helvetica" w:eastAsia="PingFang SC" w:hAnsi="Helvetica" w:cs="Helvetica"/>
-                <w:szCs w:val="24"/>
-                <w:lang w:eastAsia="zh-CN"/>
-                <w14:ligatures w14:val="standardContextual"/>
-              </w:rPr>
-            </w:pPr>
+                <w:rFonts w:ascii="Helvetica" w:eastAsia="PingFang SC" w:hAnsi="Helvetica" w:cs="Helvetica" w:hint="eastAsia"/>
+                <w:szCs w:val="24"/>
+                <w:lang w:eastAsia="zh-CN"/>
+                <w14:ligatures w14:val="standardContextual"/>
+              </w:rPr>
+            </w:pPr>
+            <w:r>
+              <w:rPr>
+                <w:rFonts w:ascii="Helvetica" w:eastAsia="PingFang SC" w:hAnsi="Helvetica" w:cs="Helvetica" w:hint="eastAsia"/>
+                <w:szCs w:val="24"/>
+                <w:lang w:eastAsia="zh-CN"/>
+                <w14:ligatures w14:val="standardContextual"/>
+              </w:rPr>
+              <w:t>后背可放倒，当床用</w:t>
+            </w:r>
           </w:p>
         </w:tc>
         <w:tc>
@@ -8974,6 +8774,15 @@
                 <w14:ligatures w14:val="standardContextual"/>
               </w:rPr>
             </w:pPr>
+            <w:r>
+              <w:rPr>
+                <w:rFonts w:ascii="AppleSystemUIFont" w:hAnsi="AppleSystemUIFont" w:cs="AppleSystemUIFont" w:hint="eastAsia"/>
+                <w:szCs w:val="24"/>
+                <w:lang w:eastAsia="zh-CN"/>
+                <w14:ligatures w14:val="standardContextual"/>
+              </w:rPr>
+              <w:t>$7</w:t>
+            </w:r>
           </w:p>
         </w:tc>
         <w:tc>

--- a/搬家.docx
+++ b/搬家.docx
@@ -3817,7 +3817,7 @@
                 <w:lang w:eastAsia="zh-CN"/>
                 <w14:ligatures w14:val="standardContextual"/>
               </w:rPr>
-              <w:t>9</w:t>
+              <w:t>10</w:t>
             </w:r>
             <w:r>
               <w:rPr>
@@ -4031,18 +4031,74 @@
             <w:pPr>
               <w:jc w:val="center"/>
               <w:rPr>
-                <w:rFonts w:ascii="Helvetica Neue" w:eastAsia="PingFang SC" w:hAnsi="Helvetica Neue" w:cs="Helvetica Neue"/>
-                <w:szCs w:val="24"/>
-                <w:lang w:eastAsia="zh-CN"/>
-              </w:rPr>
-            </w:pPr>
-            <w:r>
-              <w:rPr>
                 <w:rFonts w:ascii="Helvetica Neue" w:eastAsia="PingFang SC" w:hAnsi="Helvetica Neue" w:cs="Helvetica Neue" w:hint="eastAsia"/>
                 <w:szCs w:val="24"/>
                 <w:lang w:eastAsia="zh-CN"/>
               </w:rPr>
-              <w:t>已出两个</w:t>
+            </w:pPr>
+            <w:r>
+              <w:rPr>
+                <w:rFonts w:ascii="Helvetica Neue" w:eastAsia="PingFang SC" w:hAnsi="Helvetica Neue" w:cs="Helvetica Neue" w:hint="eastAsia"/>
+                <w:szCs w:val="24"/>
+                <w:lang w:eastAsia="zh-CN"/>
+              </w:rPr>
+              <w:t>已出</w:t>
+            </w:r>
+            <w:r>
+              <w:rPr>
+                <w:rFonts w:ascii="Helvetica Neue" w:eastAsia="PingFang SC" w:hAnsi="Helvetica Neue" w:cs="Helvetica Neue" w:hint="eastAsia"/>
+                <w:szCs w:val="24"/>
+                <w:lang w:eastAsia="zh-CN"/>
+              </w:rPr>
+              <w:t>4</w:t>
+            </w:r>
+            <w:r>
+              <w:rPr>
+                <w:rFonts w:ascii="Helvetica Neue" w:eastAsia="PingFang SC" w:hAnsi="Helvetica Neue" w:cs="Helvetica Neue" w:hint="eastAsia"/>
+                <w:szCs w:val="24"/>
+                <w:lang w:eastAsia="zh-CN"/>
+              </w:rPr>
+              <w:t>个</w:t>
+            </w:r>
+            <w:r>
+              <w:rPr>
+                <w:rFonts w:ascii="Helvetica Neue" w:eastAsia="PingFang SC" w:hAnsi="Helvetica Neue" w:cs="Helvetica Neue" w:hint="eastAsia"/>
+                <w:szCs w:val="24"/>
+                <w:lang w:eastAsia="zh-CN"/>
+              </w:rPr>
+              <w:t xml:space="preserve">; </w:t>
+            </w:r>
+            <w:r>
+              <w:rPr>
+                <w:rFonts w:ascii="Helvetica Neue" w:eastAsia="PingFang SC" w:hAnsi="Helvetica Neue" w:cs="Helvetica Neue" w:hint="eastAsia"/>
+                <w:szCs w:val="24"/>
+                <w:lang w:eastAsia="zh-CN"/>
+              </w:rPr>
+              <w:t>剩</w:t>
+            </w:r>
+            <w:r>
+              <w:rPr>
+                <w:rFonts w:ascii="Helvetica Neue" w:eastAsia="PingFang SC" w:hAnsi="Helvetica Neue" w:cs="Helvetica Neue" w:hint="eastAsia"/>
+                <w:szCs w:val="24"/>
+                <w:lang w:eastAsia="zh-CN"/>
+              </w:rPr>
+              <w:t>6</w:t>
+            </w:r>
+            <w:r>
+              <w:rPr>
+                <w:rFonts w:ascii="Helvetica Neue" w:eastAsia="PingFang SC" w:hAnsi="Helvetica Neue" w:cs="Helvetica Neue" w:hint="eastAsia"/>
+                <w:szCs w:val="24"/>
+                <w:lang w:eastAsia="zh-CN"/>
+              </w:rPr>
+              <w:t>个</w:t>
+            </w:r>
+            <w:r>
+              <w:rPr>
+                <w:rFonts w:ascii="Helvetica Neue" w:eastAsia="PingFang SC" w:hAnsi="Helvetica Neue" w:cs="Helvetica Neue" w:hint="eastAsia"/>
+                <w:szCs w:val="24"/>
+                <w:lang w:eastAsia="zh-CN"/>
+              </w:rPr>
+              <w:t>Available</w:t>
             </w:r>
           </w:p>
         </w:tc>
@@ -4419,12 +4475,25 @@
               <w:adjustRightInd w:val="0"/>
               <w:spacing w:after="0" w:line="240" w:lineRule="auto"/>
               <w:rPr>
-                <w:rFonts w:ascii="Helvetica Neue" w:eastAsia="PingFang SC" w:hAnsi="Helvetica Neue" w:cs="Helvetica Neue"/>
-                <w:szCs w:val="24"/>
-                <w:lang w:eastAsia="zh-CN"/>
-                <w14:ligatures w14:val="standardContextual"/>
-              </w:rPr>
-            </w:pPr>
+                <w:rFonts w:ascii="Helvetica Neue" w:eastAsia="PingFang SC" w:hAnsi="Helvetica Neue" w:cs="Helvetica Neue" w:hint="eastAsia"/>
+                <w:szCs w:val="24"/>
+                <w:lang w:eastAsia="zh-CN"/>
+                <w14:ligatures w14:val="standardContextual"/>
+              </w:rPr>
+            </w:pPr>
+            <w:r>
+              <w:rPr>
+                <w:lang w:eastAsia="zh-CN"/>
+              </w:rPr>
+              <w:t>潜在买家预约专业人员进行评估，欢迎其他朋友继续咨询</w:t>
+            </w:r>
+            <w:r>
+              <w:rPr>
+                <w:rFonts w:ascii="SimSun" w:eastAsia="SimSun" w:hAnsi="SimSun" w:cs="SimSun" w:hint="eastAsia"/>
+                <w:lang w:eastAsia="zh-CN"/>
+              </w:rPr>
+              <w:t>。</w:t>
+            </w:r>
           </w:p>
         </w:tc>
       </w:tr>
@@ -8781,7 +8850,16 @@
                 <w:lang w:eastAsia="zh-CN"/>
                 <w14:ligatures w14:val="standardContextual"/>
               </w:rPr>
-              <w:t>$7</w:t>
+              <w:t>$</w:t>
+            </w:r>
+            <w:r>
+              <w:rPr>
+                <w:rFonts w:ascii="AppleSystemUIFont" w:hAnsi="AppleSystemUIFont" w:cs="AppleSystemUIFont" w:hint="eastAsia"/>
+                <w:szCs w:val="24"/>
+                <w:lang w:eastAsia="zh-CN"/>
+                <w14:ligatures w14:val="standardContextual"/>
+              </w:rPr>
+              <w:t>5</w:t>
             </w:r>
           </w:p>
         </w:tc>
@@ -9048,6 +9126,15 @@
                 <w14:ligatures w14:val="standardContextual"/>
               </w:rPr>
             </w:pPr>
+            <w:r>
+              <w:rPr>
+                <w:rFonts w:ascii="Helvetica Neue" w:eastAsia="PingFang SC" w:hAnsi="Helvetica Neue" w:cs="Helvetica Neue"/>
+                <w:szCs w:val="24"/>
+                <w:lang w:eastAsia="zh-CN"/>
+                <w14:ligatures w14:val="standardContextual"/>
+              </w:rPr>
+              <w:t>Recliner</w:t>
+            </w:r>
           </w:p>
         </w:tc>
         <w:tc>
@@ -9079,6 +9166,15 @@
                 <w14:ligatures w14:val="standardContextual"/>
               </w:rPr>
             </w:pPr>
+            <w:r>
+              <w:rPr>
+                <w:rFonts w:ascii="Helvetica Neue" w:hAnsi="Helvetica Neue" w:cs="Helvetica Neue"/>
+                <w:szCs w:val="24"/>
+                <w:lang w:eastAsia="zh-CN"/>
+                <w14:ligatures w14:val="standardContextual"/>
+              </w:rPr>
+              <w:t>/Users/jingyi/Library/CloudStorage/Dropbox/UW/Document/moving/MovingSales/images/reclinder.jpeg</w:t>
+            </w:r>
           </w:p>
         </w:tc>
         <w:tc>
@@ -9119,6 +9215,1394 @@
               <w:spacing w:after="0" w:line="240" w:lineRule="auto"/>
               <w:rPr>
                 <w:rFonts w:ascii="Helvetica" w:eastAsia="PingFang SC" w:hAnsi="Helvetica" w:cs="Helvetica"/>
+                <w:szCs w:val="24"/>
+                <w:lang w:eastAsia="zh-CN"/>
+                <w14:ligatures w14:val="standardContextual"/>
+              </w:rPr>
+            </w:pPr>
+            <w:r>
+              <w:rPr>
+                <w:rFonts w:ascii="Helvetica" w:eastAsia="PingFang SC" w:hAnsi="Helvetica" w:cs="Helvetica" w:hint="eastAsia"/>
+                <w:szCs w:val="24"/>
+                <w:lang w:eastAsia="zh-CN"/>
+                <w14:ligatures w14:val="standardContextual"/>
+              </w:rPr>
+              <w:t>表面</w:t>
+            </w:r>
+            <w:r>
+              <w:rPr>
+                <w:rFonts w:ascii="Helvetica" w:eastAsia="PingFang SC" w:hAnsi="Helvetica" w:cs="Helvetica" w:hint="eastAsia"/>
+                <w:szCs w:val="24"/>
+                <w:lang w:eastAsia="zh-CN"/>
+                <w14:ligatures w14:val="standardContextual"/>
+              </w:rPr>
+              <w:t>fabric</w:t>
+            </w:r>
+            <w:r>
+              <w:rPr>
+                <w:rFonts w:ascii="Helvetica" w:eastAsia="PingFang SC" w:hAnsi="Helvetica" w:cs="Helvetica" w:hint="eastAsia"/>
+                <w:szCs w:val="24"/>
+                <w:lang w:eastAsia="zh-CN"/>
+                <w14:ligatures w14:val="standardContextual"/>
+              </w:rPr>
+              <w:t>破损</w:t>
+            </w:r>
+            <w:r>
+              <w:rPr>
+                <w:rFonts w:ascii="Helvetica" w:eastAsia="PingFang SC" w:hAnsi="Helvetica" w:cs="Helvetica" w:hint="eastAsia"/>
+                <w:szCs w:val="24"/>
+                <w:lang w:eastAsia="zh-CN"/>
+                <w14:ligatures w14:val="standardContextual"/>
+              </w:rPr>
+              <w:t>，免费</w:t>
+            </w:r>
+          </w:p>
+        </w:tc>
+        <w:tc>
+          <w:tcPr>
+            <w:tcW w:w="2160" w:type="dxa"/>
+            <w:tcBorders>
+              <w:top w:val="single" w:sz="8" w:space="0" w:color="9A9A9A"/>
+              <w:left w:val="single" w:sz="8" w:space="0" w:color="9A9A9A"/>
+              <w:bottom w:val="single" w:sz="8" w:space="0" w:color="9A9A9A"/>
+              <w:right w:val="single" w:sz="8" w:space="0" w:color="9A9A9A"/>
+            </w:tcBorders>
+            <w:tcMar>
+              <w:top w:w="100" w:type="nil"/>
+              <w:left w:w="20" w:type="nil"/>
+              <w:bottom w:w="20" w:type="nil"/>
+              <w:right w:w="100" w:type="nil"/>
+            </w:tcMar>
+          </w:tcPr>
+          <w:p>
+            <w:pPr>
+              <w:tabs>
+                <w:tab w:val="left" w:pos="560"/>
+                <w:tab w:val="left" w:pos="1120"/>
+                <w:tab w:val="left" w:pos="1680"/>
+                <w:tab w:val="left" w:pos="2240"/>
+                <w:tab w:val="left" w:pos="2800"/>
+                <w:tab w:val="left" w:pos="3360"/>
+                <w:tab w:val="left" w:pos="3920"/>
+                <w:tab w:val="left" w:pos="4480"/>
+                <w:tab w:val="left" w:pos="5040"/>
+                <w:tab w:val="left" w:pos="5600"/>
+                <w:tab w:val="left" w:pos="6160"/>
+                <w:tab w:val="left" w:pos="6720"/>
+              </w:tabs>
+              <w:autoSpaceDE w:val="0"/>
+              <w:autoSpaceDN w:val="0"/>
+              <w:adjustRightInd w:val="0"/>
+              <w:spacing w:after="0" w:line="240" w:lineRule="auto"/>
+              <w:rPr>
+                <w:rFonts w:ascii="AppleSystemUIFont" w:hAnsi="AppleSystemUIFont" w:cs="AppleSystemUIFont" w:hint="eastAsia"/>
+                <w:szCs w:val="24"/>
+                <w:lang w:eastAsia="zh-CN"/>
+                <w14:ligatures w14:val="standardContextual"/>
+              </w:rPr>
+            </w:pPr>
+            <w:r>
+              <w:rPr>
+                <w:rFonts w:ascii="AppleSystemUIFont" w:hAnsi="AppleSystemUIFont" w:cs="AppleSystemUIFont" w:hint="eastAsia"/>
+                <w:szCs w:val="24"/>
+                <w:lang w:eastAsia="zh-CN"/>
+                <w14:ligatures w14:val="standardContextual"/>
+              </w:rPr>
+              <w:t>免费</w:t>
+            </w:r>
+          </w:p>
+        </w:tc>
+        <w:tc>
+          <w:tcPr>
+            <w:tcW w:w="2160" w:type="dxa"/>
+            <w:tcBorders>
+              <w:top w:val="single" w:sz="8" w:space="0" w:color="9A9A9A"/>
+              <w:left w:val="single" w:sz="8" w:space="0" w:color="9A9A9A"/>
+              <w:bottom w:val="single" w:sz="8" w:space="0" w:color="9A9A9A"/>
+              <w:right w:val="single" w:sz="8" w:space="0" w:color="9A9A9A"/>
+            </w:tcBorders>
+          </w:tcPr>
+          <w:p>
+            <w:pPr>
+              <w:tabs>
+                <w:tab w:val="left" w:pos="560"/>
+                <w:tab w:val="left" w:pos="1120"/>
+                <w:tab w:val="left" w:pos="1680"/>
+                <w:tab w:val="left" w:pos="2240"/>
+                <w:tab w:val="left" w:pos="2800"/>
+                <w:tab w:val="left" w:pos="3360"/>
+                <w:tab w:val="left" w:pos="3920"/>
+                <w:tab w:val="left" w:pos="4480"/>
+                <w:tab w:val="left" w:pos="5040"/>
+                <w:tab w:val="left" w:pos="5600"/>
+                <w:tab w:val="left" w:pos="6160"/>
+                <w:tab w:val="left" w:pos="6720"/>
+              </w:tabs>
+              <w:autoSpaceDE w:val="0"/>
+              <w:autoSpaceDN w:val="0"/>
+              <w:adjustRightInd w:val="0"/>
+              <w:spacing w:after="0" w:line="240" w:lineRule="auto"/>
+              <w:rPr>
+                <w:rFonts w:ascii="Helvetica Neue" w:eastAsia="PingFang SC" w:hAnsi="Helvetica Neue" w:cs="Helvetica Neue"/>
+                <w:szCs w:val="24"/>
+                <w:lang w:eastAsia="zh-CN"/>
+                <w14:ligatures w14:val="standardContextual"/>
+              </w:rPr>
+            </w:pPr>
+          </w:p>
+        </w:tc>
+      </w:tr>
+      <w:tr>
+        <w:tc>
+          <w:tcPr>
+            <w:tcW w:w="2268" w:type="dxa"/>
+            <w:tcBorders>
+              <w:top w:val="single" w:sz="8" w:space="0" w:color="9A9A9A"/>
+              <w:left w:val="single" w:sz="8" w:space="0" w:color="9A9A9A"/>
+              <w:bottom w:val="single" w:sz="8" w:space="0" w:color="9A9A9A"/>
+              <w:right w:val="single" w:sz="8" w:space="0" w:color="9A9A9A"/>
+            </w:tcBorders>
+            <w:tcMar>
+              <w:top w:w="100" w:type="nil"/>
+              <w:left w:w="20" w:type="nil"/>
+              <w:bottom w:w="20" w:type="nil"/>
+              <w:right w:w="100" w:type="nil"/>
+            </w:tcMar>
+          </w:tcPr>
+          <w:p>
+            <w:pPr>
+              <w:autoSpaceDE w:val="0"/>
+              <w:autoSpaceDN w:val="0"/>
+              <w:adjustRightInd w:val="0"/>
+              <w:spacing w:after="0" w:line="240" w:lineRule="auto"/>
+              <w:rPr>
+                <w:rFonts w:ascii="Helvetica Neue" w:eastAsia="PingFang SC" w:hAnsi="Helvetica Neue" w:cs="Helvetica Neue"/>
+                <w:szCs w:val="24"/>
+                <w:lang w:eastAsia="zh-CN"/>
+                <w14:ligatures w14:val="standardContextual"/>
+              </w:rPr>
+            </w:pPr>
+            <w:r>
+              <w:rPr>
+                <w:rFonts w:ascii="Helvetica Neue" w:eastAsia="PingFang SC" w:hAnsi="Helvetica Neue" w:cs="Helvetica Neue" w:hint="eastAsia"/>
+                <w:szCs w:val="24"/>
+                <w:lang w:eastAsia="zh-CN"/>
+                <w14:ligatures w14:val="standardContextual"/>
+              </w:rPr>
+              <w:t>白色铁皮柜</w:t>
+            </w:r>
+          </w:p>
+        </w:tc>
+        <w:tc>
+          <w:tcPr>
+            <w:tcW w:w="2160" w:type="dxa"/>
+            <w:tcBorders>
+              <w:top w:val="single" w:sz="8" w:space="0" w:color="9A9A9A"/>
+              <w:left w:val="single" w:sz="8" w:space="0" w:color="9A9A9A"/>
+              <w:bottom w:val="single" w:sz="8" w:space="0" w:color="9A9A9A"/>
+              <w:right w:val="single" w:sz="8" w:space="0" w:color="9A9A9A"/>
+            </w:tcBorders>
+            <w:tcMar>
+              <w:top w:w="100" w:type="nil"/>
+              <w:left w:w="20" w:type="nil"/>
+              <w:bottom w:w="20" w:type="nil"/>
+              <w:right w:w="100" w:type="nil"/>
+            </w:tcMar>
+          </w:tcPr>
+          <w:p>
+            <w:pPr>
+              <w:autoSpaceDE w:val="0"/>
+              <w:autoSpaceDN w:val="0"/>
+              <w:adjustRightInd w:val="0"/>
+              <w:spacing w:after="0" w:line="240" w:lineRule="auto"/>
+              <w:rPr>
+                <w:rFonts w:ascii="Helvetica Neue" w:hAnsi="Helvetica Neue" w:cs="Helvetica Neue" w:hint="eastAsia"/>
+                <w:szCs w:val="24"/>
+                <w:lang w:eastAsia="zh-CN"/>
+                <w14:ligatures w14:val="standardContextual"/>
+              </w:rPr>
+            </w:pPr>
+            <w:r>
+              <w:rPr>
+                <w:rFonts w:ascii="Helvetica Neue" w:hAnsi="Helvetica Neue" w:cs="Helvetica Neue"/>
+                <w:szCs w:val="24"/>
+                <w:lang w:eastAsia="zh-CN"/>
+                <w14:ligatures w14:val="standardContextual"/>
+              </w:rPr>
+              <w:t>/Users/jingyi/Library/CloudStorage/Dropbox/UW/Document/moving/MovingSales/images/</w:t>
+            </w:r>
+            <w:r>
+              <w:rPr>
+                <w:rFonts w:ascii="Helvetica Neue" w:hAnsi="Helvetica Neue" w:cs="Helvetica Neue"/>
+                <w:szCs w:val="24"/>
+                <w:lang w:eastAsia="zh-CN"/>
+                <w14:ligatures w14:val="standardContextual"/>
+              </w:rPr>
+              <w:t>铁皮柜子</w:t>
+            </w:r>
+            <w:r>
+              <w:rPr>
+                <w:rFonts w:ascii="Helvetica Neue" w:hAnsi="Helvetica Neue" w:cs="Helvetica Neue"/>
+                <w:szCs w:val="24"/>
+                <w:lang w:eastAsia="zh-CN"/>
+                <w14:ligatures w14:val="standardContextual"/>
+              </w:rPr>
+              <w:t>.jpeg</w:t>
+            </w:r>
+          </w:p>
+        </w:tc>
+        <w:tc>
+          <w:tcPr>
+            <w:tcW w:w="2160" w:type="dxa"/>
+            <w:tcBorders>
+              <w:top w:val="single" w:sz="8" w:space="0" w:color="9A9A9A"/>
+              <w:left w:val="single" w:sz="8" w:space="0" w:color="9A9A9A"/>
+              <w:bottom w:val="single" w:sz="8" w:space="0" w:color="9A9A9A"/>
+              <w:right w:val="single" w:sz="8" w:space="0" w:color="9A9A9A"/>
+            </w:tcBorders>
+            <w:tcMar>
+              <w:top w:w="100" w:type="nil"/>
+              <w:left w:w="20" w:type="nil"/>
+              <w:bottom w:w="20" w:type="nil"/>
+              <w:right w:w="100" w:type="nil"/>
+            </w:tcMar>
+          </w:tcPr>
+          <w:p>
+            <w:pPr>
+              <w:tabs>
+                <w:tab w:val="left" w:pos="560"/>
+                <w:tab w:val="left" w:pos="1120"/>
+                <w:tab w:val="left" w:pos="1680"/>
+                <w:tab w:val="left" w:pos="2240"/>
+                <w:tab w:val="left" w:pos="2800"/>
+                <w:tab w:val="left" w:pos="3360"/>
+                <w:tab w:val="left" w:pos="3920"/>
+                <w:tab w:val="left" w:pos="4480"/>
+                <w:tab w:val="left" w:pos="5040"/>
+                <w:tab w:val="left" w:pos="5600"/>
+                <w:tab w:val="left" w:pos="6160"/>
+                <w:tab w:val="left" w:pos="6720"/>
+              </w:tabs>
+              <w:autoSpaceDE w:val="0"/>
+              <w:autoSpaceDN w:val="0"/>
+              <w:adjustRightInd w:val="0"/>
+              <w:spacing w:after="0" w:line="240" w:lineRule="auto"/>
+              <w:rPr>
+                <w:rFonts w:ascii="Helvetica" w:eastAsia="PingFang SC" w:hAnsi="Helvetica" w:cs="Helvetica" w:hint="eastAsia"/>
+                <w:szCs w:val="24"/>
+                <w:lang w:eastAsia="zh-CN"/>
+                <w14:ligatures w14:val="standardContextual"/>
+              </w:rPr>
+            </w:pPr>
+            <w:r>
+              <w:rPr>
+                <w:rFonts w:ascii="Helvetica Neue" w:hAnsi="Helvetica Neue" w:cs="Helvetica Neue" w:hint="eastAsia"/>
+                <w:szCs w:val="24"/>
+                <w:lang w:eastAsia="zh-CN"/>
+                <w14:ligatures w14:val="standardContextual"/>
+              </w:rPr>
+              <w:t>铁皮柜</w:t>
+            </w:r>
+          </w:p>
+        </w:tc>
+        <w:tc>
+          <w:tcPr>
+            <w:tcW w:w="2160" w:type="dxa"/>
+            <w:tcBorders>
+              <w:top w:val="single" w:sz="8" w:space="0" w:color="9A9A9A"/>
+              <w:left w:val="single" w:sz="8" w:space="0" w:color="9A9A9A"/>
+              <w:bottom w:val="single" w:sz="8" w:space="0" w:color="9A9A9A"/>
+              <w:right w:val="single" w:sz="8" w:space="0" w:color="9A9A9A"/>
+            </w:tcBorders>
+            <w:tcMar>
+              <w:top w:w="100" w:type="nil"/>
+              <w:left w:w="20" w:type="nil"/>
+              <w:bottom w:w="20" w:type="nil"/>
+              <w:right w:w="100" w:type="nil"/>
+            </w:tcMar>
+          </w:tcPr>
+          <w:p>
+            <w:pPr>
+              <w:tabs>
+                <w:tab w:val="left" w:pos="560"/>
+                <w:tab w:val="left" w:pos="1120"/>
+                <w:tab w:val="left" w:pos="1680"/>
+                <w:tab w:val="left" w:pos="2240"/>
+                <w:tab w:val="left" w:pos="2800"/>
+                <w:tab w:val="left" w:pos="3360"/>
+                <w:tab w:val="left" w:pos="3920"/>
+                <w:tab w:val="left" w:pos="4480"/>
+                <w:tab w:val="left" w:pos="5040"/>
+                <w:tab w:val="left" w:pos="5600"/>
+                <w:tab w:val="left" w:pos="6160"/>
+                <w:tab w:val="left" w:pos="6720"/>
+              </w:tabs>
+              <w:autoSpaceDE w:val="0"/>
+              <w:autoSpaceDN w:val="0"/>
+              <w:adjustRightInd w:val="0"/>
+              <w:spacing w:after="0" w:line="240" w:lineRule="auto"/>
+              <w:rPr>
+                <w:rFonts w:ascii="AppleSystemUIFont" w:hAnsi="AppleSystemUIFont" w:cs="AppleSystemUIFont" w:hint="eastAsia"/>
+                <w:szCs w:val="24"/>
+                <w:lang w:eastAsia="zh-CN"/>
+                <w14:ligatures w14:val="standardContextual"/>
+              </w:rPr>
+            </w:pPr>
+            <w:r>
+              <w:rPr>
+                <w:rFonts w:ascii="AppleSystemUIFont" w:hAnsi="AppleSystemUIFont" w:cs="AppleSystemUIFont" w:hint="eastAsia"/>
+                <w:szCs w:val="24"/>
+                <w:lang w:eastAsia="zh-CN"/>
+                <w14:ligatures w14:val="standardContextual"/>
+              </w:rPr>
+              <w:t>$5</w:t>
+            </w:r>
+          </w:p>
+        </w:tc>
+        <w:tc>
+          <w:tcPr>
+            <w:tcW w:w="2160" w:type="dxa"/>
+            <w:tcBorders>
+              <w:top w:val="single" w:sz="8" w:space="0" w:color="9A9A9A"/>
+              <w:left w:val="single" w:sz="8" w:space="0" w:color="9A9A9A"/>
+              <w:bottom w:val="single" w:sz="8" w:space="0" w:color="9A9A9A"/>
+              <w:right w:val="single" w:sz="8" w:space="0" w:color="9A9A9A"/>
+            </w:tcBorders>
+          </w:tcPr>
+          <w:p>
+            <w:pPr>
+              <w:tabs>
+                <w:tab w:val="left" w:pos="560"/>
+                <w:tab w:val="left" w:pos="1120"/>
+                <w:tab w:val="left" w:pos="1680"/>
+                <w:tab w:val="left" w:pos="2240"/>
+                <w:tab w:val="left" w:pos="2800"/>
+                <w:tab w:val="left" w:pos="3360"/>
+                <w:tab w:val="left" w:pos="3920"/>
+                <w:tab w:val="left" w:pos="4480"/>
+                <w:tab w:val="left" w:pos="5040"/>
+                <w:tab w:val="left" w:pos="5600"/>
+                <w:tab w:val="left" w:pos="6160"/>
+                <w:tab w:val="left" w:pos="6720"/>
+              </w:tabs>
+              <w:autoSpaceDE w:val="0"/>
+              <w:autoSpaceDN w:val="0"/>
+              <w:adjustRightInd w:val="0"/>
+              <w:spacing w:after="0" w:line="240" w:lineRule="auto"/>
+              <w:rPr>
+                <w:rFonts w:ascii="Helvetica Neue" w:eastAsia="PingFang SC" w:hAnsi="Helvetica Neue" w:cs="Helvetica Neue"/>
+                <w:szCs w:val="24"/>
+                <w:lang w:eastAsia="zh-CN"/>
+                <w14:ligatures w14:val="standardContextual"/>
+              </w:rPr>
+            </w:pPr>
+          </w:p>
+        </w:tc>
+      </w:tr>
+      <w:tr>
+        <w:tc>
+          <w:tcPr>
+            <w:tcW w:w="2268" w:type="dxa"/>
+            <w:tcBorders>
+              <w:top w:val="single" w:sz="8" w:space="0" w:color="9A9A9A"/>
+              <w:left w:val="single" w:sz="8" w:space="0" w:color="9A9A9A"/>
+              <w:bottom w:val="single" w:sz="8" w:space="0" w:color="9A9A9A"/>
+              <w:right w:val="single" w:sz="8" w:space="0" w:color="9A9A9A"/>
+            </w:tcBorders>
+            <w:tcMar>
+              <w:top w:w="100" w:type="nil"/>
+              <w:left w:w="20" w:type="nil"/>
+              <w:bottom w:w="20" w:type="nil"/>
+              <w:right w:w="100" w:type="nil"/>
+            </w:tcMar>
+          </w:tcPr>
+          <w:p>
+            <w:pPr>
+              <w:autoSpaceDE w:val="0"/>
+              <w:autoSpaceDN w:val="0"/>
+              <w:adjustRightInd w:val="0"/>
+              <w:spacing w:after="0" w:line="240" w:lineRule="auto"/>
+              <w:rPr>
+                <w:rFonts w:ascii="Helvetica Neue" w:eastAsia="PingFang SC" w:hAnsi="Helvetica Neue" w:cs="Helvetica Neue"/>
+                <w:szCs w:val="24"/>
+                <w:lang w:eastAsia="zh-CN"/>
+                <w14:ligatures w14:val="standardContextual"/>
+              </w:rPr>
+            </w:pPr>
+            <w:r>
+              <w:rPr>
+                <w:rFonts w:ascii="Helvetica Neue" w:eastAsia="PingFang SC" w:hAnsi="Helvetica Neue" w:cs="Helvetica Neue" w:hint="eastAsia"/>
+                <w:szCs w:val="24"/>
+                <w:lang w:eastAsia="zh-CN"/>
+                <w14:ligatures w14:val="standardContextual"/>
+              </w:rPr>
+              <w:t>实木书桌</w:t>
+            </w:r>
+          </w:p>
+        </w:tc>
+        <w:tc>
+          <w:tcPr>
+            <w:tcW w:w="2160" w:type="dxa"/>
+            <w:tcBorders>
+              <w:top w:val="single" w:sz="8" w:space="0" w:color="9A9A9A"/>
+              <w:left w:val="single" w:sz="8" w:space="0" w:color="9A9A9A"/>
+              <w:bottom w:val="single" w:sz="8" w:space="0" w:color="9A9A9A"/>
+              <w:right w:val="single" w:sz="8" w:space="0" w:color="9A9A9A"/>
+            </w:tcBorders>
+            <w:tcMar>
+              <w:top w:w="100" w:type="nil"/>
+              <w:left w:w="20" w:type="nil"/>
+              <w:bottom w:w="20" w:type="nil"/>
+              <w:right w:w="100" w:type="nil"/>
+            </w:tcMar>
+          </w:tcPr>
+          <w:p>
+            <w:pPr>
+              <w:autoSpaceDE w:val="0"/>
+              <w:autoSpaceDN w:val="0"/>
+              <w:adjustRightInd w:val="0"/>
+              <w:spacing w:after="0" w:line="240" w:lineRule="auto"/>
+              <w:rPr>
+                <w:rFonts w:ascii="Helvetica Neue" w:hAnsi="Helvetica Neue" w:cs="Helvetica Neue"/>
+                <w:szCs w:val="24"/>
+                <w:lang w:eastAsia="zh-CN"/>
+                <w14:ligatures w14:val="standardContextual"/>
+              </w:rPr>
+            </w:pPr>
+            <w:r>
+              <w:rPr>
+                <w:rFonts w:ascii="Helvetica Neue" w:hAnsi="Helvetica Neue" w:cs="Helvetica Neue"/>
+                <w:szCs w:val="24"/>
+                <w:lang w:eastAsia="zh-CN"/>
+                <w14:ligatures w14:val="standardContextual"/>
+              </w:rPr>
+              <w:t>/Users/jingyi/Library/CloudStorage/Dropbox/UW/Document/moving/MovingSales/images/</w:t>
+            </w:r>
+            <w:r>
+              <w:rPr>
+                <w:rFonts w:ascii="Helvetica Neue" w:hAnsi="Helvetica Neue" w:cs="Helvetica Neue"/>
+                <w:szCs w:val="24"/>
+                <w:lang w:eastAsia="zh-CN"/>
+                <w14:ligatures w14:val="standardContextual"/>
+              </w:rPr>
+              <w:t>实木书桌</w:t>
+            </w:r>
+            <w:r>
+              <w:rPr>
+                <w:rFonts w:ascii="Helvetica Neue" w:hAnsi="Helvetica Neue" w:cs="Helvetica Neue"/>
+                <w:szCs w:val="24"/>
+                <w:lang w:eastAsia="zh-CN"/>
+                <w14:ligatures w14:val="standardContextual"/>
+              </w:rPr>
+              <w:t>.jpeg</w:t>
+            </w:r>
+          </w:p>
+        </w:tc>
+        <w:tc>
+          <w:tcPr>
+            <w:tcW w:w="2160" w:type="dxa"/>
+            <w:tcBorders>
+              <w:top w:val="single" w:sz="8" w:space="0" w:color="9A9A9A"/>
+              <w:left w:val="single" w:sz="8" w:space="0" w:color="9A9A9A"/>
+              <w:bottom w:val="single" w:sz="8" w:space="0" w:color="9A9A9A"/>
+              <w:right w:val="single" w:sz="8" w:space="0" w:color="9A9A9A"/>
+            </w:tcBorders>
+            <w:tcMar>
+              <w:top w:w="100" w:type="nil"/>
+              <w:left w:w="20" w:type="nil"/>
+              <w:bottom w:w="20" w:type="nil"/>
+              <w:right w:w="100" w:type="nil"/>
+            </w:tcMar>
+          </w:tcPr>
+          <w:p>
+            <w:pPr>
+              <w:autoSpaceDE w:val="0"/>
+              <w:autoSpaceDN w:val="0"/>
+              <w:adjustRightInd w:val="0"/>
+              <w:spacing w:after="0" w:line="240" w:lineRule="auto"/>
+              <w:rPr>
+                <w:rFonts w:ascii="AppleSystemUIFont" w:hAnsi="AppleSystemUIFont" w:cs="AppleSystemUIFont"/>
+                <w:sz w:val="26"/>
+                <w:szCs w:val="26"/>
+                <w:lang w:eastAsia="zh-CN"/>
+                <w14:ligatures w14:val="standardContextual"/>
+              </w:rPr>
+            </w:pPr>
+            <w:r>
+              <w:rPr>
+                <w:rFonts w:ascii="AppleSystemUIFont" w:hAnsi="AppleSystemUIFont" w:cs="AppleSystemUIFont"/>
+                <w:sz w:val="26"/>
+                <w:szCs w:val="26"/>
+                <w:lang w:eastAsia="zh-CN"/>
+                <w14:ligatures w14:val="standardContextual"/>
+              </w:rPr>
+              <w:t>高</w:t>
+            </w:r>
+            <w:r>
+              <w:rPr>
+                <w:rFonts w:ascii="AppleSystemUIFont" w:hAnsi="AppleSystemUIFont" w:cs="AppleSystemUIFont"/>
+                <w:sz w:val="26"/>
+                <w:szCs w:val="26"/>
+                <w:lang w:eastAsia="zh-CN"/>
+                <w14:ligatures w14:val="standardContextual"/>
+              </w:rPr>
+              <w:t>73cm</w:t>
+            </w:r>
+          </w:p>
+          <w:p>
+            <w:pPr>
+              <w:autoSpaceDE w:val="0"/>
+              <w:autoSpaceDN w:val="0"/>
+              <w:adjustRightInd w:val="0"/>
+              <w:spacing w:after="0" w:line="240" w:lineRule="auto"/>
+              <w:rPr>
+                <w:rFonts w:ascii="AppleSystemUIFont" w:hAnsi="AppleSystemUIFont" w:cs="AppleSystemUIFont"/>
+                <w:sz w:val="26"/>
+                <w:szCs w:val="26"/>
+                <w:lang w:eastAsia="zh-CN"/>
+                <w14:ligatures w14:val="standardContextual"/>
+              </w:rPr>
+            </w:pPr>
+            <w:r>
+              <w:rPr>
+                <w:rFonts w:ascii="AppleSystemUIFont" w:hAnsi="AppleSystemUIFont" w:cs="AppleSystemUIFont"/>
+                <w:sz w:val="26"/>
+                <w:szCs w:val="26"/>
+                <w:lang w:eastAsia="zh-CN"/>
+                <w14:ligatures w14:val="standardContextual"/>
+              </w:rPr>
+              <w:t>宽</w:t>
+            </w:r>
+            <w:r>
+              <w:rPr>
+                <w:rFonts w:ascii="AppleSystemUIFont" w:hAnsi="AppleSystemUIFont" w:cs="AppleSystemUIFont"/>
+                <w:sz w:val="26"/>
+                <w:szCs w:val="26"/>
+                <w:lang w:eastAsia="zh-CN"/>
+                <w14:ligatures w14:val="standardContextual"/>
+              </w:rPr>
+              <w:t>60cm</w:t>
+            </w:r>
+          </w:p>
+          <w:p>
+            <w:pPr>
+              <w:tabs>
+                <w:tab w:val="left" w:pos="560"/>
+                <w:tab w:val="left" w:pos="1120"/>
+                <w:tab w:val="left" w:pos="1680"/>
+                <w:tab w:val="left" w:pos="2240"/>
+                <w:tab w:val="left" w:pos="2800"/>
+                <w:tab w:val="left" w:pos="3360"/>
+                <w:tab w:val="left" w:pos="3920"/>
+                <w:tab w:val="left" w:pos="4480"/>
+                <w:tab w:val="left" w:pos="5040"/>
+                <w:tab w:val="left" w:pos="5600"/>
+                <w:tab w:val="left" w:pos="6160"/>
+                <w:tab w:val="left" w:pos="6720"/>
+              </w:tabs>
+              <w:autoSpaceDE w:val="0"/>
+              <w:autoSpaceDN w:val="0"/>
+              <w:adjustRightInd w:val="0"/>
+              <w:spacing w:after="0" w:line="240" w:lineRule="auto"/>
+              <w:rPr>
+                <w:rFonts w:ascii="Helvetica" w:eastAsia="PingFang SC" w:hAnsi="Helvetica" w:cs="Helvetica" w:hint="eastAsia"/>
+                <w:szCs w:val="24"/>
+                <w:lang w:eastAsia="zh-CN"/>
+                <w14:ligatures w14:val="standardContextual"/>
+              </w:rPr>
+            </w:pPr>
+            <w:r>
+              <w:rPr>
+                <w:rFonts w:ascii="AppleExternalUIFontSimplifiedCh" w:eastAsia="AppleExternalUIFontSimplifiedCh" w:hAnsi="AppleSystemUIFont" w:cs="AppleExternalUIFontSimplifiedCh" w:hint="eastAsia"/>
+                <w:sz w:val="26"/>
+                <w:szCs w:val="26"/>
+                <w:lang w:eastAsia="zh-CN"/>
+                <w14:ligatures w14:val="standardContextual"/>
+              </w:rPr>
+              <w:t>长</w:t>
+            </w:r>
+            <w:r>
+              <w:rPr>
+                <w:rFonts w:ascii="AppleSystemUIFont" w:eastAsia="AppleExternalUIFontSimplifiedCh" w:hAnsi="AppleSystemUIFont" w:cs="AppleSystemUIFont"/>
+                <w:sz w:val="26"/>
+                <w:szCs w:val="26"/>
+                <w:lang w:eastAsia="zh-CN"/>
+                <w14:ligatures w14:val="standardContextual"/>
+              </w:rPr>
+              <w:t xml:space="preserve"> 153 cm</w:t>
+            </w:r>
+          </w:p>
+        </w:tc>
+        <w:tc>
+          <w:tcPr>
+            <w:tcW w:w="2160" w:type="dxa"/>
+            <w:tcBorders>
+              <w:top w:val="single" w:sz="8" w:space="0" w:color="9A9A9A"/>
+              <w:left w:val="single" w:sz="8" w:space="0" w:color="9A9A9A"/>
+              <w:bottom w:val="single" w:sz="8" w:space="0" w:color="9A9A9A"/>
+              <w:right w:val="single" w:sz="8" w:space="0" w:color="9A9A9A"/>
+            </w:tcBorders>
+            <w:tcMar>
+              <w:top w:w="100" w:type="nil"/>
+              <w:left w:w="20" w:type="nil"/>
+              <w:bottom w:w="20" w:type="nil"/>
+              <w:right w:w="100" w:type="nil"/>
+            </w:tcMar>
+          </w:tcPr>
+          <w:p>
+            <w:pPr>
+              <w:tabs>
+                <w:tab w:val="left" w:pos="560"/>
+                <w:tab w:val="left" w:pos="1120"/>
+                <w:tab w:val="left" w:pos="1680"/>
+                <w:tab w:val="left" w:pos="2240"/>
+                <w:tab w:val="left" w:pos="2800"/>
+                <w:tab w:val="left" w:pos="3360"/>
+                <w:tab w:val="left" w:pos="3920"/>
+                <w:tab w:val="left" w:pos="4480"/>
+                <w:tab w:val="left" w:pos="5040"/>
+                <w:tab w:val="left" w:pos="5600"/>
+                <w:tab w:val="left" w:pos="6160"/>
+                <w:tab w:val="left" w:pos="6720"/>
+              </w:tabs>
+              <w:autoSpaceDE w:val="0"/>
+              <w:autoSpaceDN w:val="0"/>
+              <w:adjustRightInd w:val="0"/>
+              <w:spacing w:after="0" w:line="240" w:lineRule="auto"/>
+              <w:rPr>
+                <w:rFonts w:ascii="AppleSystemUIFont" w:hAnsi="AppleSystemUIFont" w:cs="AppleSystemUIFont" w:hint="eastAsia"/>
+                <w:szCs w:val="24"/>
+                <w:lang w:eastAsia="zh-CN"/>
+                <w14:ligatures w14:val="standardContextual"/>
+              </w:rPr>
+            </w:pPr>
+            <w:r>
+              <w:rPr>
+                <w:rFonts w:ascii="AppleSystemUIFont" w:hAnsi="AppleSystemUIFont" w:cs="AppleSystemUIFont" w:hint="eastAsia"/>
+                <w:szCs w:val="24"/>
+                <w:lang w:eastAsia="zh-CN"/>
+                <w14:ligatures w14:val="standardContextual"/>
+              </w:rPr>
+              <w:t>$10</w:t>
+            </w:r>
+          </w:p>
+        </w:tc>
+        <w:tc>
+          <w:tcPr>
+            <w:tcW w:w="2160" w:type="dxa"/>
+            <w:tcBorders>
+              <w:top w:val="single" w:sz="8" w:space="0" w:color="9A9A9A"/>
+              <w:left w:val="single" w:sz="8" w:space="0" w:color="9A9A9A"/>
+              <w:bottom w:val="single" w:sz="8" w:space="0" w:color="9A9A9A"/>
+              <w:right w:val="single" w:sz="8" w:space="0" w:color="9A9A9A"/>
+            </w:tcBorders>
+          </w:tcPr>
+          <w:p>
+            <w:pPr>
+              <w:tabs>
+                <w:tab w:val="left" w:pos="560"/>
+                <w:tab w:val="left" w:pos="1120"/>
+                <w:tab w:val="left" w:pos="1680"/>
+                <w:tab w:val="left" w:pos="2240"/>
+                <w:tab w:val="left" w:pos="2800"/>
+                <w:tab w:val="left" w:pos="3360"/>
+                <w:tab w:val="left" w:pos="3920"/>
+                <w:tab w:val="left" w:pos="4480"/>
+                <w:tab w:val="left" w:pos="5040"/>
+                <w:tab w:val="left" w:pos="5600"/>
+                <w:tab w:val="left" w:pos="6160"/>
+                <w:tab w:val="left" w:pos="6720"/>
+              </w:tabs>
+              <w:autoSpaceDE w:val="0"/>
+              <w:autoSpaceDN w:val="0"/>
+              <w:adjustRightInd w:val="0"/>
+              <w:spacing w:after="0" w:line="240" w:lineRule="auto"/>
+              <w:rPr>
+                <w:rFonts w:ascii="Helvetica Neue" w:eastAsia="PingFang SC" w:hAnsi="Helvetica Neue" w:cs="Helvetica Neue"/>
+                <w:szCs w:val="24"/>
+                <w:lang w:eastAsia="zh-CN"/>
+                <w14:ligatures w14:val="standardContextual"/>
+              </w:rPr>
+            </w:pPr>
+          </w:p>
+        </w:tc>
+      </w:tr>
+      <w:tr>
+        <w:tc>
+          <w:tcPr>
+            <w:tcW w:w="2268" w:type="dxa"/>
+            <w:tcBorders>
+              <w:top w:val="single" w:sz="8" w:space="0" w:color="9A9A9A"/>
+              <w:left w:val="single" w:sz="8" w:space="0" w:color="9A9A9A"/>
+              <w:bottom w:val="single" w:sz="8" w:space="0" w:color="9A9A9A"/>
+              <w:right w:val="single" w:sz="8" w:space="0" w:color="9A9A9A"/>
+            </w:tcBorders>
+            <w:tcMar>
+              <w:top w:w="100" w:type="nil"/>
+              <w:left w:w="20" w:type="nil"/>
+              <w:bottom w:w="20" w:type="nil"/>
+              <w:right w:w="100" w:type="nil"/>
+            </w:tcMar>
+          </w:tcPr>
+          <w:p>
+            <w:pPr>
+              <w:autoSpaceDE w:val="0"/>
+              <w:autoSpaceDN w:val="0"/>
+              <w:adjustRightInd w:val="0"/>
+              <w:spacing w:after="0" w:line="240" w:lineRule="auto"/>
+              <w:rPr>
+                <w:rFonts w:ascii="Helvetica Neue" w:eastAsia="PingFang SC" w:hAnsi="Helvetica Neue" w:cs="Helvetica Neue" w:hint="eastAsia"/>
+                <w:szCs w:val="24"/>
+                <w:lang w:eastAsia="zh-CN"/>
+                <w14:ligatures w14:val="standardContextual"/>
+              </w:rPr>
+            </w:pPr>
+            <w:r>
+              <w:rPr>
+                <w:rFonts w:ascii="Helvetica Neue" w:eastAsia="PingFang SC" w:hAnsi="Helvetica Neue" w:cs="Helvetica Neue" w:hint="eastAsia"/>
+                <w:szCs w:val="24"/>
+                <w:lang w:eastAsia="zh-CN"/>
+                <w14:ligatures w14:val="standardContextual"/>
+              </w:rPr>
+              <w:t>椅子（两把）</w:t>
+            </w:r>
+          </w:p>
+        </w:tc>
+        <w:tc>
+          <w:tcPr>
+            <w:tcW w:w="2160" w:type="dxa"/>
+            <w:tcBorders>
+              <w:top w:val="single" w:sz="8" w:space="0" w:color="9A9A9A"/>
+              <w:left w:val="single" w:sz="8" w:space="0" w:color="9A9A9A"/>
+              <w:bottom w:val="single" w:sz="8" w:space="0" w:color="9A9A9A"/>
+              <w:right w:val="single" w:sz="8" w:space="0" w:color="9A9A9A"/>
+            </w:tcBorders>
+            <w:tcMar>
+              <w:top w:w="100" w:type="nil"/>
+              <w:left w:w="20" w:type="nil"/>
+              <w:bottom w:w="20" w:type="nil"/>
+              <w:right w:w="100" w:type="nil"/>
+            </w:tcMar>
+          </w:tcPr>
+          <w:p>
+            <w:pPr>
+              <w:autoSpaceDE w:val="0"/>
+              <w:autoSpaceDN w:val="0"/>
+              <w:adjustRightInd w:val="0"/>
+              <w:spacing w:after="0" w:line="240" w:lineRule="auto"/>
+              <w:rPr>
+                <w:rFonts w:ascii="Helvetica Neue" w:hAnsi="Helvetica Neue" w:cs="Helvetica Neue"/>
+                <w:szCs w:val="24"/>
+                <w:lang w:eastAsia="zh-CN"/>
+                <w14:ligatures w14:val="standardContextual"/>
+              </w:rPr>
+            </w:pPr>
+          </w:p>
+        </w:tc>
+        <w:tc>
+          <w:tcPr>
+            <w:tcW w:w="2160" w:type="dxa"/>
+            <w:tcBorders>
+              <w:top w:val="single" w:sz="8" w:space="0" w:color="9A9A9A"/>
+              <w:left w:val="single" w:sz="8" w:space="0" w:color="9A9A9A"/>
+              <w:bottom w:val="single" w:sz="8" w:space="0" w:color="9A9A9A"/>
+              <w:right w:val="single" w:sz="8" w:space="0" w:color="9A9A9A"/>
+            </w:tcBorders>
+            <w:tcMar>
+              <w:top w:w="100" w:type="nil"/>
+              <w:left w:w="20" w:type="nil"/>
+              <w:bottom w:w="20" w:type="nil"/>
+              <w:right w:w="100" w:type="nil"/>
+            </w:tcMar>
+          </w:tcPr>
+          <w:p>
+            <w:pPr>
+              <w:tabs>
+                <w:tab w:val="left" w:pos="560"/>
+                <w:tab w:val="left" w:pos="1120"/>
+                <w:tab w:val="left" w:pos="1680"/>
+                <w:tab w:val="left" w:pos="2240"/>
+                <w:tab w:val="left" w:pos="2800"/>
+                <w:tab w:val="left" w:pos="3360"/>
+                <w:tab w:val="left" w:pos="3920"/>
+                <w:tab w:val="left" w:pos="4480"/>
+                <w:tab w:val="left" w:pos="5040"/>
+                <w:tab w:val="left" w:pos="5600"/>
+                <w:tab w:val="left" w:pos="6160"/>
+                <w:tab w:val="left" w:pos="6720"/>
+              </w:tabs>
+              <w:autoSpaceDE w:val="0"/>
+              <w:autoSpaceDN w:val="0"/>
+              <w:adjustRightInd w:val="0"/>
+              <w:spacing w:after="0" w:line="240" w:lineRule="auto"/>
+              <w:rPr>
+                <w:rFonts w:ascii="Helvetica" w:eastAsia="PingFang SC" w:hAnsi="Helvetica" w:cs="Helvetica" w:hint="eastAsia"/>
+                <w:szCs w:val="24"/>
+                <w:lang w:eastAsia="zh-CN"/>
+                <w14:ligatures w14:val="standardContextual"/>
+              </w:rPr>
+            </w:pPr>
+          </w:p>
+        </w:tc>
+        <w:tc>
+          <w:tcPr>
+            <w:tcW w:w="2160" w:type="dxa"/>
+            <w:tcBorders>
+              <w:top w:val="single" w:sz="8" w:space="0" w:color="9A9A9A"/>
+              <w:left w:val="single" w:sz="8" w:space="0" w:color="9A9A9A"/>
+              <w:bottom w:val="single" w:sz="8" w:space="0" w:color="9A9A9A"/>
+              <w:right w:val="single" w:sz="8" w:space="0" w:color="9A9A9A"/>
+            </w:tcBorders>
+            <w:tcMar>
+              <w:top w:w="100" w:type="nil"/>
+              <w:left w:w="20" w:type="nil"/>
+              <w:bottom w:w="20" w:type="nil"/>
+              <w:right w:w="100" w:type="nil"/>
+            </w:tcMar>
+          </w:tcPr>
+          <w:p>
+            <w:pPr>
+              <w:tabs>
+                <w:tab w:val="left" w:pos="560"/>
+                <w:tab w:val="left" w:pos="1120"/>
+                <w:tab w:val="left" w:pos="1680"/>
+                <w:tab w:val="left" w:pos="2240"/>
+                <w:tab w:val="left" w:pos="2800"/>
+                <w:tab w:val="left" w:pos="3360"/>
+                <w:tab w:val="left" w:pos="3920"/>
+                <w:tab w:val="left" w:pos="4480"/>
+                <w:tab w:val="left" w:pos="5040"/>
+                <w:tab w:val="left" w:pos="5600"/>
+                <w:tab w:val="left" w:pos="6160"/>
+                <w:tab w:val="left" w:pos="6720"/>
+              </w:tabs>
+              <w:autoSpaceDE w:val="0"/>
+              <w:autoSpaceDN w:val="0"/>
+              <w:adjustRightInd w:val="0"/>
+              <w:spacing w:after="0" w:line="240" w:lineRule="auto"/>
+              <w:rPr>
+                <w:rFonts w:ascii="AppleSystemUIFont" w:hAnsi="AppleSystemUIFont" w:cs="AppleSystemUIFont" w:hint="eastAsia"/>
+                <w:szCs w:val="24"/>
+                <w:lang w:eastAsia="zh-CN"/>
+                <w14:ligatures w14:val="standardContextual"/>
+              </w:rPr>
+            </w:pPr>
+          </w:p>
+        </w:tc>
+        <w:tc>
+          <w:tcPr>
+            <w:tcW w:w="2160" w:type="dxa"/>
+            <w:tcBorders>
+              <w:top w:val="single" w:sz="8" w:space="0" w:color="9A9A9A"/>
+              <w:left w:val="single" w:sz="8" w:space="0" w:color="9A9A9A"/>
+              <w:bottom w:val="single" w:sz="8" w:space="0" w:color="9A9A9A"/>
+              <w:right w:val="single" w:sz="8" w:space="0" w:color="9A9A9A"/>
+            </w:tcBorders>
+          </w:tcPr>
+          <w:p>
+            <w:pPr>
+              <w:tabs>
+                <w:tab w:val="left" w:pos="560"/>
+                <w:tab w:val="left" w:pos="1120"/>
+                <w:tab w:val="left" w:pos="1680"/>
+                <w:tab w:val="left" w:pos="2240"/>
+                <w:tab w:val="left" w:pos="2800"/>
+                <w:tab w:val="left" w:pos="3360"/>
+                <w:tab w:val="left" w:pos="3920"/>
+                <w:tab w:val="left" w:pos="4480"/>
+                <w:tab w:val="left" w:pos="5040"/>
+                <w:tab w:val="left" w:pos="5600"/>
+                <w:tab w:val="left" w:pos="6160"/>
+                <w:tab w:val="left" w:pos="6720"/>
+              </w:tabs>
+              <w:autoSpaceDE w:val="0"/>
+              <w:autoSpaceDN w:val="0"/>
+              <w:adjustRightInd w:val="0"/>
+              <w:spacing w:after="0" w:line="240" w:lineRule="auto"/>
+              <w:rPr>
+                <w:rFonts w:ascii="Helvetica Neue" w:eastAsia="PingFang SC" w:hAnsi="Helvetica Neue" w:cs="Helvetica Neue"/>
+                <w:szCs w:val="24"/>
+                <w:lang w:eastAsia="zh-CN"/>
+                <w14:ligatures w14:val="standardContextual"/>
+              </w:rPr>
+            </w:pPr>
+          </w:p>
+        </w:tc>
+      </w:tr>
+      <w:tr>
+        <w:tc>
+          <w:tcPr>
+            <w:tcW w:w="2268" w:type="dxa"/>
+            <w:tcBorders>
+              <w:top w:val="single" w:sz="8" w:space="0" w:color="9A9A9A"/>
+              <w:left w:val="single" w:sz="8" w:space="0" w:color="9A9A9A"/>
+              <w:bottom w:val="single" w:sz="8" w:space="0" w:color="9A9A9A"/>
+              <w:right w:val="single" w:sz="8" w:space="0" w:color="9A9A9A"/>
+            </w:tcBorders>
+            <w:tcMar>
+              <w:top w:w="100" w:type="nil"/>
+              <w:left w:w="20" w:type="nil"/>
+              <w:bottom w:w="20" w:type="nil"/>
+              <w:right w:w="100" w:type="nil"/>
+            </w:tcMar>
+          </w:tcPr>
+          <w:p>
+            <w:pPr>
+              <w:autoSpaceDE w:val="0"/>
+              <w:autoSpaceDN w:val="0"/>
+              <w:adjustRightInd w:val="0"/>
+              <w:spacing w:after="0" w:line="240" w:lineRule="auto"/>
+              <w:rPr>
+                <w:rFonts w:ascii="Helvetica Neue" w:eastAsia="PingFang SC" w:hAnsi="Helvetica Neue" w:cs="Helvetica Neue" w:hint="eastAsia"/>
+                <w:szCs w:val="24"/>
+                <w:lang w:eastAsia="zh-CN"/>
+                <w14:ligatures w14:val="standardContextual"/>
+              </w:rPr>
+            </w:pPr>
+            <w:r>
+              <w:rPr>
+                <w:rFonts w:ascii="Helvetica Neue" w:eastAsia="PingFang SC" w:hAnsi="Helvetica Neue" w:cs="Helvetica Neue" w:hint="eastAsia"/>
+                <w:szCs w:val="24"/>
+                <w:lang w:eastAsia="zh-CN"/>
+                <w14:ligatures w14:val="standardContextual"/>
+              </w:rPr>
+              <w:t>护眼显示器</w:t>
+            </w:r>
+          </w:p>
+        </w:tc>
+        <w:tc>
+          <w:tcPr>
+            <w:tcW w:w="2160" w:type="dxa"/>
+            <w:tcBorders>
+              <w:top w:val="single" w:sz="8" w:space="0" w:color="9A9A9A"/>
+              <w:left w:val="single" w:sz="8" w:space="0" w:color="9A9A9A"/>
+              <w:bottom w:val="single" w:sz="8" w:space="0" w:color="9A9A9A"/>
+              <w:right w:val="single" w:sz="8" w:space="0" w:color="9A9A9A"/>
+            </w:tcBorders>
+            <w:tcMar>
+              <w:top w:w="100" w:type="nil"/>
+              <w:left w:w="20" w:type="nil"/>
+              <w:bottom w:w="20" w:type="nil"/>
+              <w:right w:w="100" w:type="nil"/>
+            </w:tcMar>
+          </w:tcPr>
+          <w:p>
+            <w:pPr>
+              <w:autoSpaceDE w:val="0"/>
+              <w:autoSpaceDN w:val="0"/>
+              <w:adjustRightInd w:val="0"/>
+              <w:spacing w:after="0" w:line="240" w:lineRule="auto"/>
+              <w:rPr>
+                <w:rFonts w:ascii="Helvetica Neue" w:hAnsi="Helvetica Neue" w:cs="Helvetica Neue"/>
+                <w:szCs w:val="24"/>
+                <w:lang w:eastAsia="zh-CN"/>
+                <w14:ligatures w14:val="standardContextual"/>
+              </w:rPr>
+            </w:pPr>
+            <w:r>
+              <w:rPr>
+                <w:rFonts w:ascii="Helvetica Neue" w:hAnsi="Helvetica Neue" w:cs="Helvetica Neue"/>
+                <w:szCs w:val="24"/>
+                <w:lang w:eastAsia="zh-CN"/>
+                <w14:ligatures w14:val="standardContextual"/>
+              </w:rPr>
+              <w:t>/Users/jingyi/Library/CloudStorage/Dropbox/UW/Do</w:t>
+            </w:r>
+            <w:r>
+              <w:rPr>
+                <w:rFonts w:ascii="Helvetica Neue" w:hAnsi="Helvetica Neue" w:cs="Helvetica Neue"/>
+                <w:szCs w:val="24"/>
+                <w:lang w:eastAsia="zh-CN"/>
+                <w14:ligatures w14:val="standardContextual"/>
+              </w:rPr>
+              <w:lastRenderedPageBreak/>
+              <w:t>cument/moving/MovingSales/images/monitor.jpeg</w:t>
+            </w:r>
+          </w:p>
+        </w:tc>
+        <w:tc>
+          <w:tcPr>
+            <w:tcW w:w="2160" w:type="dxa"/>
+            <w:tcBorders>
+              <w:top w:val="single" w:sz="8" w:space="0" w:color="9A9A9A"/>
+              <w:left w:val="single" w:sz="8" w:space="0" w:color="9A9A9A"/>
+              <w:bottom w:val="single" w:sz="8" w:space="0" w:color="9A9A9A"/>
+              <w:right w:val="single" w:sz="8" w:space="0" w:color="9A9A9A"/>
+            </w:tcBorders>
+            <w:tcMar>
+              <w:top w:w="100" w:type="nil"/>
+              <w:left w:w="20" w:type="nil"/>
+              <w:bottom w:w="20" w:type="nil"/>
+              <w:right w:w="100" w:type="nil"/>
+            </w:tcMar>
+          </w:tcPr>
+          <w:p>
+            <w:pPr>
+              <w:tabs>
+                <w:tab w:val="left" w:pos="560"/>
+                <w:tab w:val="left" w:pos="1120"/>
+                <w:tab w:val="left" w:pos="1680"/>
+                <w:tab w:val="left" w:pos="2240"/>
+                <w:tab w:val="left" w:pos="2800"/>
+                <w:tab w:val="left" w:pos="3360"/>
+                <w:tab w:val="left" w:pos="3920"/>
+                <w:tab w:val="left" w:pos="4480"/>
+                <w:tab w:val="left" w:pos="5040"/>
+                <w:tab w:val="left" w:pos="5600"/>
+                <w:tab w:val="left" w:pos="6160"/>
+                <w:tab w:val="left" w:pos="6720"/>
+              </w:tabs>
+              <w:autoSpaceDE w:val="0"/>
+              <w:autoSpaceDN w:val="0"/>
+              <w:adjustRightInd w:val="0"/>
+              <w:spacing w:after="0" w:line="240" w:lineRule="auto"/>
+              <w:rPr>
+                <w:rFonts w:ascii="Helvetica" w:eastAsia="PingFang SC" w:hAnsi="Helvetica" w:cs="Helvetica"/>
+                <w:szCs w:val="24"/>
+                <w:lang w:eastAsia="zh-CN"/>
+                <w14:ligatures w14:val="standardContextual"/>
+              </w:rPr>
+            </w:pPr>
+            <w:r>
+              <w:rPr>
+                <w:rFonts w:ascii="Helvetica" w:eastAsia="PingFang SC" w:hAnsi="Helvetica" w:cs="Helvetica" w:hint="eastAsia"/>
+                <w:szCs w:val="24"/>
+                <w:lang w:eastAsia="zh-CN"/>
+                <w14:ligatures w14:val="standardContextual"/>
+              </w:rPr>
+              <w:lastRenderedPageBreak/>
+              <w:t>23</w:t>
+            </w:r>
+            <w:r>
+              <w:rPr>
+                <w:rFonts w:ascii="Helvetica" w:eastAsia="PingFang SC" w:hAnsi="Helvetica" w:cs="Helvetica" w:hint="eastAsia"/>
+                <w:szCs w:val="24"/>
+                <w:lang w:eastAsia="zh-CN"/>
+                <w14:ligatures w14:val="standardContextual"/>
+              </w:rPr>
+              <w:t>寸</w:t>
+            </w:r>
+          </w:p>
+          <w:p>
+            <w:pPr>
+              <w:tabs>
+                <w:tab w:val="left" w:pos="560"/>
+                <w:tab w:val="left" w:pos="1120"/>
+                <w:tab w:val="left" w:pos="1680"/>
+                <w:tab w:val="left" w:pos="2240"/>
+                <w:tab w:val="left" w:pos="2800"/>
+                <w:tab w:val="left" w:pos="3360"/>
+                <w:tab w:val="left" w:pos="3920"/>
+                <w:tab w:val="left" w:pos="4480"/>
+                <w:tab w:val="left" w:pos="5040"/>
+                <w:tab w:val="left" w:pos="5600"/>
+                <w:tab w:val="left" w:pos="6160"/>
+                <w:tab w:val="left" w:pos="6720"/>
+              </w:tabs>
+              <w:autoSpaceDE w:val="0"/>
+              <w:autoSpaceDN w:val="0"/>
+              <w:adjustRightInd w:val="0"/>
+              <w:spacing w:after="0" w:line="240" w:lineRule="auto"/>
+              <w:rPr>
+                <w:rFonts w:ascii="Helvetica" w:eastAsia="PingFang SC" w:hAnsi="Helvetica" w:cs="Helvetica"/>
+                <w:szCs w:val="24"/>
+                <w:lang w:eastAsia="zh-CN"/>
+                <w14:ligatures w14:val="standardContextual"/>
+              </w:rPr>
+            </w:pPr>
+          </w:p>
+          <w:p>
+            <w:pPr>
+              <w:tabs>
+                <w:tab w:val="left" w:pos="560"/>
+                <w:tab w:val="left" w:pos="1120"/>
+                <w:tab w:val="left" w:pos="1680"/>
+                <w:tab w:val="left" w:pos="2240"/>
+                <w:tab w:val="left" w:pos="2800"/>
+                <w:tab w:val="left" w:pos="3360"/>
+                <w:tab w:val="left" w:pos="3920"/>
+                <w:tab w:val="left" w:pos="4480"/>
+                <w:tab w:val="left" w:pos="5040"/>
+                <w:tab w:val="left" w:pos="5600"/>
+                <w:tab w:val="left" w:pos="6160"/>
+                <w:tab w:val="left" w:pos="6720"/>
+              </w:tabs>
+              <w:autoSpaceDE w:val="0"/>
+              <w:autoSpaceDN w:val="0"/>
+              <w:adjustRightInd w:val="0"/>
+              <w:spacing w:after="0" w:line="240" w:lineRule="auto"/>
+              <w:rPr>
+                <w:rFonts w:ascii="Helvetica" w:eastAsia="PingFang SC" w:hAnsi="Helvetica" w:cs="Helvetica"/>
+                <w:szCs w:val="24"/>
+                <w:lang w:eastAsia="zh-CN"/>
+                <w14:ligatures w14:val="standardContextual"/>
+              </w:rPr>
+            </w:pPr>
+            <w:r>
+              <w:rPr>
+                <w:rFonts w:ascii="Helvetica" w:eastAsia="PingFang SC" w:hAnsi="Helvetica" w:cs="Helvetica"/>
+                <w:szCs w:val="24"/>
+                <w:lang w:eastAsia="zh-CN"/>
+                <w14:ligatures w14:val="standardContextual"/>
+              </w:rPr>
+              <w:lastRenderedPageBreak/>
+              <w:t xml:space="preserve">ASUS VC239H Eye Care Monitor - 23 inch, Full HD, IPS, Flicker Free, Blue Light Filter, </w:t>
+            </w:r>
+            <w:proofErr w:type="spellStart"/>
+            <w:r>
+              <w:rPr>
+                <w:rFonts w:ascii="Helvetica" w:eastAsia="PingFang SC" w:hAnsi="Helvetica" w:cs="Helvetica"/>
+                <w:szCs w:val="24"/>
+                <w:lang w:eastAsia="zh-CN"/>
+                <w14:ligatures w14:val="standardContextual"/>
+              </w:rPr>
+              <w:t>Anti Glare</w:t>
+            </w:r>
+            <w:proofErr w:type="spellEnd"/>
+          </w:p>
+          <w:p>
+            <w:pPr>
+              <w:tabs>
+                <w:tab w:val="left" w:pos="560"/>
+                <w:tab w:val="left" w:pos="1120"/>
+                <w:tab w:val="left" w:pos="1680"/>
+                <w:tab w:val="left" w:pos="2240"/>
+                <w:tab w:val="left" w:pos="2800"/>
+                <w:tab w:val="left" w:pos="3360"/>
+                <w:tab w:val="left" w:pos="3920"/>
+                <w:tab w:val="left" w:pos="4480"/>
+                <w:tab w:val="left" w:pos="5040"/>
+                <w:tab w:val="left" w:pos="5600"/>
+                <w:tab w:val="left" w:pos="6160"/>
+                <w:tab w:val="left" w:pos="6720"/>
+              </w:tabs>
+              <w:autoSpaceDE w:val="0"/>
+              <w:autoSpaceDN w:val="0"/>
+              <w:adjustRightInd w:val="0"/>
+              <w:spacing w:after="0" w:line="240" w:lineRule="auto"/>
+              <w:rPr>
+                <w:rFonts w:ascii="Helvetica" w:eastAsia="PingFang SC" w:hAnsi="Helvetica" w:cs="Helvetica"/>
+                <w:szCs w:val="24"/>
+                <w:lang w:eastAsia="zh-CN"/>
+                <w14:ligatures w14:val="standardContextual"/>
+              </w:rPr>
+            </w:pPr>
+          </w:p>
+          <w:p>
+            <w:pPr>
+              <w:tabs>
+                <w:tab w:val="left" w:pos="560"/>
+                <w:tab w:val="left" w:pos="1120"/>
+                <w:tab w:val="left" w:pos="1680"/>
+                <w:tab w:val="left" w:pos="2240"/>
+                <w:tab w:val="left" w:pos="2800"/>
+                <w:tab w:val="left" w:pos="3360"/>
+                <w:tab w:val="left" w:pos="3920"/>
+                <w:tab w:val="left" w:pos="4480"/>
+                <w:tab w:val="left" w:pos="5040"/>
+                <w:tab w:val="left" w:pos="5600"/>
+                <w:tab w:val="left" w:pos="6160"/>
+                <w:tab w:val="left" w:pos="6720"/>
+              </w:tabs>
+              <w:autoSpaceDE w:val="0"/>
+              <w:autoSpaceDN w:val="0"/>
+              <w:adjustRightInd w:val="0"/>
+              <w:spacing w:after="0" w:line="240" w:lineRule="auto"/>
+              <w:rPr>
+                <w:rFonts w:ascii="Helvetica" w:eastAsia="PingFang SC" w:hAnsi="Helvetica" w:cs="Helvetica" w:hint="eastAsia"/>
+                <w:szCs w:val="24"/>
+                <w:lang w:eastAsia="zh-CN"/>
+                <w14:ligatures w14:val="standardContextual"/>
+              </w:rPr>
+            </w:pPr>
+          </w:p>
+        </w:tc>
+        <w:tc>
+          <w:tcPr>
+            <w:tcW w:w="2160" w:type="dxa"/>
+            <w:tcBorders>
+              <w:top w:val="single" w:sz="8" w:space="0" w:color="9A9A9A"/>
+              <w:left w:val="single" w:sz="8" w:space="0" w:color="9A9A9A"/>
+              <w:bottom w:val="single" w:sz="8" w:space="0" w:color="9A9A9A"/>
+              <w:right w:val="single" w:sz="8" w:space="0" w:color="9A9A9A"/>
+            </w:tcBorders>
+            <w:tcMar>
+              <w:top w:w="100" w:type="nil"/>
+              <w:left w:w="20" w:type="nil"/>
+              <w:bottom w:w="20" w:type="nil"/>
+              <w:right w:w="100" w:type="nil"/>
+            </w:tcMar>
+          </w:tcPr>
+          <w:p>
+            <w:pPr>
+              <w:tabs>
+                <w:tab w:val="left" w:pos="560"/>
+                <w:tab w:val="left" w:pos="1120"/>
+                <w:tab w:val="left" w:pos="1680"/>
+                <w:tab w:val="left" w:pos="2240"/>
+                <w:tab w:val="left" w:pos="2800"/>
+                <w:tab w:val="left" w:pos="3360"/>
+                <w:tab w:val="left" w:pos="3920"/>
+                <w:tab w:val="left" w:pos="4480"/>
+                <w:tab w:val="left" w:pos="5040"/>
+                <w:tab w:val="left" w:pos="5600"/>
+                <w:tab w:val="left" w:pos="6160"/>
+                <w:tab w:val="left" w:pos="6720"/>
+              </w:tabs>
+              <w:autoSpaceDE w:val="0"/>
+              <w:autoSpaceDN w:val="0"/>
+              <w:adjustRightInd w:val="0"/>
+              <w:spacing w:after="0" w:line="240" w:lineRule="auto"/>
+              <w:rPr>
+                <w:rFonts w:ascii="AppleSystemUIFont" w:hAnsi="AppleSystemUIFont" w:cs="AppleSystemUIFont" w:hint="eastAsia"/>
+                <w:szCs w:val="24"/>
+                <w:lang w:eastAsia="zh-CN"/>
+                <w14:ligatures w14:val="standardContextual"/>
+              </w:rPr>
+            </w:pPr>
+          </w:p>
+        </w:tc>
+        <w:tc>
+          <w:tcPr>
+            <w:tcW w:w="2160" w:type="dxa"/>
+            <w:tcBorders>
+              <w:top w:val="single" w:sz="8" w:space="0" w:color="9A9A9A"/>
+              <w:left w:val="single" w:sz="8" w:space="0" w:color="9A9A9A"/>
+              <w:bottom w:val="single" w:sz="8" w:space="0" w:color="9A9A9A"/>
+              <w:right w:val="single" w:sz="8" w:space="0" w:color="9A9A9A"/>
+            </w:tcBorders>
+          </w:tcPr>
+          <w:p>
+            <w:pPr>
+              <w:tabs>
+                <w:tab w:val="left" w:pos="560"/>
+                <w:tab w:val="left" w:pos="1120"/>
+                <w:tab w:val="left" w:pos="1680"/>
+                <w:tab w:val="left" w:pos="2240"/>
+                <w:tab w:val="left" w:pos="2800"/>
+                <w:tab w:val="left" w:pos="3360"/>
+                <w:tab w:val="left" w:pos="3920"/>
+                <w:tab w:val="left" w:pos="4480"/>
+                <w:tab w:val="left" w:pos="5040"/>
+                <w:tab w:val="left" w:pos="5600"/>
+                <w:tab w:val="left" w:pos="6160"/>
+                <w:tab w:val="left" w:pos="6720"/>
+              </w:tabs>
+              <w:autoSpaceDE w:val="0"/>
+              <w:autoSpaceDN w:val="0"/>
+              <w:adjustRightInd w:val="0"/>
+              <w:spacing w:after="0" w:line="240" w:lineRule="auto"/>
+              <w:rPr>
+                <w:rFonts w:ascii="Helvetica Neue" w:eastAsia="PingFang SC" w:hAnsi="Helvetica Neue" w:cs="Helvetica Neue"/>
+                <w:szCs w:val="24"/>
+                <w:lang w:eastAsia="zh-CN"/>
+                <w14:ligatures w14:val="standardContextual"/>
+              </w:rPr>
+            </w:pPr>
+          </w:p>
+        </w:tc>
+      </w:tr>
+      <w:tr>
+        <w:tc>
+          <w:tcPr>
+            <w:tcW w:w="2268" w:type="dxa"/>
+            <w:tcBorders>
+              <w:top w:val="single" w:sz="8" w:space="0" w:color="9A9A9A"/>
+              <w:left w:val="single" w:sz="8" w:space="0" w:color="9A9A9A"/>
+              <w:bottom w:val="single" w:sz="8" w:space="0" w:color="9A9A9A"/>
+              <w:right w:val="single" w:sz="8" w:space="0" w:color="9A9A9A"/>
+            </w:tcBorders>
+            <w:tcMar>
+              <w:top w:w="100" w:type="nil"/>
+              <w:left w:w="20" w:type="nil"/>
+              <w:bottom w:w="20" w:type="nil"/>
+              <w:right w:w="100" w:type="nil"/>
+            </w:tcMar>
+          </w:tcPr>
+          <w:p>
+            <w:pPr>
+              <w:autoSpaceDE w:val="0"/>
+              <w:autoSpaceDN w:val="0"/>
+              <w:adjustRightInd w:val="0"/>
+              <w:spacing w:after="0" w:line="240" w:lineRule="auto"/>
+              <w:rPr>
+                <w:rFonts w:ascii="Helvetica Neue" w:eastAsia="PingFang SC" w:hAnsi="Helvetica Neue" w:cs="Helvetica Neue"/>
+                <w:szCs w:val="24"/>
+                <w:lang w:eastAsia="zh-CN"/>
+                <w14:ligatures w14:val="standardContextual"/>
+              </w:rPr>
+            </w:pPr>
+          </w:p>
+        </w:tc>
+        <w:tc>
+          <w:tcPr>
+            <w:tcW w:w="2160" w:type="dxa"/>
+            <w:tcBorders>
+              <w:top w:val="single" w:sz="8" w:space="0" w:color="9A9A9A"/>
+              <w:left w:val="single" w:sz="8" w:space="0" w:color="9A9A9A"/>
+              <w:bottom w:val="single" w:sz="8" w:space="0" w:color="9A9A9A"/>
+              <w:right w:val="single" w:sz="8" w:space="0" w:color="9A9A9A"/>
+            </w:tcBorders>
+            <w:tcMar>
+              <w:top w:w="100" w:type="nil"/>
+              <w:left w:w="20" w:type="nil"/>
+              <w:bottom w:w="20" w:type="nil"/>
+              <w:right w:w="100" w:type="nil"/>
+            </w:tcMar>
+          </w:tcPr>
+          <w:p>
+            <w:pPr>
+              <w:autoSpaceDE w:val="0"/>
+              <w:autoSpaceDN w:val="0"/>
+              <w:adjustRightInd w:val="0"/>
+              <w:spacing w:after="0" w:line="240" w:lineRule="auto"/>
+              <w:rPr>
+                <w:rFonts w:ascii="Helvetica Neue" w:hAnsi="Helvetica Neue" w:cs="Helvetica Neue"/>
+                <w:szCs w:val="24"/>
+                <w:lang w:eastAsia="zh-CN"/>
+                <w14:ligatures w14:val="standardContextual"/>
+              </w:rPr>
+            </w:pPr>
+          </w:p>
+        </w:tc>
+        <w:tc>
+          <w:tcPr>
+            <w:tcW w:w="2160" w:type="dxa"/>
+            <w:tcBorders>
+              <w:top w:val="single" w:sz="8" w:space="0" w:color="9A9A9A"/>
+              <w:left w:val="single" w:sz="8" w:space="0" w:color="9A9A9A"/>
+              <w:bottom w:val="single" w:sz="8" w:space="0" w:color="9A9A9A"/>
+              <w:right w:val="single" w:sz="8" w:space="0" w:color="9A9A9A"/>
+            </w:tcBorders>
+            <w:tcMar>
+              <w:top w:w="100" w:type="nil"/>
+              <w:left w:w="20" w:type="nil"/>
+              <w:bottom w:w="20" w:type="nil"/>
+              <w:right w:w="100" w:type="nil"/>
+            </w:tcMar>
+          </w:tcPr>
+          <w:p>
+            <w:pPr>
+              <w:tabs>
+                <w:tab w:val="left" w:pos="560"/>
+                <w:tab w:val="left" w:pos="1120"/>
+                <w:tab w:val="left" w:pos="1680"/>
+                <w:tab w:val="left" w:pos="2240"/>
+                <w:tab w:val="left" w:pos="2800"/>
+                <w:tab w:val="left" w:pos="3360"/>
+                <w:tab w:val="left" w:pos="3920"/>
+                <w:tab w:val="left" w:pos="4480"/>
+                <w:tab w:val="left" w:pos="5040"/>
+                <w:tab w:val="left" w:pos="5600"/>
+                <w:tab w:val="left" w:pos="6160"/>
+                <w:tab w:val="left" w:pos="6720"/>
+              </w:tabs>
+              <w:autoSpaceDE w:val="0"/>
+              <w:autoSpaceDN w:val="0"/>
+              <w:adjustRightInd w:val="0"/>
+              <w:spacing w:after="0" w:line="240" w:lineRule="auto"/>
+              <w:rPr>
+                <w:rFonts w:ascii="Helvetica" w:eastAsia="PingFang SC" w:hAnsi="Helvetica" w:cs="Helvetica" w:hint="eastAsia"/>
                 <w:szCs w:val="24"/>
                 <w:lang w:eastAsia="zh-CN"/>
                 <w14:ligatures w14:val="standardContextual"/>

--- a/搬家.docx
+++ b/搬家.docx
@@ -4483,16 +4483,10 @@
             </w:pPr>
             <w:r>
               <w:rPr>
-                <w:lang w:eastAsia="zh-CN"/>
-              </w:rPr>
-              <w:t>潜在买家预约专业人员进行评估，欢迎其他朋友继续咨询</w:t>
-            </w:r>
-            <w:r>
-              <w:rPr>
-                <w:rFonts w:ascii="SimSun" w:eastAsia="SimSun" w:hAnsi="SimSun" w:cs="SimSun" w:hint="eastAsia"/>
-                <w:lang w:eastAsia="zh-CN"/>
-              </w:rPr>
-              <w:t>。</w:t>
+                <w:rFonts w:hint="eastAsia"/>
+                <w:lang w:eastAsia="zh-CN"/>
+              </w:rPr>
+              <w:t xml:space="preserve"> </w:t>
             </w:r>
           </w:p>
         </w:tc>
@@ -8123,6 +8117,15 @@
                 <w:lang w:eastAsia="zh-CN"/>
                 <w14:ligatures w14:val="standardContextual"/>
               </w:rPr>
+              <w:t xml:space="preserve"> </w:t>
+            </w:r>
+            <w:r>
+              <w:rPr>
+                <w:rFonts w:ascii="Helvetica Neue" w:eastAsia="PingFang SC" w:hAnsi="Helvetica Neue" w:cs="Helvetica Neue" w:hint="eastAsia"/>
+                <w:szCs w:val="24"/>
+                <w:lang w:eastAsia="zh-CN"/>
+                <w14:ligatures w14:val="standardContextual"/>
+              </w:rPr>
               <w:t>黑色塑料椅</w:t>
             </w:r>
           </w:p>
@@ -8319,7 +8322,25 @@
                 <w:lang w:eastAsia="zh-CN"/>
                 <w14:ligatures w14:val="standardContextual"/>
               </w:rPr>
-              <w:t>两个：</w:t>
+              <w:t>两</w:t>
+            </w:r>
+            <w:r>
+              <w:rPr>
+                <w:rFonts w:ascii="AppleSystemUIFont" w:hAnsi="AppleSystemUIFont" w:cs="AppleSystemUIFont" w:hint="eastAsia"/>
+                <w:szCs w:val="24"/>
+                <w:lang w:eastAsia="zh-CN"/>
+                <w14:ligatures w14:val="standardContextual"/>
+              </w:rPr>
+              <w:t>把</w:t>
+            </w:r>
+            <w:r>
+              <w:rPr>
+                <w:rFonts w:ascii="AppleSystemUIFont" w:hAnsi="AppleSystemUIFont" w:cs="AppleSystemUIFont" w:hint="eastAsia"/>
+                <w:szCs w:val="24"/>
+                <w:lang w:eastAsia="zh-CN"/>
+                <w14:ligatures w14:val="standardContextual"/>
+              </w:rPr>
+              <w:t>：</w:t>
             </w:r>
             <w:r>
               <w:rPr>
@@ -8374,7 +8395,25 @@
                 <w:lang w:eastAsia="zh-CN"/>
                 <w14:ligatures w14:val="standardContextual"/>
               </w:rPr>
-              <w:t>一个：</w:t>
+              <w:t>一</w:t>
+            </w:r>
+            <w:r>
+              <w:rPr>
+                <w:rFonts w:ascii="AppleSystemUIFont" w:hAnsi="AppleSystemUIFont" w:cs="AppleSystemUIFont" w:hint="eastAsia"/>
+                <w:szCs w:val="24"/>
+                <w:lang w:eastAsia="zh-CN"/>
+                <w14:ligatures w14:val="standardContextual"/>
+              </w:rPr>
+              <w:t>把</w:t>
+            </w:r>
+            <w:r>
+              <w:rPr>
+                <w:rFonts w:ascii="AppleSystemUIFont" w:hAnsi="AppleSystemUIFont" w:cs="AppleSystemUIFont" w:hint="eastAsia"/>
+                <w:szCs w:val="24"/>
+                <w:lang w:eastAsia="zh-CN"/>
+                <w14:ligatures w14:val="standardContextual"/>
+              </w:rPr>
+              <w:t>：</w:t>
             </w:r>
             <w:r>
               <w:rPr>
@@ -8850,16 +8889,7 @@
                 <w:lang w:eastAsia="zh-CN"/>
                 <w14:ligatures w14:val="standardContextual"/>
               </w:rPr>
-              <w:t>$</w:t>
-            </w:r>
-            <w:r>
-              <w:rPr>
-                <w:rFonts w:ascii="AppleSystemUIFont" w:hAnsi="AppleSystemUIFont" w:cs="AppleSystemUIFont" w:hint="eastAsia"/>
-                <w:szCs w:val="24"/>
-                <w:lang w:eastAsia="zh-CN"/>
-                <w14:ligatures w14:val="standardContextual"/>
-              </w:rPr>
-              <w:t>5</w:t>
+              <w:t>免费</w:t>
             </w:r>
           </w:p>
         </w:tc>
@@ -9997,6 +10027,25 @@
                 <w14:ligatures w14:val="standardContextual"/>
               </w:rPr>
             </w:pPr>
+            <w:r>
+              <w:rPr>
+                <w:rFonts w:ascii="Helvetica Neue" w:hAnsi="Helvetica Neue" w:cs="Helvetica Neue"/>
+                <w:szCs w:val="24"/>
+                <w:lang w:eastAsia="zh-CN"/>
+                <w14:ligatures w14:val="standardContextual"/>
+              </w:rPr>
+              <w:t>/Users/jingyi/Library/CloudStorage/Dropbox/UW/Document/moving/</w:t>
+            </w:r>
+            <w:r>
+              <w:rPr>
+                <w:rFonts w:ascii="Helvetica Neue" w:hAnsi="Helvetica Neue" w:cs="Helvetica Neue"/>
+                <w:szCs w:val="24"/>
+                <w:lang w:eastAsia="zh-CN"/>
+                <w14:ligatures w14:val="standardContextual"/>
+              </w:rPr>
+              <w:lastRenderedPageBreak/>
+              <w:t>MovingSales/images/chair_2.jpeg</w:t>
+            </w:r>
           </w:p>
         </w:tc>
         <w:tc>
@@ -10042,6 +10091,34 @@
                 <w14:ligatures w14:val="standardContextual"/>
               </w:rPr>
             </w:pPr>
+            <w:r>
+              <w:rPr>
+                <w:rFonts w:ascii="Helvetica" w:eastAsia="PingFang SC" w:hAnsi="Helvetica" w:cs="Helvetica" w:hint="eastAsia"/>
+                <w:szCs w:val="24"/>
+                <w:lang w:eastAsia="zh-CN"/>
+                <w14:ligatures w14:val="standardContextual"/>
+              </w:rPr>
+              <w:lastRenderedPageBreak/>
+              <w:t>有猫毛，</w:t>
+            </w:r>
+            <w:r>
+              <w:rPr>
+                <w:rFonts w:ascii="Helvetica" w:eastAsia="PingFang SC" w:hAnsi="Helvetica" w:cs="Helvetica" w:hint="eastAsia"/>
+                <w:szCs w:val="24"/>
+                <w:lang w:eastAsia="zh-CN"/>
+                <w14:ligatures w14:val="standardContextual"/>
+              </w:rPr>
+              <w:t>cover</w:t>
+            </w:r>
+            <w:r>
+              <w:rPr>
+                <w:rFonts w:ascii="Helvetica" w:eastAsia="PingFang SC" w:hAnsi="Helvetica" w:cs="Helvetica" w:hint="eastAsia"/>
+                <w:szCs w:val="24"/>
+                <w:lang w:eastAsia="zh-CN"/>
+                <w14:ligatures w14:val="standardContextual"/>
+              </w:rPr>
+              <w:t>可以拆洗</w:t>
+            </w:r>
           </w:p>
         </w:tc>
         <w:tc>
@@ -10087,6 +10164,24 @@
                 <w14:ligatures w14:val="standardContextual"/>
               </w:rPr>
             </w:pPr>
+            <w:r>
+              <w:rPr>
+                <w:rFonts w:ascii="AppleSystemUIFont" w:hAnsi="AppleSystemUIFont" w:cs="AppleSystemUIFont" w:hint="eastAsia"/>
+                <w:szCs w:val="24"/>
+                <w:lang w:eastAsia="zh-CN"/>
+                <w14:ligatures w14:val="standardContextual"/>
+              </w:rPr>
+              <w:t>两把</w:t>
+            </w:r>
+            <w:r>
+              <w:rPr>
+                <w:rFonts w:ascii="AppleSystemUIFont" w:hAnsi="AppleSystemUIFont" w:cs="AppleSystemUIFont" w:hint="eastAsia"/>
+                <w:szCs w:val="24"/>
+                <w:lang w:eastAsia="zh-CN"/>
+                <w14:ligatures w14:val="standardContextual"/>
+              </w:rPr>
+              <w:t>: $5</w:t>
+            </w:r>
           </w:p>
         </w:tc>
         <w:tc>
@@ -10148,96 +10243,6 @@
           </w:tcPr>
           <w:p>
             <w:pPr>
-              <w:autoSpaceDE w:val="0"/>
-              <w:autoSpaceDN w:val="0"/>
-              <w:adjustRightInd w:val="0"/>
-              <w:spacing w:after="0" w:line="240" w:lineRule="auto"/>
-              <w:rPr>
-                <w:rFonts w:ascii="Helvetica Neue" w:eastAsia="PingFang SC" w:hAnsi="Helvetica Neue" w:cs="Helvetica Neue" w:hint="eastAsia"/>
-                <w:szCs w:val="24"/>
-                <w:lang w:eastAsia="zh-CN"/>
-                <w14:ligatures w14:val="standardContextual"/>
-              </w:rPr>
-            </w:pPr>
-            <w:r>
-              <w:rPr>
-                <w:rFonts w:ascii="Helvetica Neue" w:eastAsia="PingFang SC" w:hAnsi="Helvetica Neue" w:cs="Helvetica Neue" w:hint="eastAsia"/>
-                <w:szCs w:val="24"/>
-                <w:lang w:eastAsia="zh-CN"/>
-                <w14:ligatures w14:val="standardContextual"/>
-              </w:rPr>
-              <w:t>护眼显示器</w:t>
-            </w:r>
-          </w:p>
-        </w:tc>
-        <w:tc>
-          <w:tcPr>
-            <w:tcW w:w="2160" w:type="dxa"/>
-            <w:tcBorders>
-              <w:top w:val="single" w:sz="8" w:space="0" w:color="9A9A9A"/>
-              <w:left w:val="single" w:sz="8" w:space="0" w:color="9A9A9A"/>
-              <w:bottom w:val="single" w:sz="8" w:space="0" w:color="9A9A9A"/>
-              <w:right w:val="single" w:sz="8" w:space="0" w:color="9A9A9A"/>
-            </w:tcBorders>
-            <w:tcMar>
-              <w:top w:w="100" w:type="nil"/>
-              <w:left w:w="20" w:type="nil"/>
-              <w:bottom w:w="20" w:type="nil"/>
-              <w:right w:w="100" w:type="nil"/>
-            </w:tcMar>
-          </w:tcPr>
-          <w:p>
-            <w:pPr>
-              <w:autoSpaceDE w:val="0"/>
-              <w:autoSpaceDN w:val="0"/>
-              <w:adjustRightInd w:val="0"/>
-              <w:spacing w:after="0" w:line="240" w:lineRule="auto"/>
-              <w:rPr>
-                <w:rFonts w:ascii="Helvetica Neue" w:hAnsi="Helvetica Neue" w:cs="Helvetica Neue"/>
-                <w:szCs w:val="24"/>
-                <w:lang w:eastAsia="zh-CN"/>
-                <w14:ligatures w14:val="standardContextual"/>
-              </w:rPr>
-            </w:pPr>
-            <w:r>
-              <w:rPr>
-                <w:rFonts w:ascii="Helvetica Neue" w:hAnsi="Helvetica Neue" w:cs="Helvetica Neue"/>
-                <w:szCs w:val="24"/>
-                <w:lang w:eastAsia="zh-CN"/>
-                <w14:ligatures w14:val="standardContextual"/>
-              </w:rPr>
-              <w:t>/Users/jingyi/Library/CloudStorage/Dropbox/UW/Do</w:t>
-            </w:r>
-            <w:r>
-              <w:rPr>
-                <w:rFonts w:ascii="Helvetica Neue" w:hAnsi="Helvetica Neue" w:cs="Helvetica Neue"/>
-                <w:szCs w:val="24"/>
-                <w:lang w:eastAsia="zh-CN"/>
-                <w14:ligatures w14:val="standardContextual"/>
-              </w:rPr>
-              <w:lastRenderedPageBreak/>
-              <w:t>cument/moving/MovingSales/images/monitor.jpeg</w:t>
-            </w:r>
-          </w:p>
-        </w:tc>
-        <w:tc>
-          <w:tcPr>
-            <w:tcW w:w="2160" w:type="dxa"/>
-            <w:tcBorders>
-              <w:top w:val="single" w:sz="8" w:space="0" w:color="9A9A9A"/>
-              <w:left w:val="single" w:sz="8" w:space="0" w:color="9A9A9A"/>
-              <w:bottom w:val="single" w:sz="8" w:space="0" w:color="9A9A9A"/>
-              <w:right w:val="single" w:sz="8" w:space="0" w:color="9A9A9A"/>
-            </w:tcBorders>
-            <w:tcMar>
-              <w:top w:w="100" w:type="nil"/>
-              <w:left w:w="20" w:type="nil"/>
-              <w:bottom w:w="20" w:type="nil"/>
-              <w:right w:w="100" w:type="nil"/>
-            </w:tcMar>
-          </w:tcPr>
-          <w:p>
-            <w:pPr>
               <w:tabs>
                 <w:tab w:val="left" w:pos="560"/>
                 <w:tab w:val="left" w:pos="1120"/>
@@ -10263,6 +10268,16 @@
                 <w14:ligatures w14:val="standardContextual"/>
               </w:rPr>
             </w:pPr>
+            <w:bookmarkStart w:id="6" w:name="_Hlk232863742"/>
+            <w:r>
+              <w:rPr>
+                <w:rFonts w:ascii="Helvetica Neue" w:eastAsia="PingFang SC" w:hAnsi="Helvetica Neue" w:cs="Helvetica Neue" w:hint="eastAsia"/>
+                <w:szCs w:val="24"/>
+                <w:lang w:eastAsia="zh-CN"/>
+                <w14:ligatures w14:val="standardContextual"/>
+              </w:rPr>
+              <w:t xml:space="preserve">ASUS </w:t>
+            </w:r>
             <w:r>
               <w:rPr>
                 <w:rFonts w:ascii="Helvetica" w:eastAsia="PingFang SC" w:hAnsi="Helvetica" w:cs="Helvetica" w:hint="eastAsia"/>
@@ -10270,7 +10285,6 @@
                 <w:lang w:eastAsia="zh-CN"/>
                 <w14:ligatures w14:val="standardContextual"/>
               </w:rPr>
-              <w:lastRenderedPageBreak/>
               <w:t>23</w:t>
             </w:r>
             <w:r>
@@ -10283,6 +10297,97 @@
               <w:t>寸</w:t>
             </w:r>
           </w:p>
+          <w:p>
+            <w:pPr>
+              <w:autoSpaceDE w:val="0"/>
+              <w:autoSpaceDN w:val="0"/>
+              <w:adjustRightInd w:val="0"/>
+              <w:spacing w:after="0" w:line="240" w:lineRule="auto"/>
+              <w:rPr>
+                <w:rFonts w:ascii="Helvetica Neue" w:eastAsia="PingFang SC" w:hAnsi="Helvetica Neue" w:cs="Helvetica Neue" w:hint="eastAsia"/>
+                <w:szCs w:val="24"/>
+                <w:lang w:eastAsia="zh-CN"/>
+                <w14:ligatures w14:val="standardContextual"/>
+              </w:rPr>
+            </w:pPr>
+            <w:r>
+              <w:rPr>
+                <w:rFonts w:ascii="Helvetica Neue" w:eastAsia="PingFang SC" w:hAnsi="Helvetica Neue" w:cs="Helvetica Neue" w:hint="eastAsia"/>
+                <w:szCs w:val="24"/>
+                <w:lang w:eastAsia="zh-CN"/>
+                <w14:ligatures w14:val="standardContextual"/>
+              </w:rPr>
+              <w:t>护眼</w:t>
+            </w:r>
+            <w:bookmarkStart w:id="7" w:name="_Hlk232863542"/>
+            <w:r>
+              <w:rPr>
+                <w:rFonts w:ascii="Helvetica Neue" w:eastAsia="PingFang SC" w:hAnsi="Helvetica Neue" w:cs="Helvetica Neue" w:hint="eastAsia"/>
+                <w:szCs w:val="24"/>
+                <w:lang w:eastAsia="zh-CN"/>
+                <w14:ligatures w14:val="standardContextual"/>
+              </w:rPr>
+              <w:t>显示器</w:t>
+            </w:r>
+            <w:bookmarkEnd w:id="7"/>
+          </w:p>
+        </w:tc>
+        <w:tc>
+          <w:tcPr>
+            <w:tcW w:w="2160" w:type="dxa"/>
+            <w:tcBorders>
+              <w:top w:val="single" w:sz="8" w:space="0" w:color="9A9A9A"/>
+              <w:left w:val="single" w:sz="8" w:space="0" w:color="9A9A9A"/>
+              <w:bottom w:val="single" w:sz="8" w:space="0" w:color="9A9A9A"/>
+              <w:right w:val="single" w:sz="8" w:space="0" w:color="9A9A9A"/>
+            </w:tcBorders>
+            <w:tcMar>
+              <w:top w:w="100" w:type="nil"/>
+              <w:left w:w="20" w:type="nil"/>
+              <w:bottom w:w="20" w:type="nil"/>
+              <w:right w:w="100" w:type="nil"/>
+            </w:tcMar>
+          </w:tcPr>
+          <w:p>
+            <w:pPr>
+              <w:autoSpaceDE w:val="0"/>
+              <w:autoSpaceDN w:val="0"/>
+              <w:adjustRightInd w:val="0"/>
+              <w:spacing w:after="0" w:line="240" w:lineRule="auto"/>
+              <w:rPr>
+                <w:rFonts w:ascii="Helvetica Neue" w:hAnsi="Helvetica Neue" w:cs="Helvetica Neue"/>
+                <w:szCs w:val="24"/>
+                <w:lang w:eastAsia="zh-CN"/>
+                <w14:ligatures w14:val="standardContextual"/>
+              </w:rPr>
+            </w:pPr>
+            <w:r>
+              <w:rPr>
+                <w:rFonts w:ascii="Helvetica Neue" w:hAnsi="Helvetica Neue" w:cs="Helvetica Neue"/>
+                <w:szCs w:val="24"/>
+                <w:lang w:eastAsia="zh-CN"/>
+                <w14:ligatures w14:val="standardContextual"/>
+              </w:rPr>
+              <w:t>/Users/jingyi/Library/CloudStorage/Dropbox/UW/Document/moving/MovingSales/images/monitor.jpeg</w:t>
+            </w:r>
+          </w:p>
+        </w:tc>
+        <w:tc>
+          <w:tcPr>
+            <w:tcW w:w="2160" w:type="dxa"/>
+            <w:tcBorders>
+              <w:top w:val="single" w:sz="8" w:space="0" w:color="9A9A9A"/>
+              <w:left w:val="single" w:sz="8" w:space="0" w:color="9A9A9A"/>
+              <w:bottom w:val="single" w:sz="8" w:space="0" w:color="9A9A9A"/>
+              <w:right w:val="single" w:sz="8" w:space="0" w:color="9A9A9A"/>
+            </w:tcBorders>
+            <w:tcMar>
+              <w:top w:w="100" w:type="nil"/>
+              <w:left w:w="20" w:type="nil"/>
+              <w:bottom w:w="20" w:type="nil"/>
+              <w:right w:w="100" w:type="nil"/>
+            </w:tcMar>
+          </w:tcPr>
           <w:p>
             <w:pPr>
               <w:tabs>
@@ -10310,7 +10415,27 @@
                 <w14:ligatures w14:val="standardContextual"/>
               </w:rPr>
             </w:pPr>
-          </w:p>
+            <w:bookmarkStart w:id="8" w:name="_Hlk232863532"/>
+            <w:r>
+              <w:rPr>
+                <w:rFonts w:ascii="Helvetica" w:eastAsia="PingFang SC" w:hAnsi="Helvetica" w:cs="Helvetica" w:hint="eastAsia"/>
+                <w:szCs w:val="24"/>
+                <w:lang w:eastAsia="zh-CN"/>
+                <w14:ligatures w14:val="standardContextual"/>
+              </w:rPr>
+              <w:t>23</w:t>
+            </w:r>
+            <w:r>
+              <w:rPr>
+                <w:rFonts w:ascii="Helvetica" w:eastAsia="PingFang SC" w:hAnsi="Helvetica" w:cs="Helvetica" w:hint="eastAsia"/>
+                <w:szCs w:val="24"/>
+                <w:lang w:eastAsia="zh-CN"/>
+                <w14:ligatures w14:val="standardContextual"/>
+              </w:rPr>
+              <w:t>寸</w:t>
+            </w:r>
+          </w:p>
+          <w:bookmarkEnd w:id="8"/>
           <w:p>
             <w:pPr>
               <w:tabs>
@@ -10338,27 +10463,6 @@
                 <w14:ligatures w14:val="standardContextual"/>
               </w:rPr>
             </w:pPr>
-            <w:r>
-              <w:rPr>
-                <w:rFonts w:ascii="Helvetica" w:eastAsia="PingFang SC" w:hAnsi="Helvetica" w:cs="Helvetica"/>
-                <w:szCs w:val="24"/>
-                <w:lang w:eastAsia="zh-CN"/>
-                <w14:ligatures w14:val="standardContextual"/>
-              </w:rPr>
-              <w:lastRenderedPageBreak/>
-              <w:t xml:space="preserve">ASUS VC239H Eye Care Monitor - 23 inch, Full HD, IPS, Flicker Free, Blue Light Filter, </w:t>
-            </w:r>
-            <w:proofErr w:type="spellStart"/>
-            <w:r>
-              <w:rPr>
-                <w:rFonts w:ascii="Helvetica" w:eastAsia="PingFang SC" w:hAnsi="Helvetica" w:cs="Helvetica"/>
-                <w:szCs w:val="24"/>
-                <w:lang w:eastAsia="zh-CN"/>
-                <w14:ligatures w14:val="standardContextual"/>
-              </w:rPr>
-              <w:t>Anti Glare</w:t>
-            </w:r>
-            <w:proofErr w:type="spellEnd"/>
           </w:p>
           <w:p>
             <w:pPr>
@@ -10387,6 +10491,15 @@
                 <w14:ligatures w14:val="standardContextual"/>
               </w:rPr>
             </w:pPr>
+            <w:r>
+              <w:rPr>
+                <w:rFonts w:ascii="Helvetica" w:eastAsia="PingFang SC" w:hAnsi="Helvetica" w:cs="Helvetica"/>
+                <w:szCs w:val="24"/>
+                <w:lang w:eastAsia="zh-CN"/>
+                <w14:ligatures w14:val="standardContextual"/>
+              </w:rPr>
+              <w:t>ASUS VC239H Eye Care Monitor - 23 inch, Full HD, IPS, Flicker Free, Blue Light Filter, Anti Glare</w:t>
+            </w:r>
           </w:p>
           <w:p>
             <w:pPr>
@@ -10409,30 +10522,13 @@
               <w:adjustRightInd w:val="0"/>
               <w:spacing w:after="0" w:line="240" w:lineRule="auto"/>
               <w:rPr>
-                <w:rFonts w:ascii="Helvetica" w:eastAsia="PingFang SC" w:hAnsi="Helvetica" w:cs="Helvetica" w:hint="eastAsia"/>
-                <w:szCs w:val="24"/>
-                <w:lang w:eastAsia="zh-CN"/>
-                <w14:ligatures w14:val="standardContextual"/>
-              </w:rPr>
-            </w:pPr>
-          </w:p>
-        </w:tc>
-        <w:tc>
-          <w:tcPr>
-            <w:tcW w:w="2160" w:type="dxa"/>
-            <w:tcBorders>
-              <w:top w:val="single" w:sz="8" w:space="0" w:color="9A9A9A"/>
-              <w:left w:val="single" w:sz="8" w:space="0" w:color="9A9A9A"/>
-              <w:bottom w:val="single" w:sz="8" w:space="0" w:color="9A9A9A"/>
-              <w:right w:val="single" w:sz="8" w:space="0" w:color="9A9A9A"/>
-            </w:tcBorders>
-            <w:tcMar>
-              <w:top w:w="100" w:type="nil"/>
-              <w:left w:w="20" w:type="nil"/>
-              <w:bottom w:w="20" w:type="nil"/>
-              <w:right w:w="100" w:type="nil"/>
-            </w:tcMar>
-          </w:tcPr>
+                <w:rFonts w:ascii="Helvetica" w:eastAsia="PingFang SC" w:hAnsi="Helvetica" w:cs="Helvetica"/>
+                <w:szCs w:val="24"/>
+                <w:lang w:eastAsia="zh-CN"/>
+                <w14:ligatures w14:val="standardContextual"/>
+              </w:rPr>
+            </w:pPr>
+          </w:p>
           <w:p>
             <w:pPr>
               <w:tabs>
@@ -10454,24 +10550,31 @@
               <w:adjustRightInd w:val="0"/>
               <w:spacing w:after="0" w:line="240" w:lineRule="auto"/>
               <w:rPr>
-                <w:rFonts w:ascii="AppleSystemUIFont" w:hAnsi="AppleSystemUIFont" w:cs="AppleSystemUIFont" w:hint="eastAsia"/>
-                <w:szCs w:val="24"/>
-                <w:lang w:eastAsia="zh-CN"/>
-                <w14:ligatures w14:val="standardContextual"/>
-              </w:rPr>
-            </w:pPr>
-          </w:p>
-        </w:tc>
-        <w:tc>
-          <w:tcPr>
-            <w:tcW w:w="2160" w:type="dxa"/>
-            <w:tcBorders>
-              <w:top w:val="single" w:sz="8" w:space="0" w:color="9A9A9A"/>
-              <w:left w:val="single" w:sz="8" w:space="0" w:color="9A9A9A"/>
-              <w:bottom w:val="single" w:sz="8" w:space="0" w:color="9A9A9A"/>
-              <w:right w:val="single" w:sz="8" w:space="0" w:color="9A9A9A"/>
-            </w:tcBorders>
-          </w:tcPr>
+                <w:rFonts w:ascii="Helvetica" w:eastAsia="PingFang SC" w:hAnsi="Helvetica" w:cs="Helvetica" w:hint="eastAsia"/>
+                <w:szCs w:val="24"/>
+                <w:lang w:eastAsia="zh-CN"/>
+                <w14:ligatures w14:val="standardContextual"/>
+              </w:rPr>
+            </w:pPr>
+            <w:r>
+              <w:rPr>
+                <w:rFonts w:ascii="Helvetica" w:eastAsia="PingFang SC" w:hAnsi="Helvetica" w:cs="Helvetica" w:hint="eastAsia"/>
+                <w:szCs w:val="24"/>
+                <w:lang w:eastAsia="zh-CN"/>
+                <w14:ligatures w14:val="standardContextual"/>
+              </w:rPr>
+              <w:t>详情：</w:t>
+            </w:r>
+            <w:r>
+              <w:rPr>
+                <w:rFonts w:ascii="Helvetica" w:eastAsia="PingFang SC" w:hAnsi="Helvetica" w:cs="Helvetica"/>
+                <w:szCs w:val="24"/>
+                <w:lang w:eastAsia="zh-CN"/>
+                <w14:ligatures w14:val="standardContextual"/>
+              </w:rPr>
+              <w:t>https://www.asus.com/displays-desktops/monitors/eye-care/vc239h/</w:t>
+            </w:r>
+          </w:p>
           <w:p>
             <w:pPr>
               <w:tabs>
@@ -10493,71 +10596,7 @@
               <w:adjustRightInd w:val="0"/>
               <w:spacing w:after="0" w:line="240" w:lineRule="auto"/>
               <w:rPr>
-                <w:rFonts w:ascii="Helvetica Neue" w:eastAsia="PingFang SC" w:hAnsi="Helvetica Neue" w:cs="Helvetica Neue"/>
-                <w:szCs w:val="24"/>
-                <w:lang w:eastAsia="zh-CN"/>
-                <w14:ligatures w14:val="standardContextual"/>
-              </w:rPr>
-            </w:pPr>
-          </w:p>
-        </w:tc>
-      </w:tr>
-      <w:tr>
-        <w:tc>
-          <w:tcPr>
-            <w:tcW w:w="2268" w:type="dxa"/>
-            <w:tcBorders>
-              <w:top w:val="single" w:sz="8" w:space="0" w:color="9A9A9A"/>
-              <w:left w:val="single" w:sz="8" w:space="0" w:color="9A9A9A"/>
-              <w:bottom w:val="single" w:sz="8" w:space="0" w:color="9A9A9A"/>
-              <w:right w:val="single" w:sz="8" w:space="0" w:color="9A9A9A"/>
-            </w:tcBorders>
-            <w:tcMar>
-              <w:top w:w="100" w:type="nil"/>
-              <w:left w:w="20" w:type="nil"/>
-              <w:bottom w:w="20" w:type="nil"/>
-              <w:right w:w="100" w:type="nil"/>
-            </w:tcMar>
-          </w:tcPr>
-          <w:p>
-            <w:pPr>
-              <w:autoSpaceDE w:val="0"/>
-              <w:autoSpaceDN w:val="0"/>
-              <w:adjustRightInd w:val="0"/>
-              <w:spacing w:after="0" w:line="240" w:lineRule="auto"/>
-              <w:rPr>
-                <w:rFonts w:ascii="Helvetica Neue" w:eastAsia="PingFang SC" w:hAnsi="Helvetica Neue" w:cs="Helvetica Neue"/>
-                <w:szCs w:val="24"/>
-                <w:lang w:eastAsia="zh-CN"/>
-                <w14:ligatures w14:val="standardContextual"/>
-              </w:rPr>
-            </w:pPr>
-          </w:p>
-        </w:tc>
-        <w:tc>
-          <w:tcPr>
-            <w:tcW w:w="2160" w:type="dxa"/>
-            <w:tcBorders>
-              <w:top w:val="single" w:sz="8" w:space="0" w:color="9A9A9A"/>
-              <w:left w:val="single" w:sz="8" w:space="0" w:color="9A9A9A"/>
-              <w:bottom w:val="single" w:sz="8" w:space="0" w:color="9A9A9A"/>
-              <w:right w:val="single" w:sz="8" w:space="0" w:color="9A9A9A"/>
-            </w:tcBorders>
-            <w:tcMar>
-              <w:top w:w="100" w:type="nil"/>
-              <w:left w:w="20" w:type="nil"/>
-              <w:bottom w:w="20" w:type="nil"/>
-              <w:right w:w="100" w:type="nil"/>
-            </w:tcMar>
-          </w:tcPr>
-          <w:p>
-            <w:pPr>
-              <w:autoSpaceDE w:val="0"/>
-              <w:autoSpaceDN w:val="0"/>
-              <w:adjustRightInd w:val="0"/>
-              <w:spacing w:after="0" w:line="240" w:lineRule="auto"/>
-              <w:rPr>
-                <w:rFonts w:ascii="Helvetica Neue" w:hAnsi="Helvetica Neue" w:cs="Helvetica Neue"/>
+                <w:rFonts w:ascii="Helvetica" w:eastAsia="PingFang SC" w:hAnsi="Helvetica" w:cs="Helvetica" w:hint="eastAsia"/>
                 <w:szCs w:val="24"/>
                 <w:lang w:eastAsia="zh-CN"/>
                 <w14:ligatures w14:val="standardContextual"/>
@@ -10602,29 +10641,32 @@
               <w:adjustRightInd w:val="0"/>
               <w:spacing w:after="0" w:line="240" w:lineRule="auto"/>
               <w:rPr>
-                <w:rFonts w:ascii="Helvetica" w:eastAsia="PingFang SC" w:hAnsi="Helvetica" w:cs="Helvetica" w:hint="eastAsia"/>
-                <w:szCs w:val="24"/>
-                <w:lang w:eastAsia="zh-CN"/>
-                <w14:ligatures w14:val="standardContextual"/>
-              </w:rPr>
-            </w:pPr>
-          </w:p>
-        </w:tc>
-        <w:tc>
-          <w:tcPr>
-            <w:tcW w:w="2160" w:type="dxa"/>
-            <w:tcBorders>
-              <w:top w:val="single" w:sz="8" w:space="0" w:color="9A9A9A"/>
-              <w:left w:val="single" w:sz="8" w:space="0" w:color="9A9A9A"/>
-              <w:bottom w:val="single" w:sz="8" w:space="0" w:color="9A9A9A"/>
-              <w:right w:val="single" w:sz="8" w:space="0" w:color="9A9A9A"/>
-            </w:tcBorders>
-            <w:tcMar>
-              <w:top w:w="100" w:type="nil"/>
-              <w:left w:w="20" w:type="nil"/>
-              <w:bottom w:w="20" w:type="nil"/>
-              <w:right w:w="100" w:type="nil"/>
-            </w:tcMar>
+                <w:rFonts w:ascii="AppleSystemUIFont" w:hAnsi="AppleSystemUIFont" w:cs="AppleSystemUIFont" w:hint="eastAsia"/>
+                <w:szCs w:val="24"/>
+                <w:lang w:eastAsia="zh-CN"/>
+                <w14:ligatures w14:val="standardContextual"/>
+              </w:rPr>
+            </w:pPr>
+            <w:r>
+              <w:rPr>
+                <w:rFonts w:ascii="AppleSystemUIFont" w:hAnsi="AppleSystemUIFont" w:cs="AppleSystemUIFont" w:hint="eastAsia"/>
+                <w:szCs w:val="24"/>
+                <w:lang w:eastAsia="zh-CN"/>
+                <w14:ligatures w14:val="standardContextual"/>
+              </w:rPr>
+              <w:t>$10</w:t>
+            </w:r>
+          </w:p>
+        </w:tc>
+        <w:tc>
+          <w:tcPr>
+            <w:tcW w:w="2160" w:type="dxa"/>
+            <w:tcBorders>
+              <w:top w:val="single" w:sz="8" w:space="0" w:color="9A9A9A"/>
+              <w:left w:val="single" w:sz="8" w:space="0" w:color="9A9A9A"/>
+              <w:bottom w:val="single" w:sz="8" w:space="0" w:color="9A9A9A"/>
+              <w:right w:val="single" w:sz="8" w:space="0" w:color="9A9A9A"/>
+            </w:tcBorders>
           </w:tcPr>
           <w:p>
             <w:pPr>
@@ -10647,12 +10689,230 @@
               <w:adjustRightInd w:val="0"/>
               <w:spacing w:after="0" w:line="240" w:lineRule="auto"/>
               <w:rPr>
+                <w:rFonts w:ascii="Helvetica Neue" w:eastAsia="PingFang SC" w:hAnsi="Helvetica Neue" w:cs="Helvetica Neue"/>
+                <w:szCs w:val="24"/>
+                <w:lang w:eastAsia="zh-CN"/>
+                <w14:ligatures w14:val="standardContextual"/>
+              </w:rPr>
+            </w:pPr>
+          </w:p>
+        </w:tc>
+      </w:tr>
+      <w:bookmarkEnd w:id="6"/>
+      <w:tr>
+        <w:tc>
+          <w:tcPr>
+            <w:tcW w:w="2268" w:type="dxa"/>
+            <w:tcBorders>
+              <w:top w:val="single" w:sz="8" w:space="0" w:color="9A9A9A"/>
+              <w:left w:val="single" w:sz="8" w:space="0" w:color="9A9A9A"/>
+              <w:bottom w:val="single" w:sz="8" w:space="0" w:color="9A9A9A"/>
+              <w:right w:val="single" w:sz="8" w:space="0" w:color="9A9A9A"/>
+            </w:tcBorders>
+            <w:tcMar>
+              <w:top w:w="100" w:type="nil"/>
+              <w:left w:w="20" w:type="nil"/>
+              <w:bottom w:w="20" w:type="nil"/>
+              <w:right w:w="100" w:type="nil"/>
+            </w:tcMar>
+          </w:tcPr>
+          <w:p>
+            <w:pPr>
+              <w:autoSpaceDE w:val="0"/>
+              <w:autoSpaceDN w:val="0"/>
+              <w:adjustRightInd w:val="0"/>
+              <w:spacing w:after="0" w:line="240" w:lineRule="auto"/>
+              <w:rPr>
+                <w:rFonts w:ascii="Helvetica Neue" w:eastAsia="PingFang SC" w:hAnsi="Helvetica Neue" w:cs="Helvetica Neue"/>
+                <w:szCs w:val="24"/>
+                <w:lang w:eastAsia="zh-CN"/>
+                <w14:ligatures w14:val="standardContextual"/>
+              </w:rPr>
+            </w:pPr>
+            <w:r>
+              <w:rPr>
+                <w:rFonts w:ascii="Helvetica Neue" w:eastAsia="PingFang SC" w:hAnsi="Helvetica Neue" w:cs="Helvetica Neue" w:hint="eastAsia"/>
+                <w:szCs w:val="24"/>
+                <w:lang w:eastAsia="zh-CN"/>
+                <w14:ligatures w14:val="standardContextual"/>
+              </w:rPr>
+              <w:t xml:space="preserve">DELL 23 </w:t>
+            </w:r>
+            <w:r>
+              <w:rPr>
+                <w:rFonts w:ascii="Helvetica Neue" w:eastAsia="PingFang SC" w:hAnsi="Helvetica Neue" w:cs="Helvetica Neue" w:hint="eastAsia"/>
+                <w:szCs w:val="24"/>
+                <w:lang w:eastAsia="zh-CN"/>
+                <w14:ligatures w14:val="standardContextual"/>
+              </w:rPr>
+              <w:t>寸</w:t>
+            </w:r>
+            <w:r>
+              <w:rPr>
+                <w:rFonts w:ascii="Helvetica Neue" w:eastAsia="PingFang SC" w:hAnsi="Helvetica Neue" w:cs="Helvetica Neue" w:hint="eastAsia"/>
+                <w:szCs w:val="24"/>
+                <w:lang w:eastAsia="zh-CN"/>
+                <w14:ligatures w14:val="standardContextual"/>
+              </w:rPr>
+              <w:t xml:space="preserve"> </w:t>
+            </w:r>
+            <w:r>
+              <w:rPr>
+                <w:rFonts w:ascii="Helvetica Neue" w:eastAsia="PingFang SC" w:hAnsi="Helvetica Neue" w:cs="Helvetica Neue" w:hint="eastAsia"/>
+                <w:szCs w:val="24"/>
+                <w:lang w:eastAsia="zh-CN"/>
+                <w14:ligatures w14:val="standardContextual"/>
+              </w:rPr>
+              <w:t>显示器</w:t>
+            </w:r>
+          </w:p>
+        </w:tc>
+        <w:tc>
+          <w:tcPr>
+            <w:tcW w:w="2160" w:type="dxa"/>
+            <w:tcBorders>
+              <w:top w:val="single" w:sz="8" w:space="0" w:color="9A9A9A"/>
+              <w:left w:val="single" w:sz="8" w:space="0" w:color="9A9A9A"/>
+              <w:bottom w:val="single" w:sz="8" w:space="0" w:color="9A9A9A"/>
+              <w:right w:val="single" w:sz="8" w:space="0" w:color="9A9A9A"/>
+            </w:tcBorders>
+            <w:tcMar>
+              <w:top w:w="100" w:type="nil"/>
+              <w:left w:w="20" w:type="nil"/>
+              <w:bottom w:w="20" w:type="nil"/>
+              <w:right w:w="100" w:type="nil"/>
+            </w:tcMar>
+          </w:tcPr>
+          <w:p>
+            <w:pPr>
+              <w:autoSpaceDE w:val="0"/>
+              <w:autoSpaceDN w:val="0"/>
+              <w:adjustRightInd w:val="0"/>
+              <w:spacing w:after="0" w:line="240" w:lineRule="auto"/>
+              <w:rPr>
+                <w:rFonts w:ascii="Helvetica Neue" w:hAnsi="Helvetica Neue" w:cs="Helvetica Neue"/>
+                <w:szCs w:val="24"/>
+                <w:lang w:eastAsia="zh-CN"/>
+                <w14:ligatures w14:val="standardContextual"/>
+              </w:rPr>
+            </w:pPr>
+          </w:p>
+        </w:tc>
+        <w:tc>
+          <w:tcPr>
+            <w:tcW w:w="2160" w:type="dxa"/>
+            <w:tcBorders>
+              <w:top w:val="single" w:sz="8" w:space="0" w:color="9A9A9A"/>
+              <w:left w:val="single" w:sz="8" w:space="0" w:color="9A9A9A"/>
+              <w:bottom w:val="single" w:sz="8" w:space="0" w:color="9A9A9A"/>
+              <w:right w:val="single" w:sz="8" w:space="0" w:color="9A9A9A"/>
+            </w:tcBorders>
+            <w:tcMar>
+              <w:top w:w="100" w:type="nil"/>
+              <w:left w:w="20" w:type="nil"/>
+              <w:bottom w:w="20" w:type="nil"/>
+              <w:right w:w="100" w:type="nil"/>
+            </w:tcMar>
+          </w:tcPr>
+          <w:p>
+            <w:pPr>
+              <w:tabs>
+                <w:tab w:val="left" w:pos="560"/>
+                <w:tab w:val="left" w:pos="1120"/>
+                <w:tab w:val="left" w:pos="1680"/>
+                <w:tab w:val="left" w:pos="2240"/>
+                <w:tab w:val="left" w:pos="2800"/>
+                <w:tab w:val="left" w:pos="3360"/>
+                <w:tab w:val="left" w:pos="3920"/>
+                <w:tab w:val="left" w:pos="4480"/>
+                <w:tab w:val="left" w:pos="5040"/>
+                <w:tab w:val="left" w:pos="5600"/>
+                <w:tab w:val="left" w:pos="6160"/>
+                <w:tab w:val="left" w:pos="6720"/>
+              </w:tabs>
+              <w:autoSpaceDE w:val="0"/>
+              <w:autoSpaceDN w:val="0"/>
+              <w:adjustRightInd w:val="0"/>
+              <w:spacing w:after="0" w:line="240" w:lineRule="auto"/>
+              <w:rPr>
+                <w:rFonts w:ascii="Helvetica" w:eastAsia="PingFang SC" w:hAnsi="Helvetica" w:cs="Helvetica" w:hint="eastAsia"/>
+                <w:szCs w:val="24"/>
+                <w:lang w:eastAsia="zh-CN"/>
+                <w14:ligatures w14:val="standardContextual"/>
+              </w:rPr>
+            </w:pPr>
+            <w:r>
+              <w:rPr>
+                <w:rFonts w:ascii="Helvetica" w:eastAsia="PingFang SC" w:hAnsi="Helvetica" w:cs="Helvetica" w:hint="eastAsia"/>
+                <w:szCs w:val="24"/>
+                <w:lang w:eastAsia="zh-CN"/>
+                <w14:ligatures w14:val="standardContextual"/>
+              </w:rPr>
+              <w:t>详情：</w:t>
+            </w:r>
+            <w:r>
+              <w:rPr>
+                <w:rFonts w:ascii="Helvetica" w:eastAsia="PingFang SC" w:hAnsi="Helvetica" w:cs="Helvetica"/>
+                <w:szCs w:val="24"/>
+                <w:lang w:eastAsia="zh-CN"/>
+                <w14:ligatures w14:val="standardContextual"/>
+              </w:rPr>
+              <w:t>https://www.ebay.com/itm/166821841284</w:t>
+            </w:r>
+          </w:p>
+        </w:tc>
+        <w:tc>
+          <w:tcPr>
+            <w:tcW w:w="2160" w:type="dxa"/>
+            <w:tcBorders>
+              <w:top w:val="single" w:sz="8" w:space="0" w:color="9A9A9A"/>
+              <w:left w:val="single" w:sz="8" w:space="0" w:color="9A9A9A"/>
+              <w:bottom w:val="single" w:sz="8" w:space="0" w:color="9A9A9A"/>
+              <w:right w:val="single" w:sz="8" w:space="0" w:color="9A9A9A"/>
+            </w:tcBorders>
+            <w:tcMar>
+              <w:top w:w="100" w:type="nil"/>
+              <w:left w:w="20" w:type="nil"/>
+              <w:bottom w:w="20" w:type="nil"/>
+              <w:right w:w="100" w:type="nil"/>
+            </w:tcMar>
+          </w:tcPr>
+          <w:p>
+            <w:pPr>
+              <w:tabs>
+                <w:tab w:val="left" w:pos="560"/>
+                <w:tab w:val="left" w:pos="1120"/>
+                <w:tab w:val="left" w:pos="1680"/>
+                <w:tab w:val="left" w:pos="2240"/>
+                <w:tab w:val="left" w:pos="2800"/>
+                <w:tab w:val="left" w:pos="3360"/>
+                <w:tab w:val="left" w:pos="3920"/>
+                <w:tab w:val="left" w:pos="4480"/>
+                <w:tab w:val="left" w:pos="5040"/>
+                <w:tab w:val="left" w:pos="5600"/>
+                <w:tab w:val="left" w:pos="6160"/>
+                <w:tab w:val="left" w:pos="6720"/>
+              </w:tabs>
+              <w:autoSpaceDE w:val="0"/>
+              <w:autoSpaceDN w:val="0"/>
+              <w:adjustRightInd w:val="0"/>
+              <w:spacing w:after="0" w:line="240" w:lineRule="auto"/>
+              <w:rPr>
                 <w:rFonts w:ascii="AppleSystemUIFont" w:hAnsi="AppleSystemUIFont" w:cs="AppleSystemUIFont" w:hint="eastAsia"/>
                 <w:szCs w:val="24"/>
                 <w:lang w:eastAsia="zh-CN"/>
                 <w14:ligatures w14:val="standardContextual"/>
               </w:rPr>
             </w:pPr>
+            <w:r>
+              <w:rPr>
+                <w:rFonts w:ascii="AppleSystemUIFont" w:hAnsi="AppleSystemUIFont" w:cs="AppleSystemUIFont" w:hint="eastAsia"/>
+                <w:szCs w:val="24"/>
+                <w:lang w:eastAsia="zh-CN"/>
+                <w14:ligatures w14:val="standardContextual"/>
+              </w:rPr>
+              <w:t>$10</w:t>
+            </w:r>
           </w:p>
         </w:tc>
         <w:tc>
@@ -11419,7 +11679,7 @@
   <w:style w:type="paragraph" w:default="1" w:styleId="Normal">
     <w:name w:val="Normal"/>
     <w:qFormat/>
-    <w:rsid w:val="004C2FF9"/>
+    <w:rsid w:val="00666C83"/>
     <w:pPr>
       <w:spacing w:after="200" w:line="276" w:lineRule="auto"/>
     </w:pPr>

--- a/搬家.docx
+++ b/搬家.docx
@@ -449,6 +449,15 @@
                 <w14:ligatures w14:val="standardContextual"/>
               </w:rPr>
             </w:pPr>
+            <w:r>
+              <w:rPr>
+                <w:rFonts w:ascii="PingFang SC" w:eastAsia="PingFang SC" w:hAnsi="Helvetica" w:cs="PingFang SC" w:hint="eastAsia"/>
+                <w:szCs w:val="24"/>
+                <w:lang w:eastAsia="zh-CN"/>
+                <w14:ligatures w14:val="standardContextual"/>
+              </w:rPr>
+              <w:t>已出</w:t>
+            </w:r>
           </w:p>
         </w:tc>
       </w:tr>
@@ -636,6 +645,7 @@
                 <w14:ligatures w14:val="standardContextual"/>
               </w:rPr>
             </w:pPr>
+            <w:bookmarkStart w:id="1" w:name="_Hlk232872055"/>
             <w:r>
               <w:rPr>
                 <w:rFonts w:ascii="PingFang SC" w:eastAsia="PingFang SC" w:hAnsi="Helvetica" w:cs="PingFang SC" w:hint="eastAsia"/>
@@ -645,6 +655,7 @@
               </w:rPr>
               <w:t>已出</w:t>
             </w:r>
+            <w:bookmarkEnd w:id="1"/>
           </w:p>
         </w:tc>
       </w:tr>
@@ -1273,19 +1284,19 @@
               <w:adjustRightInd w:val="0"/>
               <w:spacing w:after="0" w:line="240" w:lineRule="auto"/>
               <w:rPr>
-                <w:rFonts w:ascii="Helvetica" w:eastAsia="PingFang SC" w:hAnsi="Helvetica" w:cs="Helvetica"/>
-                <w:szCs w:val="24"/>
-                <w:lang w:eastAsia="zh-CN"/>
-                <w14:ligatures w14:val="standardContextual"/>
-              </w:rPr>
-            </w:pPr>
-            <w:r>
-              <w:rPr>
                 <w:rFonts w:ascii="Helvetica" w:eastAsia="PingFang SC" w:hAnsi="Helvetica" w:cs="Helvetica" w:hint="eastAsia"/>
                 <w:szCs w:val="24"/>
                 <w:lang w:eastAsia="zh-CN"/>
                 <w14:ligatures w14:val="standardContextual"/>
               </w:rPr>
+            </w:pPr>
+            <w:r>
+              <w:rPr>
+                <w:rFonts w:ascii="Helvetica" w:eastAsia="PingFang SC" w:hAnsi="Helvetica" w:cs="Helvetica" w:hint="eastAsia"/>
+                <w:szCs w:val="24"/>
+                <w:lang w:eastAsia="zh-CN"/>
+                <w14:ligatures w14:val="standardContextual"/>
+              </w:rPr>
               <w:t>$</w:t>
             </w:r>
             <w:r>
@@ -1295,16 +1306,7 @@
                 <w:lang w:eastAsia="zh-CN"/>
                 <w14:ligatures w14:val="standardContextual"/>
               </w:rPr>
-              <w:t>6</w:t>
-            </w:r>
-            <w:r>
-              <w:rPr>
-                <w:rFonts w:ascii="Helvetica" w:eastAsia="PingFang SC" w:hAnsi="Helvetica" w:cs="Helvetica" w:hint="eastAsia"/>
-                <w:szCs w:val="24"/>
-                <w:lang w:eastAsia="zh-CN"/>
-                <w14:ligatures w14:val="standardContextual"/>
-              </w:rPr>
-              <w:t>0</w:t>
+              <w:t>90</w:t>
             </w:r>
           </w:p>
         </w:tc>
@@ -1345,6 +1347,15 @@
                 <w14:ligatures w14:val="standardContextual"/>
               </w:rPr>
             </w:pPr>
+            <w:r>
+              <w:rPr>
+                <w:rFonts w:ascii="PingFang SC" w:eastAsia="PingFang SC" w:hAnsi="Helvetica" w:cs="PingFang SC" w:hint="eastAsia"/>
+                <w:szCs w:val="24"/>
+                <w:lang w:eastAsia="zh-CN"/>
+                <w14:ligatures w14:val="standardContextual"/>
+              </w:rPr>
+              <w:t>已出</w:t>
+            </w:r>
           </w:p>
         </w:tc>
       </w:tr>
@@ -1579,38 +1590,20 @@
               <w:adjustRightInd w:val="0"/>
               <w:spacing w:after="0" w:line="240" w:lineRule="auto"/>
               <w:rPr>
-                <w:rFonts w:ascii="Helvetica" w:eastAsia="PingFang SC" w:hAnsi="Helvetica" w:cs="Helvetica"/>
-                <w:szCs w:val="24"/>
-                <w:lang w:eastAsia="zh-CN"/>
-                <w14:ligatures w14:val="standardContextual"/>
-              </w:rPr>
-            </w:pPr>
-            <w:r>
-              <w:rPr>
-                <w:rFonts w:ascii="AppleSystemUIFont" w:hAnsi="AppleSystemUIFont" w:cs="AppleSystemUIFont"/>
-                <w:szCs w:val="24"/>
-                <w:lang w:eastAsia="zh-CN"/>
-                <w14:ligatures w14:val="standardContextual"/>
-              </w:rPr>
-              <w:t>$</w:t>
-            </w:r>
-            <w:r>
-              <w:rPr>
-                <w:rFonts w:ascii="AppleSystemUIFont" w:hAnsi="AppleSystemUIFont" w:cs="AppleSystemUIFont" w:hint="eastAsia"/>
-                <w:szCs w:val="24"/>
-                <w:lang w:eastAsia="zh-CN"/>
-                <w14:ligatures w14:val="standardContextual"/>
-              </w:rPr>
-              <w:t>5</w:t>
-            </w:r>
-            <w:r>
-              <w:rPr>
-                <w:rFonts w:ascii="AppleSystemUIFont" w:hAnsi="AppleSystemUIFont" w:cs="AppleSystemUIFont"/>
-                <w:szCs w:val="24"/>
-                <w:lang w:eastAsia="zh-CN"/>
-                <w14:ligatures w14:val="standardContextual"/>
-              </w:rPr>
-              <w:t>0</w:t>
+                <w:rFonts w:ascii="Helvetica" w:eastAsia="PingFang SC" w:hAnsi="Helvetica" w:cs="Helvetica" w:hint="eastAsia"/>
+                <w:szCs w:val="24"/>
+                <w:lang w:eastAsia="zh-CN"/>
+                <w14:ligatures w14:val="standardContextual"/>
+              </w:rPr>
+            </w:pPr>
+            <w:r>
+              <w:rPr>
+                <w:rFonts w:ascii="PingFang SC" w:eastAsia="PingFang SC" w:hAnsi="Helvetica" w:cs="PingFang SC" w:hint="eastAsia"/>
+                <w:szCs w:val="24"/>
+                <w:lang w:eastAsia="zh-CN"/>
+                <w14:ligatures w14:val="standardContextual"/>
+              </w:rPr>
+              <w:t>动感单车</w:t>
             </w:r>
           </w:p>
         </w:tc>
@@ -2030,12 +2023,21 @@
               <w:adjustRightInd w:val="0"/>
               <w:spacing w:after="0" w:line="240" w:lineRule="auto"/>
               <w:rPr>
-                <w:rFonts w:ascii="Helvetica Neue" w:eastAsia="PingFang SC" w:hAnsi="Helvetica Neue" w:cs="Helvetica Neue"/>
-                <w:szCs w:val="24"/>
-                <w:lang w:eastAsia="zh-CN"/>
-                <w14:ligatures w14:val="standardContextual"/>
-              </w:rPr>
-            </w:pPr>
+                <w:rFonts w:ascii="Helvetica Neue" w:eastAsia="PingFang SC" w:hAnsi="Helvetica Neue" w:cs="Helvetica Neue" w:hint="eastAsia"/>
+                <w:szCs w:val="24"/>
+                <w:lang w:eastAsia="zh-CN"/>
+                <w14:ligatures w14:val="standardContextual"/>
+              </w:rPr>
+            </w:pPr>
+            <w:r>
+              <w:rPr>
+                <w:rFonts w:ascii="Helvetica Neue" w:eastAsia="PingFang SC" w:hAnsi="Helvetica Neue" w:cs="Helvetica Neue" w:hint="eastAsia"/>
+                <w:szCs w:val="24"/>
+                <w:lang w:eastAsia="zh-CN"/>
+                <w14:ligatures w14:val="standardContextual"/>
+              </w:rPr>
+              <w:t>已预定</w:t>
+            </w:r>
           </w:p>
         </w:tc>
       </w:tr>
@@ -2069,7 +2071,7 @@
                 <w14:ligatures w14:val="standardContextual"/>
               </w:rPr>
             </w:pPr>
-            <w:bookmarkStart w:id="1" w:name="_Hlk232800392"/>
+            <w:bookmarkStart w:id="2" w:name="_Hlk232800392"/>
             <w:r>
               <w:rPr>
                 <w:rFonts w:ascii="Helvetica Neue" w:eastAsia="PingFang SC" w:hAnsi="Helvetica Neue" w:cs="Helvetica Neue" w:hint="eastAsia"/>
@@ -2079,7 +2081,7 @@
               </w:rPr>
               <w:t>黑色升降桌</w:t>
             </w:r>
-            <w:bookmarkEnd w:id="1"/>
+            <w:bookmarkEnd w:id="2"/>
           </w:p>
         </w:tc>
         <w:tc>
@@ -2165,7 +2167,7 @@
                 <w14:ligatures w14:val="standardContextual"/>
               </w:rPr>
             </w:pPr>
-            <w:bookmarkStart w:id="2" w:name="_Hlk232800375"/>
+            <w:bookmarkStart w:id="3" w:name="_Hlk232800375"/>
             <w:r>
               <w:rPr>
                 <w:rFonts w:ascii="Helvetica" w:eastAsia="PingFang SC" w:hAnsi="Helvetica" w:cs="Helvetica" w:hint="eastAsia"/>
@@ -2239,7 +2241,7 @@
               </w:rPr>
               <w:t>70cm</w:t>
             </w:r>
-            <w:bookmarkEnd w:id="2"/>
+            <w:bookmarkEnd w:id="3"/>
           </w:p>
         </w:tc>
         <w:tc>
@@ -3479,7 +3481,7 @@
                 <w14:ligatures w14:val="standardContextual"/>
               </w:rPr>
             </w:pPr>
-            <w:bookmarkStart w:id="3" w:name="_Hlk232802607"/>
+            <w:bookmarkStart w:id="4" w:name="_Hlk232802607"/>
             <w:r>
               <w:rPr>
                 <w:rFonts w:ascii="Helvetica Neue" w:eastAsia="PingFang SC" w:hAnsi="Helvetica Neue" w:cs="Helvetica Neue" w:hint="eastAsia"/>
@@ -3748,7 +3750,7 @@
           </w:p>
         </w:tc>
       </w:tr>
-      <w:bookmarkEnd w:id="3"/>
+      <w:bookmarkEnd w:id="4"/>
       <w:tr>
         <w:tc>
           <w:tcPr>
@@ -4269,21 +4271,58 @@
               <w:adjustRightInd w:val="0"/>
               <w:spacing w:after="0" w:line="240" w:lineRule="auto"/>
               <w:rPr>
+                <w:rFonts w:ascii="Helvetica Neue" w:hAnsi="Helvetica Neue" w:cs="Helvetica Neue"/>
+                <w:szCs w:val="24"/>
+                <w:lang w:eastAsia="zh-CN"/>
+                <w14:ligatures w14:val="standardContextual"/>
+              </w:rPr>
+            </w:pPr>
+            <w:r>
+              <w:rPr>
                 <w:rFonts w:ascii="Helvetica Neue" w:hAnsi="Helvetica Neue" w:cs="Helvetica Neue" w:hint="eastAsia"/>
                 <w:szCs w:val="24"/>
                 <w:lang w:eastAsia="zh-CN"/>
                 <w14:ligatures w14:val="standardContextual"/>
               </w:rPr>
-            </w:pPr>
-            <w:r>
+              <w:t>编码：</w:t>
+            </w:r>
+            <w:r>
+              <w:rPr>
+                <w:rFonts w:ascii="Helvetica Neue" w:hAnsi="Helvetica Neue" w:cs="Helvetica Neue"/>
+                <w:szCs w:val="24"/>
+                <w:lang w:eastAsia="zh-CN"/>
+                <w14:ligatures w14:val="standardContextual"/>
+              </w:rPr>
+              <w:t>/Users/jingyi/Library/CloudStorage/Dropbox/UW/Document/moving/MovingSales/images/piano_number.jpeg</w:t>
+            </w:r>
+          </w:p>
+          <w:p>
+            <w:pPr>
+              <w:autoSpaceDE w:val="0"/>
+              <w:autoSpaceDN w:val="0"/>
+              <w:adjustRightInd w:val="0"/>
+              <w:spacing w:after="0" w:line="240" w:lineRule="auto"/>
+              <w:rPr>
+                <w:rFonts w:ascii="Helvetica Neue" w:hAnsi="Helvetica Neue" w:cs="Helvetica Neue"/>
+                <w:szCs w:val="24"/>
+                <w:lang w:eastAsia="zh-CN"/>
+                <w14:ligatures w14:val="standardContextual"/>
+              </w:rPr>
+            </w:pPr>
+          </w:p>
+          <w:p>
+            <w:pPr>
+              <w:autoSpaceDE w:val="0"/>
+              <w:autoSpaceDN w:val="0"/>
+              <w:adjustRightInd w:val="0"/>
+              <w:spacing w:after="0" w:line="240" w:lineRule="auto"/>
               <w:rPr>
                 <w:rFonts w:ascii="Helvetica Neue" w:hAnsi="Helvetica Neue" w:cs="Helvetica Neue" w:hint="eastAsia"/>
                 <w:szCs w:val="24"/>
                 <w:lang w:eastAsia="zh-CN"/>
                 <w14:ligatures w14:val="standardContextual"/>
               </w:rPr>
-              <w:t>编码：</w:t>
-            </w:r>
+            </w:pPr>
             <w:r>
               <w:rPr>
                 <w:rFonts w:ascii="Helvetica Neue" w:hAnsi="Helvetica Neue" w:cs="Helvetica Neue"/>
@@ -4291,7 +4330,7 @@
                 <w:lang w:eastAsia="zh-CN"/>
                 <w14:ligatures w14:val="standardContextual"/>
               </w:rPr>
-              <w:t>/Users/jingyi/Library/CloudStorage/Dropbox/UW/Document/moving/MovingSales/images/piano_number.jpeg</w:t>
+              <w:t>/Users/jingyi/Library/CloudStorage/Dropbox/UW/Document/moving/MovingSales/images/piano_3.jpeg</w:t>
             </w:r>
           </w:p>
         </w:tc>
@@ -4650,6 +4689,7 @@
                 <w:lang w:eastAsia="zh-CN"/>
                 <w14:ligatures w14:val="standardContextual"/>
               </w:rPr>
+              <w:lastRenderedPageBreak/>
               <w:t>/Users/jingyi/Library/CloudStorage/Dropbox/UW/Document/moving/MovingSales/images/</w:t>
             </w:r>
             <w:r>
@@ -4705,7 +4745,6 @@
                 <w:lang w:eastAsia="zh-CN"/>
                 <w14:ligatures w14:val="standardContextual"/>
               </w:rPr>
-              <w:lastRenderedPageBreak/>
               <w:t>/Users/jingyi/Library/CloudStorage/Dropbox/UW/Document/moving/MovingSales/images/freezer_web.jpeg</w:t>
             </w:r>
           </w:p>
@@ -4779,7 +4818,7 @@
                 <w:lang w:eastAsia="zh-CN"/>
                 <w14:ligatures w14:val="standardContextual"/>
               </w:rPr>
-              <w:t>https://www.bestbuy.com/product/insignia-7-1-cu-ft-garage-ready-upright-convertible-freezer-stainless-steel-look/J2FPJK9PCJ/sku/6634899?utm_source=feed&amp;extStoreId=&amp;ref=212&amp;loc=1447720</w:t>
+              <w:t>https://www.bestbuy.com/product/insignia-7-1-cu-ft-garage-ready-upright-convertible-</w:t>
             </w:r>
             <w:r>
               <w:rPr>
@@ -4789,7 +4828,7 @@
                 <w14:ligatures w14:val="standardContextual"/>
               </w:rPr>
               <w:lastRenderedPageBreak/>
-              <w:t>0735&amp;gclsrc=aw.ds&amp;gad_source=1&amp;gad_campaignid=14477200735&amp;gbraid=0AAAAAD-ORIh0mFSgcYHpQJWAlbT45zvC8&amp;gclid=CjwKCAjw9NjRBhATEiwA_p2J8bBK-0k8_lkp9gS6LbICyWksEgk2tEQHqHGawHWE3Xyi6ZUK1YoRlxoCPrUQAvD_BwE</w:t>
+              <w:t>freezer-stainless-steel-look/J2FPJK9PCJ/sku/6634899?utm_source=feed&amp;extStoreId=&amp;ref=212&amp;loc=14477200735&amp;gclsrc=aw.ds&amp;gad_source=1&amp;gad_campaignid=14477200735&amp;gbraid=0AAAAAD-ORIh0mFSgcYHpQJWAlbT45zvC8&amp;gclid=CjwKCAjw9NjRBhATEiwA_p2J8bBK-0k8_lkp9gS6LbICyWksEgk2tEQHqHGawHWE3Xyi6ZUK1YoRlxoCPrUQAvD_BwE</w:t>
             </w:r>
           </w:p>
         </w:tc>
@@ -5688,7 +5727,17 @@
                 <w:lang w:eastAsia="zh-CN"/>
                 <w14:ligatures w14:val="standardContextual"/>
               </w:rPr>
-              <w:t>/Users/jingyi/Library/CloudStorage/Dropbox/UW/Document/moving/MovingSales/images/</w:t>
+              <w:t>/Users/jingyi/Library/CloudStorage/Dropbox/UW/Document/moving/</w:t>
+            </w:r>
+            <w:r>
+              <w:rPr>
+                <w:rFonts w:ascii="Helvetica Neue" w:hAnsi="Helvetica Neue" w:cs="Helvetica Neue"/>
+                <w:szCs w:val="24"/>
+                <w:lang w:eastAsia="zh-CN"/>
+                <w14:ligatures w14:val="standardContextual"/>
+              </w:rPr>
+              <w:lastRenderedPageBreak/>
+              <w:t>MovingSales/images/</w:t>
             </w:r>
             <w:r>
               <w:rPr>
@@ -5798,7 +5847,7 @@
                 <w14:ligatures w14:val="standardContextual"/>
               </w:rPr>
             </w:pPr>
-            <w:bookmarkStart w:id="4" w:name="_Hlk232845745"/>
+            <w:bookmarkStart w:id="5" w:name="_Hlk232845745"/>
             <w:r>
               <w:rPr>
                 <w:rFonts w:ascii="AppleSystemUIFont" w:hAnsi="AppleSystemUIFont" w:cs="AppleSystemUIFont" w:hint="eastAsia"/>
@@ -5808,7 +5857,7 @@
               </w:rPr>
               <w:t>$8</w:t>
             </w:r>
-            <w:bookmarkEnd w:id="4"/>
+            <w:bookmarkEnd w:id="5"/>
           </w:p>
         </w:tc>
         <w:tc>
@@ -5928,17 +5977,7 @@
                 <w:lang w:eastAsia="zh-CN"/>
                 <w14:ligatures w14:val="standardContextual"/>
               </w:rPr>
-              <w:t>/Users/jingyi/Library/CloudStorage/Dropbox/UW/Document/moving/</w:t>
-            </w:r>
-            <w:r>
-              <w:rPr>
-                <w:rFonts w:ascii="Helvetica Neue" w:hAnsi="Helvetica Neue" w:cs="Helvetica Neue"/>
-                <w:szCs w:val="24"/>
-                <w:lang w:eastAsia="zh-CN"/>
-                <w14:ligatures w14:val="standardContextual"/>
-              </w:rPr>
-              <w:lastRenderedPageBreak/>
-              <w:t>MovingSales/images/</w:t>
+              <w:t>/Users/jingyi/Library/CloudStorage/Dropbox/UW/Document/moving/MovingSales/images/</w:t>
             </w:r>
             <w:r>
               <w:rPr>
@@ -6010,7 +6049,6 @@
                 <w:lang w:eastAsia="zh-CN"/>
                 <w14:ligatures w14:val="standardContextual"/>
               </w:rPr>
-              <w:lastRenderedPageBreak/>
               <w:t>高：</w:t>
             </w:r>
             <w:r>
@@ -6167,7 +6205,6 @@
                 <w:lang w:eastAsia="zh-CN"/>
                 <w14:ligatures w14:val="standardContextual"/>
               </w:rPr>
-              <w:lastRenderedPageBreak/>
               <w:t>中间拼缝有裂纹，不影响使用</w:t>
             </w:r>
           </w:p>
@@ -6222,7 +6259,6 @@
                 <w:lang w:eastAsia="zh-CN"/>
                 <w14:ligatures w14:val="standardContextual"/>
               </w:rPr>
-              <w:lastRenderedPageBreak/>
               <w:t>$</w:t>
             </w:r>
             <w:r>
@@ -6858,7 +6894,7 @@
                 <w14:ligatures w14:val="standardContextual"/>
               </w:rPr>
             </w:pPr>
-            <w:bookmarkStart w:id="5" w:name="_Hlk232855646"/>
+            <w:bookmarkStart w:id="6" w:name="_Hlk232855646"/>
             <w:r>
               <w:rPr>
                 <w:rFonts w:ascii="Helvetica Neue" w:eastAsia="PingFang SC" w:hAnsi="Helvetica Neue" w:cs="Helvetica Neue" w:hint="eastAsia"/>
@@ -6886,7 +6922,7 @@
               </w:rPr>
               <w:t>号</w:t>
             </w:r>
-            <w:bookmarkEnd w:id="5"/>
+            <w:bookmarkEnd w:id="6"/>
           </w:p>
         </w:tc>
         <w:tc>
@@ -6962,7 +6998,17 @@
                 <w:lang w:eastAsia="zh-CN"/>
                 <w14:ligatures w14:val="standardContextual"/>
               </w:rPr>
-              <w:t>/Users/jingyi/Library/CloudStorage/Dropbox/UW/Document/moving/MovingSales/images/chair_amazon.jpg</w:t>
+              <w:t>/Users/jingyi/Library/CloudStorage/Dropbox/UW/Document/moving/</w:t>
+            </w:r>
+            <w:r>
+              <w:rPr>
+                <w:rFonts w:ascii="Helvetica Neue" w:hAnsi="Helvetica Neue" w:cs="Helvetica Neue"/>
+                <w:szCs w:val="24"/>
+                <w:lang w:eastAsia="zh-CN"/>
+                <w14:ligatures w14:val="standardContextual"/>
+              </w:rPr>
+              <w:lastRenderedPageBreak/>
+              <w:t>MovingSales/images/chair_amazon.jpg</w:t>
             </w:r>
           </w:p>
         </w:tc>
@@ -7018,6 +7064,7 @@
                 <w:lang w:eastAsia="zh-CN"/>
                 <w14:ligatures w14:val="standardContextual"/>
               </w:rPr>
+              <w:lastRenderedPageBreak/>
               <w:t>购于</w:t>
             </w:r>
             <w:r>
@@ -7195,7 +7242,17 @@
                 <w:lang w:eastAsia="zh-CN"/>
                 <w14:ligatures w14:val="standardContextual"/>
               </w:rPr>
-              <w:t>https://www.amazon.com/dp/B0C2PMWT11?ref_=ppx_hzod_title_dt_b_fed_asin_title_0_0&amp;th=1</w:t>
+              <w:t>https://www.amazon.com/dp/B0C2PMWT11?ref_=ppx_hzod_title_dt_</w:t>
+            </w:r>
+            <w:r>
+              <w:rPr>
+                <w:rFonts w:ascii="Helvetica" w:eastAsia="PingFang SC" w:hAnsi="Helvetica" w:cs="Helvetica"/>
+                <w:szCs w:val="24"/>
+                <w:lang w:eastAsia="zh-CN"/>
+                <w14:ligatures w14:val="standardContextual"/>
+              </w:rPr>
+              <w:lastRenderedPageBreak/>
+              <w:t>b_fed_asin_title_0_0&amp;th=1</w:t>
             </w:r>
           </w:p>
         </w:tc>
@@ -7249,6 +7306,7 @@
                 <w:lang w:eastAsia="zh-CN"/>
                 <w14:ligatures w14:val="standardContextual"/>
               </w:rPr>
+              <w:lastRenderedPageBreak/>
               <w:t>¥20</w:t>
             </w:r>
           </w:p>
@@ -7330,7 +7388,6 @@
                 <w:lang w:eastAsia="zh-CN"/>
                 <w14:ligatures w14:val="standardContextual"/>
               </w:rPr>
-              <w:lastRenderedPageBreak/>
               <w:t>升降椅</w:t>
             </w:r>
             <w:r>
@@ -8203,17 +8260,8 @@
                 <w:lang w:eastAsia="zh-CN"/>
                 <w14:ligatures w14:val="standardContextual"/>
               </w:rPr>
-              <w:t>/Users/jingyi/Library/CloudStorage/Dropbox/UW/Do</w:t>
-            </w:r>
-            <w:r>
-              <w:rPr>
-                <w:rFonts w:ascii="Helvetica Neue" w:hAnsi="Helvetica Neue" w:cs="Helvetica Neue"/>
-                <w:szCs w:val="24"/>
-                <w:lang w:eastAsia="zh-CN"/>
-                <w14:ligatures w14:val="standardContextual"/>
-              </w:rPr>
               <w:lastRenderedPageBreak/>
-              <w:t>cument/moving/MovingSales/images/chair_crack.jpeg</w:t>
+              <w:t>/Users/jingyi/Library/CloudStorage/Dropbox/UW/Document/moving/MovingSales/images/chair_crack.jpeg</w:t>
             </w:r>
           </w:p>
         </w:tc>
@@ -9994,6 +10042,7 @@
                 <w:lang w:eastAsia="zh-CN"/>
                 <w14:ligatures w14:val="standardContextual"/>
               </w:rPr>
+              <w:lastRenderedPageBreak/>
               <w:t>椅子（两把）</w:t>
             </w:r>
           </w:p>
@@ -10034,17 +10083,7 @@
                 <w:lang w:eastAsia="zh-CN"/>
                 <w14:ligatures w14:val="standardContextual"/>
               </w:rPr>
-              <w:t>/Users/jingyi/Library/CloudStorage/Dropbox/UW/Document/moving/</w:t>
-            </w:r>
-            <w:r>
-              <w:rPr>
-                <w:rFonts w:ascii="Helvetica Neue" w:hAnsi="Helvetica Neue" w:cs="Helvetica Neue"/>
-                <w:szCs w:val="24"/>
-                <w:lang w:eastAsia="zh-CN"/>
-                <w14:ligatures w14:val="standardContextual"/>
-              </w:rPr>
-              <w:lastRenderedPageBreak/>
-              <w:t>MovingSales/images/chair_2.jpeg</w:t>
+              <w:t>/Users/jingyi/Library/CloudStorage/Dropbox/UW/Document/moving/MovingSales/images/chair_2.jpeg</w:t>
             </w:r>
           </w:p>
         </w:tc>
@@ -10098,7 +10137,6 @@
                 <w:lang w:eastAsia="zh-CN"/>
                 <w14:ligatures w14:val="standardContextual"/>
               </w:rPr>
-              <w:lastRenderedPageBreak/>
               <w:t>有猫毛，</w:t>
             </w:r>
             <w:r>
@@ -10268,7 +10306,7 @@
                 <w14:ligatures w14:val="standardContextual"/>
               </w:rPr>
             </w:pPr>
-            <w:bookmarkStart w:id="6" w:name="_Hlk232863742"/>
+            <w:bookmarkStart w:id="7" w:name="_Hlk232863742"/>
             <w:r>
               <w:rPr>
                 <w:rFonts w:ascii="Helvetica Neue" w:eastAsia="PingFang SC" w:hAnsi="Helvetica Neue" w:cs="Helvetica Neue" w:hint="eastAsia"/>
@@ -10319,7 +10357,7 @@
               </w:rPr>
               <w:t>护眼</w:t>
             </w:r>
-            <w:bookmarkStart w:id="7" w:name="_Hlk232863542"/>
+            <w:bookmarkStart w:id="8" w:name="_Hlk232863542"/>
             <w:r>
               <w:rPr>
                 <w:rFonts w:ascii="Helvetica Neue" w:eastAsia="PingFang SC" w:hAnsi="Helvetica Neue" w:cs="Helvetica Neue" w:hint="eastAsia"/>
@@ -10329,7 +10367,7 @@
               </w:rPr>
               <w:t>显示器</w:t>
             </w:r>
-            <w:bookmarkEnd w:id="7"/>
+            <w:bookmarkEnd w:id="8"/>
           </w:p>
         </w:tc>
         <w:tc>
@@ -10415,7 +10453,7 @@
                 <w14:ligatures w14:val="standardContextual"/>
               </w:rPr>
             </w:pPr>
-            <w:bookmarkStart w:id="8" w:name="_Hlk232863532"/>
+            <w:bookmarkStart w:id="9" w:name="_Hlk232863532"/>
             <w:r>
               <w:rPr>
                 <w:rFonts w:ascii="Helvetica" w:eastAsia="PingFang SC" w:hAnsi="Helvetica" w:cs="Helvetica" w:hint="eastAsia"/>
@@ -10435,7 +10473,7 @@
               <w:t>寸</w:t>
             </w:r>
           </w:p>
-          <w:bookmarkEnd w:id="8"/>
+          <w:bookmarkEnd w:id="9"/>
           <w:p>
             <w:pPr>
               <w:tabs>
@@ -10498,8 +10536,19 @@
                 <w:lang w:eastAsia="zh-CN"/>
                 <w14:ligatures w14:val="standardContextual"/>
               </w:rPr>
-              <w:t>ASUS VC239H Eye Care Monitor - 23 inch, Full HD, IPS, Flicker Free, Blue Light Filter, Anti Glare</w:t>
-            </w:r>
+              <w:t xml:space="preserve">ASUS VC239H Eye Care Monitor - 23 inch, Full HD, IPS, Flicker Free, Blue Light Filter, </w:t>
+            </w:r>
+            <w:proofErr w:type="spellStart"/>
+            <w:r>
+              <w:rPr>
+                <w:rFonts w:ascii="Helvetica" w:eastAsia="PingFang SC" w:hAnsi="Helvetica" w:cs="Helvetica"/>
+                <w:szCs w:val="24"/>
+                <w:lang w:eastAsia="zh-CN"/>
+                <w14:ligatures w14:val="standardContextual"/>
+              </w:rPr>
+              <w:t>Anti Glare</w:t>
+            </w:r>
+            <w:proofErr w:type="spellEnd"/>
           </w:p>
           <w:p>
             <w:pPr>
@@ -10698,7 +10747,7 @@
           </w:p>
         </w:tc>
       </w:tr>
-      <w:bookmarkEnd w:id="6"/>
+      <w:bookmarkEnd w:id="7"/>
       <w:tr>
         <w:tc>
           <w:tcPr>

--- a/搬家.docx
+++ b/搬家.docx
@@ -10845,6 +10845,15 @@
                 <w14:ligatures w14:val="standardContextual"/>
               </w:rPr>
             </w:pPr>
+            <w:r>
+              <w:rPr>
+                <w:rFonts w:ascii="Helvetica Neue" w:hAnsi="Helvetica Neue" w:cs="Helvetica Neue"/>
+                <w:szCs w:val="24"/>
+                <w:lang w:eastAsia="zh-CN"/>
+                <w14:ligatures w14:val="standardContextual"/>
+              </w:rPr>
+              <w:t>/Users/jingyi/Library/CloudStorage/Dropbox/UW/Document/moving/MovingSales/images/dell.jpeg</w:t>
+            </w:r>
           </w:p>
         </w:tc>
         <w:tc>

--- a/搬家.docx
+++ b/搬家.docx
@@ -10971,6 +10971,639 @@
               </w:rPr>
               <w:t>$10</w:t>
             </w:r>
+          </w:p>
+        </w:tc>
+        <w:tc>
+          <w:tcPr>
+            <w:tcW w:w="2160" w:type="dxa"/>
+            <w:tcBorders>
+              <w:top w:val="single" w:sz="8" w:space="0" w:color="9A9A9A"/>
+              <w:left w:val="single" w:sz="8" w:space="0" w:color="9A9A9A"/>
+              <w:bottom w:val="single" w:sz="8" w:space="0" w:color="9A9A9A"/>
+              <w:right w:val="single" w:sz="8" w:space="0" w:color="9A9A9A"/>
+            </w:tcBorders>
+          </w:tcPr>
+          <w:p>
+            <w:pPr>
+              <w:tabs>
+                <w:tab w:val="left" w:pos="560"/>
+                <w:tab w:val="left" w:pos="1120"/>
+                <w:tab w:val="left" w:pos="1680"/>
+                <w:tab w:val="left" w:pos="2240"/>
+                <w:tab w:val="left" w:pos="2800"/>
+                <w:tab w:val="left" w:pos="3360"/>
+                <w:tab w:val="left" w:pos="3920"/>
+                <w:tab w:val="left" w:pos="4480"/>
+                <w:tab w:val="left" w:pos="5040"/>
+                <w:tab w:val="left" w:pos="5600"/>
+                <w:tab w:val="left" w:pos="6160"/>
+                <w:tab w:val="left" w:pos="6720"/>
+              </w:tabs>
+              <w:autoSpaceDE w:val="0"/>
+              <w:autoSpaceDN w:val="0"/>
+              <w:adjustRightInd w:val="0"/>
+              <w:spacing w:after="0" w:line="240" w:lineRule="auto"/>
+              <w:rPr>
+                <w:rFonts w:ascii="Helvetica Neue" w:eastAsia="PingFang SC" w:hAnsi="Helvetica Neue" w:cs="Helvetica Neue"/>
+                <w:szCs w:val="24"/>
+                <w:lang w:eastAsia="zh-CN"/>
+                <w14:ligatures w14:val="standardContextual"/>
+              </w:rPr>
+            </w:pPr>
+          </w:p>
+        </w:tc>
+      </w:tr>
+      <w:tr>
+        <w:tc>
+          <w:tcPr>
+            <w:tcW w:w="2268" w:type="dxa"/>
+            <w:tcBorders>
+              <w:top w:val="single" w:sz="8" w:space="0" w:color="9A9A9A"/>
+              <w:left w:val="single" w:sz="8" w:space="0" w:color="9A9A9A"/>
+              <w:bottom w:val="single" w:sz="8" w:space="0" w:color="9A9A9A"/>
+              <w:right w:val="single" w:sz="8" w:space="0" w:color="9A9A9A"/>
+            </w:tcBorders>
+            <w:tcMar>
+              <w:top w:w="100" w:type="nil"/>
+              <w:left w:w="20" w:type="nil"/>
+              <w:bottom w:w="20" w:type="nil"/>
+              <w:right w:w="100" w:type="nil"/>
+            </w:tcMar>
+          </w:tcPr>
+          <w:p>
+            <w:pPr>
+              <w:autoSpaceDE w:val="0"/>
+              <w:autoSpaceDN w:val="0"/>
+              <w:adjustRightInd w:val="0"/>
+              <w:spacing w:after="0" w:line="240" w:lineRule="auto"/>
+              <w:rPr>
+                <w:rFonts w:ascii="Helvetica Neue" w:eastAsia="PingFang SC" w:hAnsi="Helvetica Neue" w:cs="Helvetica Neue" w:hint="eastAsia"/>
+                <w:szCs w:val="24"/>
+                <w:lang w:eastAsia="zh-CN"/>
+                <w14:ligatures w14:val="standardContextual"/>
+              </w:rPr>
+            </w:pPr>
+            <w:r>
+              <w:rPr>
+                <w:rFonts w:ascii="Helvetica Neue" w:eastAsia="PingFang SC" w:hAnsi="Helvetica Neue" w:cs="Helvetica Neue"/>
+                <w:szCs w:val="24"/>
+                <w:lang w:eastAsia="zh-CN"/>
+                <w14:ligatures w14:val="standardContextual"/>
+              </w:rPr>
+              <w:t>S</w:t>
+            </w:r>
+            <w:r>
+              <w:rPr>
+                <w:rFonts w:ascii="Helvetica Neue" w:eastAsia="PingFang SC" w:hAnsi="Helvetica Neue" w:cs="Helvetica Neue" w:hint="eastAsia"/>
+                <w:szCs w:val="24"/>
+                <w:lang w:eastAsia="zh-CN"/>
+                <w14:ligatures w14:val="standardContextual"/>
+              </w:rPr>
+              <w:t>tanding table</w:t>
+            </w:r>
+          </w:p>
+        </w:tc>
+        <w:tc>
+          <w:tcPr>
+            <w:tcW w:w="2160" w:type="dxa"/>
+            <w:tcBorders>
+              <w:top w:val="single" w:sz="8" w:space="0" w:color="9A9A9A"/>
+              <w:left w:val="single" w:sz="8" w:space="0" w:color="9A9A9A"/>
+              <w:bottom w:val="single" w:sz="8" w:space="0" w:color="9A9A9A"/>
+              <w:right w:val="single" w:sz="8" w:space="0" w:color="9A9A9A"/>
+            </w:tcBorders>
+            <w:tcMar>
+              <w:top w:w="100" w:type="nil"/>
+              <w:left w:w="20" w:type="nil"/>
+              <w:bottom w:w="20" w:type="nil"/>
+              <w:right w:w="100" w:type="nil"/>
+            </w:tcMar>
+          </w:tcPr>
+          <w:p>
+            <w:pPr>
+              <w:autoSpaceDE w:val="0"/>
+              <w:autoSpaceDN w:val="0"/>
+              <w:adjustRightInd w:val="0"/>
+              <w:spacing w:after="0" w:line="240" w:lineRule="auto"/>
+              <w:rPr>
+                <w:rFonts w:ascii="Helvetica Neue" w:hAnsi="Helvetica Neue" w:cs="Helvetica Neue"/>
+                <w:szCs w:val="24"/>
+                <w:lang w:eastAsia="zh-CN"/>
+                <w14:ligatures w14:val="standardContextual"/>
+              </w:rPr>
+            </w:pPr>
+            <w:r>
+              <w:rPr>
+                <w:rFonts w:ascii="Helvetica Neue" w:hAnsi="Helvetica Neue" w:cs="Helvetica Neue"/>
+                <w:szCs w:val="24"/>
+                <w:lang w:eastAsia="zh-CN"/>
+                <w14:ligatures w14:val="standardContextual"/>
+              </w:rPr>
+              <w:t>/Users/jingyi/Library/CloudStorage/Dropbox/UW/Document/moving/MovingSales/images/HightTable.jpeg</w:t>
+            </w:r>
+          </w:p>
+        </w:tc>
+        <w:tc>
+          <w:tcPr>
+            <w:tcW w:w="2160" w:type="dxa"/>
+            <w:tcBorders>
+              <w:top w:val="single" w:sz="8" w:space="0" w:color="9A9A9A"/>
+              <w:left w:val="single" w:sz="8" w:space="0" w:color="9A9A9A"/>
+              <w:bottom w:val="single" w:sz="8" w:space="0" w:color="9A9A9A"/>
+              <w:right w:val="single" w:sz="8" w:space="0" w:color="9A9A9A"/>
+            </w:tcBorders>
+            <w:tcMar>
+              <w:top w:w="100" w:type="nil"/>
+              <w:left w:w="20" w:type="nil"/>
+              <w:bottom w:w="20" w:type="nil"/>
+              <w:right w:w="100" w:type="nil"/>
+            </w:tcMar>
+          </w:tcPr>
+          <w:p>
+            <w:pPr>
+              <w:tabs>
+                <w:tab w:val="left" w:pos="560"/>
+                <w:tab w:val="left" w:pos="1120"/>
+                <w:tab w:val="left" w:pos="1680"/>
+                <w:tab w:val="left" w:pos="2240"/>
+                <w:tab w:val="left" w:pos="2800"/>
+                <w:tab w:val="left" w:pos="3360"/>
+                <w:tab w:val="left" w:pos="3920"/>
+                <w:tab w:val="left" w:pos="4480"/>
+                <w:tab w:val="left" w:pos="5040"/>
+                <w:tab w:val="left" w:pos="5600"/>
+                <w:tab w:val="left" w:pos="6160"/>
+                <w:tab w:val="left" w:pos="6720"/>
+              </w:tabs>
+              <w:autoSpaceDE w:val="0"/>
+              <w:autoSpaceDN w:val="0"/>
+              <w:adjustRightInd w:val="0"/>
+              <w:spacing w:after="0" w:line="240" w:lineRule="auto"/>
+              <w:rPr>
+                <w:rFonts w:ascii="Helvetica" w:eastAsia="PingFang SC" w:hAnsi="Helvetica" w:cs="Helvetica" w:hint="eastAsia"/>
+                <w:szCs w:val="24"/>
+                <w:lang w:eastAsia="zh-CN"/>
+                <w14:ligatures w14:val="standardContextual"/>
+              </w:rPr>
+            </w:pPr>
+            <w:r>
+              <w:rPr>
+                <w:rFonts w:ascii="Helvetica" w:eastAsia="PingFang SC" w:hAnsi="Helvetica" w:cs="Helvetica" w:hint="eastAsia"/>
+                <w:szCs w:val="24"/>
+                <w:lang w:eastAsia="zh-CN"/>
+                <w14:ligatures w14:val="standardContextual"/>
+              </w:rPr>
+              <w:t>可调节高度，但是不能电子调节，下面可放跑步机或者走步机</w:t>
+            </w:r>
+          </w:p>
+        </w:tc>
+        <w:tc>
+          <w:tcPr>
+            <w:tcW w:w="2160" w:type="dxa"/>
+            <w:tcBorders>
+              <w:top w:val="single" w:sz="8" w:space="0" w:color="9A9A9A"/>
+              <w:left w:val="single" w:sz="8" w:space="0" w:color="9A9A9A"/>
+              <w:bottom w:val="single" w:sz="8" w:space="0" w:color="9A9A9A"/>
+              <w:right w:val="single" w:sz="8" w:space="0" w:color="9A9A9A"/>
+            </w:tcBorders>
+            <w:tcMar>
+              <w:top w:w="100" w:type="nil"/>
+              <w:left w:w="20" w:type="nil"/>
+              <w:bottom w:w="20" w:type="nil"/>
+              <w:right w:w="100" w:type="nil"/>
+            </w:tcMar>
+          </w:tcPr>
+          <w:p>
+            <w:pPr>
+              <w:tabs>
+                <w:tab w:val="left" w:pos="560"/>
+                <w:tab w:val="left" w:pos="1120"/>
+                <w:tab w:val="left" w:pos="1680"/>
+                <w:tab w:val="left" w:pos="2240"/>
+                <w:tab w:val="left" w:pos="2800"/>
+                <w:tab w:val="left" w:pos="3360"/>
+                <w:tab w:val="left" w:pos="3920"/>
+                <w:tab w:val="left" w:pos="4480"/>
+                <w:tab w:val="left" w:pos="5040"/>
+                <w:tab w:val="left" w:pos="5600"/>
+                <w:tab w:val="left" w:pos="6160"/>
+                <w:tab w:val="left" w:pos="6720"/>
+              </w:tabs>
+              <w:autoSpaceDE w:val="0"/>
+              <w:autoSpaceDN w:val="0"/>
+              <w:adjustRightInd w:val="0"/>
+              <w:spacing w:after="0" w:line="240" w:lineRule="auto"/>
+              <w:rPr>
+                <w:rFonts w:ascii="AppleSystemUIFont" w:hAnsi="AppleSystemUIFont" w:cs="AppleSystemUIFont" w:hint="eastAsia"/>
+                <w:szCs w:val="24"/>
+                <w:lang w:eastAsia="zh-CN"/>
+                <w14:ligatures w14:val="standardContextual"/>
+              </w:rPr>
+            </w:pPr>
+            <w:r>
+              <w:rPr>
+                <w:rFonts w:ascii="AppleSystemUIFont" w:hAnsi="AppleSystemUIFont" w:cs="AppleSystemUIFont" w:hint="eastAsia"/>
+                <w:szCs w:val="24"/>
+                <w:lang w:eastAsia="zh-CN"/>
+                <w14:ligatures w14:val="standardContextual"/>
+              </w:rPr>
+              <w:t xml:space="preserve">$5 </w:t>
+            </w:r>
+            <w:r>
+              <w:rPr>
+                <w:rFonts w:ascii="AppleSystemUIFont" w:hAnsi="AppleSystemUIFont" w:cs="AppleSystemUIFont" w:hint="eastAsia"/>
+                <w:szCs w:val="24"/>
+                <w:lang w:eastAsia="zh-CN"/>
+                <w14:ligatures w14:val="standardContextual"/>
+              </w:rPr>
+              <w:t>（买东西免费送）</w:t>
+            </w:r>
+          </w:p>
+        </w:tc>
+        <w:tc>
+          <w:tcPr>
+            <w:tcW w:w="2160" w:type="dxa"/>
+            <w:tcBorders>
+              <w:top w:val="single" w:sz="8" w:space="0" w:color="9A9A9A"/>
+              <w:left w:val="single" w:sz="8" w:space="0" w:color="9A9A9A"/>
+              <w:bottom w:val="single" w:sz="8" w:space="0" w:color="9A9A9A"/>
+              <w:right w:val="single" w:sz="8" w:space="0" w:color="9A9A9A"/>
+            </w:tcBorders>
+          </w:tcPr>
+          <w:p>
+            <w:pPr>
+              <w:tabs>
+                <w:tab w:val="left" w:pos="560"/>
+                <w:tab w:val="left" w:pos="1120"/>
+                <w:tab w:val="left" w:pos="1680"/>
+                <w:tab w:val="left" w:pos="2240"/>
+                <w:tab w:val="left" w:pos="2800"/>
+                <w:tab w:val="left" w:pos="3360"/>
+                <w:tab w:val="left" w:pos="3920"/>
+                <w:tab w:val="left" w:pos="4480"/>
+                <w:tab w:val="left" w:pos="5040"/>
+                <w:tab w:val="left" w:pos="5600"/>
+                <w:tab w:val="left" w:pos="6160"/>
+                <w:tab w:val="left" w:pos="6720"/>
+              </w:tabs>
+              <w:autoSpaceDE w:val="0"/>
+              <w:autoSpaceDN w:val="0"/>
+              <w:adjustRightInd w:val="0"/>
+              <w:spacing w:after="0" w:line="240" w:lineRule="auto"/>
+              <w:rPr>
+                <w:rFonts w:ascii="Helvetica Neue" w:eastAsia="PingFang SC" w:hAnsi="Helvetica Neue" w:cs="Helvetica Neue"/>
+                <w:szCs w:val="24"/>
+                <w:lang w:eastAsia="zh-CN"/>
+                <w14:ligatures w14:val="standardContextual"/>
+              </w:rPr>
+            </w:pPr>
+          </w:p>
+        </w:tc>
+      </w:tr>
+      <w:tr>
+        <w:tc>
+          <w:tcPr>
+            <w:tcW w:w="2268" w:type="dxa"/>
+            <w:tcBorders>
+              <w:top w:val="single" w:sz="8" w:space="0" w:color="9A9A9A"/>
+              <w:left w:val="single" w:sz="8" w:space="0" w:color="9A9A9A"/>
+              <w:bottom w:val="single" w:sz="8" w:space="0" w:color="9A9A9A"/>
+              <w:right w:val="single" w:sz="8" w:space="0" w:color="9A9A9A"/>
+            </w:tcBorders>
+            <w:tcMar>
+              <w:top w:w="100" w:type="nil"/>
+              <w:left w:w="20" w:type="nil"/>
+              <w:bottom w:w="20" w:type="nil"/>
+              <w:right w:w="100" w:type="nil"/>
+            </w:tcMar>
+          </w:tcPr>
+          <w:p>
+            <w:pPr>
+              <w:autoSpaceDE w:val="0"/>
+              <w:autoSpaceDN w:val="0"/>
+              <w:adjustRightInd w:val="0"/>
+              <w:spacing w:after="0" w:line="240" w:lineRule="auto"/>
+              <w:rPr>
+                <w:rFonts w:ascii="Helvetica Neue" w:eastAsia="PingFang SC" w:hAnsi="Helvetica Neue" w:cs="Helvetica Neue" w:hint="eastAsia"/>
+                <w:szCs w:val="24"/>
+                <w:lang w:eastAsia="zh-CN"/>
+                <w14:ligatures w14:val="standardContextual"/>
+              </w:rPr>
+            </w:pPr>
+          </w:p>
+        </w:tc>
+        <w:tc>
+          <w:tcPr>
+            <w:tcW w:w="2160" w:type="dxa"/>
+            <w:tcBorders>
+              <w:top w:val="single" w:sz="8" w:space="0" w:color="9A9A9A"/>
+              <w:left w:val="single" w:sz="8" w:space="0" w:color="9A9A9A"/>
+              <w:bottom w:val="single" w:sz="8" w:space="0" w:color="9A9A9A"/>
+              <w:right w:val="single" w:sz="8" w:space="0" w:color="9A9A9A"/>
+            </w:tcBorders>
+            <w:tcMar>
+              <w:top w:w="100" w:type="nil"/>
+              <w:left w:w="20" w:type="nil"/>
+              <w:bottom w:w="20" w:type="nil"/>
+              <w:right w:w="100" w:type="nil"/>
+            </w:tcMar>
+          </w:tcPr>
+          <w:p>
+            <w:pPr>
+              <w:autoSpaceDE w:val="0"/>
+              <w:autoSpaceDN w:val="0"/>
+              <w:adjustRightInd w:val="0"/>
+              <w:spacing w:after="0" w:line="240" w:lineRule="auto"/>
+              <w:rPr>
+                <w:rFonts w:ascii="Helvetica Neue" w:hAnsi="Helvetica Neue" w:cs="Helvetica Neue"/>
+                <w:szCs w:val="24"/>
+                <w:lang w:eastAsia="zh-CN"/>
+                <w14:ligatures w14:val="standardContextual"/>
+              </w:rPr>
+            </w:pPr>
+          </w:p>
+        </w:tc>
+        <w:tc>
+          <w:tcPr>
+            <w:tcW w:w="2160" w:type="dxa"/>
+            <w:tcBorders>
+              <w:top w:val="single" w:sz="8" w:space="0" w:color="9A9A9A"/>
+              <w:left w:val="single" w:sz="8" w:space="0" w:color="9A9A9A"/>
+              <w:bottom w:val="single" w:sz="8" w:space="0" w:color="9A9A9A"/>
+              <w:right w:val="single" w:sz="8" w:space="0" w:color="9A9A9A"/>
+            </w:tcBorders>
+            <w:tcMar>
+              <w:top w:w="100" w:type="nil"/>
+              <w:left w:w="20" w:type="nil"/>
+              <w:bottom w:w="20" w:type="nil"/>
+              <w:right w:w="100" w:type="nil"/>
+            </w:tcMar>
+          </w:tcPr>
+          <w:p>
+            <w:pPr>
+              <w:tabs>
+                <w:tab w:val="left" w:pos="560"/>
+                <w:tab w:val="left" w:pos="1120"/>
+                <w:tab w:val="left" w:pos="1680"/>
+                <w:tab w:val="left" w:pos="2240"/>
+                <w:tab w:val="left" w:pos="2800"/>
+                <w:tab w:val="left" w:pos="3360"/>
+                <w:tab w:val="left" w:pos="3920"/>
+                <w:tab w:val="left" w:pos="4480"/>
+                <w:tab w:val="left" w:pos="5040"/>
+                <w:tab w:val="left" w:pos="5600"/>
+                <w:tab w:val="left" w:pos="6160"/>
+                <w:tab w:val="left" w:pos="6720"/>
+              </w:tabs>
+              <w:autoSpaceDE w:val="0"/>
+              <w:autoSpaceDN w:val="0"/>
+              <w:adjustRightInd w:val="0"/>
+              <w:spacing w:after="0" w:line="240" w:lineRule="auto"/>
+              <w:rPr>
+                <w:rFonts w:ascii="Helvetica" w:eastAsia="PingFang SC" w:hAnsi="Helvetica" w:cs="Helvetica" w:hint="eastAsia"/>
+                <w:szCs w:val="24"/>
+                <w:lang w:eastAsia="zh-CN"/>
+                <w14:ligatures w14:val="standardContextual"/>
+              </w:rPr>
+            </w:pPr>
+          </w:p>
+        </w:tc>
+        <w:tc>
+          <w:tcPr>
+            <w:tcW w:w="2160" w:type="dxa"/>
+            <w:tcBorders>
+              <w:top w:val="single" w:sz="8" w:space="0" w:color="9A9A9A"/>
+              <w:left w:val="single" w:sz="8" w:space="0" w:color="9A9A9A"/>
+              <w:bottom w:val="single" w:sz="8" w:space="0" w:color="9A9A9A"/>
+              <w:right w:val="single" w:sz="8" w:space="0" w:color="9A9A9A"/>
+            </w:tcBorders>
+            <w:tcMar>
+              <w:top w:w="100" w:type="nil"/>
+              <w:left w:w="20" w:type="nil"/>
+              <w:bottom w:w="20" w:type="nil"/>
+              <w:right w:w="100" w:type="nil"/>
+            </w:tcMar>
+          </w:tcPr>
+          <w:p>
+            <w:pPr>
+              <w:tabs>
+                <w:tab w:val="left" w:pos="560"/>
+                <w:tab w:val="left" w:pos="1120"/>
+                <w:tab w:val="left" w:pos="1680"/>
+                <w:tab w:val="left" w:pos="2240"/>
+                <w:tab w:val="left" w:pos="2800"/>
+                <w:tab w:val="left" w:pos="3360"/>
+                <w:tab w:val="left" w:pos="3920"/>
+                <w:tab w:val="left" w:pos="4480"/>
+                <w:tab w:val="left" w:pos="5040"/>
+                <w:tab w:val="left" w:pos="5600"/>
+                <w:tab w:val="left" w:pos="6160"/>
+                <w:tab w:val="left" w:pos="6720"/>
+              </w:tabs>
+              <w:autoSpaceDE w:val="0"/>
+              <w:autoSpaceDN w:val="0"/>
+              <w:adjustRightInd w:val="0"/>
+              <w:spacing w:after="0" w:line="240" w:lineRule="auto"/>
+              <w:rPr>
+                <w:rFonts w:ascii="AppleSystemUIFont" w:hAnsi="AppleSystemUIFont" w:cs="AppleSystemUIFont" w:hint="eastAsia"/>
+                <w:szCs w:val="24"/>
+                <w:lang w:eastAsia="zh-CN"/>
+                <w14:ligatures w14:val="standardContextual"/>
+              </w:rPr>
+            </w:pPr>
+          </w:p>
+        </w:tc>
+        <w:tc>
+          <w:tcPr>
+            <w:tcW w:w="2160" w:type="dxa"/>
+            <w:tcBorders>
+              <w:top w:val="single" w:sz="8" w:space="0" w:color="9A9A9A"/>
+              <w:left w:val="single" w:sz="8" w:space="0" w:color="9A9A9A"/>
+              <w:bottom w:val="single" w:sz="8" w:space="0" w:color="9A9A9A"/>
+              <w:right w:val="single" w:sz="8" w:space="0" w:color="9A9A9A"/>
+            </w:tcBorders>
+          </w:tcPr>
+          <w:p>
+            <w:pPr>
+              <w:tabs>
+                <w:tab w:val="left" w:pos="560"/>
+                <w:tab w:val="left" w:pos="1120"/>
+                <w:tab w:val="left" w:pos="1680"/>
+                <w:tab w:val="left" w:pos="2240"/>
+                <w:tab w:val="left" w:pos="2800"/>
+                <w:tab w:val="left" w:pos="3360"/>
+                <w:tab w:val="left" w:pos="3920"/>
+                <w:tab w:val="left" w:pos="4480"/>
+                <w:tab w:val="left" w:pos="5040"/>
+                <w:tab w:val="left" w:pos="5600"/>
+                <w:tab w:val="left" w:pos="6160"/>
+                <w:tab w:val="left" w:pos="6720"/>
+              </w:tabs>
+              <w:autoSpaceDE w:val="0"/>
+              <w:autoSpaceDN w:val="0"/>
+              <w:adjustRightInd w:val="0"/>
+              <w:spacing w:after="0" w:line="240" w:lineRule="auto"/>
+              <w:rPr>
+                <w:rFonts w:ascii="Helvetica Neue" w:eastAsia="PingFang SC" w:hAnsi="Helvetica Neue" w:cs="Helvetica Neue"/>
+                <w:szCs w:val="24"/>
+                <w:lang w:eastAsia="zh-CN"/>
+                <w14:ligatures w14:val="standardContextual"/>
+              </w:rPr>
+            </w:pPr>
+          </w:p>
+        </w:tc>
+      </w:tr>
+      <w:tr>
+        <w:tc>
+          <w:tcPr>
+            <w:tcW w:w="2268" w:type="dxa"/>
+            <w:tcBorders>
+              <w:top w:val="single" w:sz="8" w:space="0" w:color="9A9A9A"/>
+              <w:left w:val="single" w:sz="8" w:space="0" w:color="9A9A9A"/>
+              <w:bottom w:val="single" w:sz="8" w:space="0" w:color="9A9A9A"/>
+              <w:right w:val="single" w:sz="8" w:space="0" w:color="9A9A9A"/>
+            </w:tcBorders>
+            <w:tcMar>
+              <w:top w:w="100" w:type="nil"/>
+              <w:left w:w="20" w:type="nil"/>
+              <w:bottom w:w="20" w:type="nil"/>
+              <w:right w:w="100" w:type="nil"/>
+            </w:tcMar>
+          </w:tcPr>
+          <w:p>
+            <w:pPr>
+              <w:autoSpaceDE w:val="0"/>
+              <w:autoSpaceDN w:val="0"/>
+              <w:adjustRightInd w:val="0"/>
+              <w:spacing w:after="0" w:line="240" w:lineRule="auto"/>
+              <w:rPr>
+                <w:rFonts w:ascii="Helvetica Neue" w:eastAsia="PingFang SC" w:hAnsi="Helvetica Neue" w:cs="Helvetica Neue" w:hint="eastAsia"/>
+                <w:szCs w:val="24"/>
+                <w:lang w:eastAsia="zh-CN"/>
+                <w14:ligatures w14:val="standardContextual"/>
+              </w:rPr>
+            </w:pPr>
+          </w:p>
+        </w:tc>
+        <w:tc>
+          <w:tcPr>
+            <w:tcW w:w="2160" w:type="dxa"/>
+            <w:tcBorders>
+              <w:top w:val="single" w:sz="8" w:space="0" w:color="9A9A9A"/>
+              <w:left w:val="single" w:sz="8" w:space="0" w:color="9A9A9A"/>
+              <w:bottom w:val="single" w:sz="8" w:space="0" w:color="9A9A9A"/>
+              <w:right w:val="single" w:sz="8" w:space="0" w:color="9A9A9A"/>
+            </w:tcBorders>
+            <w:tcMar>
+              <w:top w:w="100" w:type="nil"/>
+              <w:left w:w="20" w:type="nil"/>
+              <w:bottom w:w="20" w:type="nil"/>
+              <w:right w:w="100" w:type="nil"/>
+            </w:tcMar>
+          </w:tcPr>
+          <w:p>
+            <w:pPr>
+              <w:autoSpaceDE w:val="0"/>
+              <w:autoSpaceDN w:val="0"/>
+              <w:adjustRightInd w:val="0"/>
+              <w:spacing w:after="0" w:line="240" w:lineRule="auto"/>
+              <w:rPr>
+                <w:rFonts w:ascii="Helvetica Neue" w:hAnsi="Helvetica Neue" w:cs="Helvetica Neue"/>
+                <w:szCs w:val="24"/>
+                <w:lang w:eastAsia="zh-CN"/>
+                <w14:ligatures w14:val="standardContextual"/>
+              </w:rPr>
+            </w:pPr>
+          </w:p>
+        </w:tc>
+        <w:tc>
+          <w:tcPr>
+            <w:tcW w:w="2160" w:type="dxa"/>
+            <w:tcBorders>
+              <w:top w:val="single" w:sz="8" w:space="0" w:color="9A9A9A"/>
+              <w:left w:val="single" w:sz="8" w:space="0" w:color="9A9A9A"/>
+              <w:bottom w:val="single" w:sz="8" w:space="0" w:color="9A9A9A"/>
+              <w:right w:val="single" w:sz="8" w:space="0" w:color="9A9A9A"/>
+            </w:tcBorders>
+            <w:tcMar>
+              <w:top w:w="100" w:type="nil"/>
+              <w:left w:w="20" w:type="nil"/>
+              <w:bottom w:w="20" w:type="nil"/>
+              <w:right w:w="100" w:type="nil"/>
+            </w:tcMar>
+          </w:tcPr>
+          <w:p>
+            <w:pPr>
+              <w:tabs>
+                <w:tab w:val="left" w:pos="560"/>
+                <w:tab w:val="left" w:pos="1120"/>
+                <w:tab w:val="left" w:pos="1680"/>
+                <w:tab w:val="left" w:pos="2240"/>
+                <w:tab w:val="left" w:pos="2800"/>
+                <w:tab w:val="left" w:pos="3360"/>
+                <w:tab w:val="left" w:pos="3920"/>
+                <w:tab w:val="left" w:pos="4480"/>
+                <w:tab w:val="left" w:pos="5040"/>
+                <w:tab w:val="left" w:pos="5600"/>
+                <w:tab w:val="left" w:pos="6160"/>
+                <w:tab w:val="left" w:pos="6720"/>
+              </w:tabs>
+              <w:autoSpaceDE w:val="0"/>
+              <w:autoSpaceDN w:val="0"/>
+              <w:adjustRightInd w:val="0"/>
+              <w:spacing w:after="0" w:line="240" w:lineRule="auto"/>
+              <w:rPr>
+                <w:rFonts w:ascii="Helvetica" w:eastAsia="PingFang SC" w:hAnsi="Helvetica" w:cs="Helvetica" w:hint="eastAsia"/>
+                <w:szCs w:val="24"/>
+                <w:lang w:eastAsia="zh-CN"/>
+                <w14:ligatures w14:val="standardContextual"/>
+              </w:rPr>
+            </w:pPr>
+          </w:p>
+        </w:tc>
+        <w:tc>
+          <w:tcPr>
+            <w:tcW w:w="2160" w:type="dxa"/>
+            <w:tcBorders>
+              <w:top w:val="single" w:sz="8" w:space="0" w:color="9A9A9A"/>
+              <w:left w:val="single" w:sz="8" w:space="0" w:color="9A9A9A"/>
+              <w:bottom w:val="single" w:sz="8" w:space="0" w:color="9A9A9A"/>
+              <w:right w:val="single" w:sz="8" w:space="0" w:color="9A9A9A"/>
+            </w:tcBorders>
+            <w:tcMar>
+              <w:top w:w="100" w:type="nil"/>
+              <w:left w:w="20" w:type="nil"/>
+              <w:bottom w:w="20" w:type="nil"/>
+              <w:right w:w="100" w:type="nil"/>
+            </w:tcMar>
+          </w:tcPr>
+          <w:p>
+            <w:pPr>
+              <w:tabs>
+                <w:tab w:val="left" w:pos="560"/>
+                <w:tab w:val="left" w:pos="1120"/>
+                <w:tab w:val="left" w:pos="1680"/>
+                <w:tab w:val="left" w:pos="2240"/>
+                <w:tab w:val="left" w:pos="2800"/>
+                <w:tab w:val="left" w:pos="3360"/>
+                <w:tab w:val="left" w:pos="3920"/>
+                <w:tab w:val="left" w:pos="4480"/>
+                <w:tab w:val="left" w:pos="5040"/>
+                <w:tab w:val="left" w:pos="5600"/>
+                <w:tab w:val="left" w:pos="6160"/>
+                <w:tab w:val="left" w:pos="6720"/>
+              </w:tabs>
+              <w:autoSpaceDE w:val="0"/>
+              <w:autoSpaceDN w:val="0"/>
+              <w:adjustRightInd w:val="0"/>
+              <w:spacing w:after="0" w:line="240" w:lineRule="auto"/>
+              <w:rPr>
+                <w:rFonts w:ascii="AppleSystemUIFont" w:hAnsi="AppleSystemUIFont" w:cs="AppleSystemUIFont" w:hint="eastAsia"/>
+                <w:szCs w:val="24"/>
+                <w:lang w:eastAsia="zh-CN"/>
+                <w14:ligatures w14:val="standardContextual"/>
+              </w:rPr>
+            </w:pPr>
           </w:p>
         </w:tc>
         <w:tc>
